--- a/TS-Kramam/TS-6.5/TS 6.5 Malayalam Krama Paatam Corrections.docx
+++ b/TS-Kramam/TS-6.5/TS 6.5 Malayalam Krama Paatam Corrections.docx
@@ -1,6 +1,6 @@
 
 <file path=word/document.xml><?xml version="1.0" encoding="utf-8"?>
-<w:document xmlns:wpc="http://schemas.microsoft.com/office/word/2010/wordprocessingCanvas" xmlns:cx="http://schemas.microsoft.com/office/drawing/2014/chartex" xmlns:cx1="http://schemas.microsoft.com/office/drawing/2015/9/8/chartex" xmlns:mc="http://schemas.openxmlformats.org/markup-compatibility/2006" xmlns:o="urn:schemas-microsoft-com:office:office" xmlns:r="http://schemas.openxmlformats.org/officeDocument/2006/relationships" xmlns:m="http://schemas.openxmlformats.org/officeDocument/2006/math" xmlns:v="urn:schemas-microsoft-com:vml" xmlns:wp14="http://schemas.microsoft.com/office/word/2010/wordprocessingDrawing" xmlns:wp="http://schemas.openxmlformats.org/drawingml/2006/wordprocessingDrawing" xmlns:w10="urn:schemas-microsoft-com:office:word" xmlns:w="http://schemas.openxmlformats.org/wordprocessingml/2006/main" xmlns:w14="http://schemas.microsoft.com/office/word/2010/wordml" xmlns:w15="http://schemas.microsoft.com/office/word/2012/wordml" xmlns:w16se="http://schemas.microsoft.com/office/word/2015/wordml/symex" xmlns:wpg="http://schemas.microsoft.com/office/word/2010/wordprocessingGroup" xmlns:wpi="http://schemas.microsoft.com/office/word/2010/wordprocessingInk" xmlns:wne="http://schemas.microsoft.com/office/word/2006/wordml" xmlns:wps="http://schemas.microsoft.com/office/word/2010/wordprocessingShape" mc:Ignorable="w14 w15 w16se wp14">
+<w:document xmlns:wpc="http://schemas.microsoft.com/office/word/2010/wordprocessingCanvas" xmlns:cx="http://schemas.microsoft.com/office/drawing/2014/chartex" xmlns:cx1="http://schemas.microsoft.com/office/drawing/2015/9/8/chartex" xmlns:cx2="http://schemas.microsoft.com/office/drawing/2015/10/21/chartex" xmlns:cx3="http://schemas.microsoft.com/office/drawing/2016/5/9/chartex" xmlns:cx4="http://schemas.microsoft.com/office/drawing/2016/5/10/chartex" xmlns:cx5="http://schemas.microsoft.com/office/drawing/2016/5/11/chartex" xmlns:cx6="http://schemas.microsoft.com/office/drawing/2016/5/12/chartex" xmlns:cx7="http://schemas.microsoft.com/office/drawing/2016/5/13/chartex" xmlns:cx8="http://schemas.microsoft.com/office/drawing/2016/5/14/chartex" xmlns:mc="http://schemas.openxmlformats.org/markup-compatibility/2006" xmlns:aink="http://schemas.microsoft.com/office/drawing/2016/ink" xmlns:am3d="http://schemas.microsoft.com/office/drawing/2017/model3d" xmlns:o="urn:schemas-microsoft-com:office:office" xmlns:oel="http://schemas.microsoft.com/office/2019/extlst" xmlns:r="http://schemas.openxmlformats.org/officeDocument/2006/relationships" xmlns:m="http://schemas.openxmlformats.org/officeDocument/2006/math" xmlns:v="urn:schemas-microsoft-com:vml" xmlns:wp14="http://schemas.microsoft.com/office/word/2010/wordprocessingDrawing" xmlns:wp="http://schemas.openxmlformats.org/drawingml/2006/wordprocessingDrawing" xmlns:w10="urn:schemas-microsoft-com:office:word" xmlns:w="http://schemas.openxmlformats.org/wordprocessingml/2006/main" xmlns:w14="http://schemas.microsoft.com/office/word/2010/wordml" xmlns:w15="http://schemas.microsoft.com/office/word/2012/wordml" xmlns:w16cex="http://schemas.microsoft.com/office/word/2018/wordml/cex" xmlns:w16cid="http://schemas.microsoft.com/office/word/2016/wordml/cid" xmlns:w16="http://schemas.microsoft.com/office/word/2018/wordml" xmlns:w16du="http://schemas.microsoft.com/office/word/2023/wordml/word16du" xmlns:w16sdtdh="http://schemas.microsoft.com/office/word/2020/wordml/sdtdatahash" xmlns:w16sdtfl="http://schemas.microsoft.com/office/word/2024/wordml/sdtformatlock" xmlns:w16se="http://schemas.microsoft.com/office/word/2015/wordml/symex" xmlns:wpg="http://schemas.microsoft.com/office/word/2010/wordprocessingGroup" xmlns:wpi="http://schemas.microsoft.com/office/word/2010/wordprocessingInk" xmlns:wne="http://schemas.microsoft.com/office/word/2006/wordml" xmlns:wps="http://schemas.microsoft.com/office/word/2010/wordprocessingShape" mc:Ignorable="w14 w15 w16se w16cid w16 w16cex w16sdtdh w16sdtfl w16du wp14">
   <w:body>
     <w:p>
       <w:pPr>
@@ -23,7 +23,6 @@
         </w:rPr>
         <w:t xml:space="preserve">TS </w:t>
       </w:r>
-      <w:proofErr w:type="spellStart"/>
       <w:r>
         <w:rPr>
           <w:b/>
@@ -34,7 +33,36 @@
         </w:rPr>
         <w:t>Krama</w:t>
       </w:r>
-      <w:proofErr w:type="spellEnd"/>
+      <w:r>
+        <w:rPr>
+          <w:b/>
+          <w:bCs/>
+          <w:sz w:val="32"/>
+          <w:szCs w:val="32"/>
+          <w:u w:val="single"/>
+        </w:rPr>
+        <w:t xml:space="preserve"> Paatam – TS </w:t>
+      </w:r>
+      <w:r>
+        <w:rPr>
+          <w:b/>
+          <w:bCs/>
+          <w:sz w:val="32"/>
+          <w:szCs w:val="32"/>
+          <w:u w:val="single"/>
+        </w:rPr>
+        <w:t>6.5 Sanskrit</w:t>
+      </w:r>
+      <w:r>
+        <w:rPr>
+          <w:b/>
+          <w:bCs/>
+          <w:sz w:val="32"/>
+          <w:szCs w:val="32"/>
+          <w:u w:val="single"/>
+        </w:rPr>
+        <w:t xml:space="preserve"> Corrections –</w:t>
+      </w:r>
       <w:r>
         <w:rPr>
           <w:b/>
@@ -45,7 +73,6 @@
         </w:rPr>
         <w:t xml:space="preserve"> </w:t>
       </w:r>
-      <w:proofErr w:type="spellStart"/>
       <w:r>
         <w:rPr>
           <w:b/>
@@ -54,9 +81,589 @@
           <w:szCs w:val="32"/>
           <w:u w:val="single"/>
         </w:rPr>
-        <w:t>Paatam</w:t>
+        <w:t xml:space="preserve">Observed till </w:t>
       </w:r>
-      <w:proofErr w:type="spellEnd"/>
+      <w:r>
+        <w:rPr>
+          <w:b/>
+          <w:bCs/>
+          <w:color w:val="EE0000"/>
+          <w:sz w:val="32"/>
+          <w:szCs w:val="32"/>
+          <w:highlight w:val="yellow"/>
+          <w:u w:val="single"/>
+        </w:rPr>
+        <w:t>xxxxxxxxx</w:t>
+      </w:r>
+    </w:p>
+    <w:p>
+      <w:pPr>
+        <w:jc w:val="center"/>
+        <w:rPr>
+          <w:b/>
+          <w:bCs/>
+        </w:rPr>
+      </w:pPr>
+      <w:r>
+        <w:rPr>
+          <w:b/>
+          <w:bCs/>
+        </w:rPr>
+        <w:t>(ignore those which are already incorporated in your book’s version and date)</w:t>
+      </w:r>
+    </w:p>
+    <w:tbl>
+      <w:tblPr>
+        <w:tblW w:w="13835" w:type="dxa"/>
+        <w:tblInd w:w="-792" w:type="dxa"/>
+        <w:tblBorders>
+          <w:top w:val="single" w:sz="4" w:space="0" w:color="000000"/>
+          <w:left w:val="single" w:sz="4" w:space="0" w:color="000000"/>
+          <w:bottom w:val="single" w:sz="4" w:space="0" w:color="000000"/>
+          <w:right w:val="single" w:sz="4" w:space="0" w:color="000000"/>
+          <w:insideH w:val="single" w:sz="4" w:space="0" w:color="000000"/>
+          <w:insideV w:val="single" w:sz="4" w:space="0" w:color="000000"/>
+        </w:tblBorders>
+        <w:tblLook w:val="04A0" w:firstRow="1" w:lastRow="0" w:firstColumn="1" w:lastColumn="0" w:noHBand="0" w:noVBand="1"/>
+      </w:tblPr>
+      <w:tblGrid>
+        <w:gridCol w:w="3877"/>
+        <w:gridCol w:w="4738"/>
+        <w:gridCol w:w="5220"/>
+      </w:tblGrid>
+      <w:tr>
+        <w:tc>
+          <w:tcPr>
+            <w:tcW w:w="3877" w:type="dxa"/>
+          </w:tcPr>
+          <w:p>
+            <w:pPr>
+              <w:spacing w:before="0" w:line="240" w:lineRule="auto"/>
+              <w:jc w:val="center"/>
+              <w:rPr>
+                <w:b/>
+                <w:bCs/>
+                <w:sz w:val="32"/>
+                <w:szCs w:val="32"/>
+              </w:rPr>
+            </w:pPr>
+            <w:r>
+              <w:rPr>
+                <w:b/>
+                <w:bCs/>
+                <w:sz w:val="32"/>
+                <w:szCs w:val="32"/>
+              </w:rPr>
+              <w:t>Section, Paragraph</w:t>
+            </w:r>
+          </w:p>
+          <w:p>
+            <w:pPr>
+              <w:spacing w:before="0" w:line="240" w:lineRule="auto"/>
+              <w:jc w:val="center"/>
+              <w:rPr>
+                <w:b/>
+                <w:bCs/>
+                <w:sz w:val="32"/>
+                <w:szCs w:val="32"/>
+              </w:rPr>
+            </w:pPr>
+            <w:r>
+              <w:rPr>
+                <w:b/>
+                <w:bCs/>
+                <w:sz w:val="32"/>
+                <w:szCs w:val="32"/>
+              </w:rPr>
+              <w:t>Reference</w:t>
+            </w:r>
+          </w:p>
+        </w:tc>
+        <w:tc>
+          <w:tcPr>
+            <w:tcW w:w="4738" w:type="dxa"/>
+          </w:tcPr>
+          <w:p>
+            <w:pPr>
+              <w:spacing w:before="0" w:line="240" w:lineRule="auto"/>
+              <w:jc w:val="center"/>
+              <w:rPr>
+                <w:b/>
+                <w:bCs/>
+                <w:sz w:val="32"/>
+                <w:szCs w:val="32"/>
+              </w:rPr>
+            </w:pPr>
+            <w:r>
+              <w:rPr>
+                <w:b/>
+                <w:bCs/>
+                <w:sz w:val="32"/>
+                <w:szCs w:val="32"/>
+              </w:rPr>
+              <w:t>As Printed</w:t>
+            </w:r>
+          </w:p>
+        </w:tc>
+        <w:tc>
+          <w:tcPr>
+            <w:tcW w:w="5220" w:type="dxa"/>
+          </w:tcPr>
+          <w:p>
+            <w:pPr>
+              <w:spacing w:before="0" w:line="240" w:lineRule="auto"/>
+              <w:ind w:right="-18"/>
+              <w:jc w:val="center"/>
+              <w:rPr>
+                <w:b/>
+                <w:bCs/>
+                <w:sz w:val="32"/>
+                <w:szCs w:val="32"/>
+              </w:rPr>
+            </w:pPr>
+            <w:r>
+              <w:rPr>
+                <w:b/>
+                <w:bCs/>
+                <w:sz w:val="32"/>
+                <w:szCs w:val="32"/>
+              </w:rPr>
+              <w:t>To be read as or corrected as</w:t>
+            </w:r>
+          </w:p>
+        </w:tc>
+      </w:tr>
+      <w:tr>
+        <w:trPr>
+          <w:trHeight w:val="1389"/>
+        </w:trPr>
+        <w:tc>
+          <w:tcPr>
+            <w:tcW w:w="3877" w:type="dxa"/>
+          </w:tcPr>
+          <w:p>
+            <w:pPr>
+              <w:widowControl w:val="0"/>
+              <w:tabs>
+                <w:tab w:val="left" w:pos="993"/>
+              </w:tabs>
+              <w:autoSpaceDE w:val="0"/>
+              <w:autoSpaceDN w:val="0"/>
+              <w:adjustRightInd w:val="0"/>
+              <w:spacing w:before="0" w:line="252" w:lineRule="auto"/>
+              <w:ind w:right="297"/>
+              <w:rPr>
+                <w:rFonts w:cs="Arial"/>
+                <w:b/>
+                <w:sz w:val="28"/>
+                <w:szCs w:val="28"/>
+              </w:rPr>
+            </w:pPr>
+            <w:r>
+              <w:rPr>
+                <w:rFonts w:cs="Arial"/>
+                <w:b/>
+                <w:sz w:val="28"/>
+                <w:szCs w:val="28"/>
+              </w:rPr>
+              <w:t>T.S.6.5.2.2 – Kramam</w:t>
+            </w:r>
+          </w:p>
+          <w:p>
+            <w:pPr>
+              <w:widowControl w:val="0"/>
+              <w:tabs>
+                <w:tab w:val="left" w:pos="993"/>
+              </w:tabs>
+              <w:autoSpaceDE w:val="0"/>
+              <w:autoSpaceDN w:val="0"/>
+              <w:adjustRightInd w:val="0"/>
+              <w:spacing w:before="0" w:line="252" w:lineRule="auto"/>
+              <w:ind w:right="297"/>
+              <w:rPr>
+                <w:rFonts w:cs="Arial"/>
+                <w:b/>
+                <w:sz w:val="28"/>
+                <w:szCs w:val="28"/>
+              </w:rPr>
+            </w:pPr>
+            <w:r>
+              <w:rPr>
+                <w:rFonts w:cs="Arial"/>
+                <w:b/>
+                <w:sz w:val="28"/>
+                <w:szCs w:val="28"/>
+              </w:rPr>
+              <w:t xml:space="preserve">Krama Vaakyam No.– </w:t>
+            </w:r>
+            <w:r>
+              <w:rPr>
+                <w:rFonts w:cs="Arial"/>
+                <w:b/>
+                <w:sz w:val="28"/>
+                <w:szCs w:val="28"/>
+              </w:rPr>
+              <w:t>38</w:t>
+            </w:r>
+          </w:p>
+          <w:p>
+            <w:pPr>
+              <w:widowControl w:val="0"/>
+              <w:tabs>
+                <w:tab w:val="left" w:pos="993"/>
+              </w:tabs>
+              <w:autoSpaceDE w:val="0"/>
+              <w:autoSpaceDN w:val="0"/>
+              <w:adjustRightInd w:val="0"/>
+              <w:spacing w:before="0" w:line="252" w:lineRule="auto"/>
+              <w:ind w:right="297"/>
+              <w:rPr>
+                <w:rFonts w:cs="Arial"/>
+                <w:b/>
+                <w:sz w:val="28"/>
+                <w:szCs w:val="32"/>
+              </w:rPr>
+            </w:pPr>
+            <w:r>
+              <w:rPr>
+                <w:rFonts w:cs="Arial"/>
+                <w:b/>
+                <w:sz w:val="28"/>
+                <w:szCs w:val="28"/>
+              </w:rPr>
+              <w:t>Panchaati No. - 7</w:t>
+            </w:r>
+          </w:p>
+        </w:tc>
+        <w:tc>
+          <w:tcPr>
+            <w:tcW w:w="4738" w:type="dxa"/>
+          </w:tcPr>
+          <w:p>
+            <w:pPr>
+              <w:widowControl w:val="0"/>
+              <w:autoSpaceDE w:val="0"/>
+              <w:autoSpaceDN w:val="0"/>
+              <w:adjustRightInd w:val="0"/>
+              <w:spacing w:before="0" w:line="240" w:lineRule="auto"/>
+              <w:rPr>
+                <w:rFonts w:ascii="BRH Malayalam Extra" w:eastAsia="Times New Roman" w:hAnsi="BRH Malayalam Extra" w:cs="BRH Malayalam Extra"/>
+                <w:sz w:val="40"/>
+                <w:szCs w:val="40"/>
+                <w:lang w:val="en-IN" w:eastAsia="en-IN" w:bidi="ml-IN"/>
+              </w:rPr>
+            </w:pPr>
+            <w:r>
+              <w:rPr>
+                <w:rFonts w:ascii="BRH Malayalam Extra" w:eastAsia="Times New Roman" w:hAnsi="BRH Malayalam Extra" w:cs="BRH Malayalam Extra"/>
+                <w:sz w:val="40"/>
+                <w:szCs w:val="40"/>
+                <w:lang w:val="en-IN" w:eastAsia="en-IN" w:bidi="ml-IN"/>
+              </w:rPr>
+              <w:t>öc¡</w:t>
+            </w:r>
+            <w:r>
+              <w:rPr>
+                <w:rFonts w:ascii="BRH Malayalam Extra" w:eastAsia="Times New Roman" w:hAnsi="BRH Malayalam Extra" w:cs="BRH Malayalam Extra"/>
+                <w:b/>
+                <w:sz w:val="32"/>
+                <w:szCs w:val="40"/>
+                <w:lang w:val="en-IN" w:eastAsia="en-IN" w:bidi="ml-IN"/>
+              </w:rPr>
+              <w:t>–</w:t>
+            </w:r>
+            <w:r>
+              <w:rPr>
+                <w:rFonts w:ascii="BRH Malayalam Extra" w:eastAsia="Times New Roman" w:hAnsi="BRH Malayalam Extra" w:cs="BRH Malayalam Extra"/>
+                <w:sz w:val="40"/>
+                <w:szCs w:val="40"/>
+                <w:lang w:val="en-IN" w:eastAsia="en-IN" w:bidi="ml-IN"/>
+              </w:rPr>
+              <w:t>psõ— öc¡p</w:t>
+            </w:r>
+            <w:r>
+              <w:rPr>
+                <w:rFonts w:ascii="BRH Malayalam Extra" w:eastAsia="Times New Roman" w:hAnsi="BRH Malayalam Extra" w:cs="BRH Malayalam Extra"/>
+                <w:b/>
+                <w:sz w:val="32"/>
+                <w:szCs w:val="40"/>
+                <w:lang w:val="en-IN" w:eastAsia="en-IN" w:bidi="ml-IN"/>
+              </w:rPr>
+              <w:t>–</w:t>
+            </w:r>
+            <w:r>
+              <w:rPr>
+                <w:rFonts w:ascii="BRH Malayalam Extra" w:eastAsia="Times New Roman" w:hAnsi="BRH Malayalam Extra" w:cs="BRH Malayalam Extra"/>
+                <w:sz w:val="40"/>
+                <w:szCs w:val="40"/>
+                <w:lang w:val="en-IN" w:eastAsia="en-IN" w:bidi="ml-IN"/>
+              </w:rPr>
+              <w:t xml:space="preserve">ZûI | </w:t>
+            </w:r>
+          </w:p>
+          <w:p>
+            <w:pPr>
+              <w:widowControl w:val="0"/>
+              <w:autoSpaceDE w:val="0"/>
+              <w:autoSpaceDN w:val="0"/>
+              <w:adjustRightInd w:val="0"/>
+              <w:spacing w:before="0" w:line="240" w:lineRule="auto"/>
+              <w:rPr>
+                <w:rFonts w:ascii="BRH Malayalam Extra" w:eastAsia="Times New Roman" w:hAnsi="BRH Malayalam Extra" w:cs="BRH Malayalam Extra"/>
+                <w:color w:val="000000"/>
+                <w:sz w:val="40"/>
+                <w:szCs w:val="40"/>
+                <w:lang w:val="en-IN" w:eastAsia="en-IN" w:bidi="ml-IN"/>
+              </w:rPr>
+            </w:pPr>
+            <w:r>
+              <w:rPr>
+                <w:rFonts w:ascii="BRH Malayalam Extra" w:eastAsia="Times New Roman" w:hAnsi="BRH Malayalam Extra" w:cs="BRH Malayalam Extra"/>
+                <w:sz w:val="40"/>
+                <w:szCs w:val="40"/>
+                <w:highlight w:val="yellow"/>
+                <w:lang w:val="en-IN" w:eastAsia="en-IN" w:bidi="ml-IN"/>
+              </w:rPr>
+              <w:t>c</w:t>
+            </w:r>
+            <w:r>
+              <w:rPr>
+                <w:rFonts w:ascii="BRH Malayalam Extra" w:eastAsia="Times New Roman" w:hAnsi="BRH Malayalam Extra" w:cs="BRH Malayalam Extra"/>
+                <w:sz w:val="40"/>
+                <w:szCs w:val="40"/>
+                <w:lang w:val="en-IN" w:eastAsia="en-IN" w:bidi="ml-IN"/>
+              </w:rPr>
+              <w:t>¡</w:t>
+            </w:r>
+            <w:r>
+              <w:rPr>
+                <w:rFonts w:ascii="BRH Malayalam Extra" w:eastAsia="Times New Roman" w:hAnsi="BRH Malayalam Extra" w:cs="BRH Malayalam Extra"/>
+                <w:b/>
+                <w:sz w:val="32"/>
+                <w:szCs w:val="40"/>
+                <w:lang w:val="en-IN" w:eastAsia="en-IN" w:bidi="ml-IN"/>
+              </w:rPr>
+              <w:t>–</w:t>
+            </w:r>
+            <w:r>
+              <w:rPr>
+                <w:rFonts w:ascii="BRH Malayalam Extra" w:eastAsia="Times New Roman" w:hAnsi="BRH Malayalam Extra" w:cs="BRH Malayalam Extra"/>
+                <w:sz w:val="40"/>
+                <w:szCs w:val="40"/>
+                <w:lang w:val="en-IN" w:eastAsia="en-IN" w:bidi="ml-IN"/>
+              </w:rPr>
+              <w:t>p</w:t>
+            </w:r>
+            <w:r>
+              <w:rPr>
+                <w:rFonts w:ascii="BRH Malayalam Extra" w:eastAsia="Times New Roman" w:hAnsi="BRH Malayalam Extra" w:cs="BRH Malayalam Extra"/>
+                <w:b/>
+                <w:sz w:val="32"/>
+                <w:szCs w:val="40"/>
+                <w:lang w:val="en-IN" w:eastAsia="en-IN" w:bidi="ml-IN"/>
+              </w:rPr>
+              <w:t>–</w:t>
+            </w:r>
+            <w:r>
+              <w:rPr>
+                <w:rFonts w:ascii="BRH Malayalam Extra" w:eastAsia="Times New Roman" w:hAnsi="BRH Malayalam Extra" w:cs="BRH Malayalam Extra"/>
+                <w:sz w:val="40"/>
+                <w:szCs w:val="40"/>
+                <w:lang w:val="en-IN" w:eastAsia="en-IN" w:bidi="ml-IN"/>
+              </w:rPr>
+              <w:t xml:space="preserve">ZûI </w:t>
+            </w:r>
+            <w:r>
+              <w:rPr>
+                <w:rFonts w:ascii="BRH Devanagari Extra" w:eastAsia="Times New Roman" w:hAnsi="BRH Devanagari Extra" w:cs="BRH Malayalam Extra"/>
+                <w:sz w:val="32"/>
+                <w:szCs w:val="40"/>
+                <w:lang w:val="en-IN" w:eastAsia="en-IN" w:bidi="ml-IN"/>
+              </w:rPr>
+              <w:t>Æ</w:t>
+            </w:r>
+            <w:r>
+              <w:rPr>
+                <w:rFonts w:ascii="BRH Malayalam Extra" w:eastAsia="Times New Roman" w:hAnsi="BRH Malayalam Extra" w:cs="BRH Malayalam Extra"/>
+                <w:sz w:val="40"/>
+                <w:szCs w:val="40"/>
+                <w:lang w:val="en-IN" w:eastAsia="en-IN" w:bidi="ml-IN"/>
+              </w:rPr>
+              <w:t>jZ§ |</w:t>
+            </w:r>
+          </w:p>
+        </w:tc>
+        <w:tc>
+          <w:tcPr>
+            <w:tcW w:w="5220" w:type="dxa"/>
+          </w:tcPr>
+          <w:p>
+            <w:pPr>
+              <w:widowControl w:val="0"/>
+              <w:autoSpaceDE w:val="0"/>
+              <w:autoSpaceDN w:val="0"/>
+              <w:adjustRightInd w:val="0"/>
+              <w:spacing w:before="0" w:line="240" w:lineRule="auto"/>
+              <w:rPr>
+                <w:rFonts w:ascii="BRH Malayalam Extra" w:eastAsia="Times New Roman" w:hAnsi="BRH Malayalam Extra" w:cs="BRH Malayalam Extra"/>
+                <w:sz w:val="40"/>
+                <w:szCs w:val="40"/>
+                <w:lang w:val="en-IN" w:eastAsia="en-IN" w:bidi="ml-IN"/>
+              </w:rPr>
+            </w:pPr>
+            <w:r>
+              <w:rPr>
+                <w:rFonts w:ascii="BRH Malayalam Extra" w:eastAsia="Times New Roman" w:hAnsi="BRH Malayalam Extra" w:cs="BRH Malayalam Extra"/>
+                <w:sz w:val="40"/>
+                <w:szCs w:val="40"/>
+                <w:lang w:val="en-IN" w:eastAsia="en-IN" w:bidi="ml-IN"/>
+              </w:rPr>
+              <w:t>öc¡</w:t>
+            </w:r>
+            <w:r>
+              <w:rPr>
+                <w:rFonts w:ascii="BRH Malayalam Extra" w:eastAsia="Times New Roman" w:hAnsi="BRH Malayalam Extra" w:cs="BRH Malayalam Extra"/>
+                <w:b/>
+                <w:sz w:val="32"/>
+                <w:szCs w:val="40"/>
+                <w:lang w:val="en-IN" w:eastAsia="en-IN" w:bidi="ml-IN"/>
+              </w:rPr>
+              <w:t>–</w:t>
+            </w:r>
+            <w:r>
+              <w:rPr>
+                <w:rFonts w:ascii="BRH Malayalam Extra" w:eastAsia="Times New Roman" w:hAnsi="BRH Malayalam Extra" w:cs="BRH Malayalam Extra"/>
+                <w:sz w:val="40"/>
+                <w:szCs w:val="40"/>
+                <w:lang w:val="en-IN" w:eastAsia="en-IN" w:bidi="ml-IN"/>
+              </w:rPr>
+              <w:t>psõ— öc¡p</w:t>
+            </w:r>
+            <w:r>
+              <w:rPr>
+                <w:rFonts w:ascii="BRH Malayalam Extra" w:eastAsia="Times New Roman" w:hAnsi="BRH Malayalam Extra" w:cs="BRH Malayalam Extra"/>
+                <w:b/>
+                <w:sz w:val="32"/>
+                <w:szCs w:val="40"/>
+                <w:lang w:val="en-IN" w:eastAsia="en-IN" w:bidi="ml-IN"/>
+              </w:rPr>
+              <w:t>–</w:t>
+            </w:r>
+            <w:r>
+              <w:rPr>
+                <w:rFonts w:ascii="BRH Malayalam Extra" w:eastAsia="Times New Roman" w:hAnsi="BRH Malayalam Extra" w:cs="BRH Malayalam Extra"/>
+                <w:sz w:val="40"/>
+                <w:szCs w:val="40"/>
+                <w:lang w:val="en-IN" w:eastAsia="en-IN" w:bidi="ml-IN"/>
+              </w:rPr>
+              <w:t xml:space="preserve">ZûI | </w:t>
+            </w:r>
+          </w:p>
+          <w:p>
+            <w:pPr>
+              <w:widowControl w:val="0"/>
+              <w:autoSpaceDE w:val="0"/>
+              <w:autoSpaceDN w:val="0"/>
+              <w:adjustRightInd w:val="0"/>
+              <w:spacing w:before="0" w:line="240" w:lineRule="auto"/>
+              <w:rPr>
+                <w:rFonts w:ascii="BRH Malayalam Extra" w:eastAsia="Times New Roman" w:hAnsi="BRH Malayalam Extra" w:cs="BRH Malayalam Extra"/>
+                <w:color w:val="000000"/>
+                <w:sz w:val="40"/>
+                <w:szCs w:val="40"/>
+                <w:lang w:val="en-IN" w:eastAsia="en-IN" w:bidi="ml-IN"/>
+              </w:rPr>
+            </w:pPr>
+            <w:r>
+              <w:rPr>
+                <w:rFonts w:ascii="BRH Malayalam Extra" w:eastAsia="Times New Roman" w:hAnsi="BRH Malayalam Extra" w:cs="BRH Malayalam Extra"/>
+                <w:sz w:val="40"/>
+                <w:szCs w:val="40"/>
+                <w:highlight w:val="green"/>
+                <w:lang w:val="en-IN" w:eastAsia="en-IN" w:bidi="ml-IN"/>
+              </w:rPr>
+              <w:t>ö</w:t>
+            </w:r>
+            <w:r>
+              <w:rPr>
+                <w:rFonts w:ascii="BRH Malayalam Extra" w:eastAsia="Times New Roman" w:hAnsi="BRH Malayalam Extra" w:cs="BRH Malayalam Extra"/>
+                <w:sz w:val="40"/>
+                <w:szCs w:val="40"/>
+                <w:lang w:val="en-IN" w:eastAsia="en-IN" w:bidi="ml-IN"/>
+              </w:rPr>
+              <w:t>c¡</w:t>
+            </w:r>
+            <w:r>
+              <w:rPr>
+                <w:rFonts w:ascii="BRH Malayalam Extra" w:eastAsia="Times New Roman" w:hAnsi="BRH Malayalam Extra" w:cs="BRH Malayalam Extra"/>
+                <w:b/>
+                <w:sz w:val="32"/>
+                <w:szCs w:val="40"/>
+                <w:lang w:val="en-IN" w:eastAsia="en-IN" w:bidi="ml-IN"/>
+              </w:rPr>
+              <w:t>–</w:t>
+            </w:r>
+            <w:r>
+              <w:rPr>
+                <w:rFonts w:ascii="BRH Malayalam Extra" w:eastAsia="Times New Roman" w:hAnsi="BRH Malayalam Extra" w:cs="BRH Malayalam Extra"/>
+                <w:sz w:val="40"/>
+                <w:szCs w:val="40"/>
+                <w:lang w:val="en-IN" w:eastAsia="en-IN" w:bidi="ml-IN"/>
+              </w:rPr>
+              <w:t>p</w:t>
+            </w:r>
+            <w:r>
+              <w:rPr>
+                <w:rFonts w:ascii="BRH Malayalam Extra" w:eastAsia="Times New Roman" w:hAnsi="BRH Malayalam Extra" w:cs="BRH Malayalam Extra"/>
+                <w:b/>
+                <w:sz w:val="32"/>
+                <w:szCs w:val="40"/>
+                <w:lang w:val="en-IN" w:eastAsia="en-IN" w:bidi="ml-IN"/>
+              </w:rPr>
+              <w:t>–</w:t>
+            </w:r>
+            <w:r>
+              <w:rPr>
+                <w:rFonts w:ascii="BRH Malayalam Extra" w:eastAsia="Times New Roman" w:hAnsi="BRH Malayalam Extra" w:cs="BRH Malayalam Extra"/>
+                <w:sz w:val="40"/>
+                <w:szCs w:val="40"/>
+                <w:lang w:val="en-IN" w:eastAsia="en-IN" w:bidi="ml-IN"/>
+              </w:rPr>
+              <w:t xml:space="preserve">ZûI </w:t>
+            </w:r>
+            <w:r>
+              <w:rPr>
+                <w:rFonts w:ascii="BRH Devanagari Extra" w:eastAsia="Times New Roman" w:hAnsi="BRH Devanagari Extra" w:cs="BRH Malayalam Extra"/>
+                <w:sz w:val="32"/>
+                <w:szCs w:val="40"/>
+                <w:lang w:val="en-IN" w:eastAsia="en-IN" w:bidi="ml-IN"/>
+              </w:rPr>
+              <w:t>Æ</w:t>
+            </w:r>
+            <w:r>
+              <w:rPr>
+                <w:rFonts w:ascii="BRH Malayalam Extra" w:eastAsia="Times New Roman" w:hAnsi="BRH Malayalam Extra" w:cs="BRH Malayalam Extra"/>
+                <w:sz w:val="40"/>
+                <w:szCs w:val="40"/>
+                <w:lang w:val="en-IN" w:eastAsia="en-IN" w:bidi="ml-IN"/>
+              </w:rPr>
+              <w:t>jZ§ |</w:t>
+            </w:r>
+          </w:p>
+        </w:tc>
+      </w:tr>
+    </w:tbl>
+    <w:p>
+      <w:pPr>
+        <w:jc w:val="center"/>
+        <w:rPr>
+          <w:b/>
+          <w:bCs/>
+          <w:sz w:val="32"/>
+          <w:szCs w:val="32"/>
+          <w:u w:val="single"/>
+        </w:rPr>
+      </w:pPr>
       <w:r>
         <w:rPr>
           <w:b/>
@@ -65,7 +672,61 @@
           <w:szCs w:val="32"/>
           <w:u w:val="single"/>
         </w:rPr>
-        <w:t xml:space="preserve"> – TS </w:t>
+        <w:t>================</w:t>
+      </w:r>
+    </w:p>
+    <w:p>
+      <w:pPr>
+        <w:jc w:val="center"/>
+        <w:rPr>
+          <w:b/>
+          <w:bCs/>
+          <w:sz w:val="32"/>
+          <w:szCs w:val="32"/>
+          <w:u w:val="single"/>
+        </w:rPr>
+      </w:pPr>
+    </w:p>
+    <w:p>
+      <w:pPr>
+        <w:jc w:val="center"/>
+        <w:rPr>
+          <w:b/>
+          <w:bCs/>
+          <w:sz w:val="32"/>
+          <w:szCs w:val="32"/>
+          <w:u w:val="single"/>
+        </w:rPr>
+      </w:pPr>
+      <w:r>
+        <w:rPr>
+          <w:b/>
+          <w:bCs/>
+          <w:sz w:val="32"/>
+          <w:szCs w:val="32"/>
+          <w:u w:val="single"/>
+        </w:rPr>
+        <w:t xml:space="preserve">TS </w:t>
+      </w:r>
+      <w:r>
+        <w:rPr>
+          <w:b/>
+          <w:bCs/>
+          <w:sz w:val="32"/>
+          <w:szCs w:val="32"/>
+          <w:u w:val="single"/>
+        </w:rPr>
+        <w:t>Krama</w:t>
+      </w:r>
+      <w:r>
+        <w:rPr>
+          <w:b/>
+          <w:bCs/>
+          <w:sz w:val="32"/>
+          <w:szCs w:val="32"/>
+          <w:u w:val="single"/>
+        </w:rPr>
+        <w:t xml:space="preserve"> Paatam – TS </w:t>
       </w:r>
       <w:r>
         <w:rPr>
@@ -296,19 +957,8 @@
                 <w:sz w:val="28"/>
                 <w:szCs w:val="32"/>
               </w:rPr>
-              <w:t xml:space="preserve">.3 – </w:t>
-            </w:r>
-            <w:proofErr w:type="spellStart"/>
-            <w:r>
-              <w:rPr>
-                <w:rFonts w:cs="Arial"/>
-                <w:b/>
-                <w:sz w:val="28"/>
-                <w:szCs w:val="32"/>
-              </w:rPr>
-              <w:t>Kramam</w:t>
-            </w:r>
-            <w:proofErr w:type="spellEnd"/>
+              <w:t>.3 – Kramam</w:t>
+            </w:r>
           </w:p>
           <w:p>
             <w:pPr>
@@ -328,45 +978,14 @@
                 <w:szCs w:val="32"/>
               </w:rPr>
             </w:pPr>
-            <w:proofErr w:type="spellStart"/>
-            <w:r>
-              <w:rPr>
-                <w:rFonts w:cs="Arial"/>
-                <w:b/>
-                <w:sz w:val="28"/>
-                <w:szCs w:val="32"/>
-              </w:rPr>
-              <w:t>Krama</w:t>
-            </w:r>
-            <w:proofErr w:type="spellEnd"/>
-            <w:r>
-              <w:rPr>
-                <w:rFonts w:cs="Arial"/>
-                <w:b/>
-                <w:sz w:val="28"/>
-                <w:szCs w:val="32"/>
-              </w:rPr>
-              <w:t xml:space="preserve"> </w:t>
-            </w:r>
-            <w:proofErr w:type="spellStart"/>
-            <w:r>
-              <w:rPr>
-                <w:rFonts w:cs="Arial"/>
-                <w:b/>
-                <w:sz w:val="28"/>
-                <w:szCs w:val="32"/>
-              </w:rPr>
-              <w:t>Vaakyam</w:t>
-            </w:r>
-            <w:proofErr w:type="spellEnd"/>
-            <w:r>
-              <w:rPr>
-                <w:rFonts w:cs="Arial"/>
-                <w:b/>
-                <w:sz w:val="28"/>
-                <w:szCs w:val="32"/>
-              </w:rPr>
-              <w:t xml:space="preserve"> No.– </w:t>
+            <w:r>
+              <w:rPr>
+                <w:rFonts w:cs="Arial"/>
+                <w:b/>
+                <w:sz w:val="28"/>
+                <w:szCs w:val="32"/>
+              </w:rPr>
+              <w:t xml:space="preserve">Krama Vaakyam No.– </w:t>
             </w:r>
             <w:r>
               <w:rPr>
@@ -396,25 +1015,14 @@
                 <w:szCs w:val="32"/>
               </w:rPr>
             </w:pPr>
-            <w:proofErr w:type="spellStart"/>
-            <w:r>
-              <w:rPr>
-                <w:rFonts w:cs="Arial"/>
-                <w:b/>
-                <w:sz w:val="28"/>
-                <w:szCs w:val="32"/>
-              </w:rPr>
-              <w:t>Panchaati</w:t>
-            </w:r>
-            <w:proofErr w:type="spellEnd"/>
-            <w:r>
-              <w:rPr>
-                <w:rFonts w:cs="Arial"/>
-                <w:b/>
-                <w:sz w:val="28"/>
-                <w:szCs w:val="32"/>
-              </w:rPr>
-              <w:t xml:space="preserve"> No</w:t>
+            <w:r>
+              <w:rPr>
+                <w:rFonts w:cs="Arial"/>
+                <w:b/>
+                <w:sz w:val="28"/>
+                <w:szCs w:val="32"/>
+              </w:rPr>
+              <w:t>Panchaati No</w:t>
             </w:r>
             <w:r>
               <w:rPr>
@@ -483,62 +1091,28 @@
                 <w:szCs w:val="40"/>
                 <w:lang w:val="en-IN" w:eastAsia="en-IN" w:bidi="ml-IN"/>
               </w:rPr>
-              <w:t>¥</w:t>
-            </w:r>
-            <w:proofErr w:type="spellStart"/>
-            <w:r>
-              <w:rPr>
-                <w:rFonts w:ascii="BRH Malayalam Extra" w:eastAsia="Times New Roman" w:hAnsi="BRH Malayalam Extra" w:cs="BRH Malayalam Extra"/>
-                <w:color w:val="000000"/>
-                <w:sz w:val="40"/>
-                <w:szCs w:val="40"/>
-                <w:lang w:val="en-IN" w:eastAsia="en-IN" w:bidi="ml-IN"/>
-              </w:rPr>
-              <w:t>Éx</w:t>
-            </w:r>
-            <w:proofErr w:type="spellEnd"/>
-            <w:r>
-              <w:rPr>
-                <w:rFonts w:ascii="BRH Malayalam Extra" w:eastAsia="Times New Roman" w:hAnsi="BRH Malayalam Extra" w:cs="BRH Malayalam Extra"/>
-                <w:b/>
-                <w:color w:val="000000"/>
-                <w:sz w:val="32"/>
-                <w:szCs w:val="40"/>
-                <w:lang w:val="en-IN" w:eastAsia="en-IN" w:bidi="ml-IN"/>
-              </w:rPr>
-              <w:t>–</w:t>
-            </w:r>
-            <w:r>
-              <w:rPr>
-                <w:rFonts w:ascii="BRH Malayalam Extra" w:eastAsia="Times New Roman" w:hAnsi="BRH Malayalam Extra" w:cs="BRH Malayalam Extra"/>
-                <w:color w:val="000000"/>
-                <w:sz w:val="40"/>
-                <w:szCs w:val="40"/>
-                <w:lang w:val="en-IN" w:eastAsia="en-IN" w:bidi="ml-IN"/>
-              </w:rPr>
-              <w:t xml:space="preserve"> </w:t>
-            </w:r>
-            <w:proofErr w:type="spellStart"/>
-            <w:r>
-              <w:rPr>
-                <w:rFonts w:ascii="BRH Malayalam Extra" w:eastAsia="Times New Roman" w:hAnsi="BRH Malayalam Extra" w:cs="BRH Malayalam Extra"/>
-                <w:color w:val="000000"/>
-                <w:sz w:val="40"/>
-                <w:szCs w:val="40"/>
-                <w:lang w:val="en-IN" w:eastAsia="en-IN" w:bidi="ml-IN"/>
-              </w:rPr>
-              <w:t>CZy</w:t>
-            </w:r>
-            <w:proofErr w:type="spellEnd"/>
-            <w:r>
-              <w:rPr>
-                <w:rFonts w:ascii="BRH Malayalam Extra" w:eastAsia="Times New Roman" w:hAnsi="BRH Malayalam Extra" w:cs="BRH Malayalam Extra"/>
-                <w:color w:val="000000"/>
-                <w:sz w:val="40"/>
-                <w:szCs w:val="40"/>
-                <w:lang w:val="en-IN" w:eastAsia="en-IN" w:bidi="ml-IN"/>
-              </w:rPr>
-              <w:t xml:space="preserve">— | </w:t>
+              <w:t>¥Éx</w:t>
+            </w:r>
+            <w:r>
+              <w:rPr>
+                <w:rFonts w:ascii="BRH Malayalam Extra" w:eastAsia="Times New Roman" w:hAnsi="BRH Malayalam Extra" w:cs="BRH Malayalam Extra"/>
+                <w:b/>
+                <w:color w:val="000000"/>
+                <w:sz w:val="32"/>
+                <w:szCs w:val="40"/>
+                <w:lang w:val="en-IN" w:eastAsia="en-IN" w:bidi="ml-IN"/>
+              </w:rPr>
+              <w:t>–</w:t>
+            </w:r>
+            <w:r>
+              <w:rPr>
+                <w:rFonts w:ascii="BRH Malayalam Extra" w:eastAsia="Times New Roman" w:hAnsi="BRH Malayalam Extra" w:cs="BRH Malayalam Extra"/>
+                <w:color w:val="000000"/>
+                <w:sz w:val="40"/>
+                <w:szCs w:val="40"/>
+                <w:lang w:val="en-IN" w:eastAsia="en-IN" w:bidi="ml-IN"/>
+              </w:rPr>
+              <w:t xml:space="preserve"> CZy— | </w:t>
             </w:r>
           </w:p>
           <w:p>
@@ -585,51 +1159,28 @@
                 <w:szCs w:val="40"/>
                 <w:lang w:val="en-IN" w:eastAsia="en-IN" w:bidi="ml-IN"/>
               </w:rPr>
-              <w:t>¥</w:t>
-            </w:r>
-            <w:proofErr w:type="spellStart"/>
-            <w:r>
-              <w:rPr>
-                <w:rFonts w:ascii="BRH Malayalam Extra" w:eastAsia="Times New Roman" w:hAnsi="BRH Malayalam Extra" w:cs="BRH Malayalam Extra"/>
-                <w:color w:val="000000"/>
-                <w:sz w:val="40"/>
-                <w:szCs w:val="40"/>
-                <w:lang w:val="en-IN" w:eastAsia="en-IN" w:bidi="ml-IN"/>
-              </w:rPr>
-              <w:t>Éx</w:t>
-            </w:r>
-            <w:proofErr w:type="spellEnd"/>
-            <w:r>
-              <w:rPr>
-                <w:rFonts w:ascii="BRH Malayalam Extra" w:eastAsia="Times New Roman" w:hAnsi="BRH Malayalam Extra" w:cs="BRH Malayalam Extra"/>
-                <w:b/>
-                <w:color w:val="000000"/>
-                <w:sz w:val="32"/>
-                <w:szCs w:val="40"/>
-                <w:lang w:val="en-IN" w:eastAsia="en-IN" w:bidi="ml-IN"/>
-              </w:rPr>
-              <w:t>–</w:t>
-            </w:r>
-            <w:r>
-              <w:rPr>
-                <w:rFonts w:ascii="BRH Malayalam Extra" w:eastAsia="Times New Roman" w:hAnsi="BRH Malayalam Extra" w:cs="BRH Malayalam Extra"/>
-                <w:color w:val="000000"/>
-                <w:sz w:val="40"/>
-                <w:szCs w:val="40"/>
-                <w:lang w:val="en-IN" w:eastAsia="en-IN" w:bidi="ml-IN"/>
-              </w:rPr>
-              <w:t xml:space="preserve"> </w:t>
-            </w:r>
-            <w:proofErr w:type="spellStart"/>
-            <w:r>
-              <w:rPr>
-                <w:rFonts w:ascii="BRH Malayalam Extra" w:eastAsia="Times New Roman" w:hAnsi="BRH Malayalam Extra" w:cs="BRH Malayalam Extra"/>
-                <w:color w:val="000000"/>
-                <w:sz w:val="40"/>
-                <w:szCs w:val="40"/>
-                <w:lang w:val="en-IN" w:eastAsia="en-IN" w:bidi="ml-IN"/>
-              </w:rPr>
-              <w:t>CZz</w:t>
+              <w:t>¥Éx</w:t>
+            </w:r>
+            <w:r>
+              <w:rPr>
+                <w:rFonts w:ascii="BRH Malayalam Extra" w:eastAsia="Times New Roman" w:hAnsi="BRH Malayalam Extra" w:cs="BRH Malayalam Extra"/>
+                <w:b/>
+                <w:color w:val="000000"/>
+                <w:sz w:val="32"/>
+                <w:szCs w:val="40"/>
+                <w:lang w:val="en-IN" w:eastAsia="en-IN" w:bidi="ml-IN"/>
+              </w:rPr>
+              <w:t>–</w:t>
+            </w:r>
+            <w:r>
+              <w:rPr>
+                <w:rFonts w:ascii="BRH Malayalam Extra" w:eastAsia="Times New Roman" w:hAnsi="BRH Malayalam Extra" w:cs="BRH Malayalam Extra"/>
+                <w:color w:val="000000"/>
+                <w:sz w:val="40"/>
+                <w:szCs w:val="40"/>
+                <w:lang w:val="en-IN" w:eastAsia="en-IN" w:bidi="ml-IN"/>
+              </w:rPr>
+              <w:t xml:space="preserve"> CZz</w:t>
             </w:r>
             <w:r>
               <w:rPr>
@@ -640,19 +1191,7 @@
                 <w:highlight w:val="yellow"/>
                 <w:lang w:val="en-IN" w:eastAsia="en-IN" w:bidi="ml-IN"/>
               </w:rPr>
-              <w:t>¥Éx</w:t>
-            </w:r>
-            <w:proofErr w:type="spellEnd"/>
-            <w:r>
-              <w:rPr>
-                <w:rFonts w:ascii="BRH Malayalam Extra" w:eastAsia="Times New Roman" w:hAnsi="BRH Malayalam Extra" w:cs="BRH Malayalam Extra"/>
-                <w:color w:val="000000"/>
-                <w:sz w:val="40"/>
-                <w:szCs w:val="40"/>
-                <w:highlight w:val="yellow"/>
-                <w:lang w:val="en-IN" w:eastAsia="en-IN" w:bidi="ml-IN"/>
-              </w:rPr>
-              <w:t>˜</w:t>
+              <w:t>¥Éx˜</w:t>
             </w:r>
             <w:r>
               <w:rPr>
@@ -714,62 +1253,28 @@
                 <w:szCs w:val="40"/>
                 <w:lang w:val="en-IN" w:eastAsia="en-IN" w:bidi="ml-IN"/>
               </w:rPr>
-              <w:t>¥</w:t>
-            </w:r>
-            <w:proofErr w:type="spellStart"/>
-            <w:r>
-              <w:rPr>
-                <w:rFonts w:ascii="BRH Malayalam Extra" w:eastAsia="Times New Roman" w:hAnsi="BRH Malayalam Extra" w:cs="BRH Malayalam Extra"/>
-                <w:color w:val="000000"/>
-                <w:sz w:val="40"/>
-                <w:szCs w:val="40"/>
-                <w:lang w:val="en-IN" w:eastAsia="en-IN" w:bidi="ml-IN"/>
-              </w:rPr>
-              <w:t>Éx</w:t>
-            </w:r>
-            <w:proofErr w:type="spellEnd"/>
-            <w:r>
-              <w:rPr>
-                <w:rFonts w:ascii="BRH Malayalam Extra" w:eastAsia="Times New Roman" w:hAnsi="BRH Malayalam Extra" w:cs="BRH Malayalam Extra"/>
-                <w:b/>
-                <w:color w:val="000000"/>
-                <w:sz w:val="32"/>
-                <w:szCs w:val="40"/>
-                <w:lang w:val="en-IN" w:eastAsia="en-IN" w:bidi="ml-IN"/>
-              </w:rPr>
-              <w:t>–</w:t>
-            </w:r>
-            <w:r>
-              <w:rPr>
-                <w:rFonts w:ascii="BRH Malayalam Extra" w:eastAsia="Times New Roman" w:hAnsi="BRH Malayalam Extra" w:cs="BRH Malayalam Extra"/>
-                <w:color w:val="000000"/>
-                <w:sz w:val="40"/>
-                <w:szCs w:val="40"/>
-                <w:lang w:val="en-IN" w:eastAsia="en-IN" w:bidi="ml-IN"/>
-              </w:rPr>
-              <w:t xml:space="preserve"> </w:t>
-            </w:r>
-            <w:proofErr w:type="spellStart"/>
-            <w:r>
-              <w:rPr>
-                <w:rFonts w:ascii="BRH Malayalam Extra" w:eastAsia="Times New Roman" w:hAnsi="BRH Malayalam Extra" w:cs="BRH Malayalam Extra"/>
-                <w:color w:val="000000"/>
-                <w:sz w:val="40"/>
-                <w:szCs w:val="40"/>
-                <w:lang w:val="en-IN" w:eastAsia="en-IN" w:bidi="ml-IN"/>
-              </w:rPr>
-              <w:t>CZy</w:t>
-            </w:r>
-            <w:proofErr w:type="spellEnd"/>
-            <w:r>
-              <w:rPr>
-                <w:rFonts w:ascii="BRH Malayalam Extra" w:eastAsia="Times New Roman" w:hAnsi="BRH Malayalam Extra" w:cs="BRH Malayalam Extra"/>
-                <w:color w:val="000000"/>
-                <w:sz w:val="40"/>
-                <w:szCs w:val="40"/>
-                <w:lang w:val="en-IN" w:eastAsia="en-IN" w:bidi="ml-IN"/>
-              </w:rPr>
-              <w:t xml:space="preserve">— | </w:t>
+              <w:t>¥Éx</w:t>
+            </w:r>
+            <w:r>
+              <w:rPr>
+                <w:rFonts w:ascii="BRH Malayalam Extra" w:eastAsia="Times New Roman" w:hAnsi="BRH Malayalam Extra" w:cs="BRH Malayalam Extra"/>
+                <w:b/>
+                <w:color w:val="000000"/>
+                <w:sz w:val="32"/>
+                <w:szCs w:val="40"/>
+                <w:lang w:val="en-IN" w:eastAsia="en-IN" w:bidi="ml-IN"/>
+              </w:rPr>
+              <w:t>–</w:t>
+            </w:r>
+            <w:r>
+              <w:rPr>
+                <w:rFonts w:ascii="BRH Malayalam Extra" w:eastAsia="Times New Roman" w:hAnsi="BRH Malayalam Extra" w:cs="BRH Malayalam Extra"/>
+                <w:color w:val="000000"/>
+                <w:sz w:val="40"/>
+                <w:szCs w:val="40"/>
+                <w:lang w:val="en-IN" w:eastAsia="en-IN" w:bidi="ml-IN"/>
+              </w:rPr>
+              <w:t xml:space="preserve"> CZy— | </w:t>
             </w:r>
           </w:p>
           <w:p>
@@ -816,51 +1321,28 @@
                 <w:szCs w:val="40"/>
                 <w:lang w:val="en-IN" w:eastAsia="en-IN" w:bidi="ml-IN"/>
               </w:rPr>
-              <w:t>¥</w:t>
-            </w:r>
-            <w:proofErr w:type="spellStart"/>
-            <w:r>
-              <w:rPr>
-                <w:rFonts w:ascii="BRH Malayalam Extra" w:eastAsia="Times New Roman" w:hAnsi="BRH Malayalam Extra" w:cs="BRH Malayalam Extra"/>
-                <w:color w:val="000000"/>
-                <w:sz w:val="40"/>
-                <w:szCs w:val="40"/>
-                <w:lang w:val="en-IN" w:eastAsia="en-IN" w:bidi="ml-IN"/>
-              </w:rPr>
-              <w:t>Éx</w:t>
-            </w:r>
-            <w:proofErr w:type="spellEnd"/>
-            <w:r>
-              <w:rPr>
-                <w:rFonts w:ascii="BRH Malayalam Extra" w:eastAsia="Times New Roman" w:hAnsi="BRH Malayalam Extra" w:cs="BRH Malayalam Extra"/>
-                <w:b/>
-                <w:color w:val="000000"/>
-                <w:sz w:val="32"/>
-                <w:szCs w:val="40"/>
-                <w:lang w:val="en-IN" w:eastAsia="en-IN" w:bidi="ml-IN"/>
-              </w:rPr>
-              <w:t>–</w:t>
-            </w:r>
-            <w:r>
-              <w:rPr>
-                <w:rFonts w:ascii="BRH Malayalam Extra" w:eastAsia="Times New Roman" w:hAnsi="BRH Malayalam Extra" w:cs="BRH Malayalam Extra"/>
-                <w:color w:val="000000"/>
-                <w:sz w:val="40"/>
-                <w:szCs w:val="40"/>
-                <w:lang w:val="en-IN" w:eastAsia="en-IN" w:bidi="ml-IN"/>
-              </w:rPr>
-              <w:t xml:space="preserve"> </w:t>
-            </w:r>
-            <w:proofErr w:type="spellStart"/>
-            <w:r>
-              <w:rPr>
-                <w:rFonts w:ascii="BRH Malayalam Extra" w:eastAsia="Times New Roman" w:hAnsi="BRH Malayalam Extra" w:cs="BRH Malayalam Extra"/>
-                <w:color w:val="000000"/>
-                <w:sz w:val="40"/>
-                <w:szCs w:val="40"/>
-                <w:lang w:val="en-IN" w:eastAsia="en-IN" w:bidi="ml-IN"/>
-              </w:rPr>
-              <w:t>C</w:t>
+              <w:t>¥Éx</w:t>
+            </w:r>
+            <w:r>
+              <w:rPr>
+                <w:rFonts w:ascii="BRH Malayalam Extra" w:eastAsia="Times New Roman" w:hAnsi="BRH Malayalam Extra" w:cs="BRH Malayalam Extra"/>
+                <w:b/>
+                <w:color w:val="000000"/>
+                <w:sz w:val="32"/>
+                <w:szCs w:val="40"/>
+                <w:lang w:val="en-IN" w:eastAsia="en-IN" w:bidi="ml-IN"/>
+              </w:rPr>
+              <w:t>–</w:t>
+            </w:r>
+            <w:r>
+              <w:rPr>
+                <w:rFonts w:ascii="BRH Malayalam Extra" w:eastAsia="Times New Roman" w:hAnsi="BRH Malayalam Extra" w:cs="BRH Malayalam Extra"/>
+                <w:color w:val="000000"/>
+                <w:sz w:val="40"/>
+                <w:szCs w:val="40"/>
+                <w:lang w:val="en-IN" w:eastAsia="en-IN" w:bidi="ml-IN"/>
+              </w:rPr>
+              <w:t xml:space="preserve"> C</w:t>
             </w:r>
             <w:r>
               <w:rPr>
@@ -873,38 +1355,15 @@
               </w:rPr>
               <w:t>Zz</w:t>
             </w:r>
-            <w:proofErr w:type="spellEnd"/>
-            <w:r>
-              <w:rPr>
-                <w:rFonts w:ascii="BRH Malayalam Extra" w:eastAsia="Times New Roman" w:hAnsi="BRH Malayalam Extra" w:cs="BRH Malayalam Extra"/>
-                <w:color w:val="000000"/>
-                <w:sz w:val="40"/>
-                <w:szCs w:val="40"/>
-                <w:lang w:val="en-IN" w:eastAsia="en-IN" w:bidi="ml-IN"/>
-              </w:rPr>
-              <w:t>˜¥</w:t>
-            </w:r>
-            <w:proofErr w:type="spellStart"/>
-            <w:r>
-              <w:rPr>
-                <w:rFonts w:ascii="BRH Malayalam Extra" w:eastAsia="Times New Roman" w:hAnsi="BRH Malayalam Extra" w:cs="BRH Malayalam Extra"/>
-                <w:color w:val="000000"/>
-                <w:sz w:val="40"/>
-                <w:szCs w:val="40"/>
-                <w:lang w:val="en-IN" w:eastAsia="en-IN" w:bidi="ml-IN"/>
-              </w:rPr>
-              <w:t>Éx</w:t>
-            </w:r>
-            <w:proofErr w:type="spellEnd"/>
-            <w:r>
-              <w:rPr>
-                <w:rFonts w:ascii="BRH Malayalam Extra" w:eastAsia="Times New Roman" w:hAnsi="BRH Malayalam Extra" w:cs="BRH Malayalam Extra"/>
-                <w:color w:val="000000"/>
-                <w:sz w:val="40"/>
-                <w:szCs w:val="40"/>
-                <w:lang w:val="en-IN" w:eastAsia="en-IN" w:bidi="ml-IN"/>
-              </w:rPr>
-              <w:t xml:space="preserve"> |</w:t>
+            <w:r>
+              <w:rPr>
+                <w:rFonts w:ascii="BRH Malayalam Extra" w:eastAsia="Times New Roman" w:hAnsi="BRH Malayalam Extra" w:cs="BRH Malayalam Extra"/>
+                <w:color w:val="000000"/>
+                <w:sz w:val="40"/>
+                <w:szCs w:val="40"/>
+                <w:lang w:val="en-IN" w:eastAsia="en-IN" w:bidi="ml-IN"/>
+              </w:rPr>
+              <w:t>˜¥Éx |</w:t>
             </w:r>
           </w:p>
         </w:tc>
@@ -953,7 +1412,6 @@
         </w:rPr>
         <w:t xml:space="preserve">TS </w:t>
       </w:r>
-      <w:proofErr w:type="spellStart"/>
       <w:r>
         <w:rPr>
           <w:b/>
@@ -964,7 +1422,6 @@
         </w:rPr>
         <w:t>Krama</w:t>
       </w:r>
-      <w:proofErr w:type="spellEnd"/>
       <w:r>
         <w:rPr>
           <w:b/>
@@ -973,29 +1430,7 @@
           <w:szCs w:val="32"/>
           <w:u w:val="single"/>
         </w:rPr>
-        <w:t xml:space="preserve"> </w:t>
-      </w:r>
-      <w:proofErr w:type="spellStart"/>
-      <w:r>
-        <w:rPr>
-          <w:b/>
-          <w:bCs/>
-          <w:sz w:val="32"/>
-          <w:szCs w:val="32"/>
-          <w:u w:val="single"/>
-        </w:rPr>
-        <w:t>Paatam</w:t>
-      </w:r>
-      <w:proofErr w:type="spellEnd"/>
-      <w:r>
-        <w:rPr>
-          <w:b/>
-          <w:bCs/>
-          <w:sz w:val="32"/>
-          <w:szCs w:val="32"/>
-          <w:u w:val="single"/>
-        </w:rPr>
-        <w:t xml:space="preserve"> – TS </w:t>
+        <w:t xml:space="preserve"> Paatam – TS </w:t>
       </w:r>
       <w:r>
         <w:rPr>
@@ -1124,6 +1559,7 @@
                 <w:sz w:val="32"/>
                 <w:szCs w:val="32"/>
               </w:rPr>
+              <w:lastRenderedPageBreak/>
               <w:t>Section, Paragraph</w:t>
             </w:r>
           </w:p>
@@ -1230,19 +1666,8 @@
                 <w:sz w:val="28"/>
                 <w:szCs w:val="32"/>
               </w:rPr>
-              <w:t xml:space="preserve">T.S.6.5.1.3 – </w:t>
-            </w:r>
-            <w:proofErr w:type="spellStart"/>
-            <w:r>
-              <w:rPr>
-                <w:rFonts w:cs="Arial"/>
-                <w:b/>
-                <w:sz w:val="28"/>
-                <w:szCs w:val="32"/>
-              </w:rPr>
-              <w:t>Kramam</w:t>
-            </w:r>
-            <w:proofErr w:type="spellEnd"/>
+              <w:t>T.S.6.5.1.3 – Kramam</w:t>
+            </w:r>
           </w:p>
           <w:p>
             <w:pPr>
@@ -1262,45 +1687,14 @@
                 <w:szCs w:val="32"/>
               </w:rPr>
             </w:pPr>
-            <w:proofErr w:type="spellStart"/>
-            <w:r>
-              <w:rPr>
-                <w:rFonts w:cs="Arial"/>
-                <w:b/>
-                <w:sz w:val="28"/>
-                <w:szCs w:val="32"/>
-              </w:rPr>
-              <w:t>Krama</w:t>
-            </w:r>
-            <w:proofErr w:type="spellEnd"/>
-            <w:r>
-              <w:rPr>
-                <w:rFonts w:cs="Arial"/>
-                <w:b/>
-                <w:sz w:val="28"/>
-                <w:szCs w:val="32"/>
-              </w:rPr>
-              <w:t xml:space="preserve"> </w:t>
-            </w:r>
-            <w:proofErr w:type="spellStart"/>
-            <w:r>
-              <w:rPr>
-                <w:rFonts w:cs="Arial"/>
-                <w:b/>
-                <w:sz w:val="28"/>
-                <w:szCs w:val="32"/>
-              </w:rPr>
-              <w:t>Vaakyam</w:t>
-            </w:r>
-            <w:proofErr w:type="spellEnd"/>
-            <w:r>
-              <w:rPr>
-                <w:rFonts w:cs="Arial"/>
-                <w:b/>
-                <w:sz w:val="28"/>
-                <w:szCs w:val="32"/>
-              </w:rPr>
-              <w:t xml:space="preserve"> No.– 7</w:t>
+            <w:r>
+              <w:rPr>
+                <w:rFonts w:cs="Arial"/>
+                <w:b/>
+                <w:sz w:val="28"/>
+                <w:szCs w:val="32"/>
+              </w:rPr>
+              <w:t>Krama Vaakyam No.– 7</w:t>
             </w:r>
           </w:p>
           <w:p>
@@ -1321,25 +1715,14 @@
                 <w:szCs w:val="32"/>
               </w:rPr>
             </w:pPr>
-            <w:proofErr w:type="spellStart"/>
-            <w:r>
-              <w:rPr>
-                <w:rFonts w:cs="Arial"/>
-                <w:b/>
-                <w:sz w:val="28"/>
-                <w:szCs w:val="32"/>
-              </w:rPr>
-              <w:t>Panchaati</w:t>
-            </w:r>
-            <w:proofErr w:type="spellEnd"/>
-            <w:r>
-              <w:rPr>
-                <w:rFonts w:cs="Arial"/>
-                <w:b/>
-                <w:sz w:val="28"/>
-                <w:szCs w:val="32"/>
-              </w:rPr>
-              <w:t xml:space="preserve"> No</w:t>
+            <w:r>
+              <w:rPr>
+                <w:rFonts w:cs="Arial"/>
+                <w:b/>
+                <w:sz w:val="28"/>
+                <w:szCs w:val="32"/>
+              </w:rPr>
+              <w:t>Panchaati No</w:t>
             </w:r>
             <w:r>
               <w:rPr>
@@ -1379,49 +1762,15 @@
                 <w:lang w:val="en-IN" w:eastAsia="en-IN" w:bidi="ml-IN"/>
               </w:rPr>
             </w:pPr>
-            <w:proofErr w:type="spellStart"/>
-            <w:r>
-              <w:rPr>
-                <w:rFonts w:ascii="BRH Malayalam Extra" w:eastAsia="Times New Roman" w:hAnsi="BRH Malayalam Extra" w:cs="BRH Malayalam Extra"/>
-                <w:color w:val="000000"/>
-                <w:sz w:val="40"/>
-                <w:szCs w:val="40"/>
-                <w:lang w:val="en-IN" w:eastAsia="en-IN" w:bidi="ml-IN"/>
-              </w:rPr>
-              <w:t>CöÉx</w:t>
-            </w:r>
-            <w:proofErr w:type="spellEnd"/>
-            <w:r>
-              <w:rPr>
-                <w:rFonts w:ascii="BRH Malayalam Extra" w:eastAsia="Times New Roman" w:hAnsi="BRH Malayalam Extra" w:cs="BRH Malayalam Extra"/>
-                <w:color w:val="000000"/>
-                <w:sz w:val="40"/>
-                <w:szCs w:val="40"/>
-                <w:lang w:val="en-IN" w:eastAsia="en-IN" w:bidi="ml-IN"/>
-              </w:rPr>
-              <w:t xml:space="preserve">—j </w:t>
-            </w:r>
-            <w:proofErr w:type="spellStart"/>
-            <w:r>
-              <w:rPr>
-                <w:rFonts w:ascii="BRH Malayalam Extra" w:eastAsia="Times New Roman" w:hAnsi="BRH Malayalam Extra" w:cs="BRH Malayalam Extra"/>
-                <w:color w:val="000000"/>
-                <w:sz w:val="40"/>
-                <w:szCs w:val="40"/>
-                <w:lang w:val="en-IN" w:eastAsia="en-IN" w:bidi="ml-IN"/>
-              </w:rPr>
-              <w:t>Zûx</w:t>
-            </w:r>
-            <w:proofErr w:type="spellEnd"/>
-            <w:r>
-              <w:rPr>
-                <w:rFonts w:ascii="BRH Malayalam Extra" w:eastAsia="Times New Roman" w:hAnsi="BRH Malayalam Extra" w:cs="BRH Malayalam Extra"/>
-                <w:color w:val="000000"/>
-                <w:sz w:val="40"/>
-                <w:szCs w:val="40"/>
-                <w:lang w:val="en-IN" w:eastAsia="en-IN" w:bidi="ml-IN"/>
-              </w:rPr>
-              <w:t xml:space="preserve"> | </w:t>
+            <w:r>
+              <w:rPr>
+                <w:rFonts w:ascii="BRH Malayalam Extra" w:eastAsia="Times New Roman" w:hAnsi="BRH Malayalam Extra" w:cs="BRH Malayalam Extra"/>
+                <w:color w:val="000000"/>
+                <w:sz w:val="40"/>
+                <w:szCs w:val="40"/>
+                <w:lang w:val="en-IN" w:eastAsia="en-IN" w:bidi="ml-IN"/>
+              </w:rPr>
+              <w:t xml:space="preserve">CöÉx—j Zûx | </w:t>
             </w:r>
           </w:p>
           <w:p>
@@ -1439,7 +1788,6 @@
                 <w:lang w:val="en-IN" w:eastAsia="en-IN" w:bidi="ml-IN"/>
               </w:rPr>
             </w:pPr>
-            <w:proofErr w:type="spellStart"/>
             <w:r>
               <w:rPr>
                 <w:rFonts w:ascii="BRH Malayalam Extra" w:eastAsia="Times New Roman" w:hAnsi="BRH Malayalam Extra" w:cs="BRH Malayalam Extra"/>
@@ -1451,7 +1799,6 @@
               </w:rPr>
               <w:t>Zûx</w:t>
             </w:r>
-            <w:proofErr w:type="spellEnd"/>
             <w:r>
               <w:rPr>
                 <w:rFonts w:ascii="BRH Malayalam Extra" w:eastAsia="Times New Roman" w:hAnsi="BRH Malayalam Extra" w:cs="BRH Malayalam Extra"/>
@@ -1473,27 +1820,15 @@
               </w:rPr>
               <w:t>–</w:t>
             </w:r>
-            <w:proofErr w:type="spellStart"/>
-            <w:r>
-              <w:rPr>
-                <w:rFonts w:ascii="BRH Malayalam Extra" w:eastAsia="Times New Roman" w:hAnsi="BRH Malayalam Extra" w:cs="BRH Malayalam Extra"/>
-                <w:color w:val="000000"/>
-                <w:sz w:val="40"/>
-                <w:szCs w:val="40"/>
-                <w:lang w:val="en-IN" w:eastAsia="en-IN" w:bidi="ml-IN"/>
-              </w:rPr>
-              <w:t>tbû</w:t>
-            </w:r>
-            <w:proofErr w:type="spellEnd"/>
-            <w:r>
-              <w:rPr>
-                <w:rFonts w:ascii="BRH Malayalam Extra" w:eastAsia="Times New Roman" w:hAnsi="BRH Malayalam Extra" w:cs="BRH Malayalam Extra"/>
-                <w:color w:val="000000"/>
-                <w:sz w:val="40"/>
-                <w:szCs w:val="40"/>
-                <w:lang w:val="en-IN" w:eastAsia="en-IN" w:bidi="ml-IN"/>
-              </w:rPr>
-              <w:t>—¥Z |</w:t>
+            <w:r>
+              <w:rPr>
+                <w:rFonts w:ascii="BRH Malayalam Extra" w:eastAsia="Times New Roman" w:hAnsi="BRH Malayalam Extra" w:cs="BRH Malayalam Extra"/>
+                <w:color w:val="000000"/>
+                <w:sz w:val="40"/>
+                <w:szCs w:val="40"/>
+                <w:lang w:val="en-IN" w:eastAsia="en-IN" w:bidi="ml-IN"/>
+              </w:rPr>
+              <w:t>tbû—¥Z |</w:t>
             </w:r>
           </w:p>
         </w:tc>
@@ -1516,49 +1851,15 @@
                 <w:lang w:val="en-IN" w:eastAsia="en-IN" w:bidi="ml-IN"/>
               </w:rPr>
             </w:pPr>
-            <w:proofErr w:type="spellStart"/>
-            <w:r>
-              <w:rPr>
-                <w:rFonts w:ascii="BRH Malayalam Extra" w:eastAsia="Times New Roman" w:hAnsi="BRH Malayalam Extra" w:cs="BRH Malayalam Extra"/>
-                <w:color w:val="000000"/>
-                <w:sz w:val="40"/>
-                <w:szCs w:val="40"/>
-                <w:lang w:val="en-IN" w:eastAsia="en-IN" w:bidi="ml-IN"/>
-              </w:rPr>
-              <w:t>CöÉx</w:t>
-            </w:r>
-            <w:proofErr w:type="spellEnd"/>
-            <w:r>
-              <w:rPr>
-                <w:rFonts w:ascii="BRH Malayalam Extra" w:eastAsia="Times New Roman" w:hAnsi="BRH Malayalam Extra" w:cs="BRH Malayalam Extra"/>
-                <w:color w:val="000000"/>
-                <w:sz w:val="40"/>
-                <w:szCs w:val="40"/>
-                <w:lang w:val="en-IN" w:eastAsia="en-IN" w:bidi="ml-IN"/>
-              </w:rPr>
-              <w:t xml:space="preserve">—j </w:t>
-            </w:r>
-            <w:proofErr w:type="spellStart"/>
-            <w:r>
-              <w:rPr>
-                <w:rFonts w:ascii="BRH Malayalam Extra" w:eastAsia="Times New Roman" w:hAnsi="BRH Malayalam Extra" w:cs="BRH Malayalam Extra"/>
-                <w:color w:val="000000"/>
-                <w:sz w:val="40"/>
-                <w:szCs w:val="40"/>
-                <w:lang w:val="en-IN" w:eastAsia="en-IN" w:bidi="ml-IN"/>
-              </w:rPr>
-              <w:t>Zûx</w:t>
-            </w:r>
-            <w:proofErr w:type="spellEnd"/>
-            <w:r>
-              <w:rPr>
-                <w:rFonts w:ascii="BRH Malayalam Extra" w:eastAsia="Times New Roman" w:hAnsi="BRH Malayalam Extra" w:cs="BRH Malayalam Extra"/>
-                <w:color w:val="000000"/>
-                <w:sz w:val="40"/>
-                <w:szCs w:val="40"/>
-                <w:lang w:val="en-IN" w:eastAsia="en-IN" w:bidi="ml-IN"/>
-              </w:rPr>
-              <w:t xml:space="preserve"> | </w:t>
+            <w:r>
+              <w:rPr>
+                <w:rFonts w:ascii="BRH Malayalam Extra" w:eastAsia="Times New Roman" w:hAnsi="BRH Malayalam Extra" w:cs="BRH Malayalam Extra"/>
+                <w:color w:val="000000"/>
+                <w:sz w:val="40"/>
+                <w:szCs w:val="40"/>
+                <w:lang w:val="en-IN" w:eastAsia="en-IN" w:bidi="ml-IN"/>
+              </w:rPr>
+              <w:t xml:space="preserve">CöÉx—j Zûx | </w:t>
             </w:r>
           </w:p>
           <w:p>
@@ -1576,7 +1877,6 @@
                 <w:lang w:val="en-IN" w:eastAsia="en-IN" w:bidi="ml-IN"/>
               </w:rPr>
             </w:pPr>
-            <w:proofErr w:type="spellStart"/>
             <w:r>
               <w:rPr>
                 <w:rFonts w:ascii="BRH Malayalam Extra" w:eastAsia="Times New Roman" w:hAnsi="BRH Malayalam Extra" w:cs="BRH Malayalam Extra"/>
@@ -1588,7 +1888,6 @@
               </w:rPr>
               <w:t>Zûx</w:t>
             </w:r>
-            <w:proofErr w:type="spellEnd"/>
             <w:r>
               <w:rPr>
                 <w:rFonts w:ascii="BRH Malayalam Extra" w:eastAsia="Times New Roman" w:hAnsi="BRH Malayalam Extra" w:cs="BRH Malayalam Extra"/>
@@ -1621,27 +1920,15 @@
               </w:rPr>
               <w:t>–</w:t>
             </w:r>
-            <w:proofErr w:type="spellStart"/>
-            <w:r>
-              <w:rPr>
-                <w:rFonts w:ascii="BRH Malayalam Extra" w:eastAsia="Times New Roman" w:hAnsi="BRH Malayalam Extra" w:cs="BRH Malayalam Extra"/>
-                <w:color w:val="000000"/>
-                <w:sz w:val="40"/>
-                <w:szCs w:val="40"/>
-                <w:lang w:val="en-IN" w:eastAsia="en-IN" w:bidi="ml-IN"/>
-              </w:rPr>
-              <w:t>tbû</w:t>
-            </w:r>
-            <w:proofErr w:type="spellEnd"/>
-            <w:r>
-              <w:rPr>
-                <w:rFonts w:ascii="BRH Malayalam Extra" w:eastAsia="Times New Roman" w:hAnsi="BRH Malayalam Extra" w:cs="BRH Malayalam Extra"/>
-                <w:color w:val="000000"/>
-                <w:sz w:val="40"/>
-                <w:szCs w:val="40"/>
-                <w:lang w:val="en-IN" w:eastAsia="en-IN" w:bidi="ml-IN"/>
-              </w:rPr>
-              <w:t>—¥Z |</w:t>
+            <w:r>
+              <w:rPr>
+                <w:rFonts w:ascii="BRH Malayalam Extra" w:eastAsia="Times New Roman" w:hAnsi="BRH Malayalam Extra" w:cs="BRH Malayalam Extra"/>
+                <w:color w:val="000000"/>
+                <w:sz w:val="40"/>
+                <w:szCs w:val="40"/>
+                <w:lang w:val="en-IN" w:eastAsia="en-IN" w:bidi="ml-IN"/>
+              </w:rPr>
+              <w:t>tbû—¥Z |</w:t>
             </w:r>
           </w:p>
         </w:tc>
@@ -1697,19 +1984,8 @@
                 <w:sz w:val="28"/>
                 <w:szCs w:val="32"/>
               </w:rPr>
-              <w:t xml:space="preserve"> – </w:t>
-            </w:r>
-            <w:proofErr w:type="spellStart"/>
-            <w:r>
-              <w:rPr>
-                <w:rFonts w:cs="Arial"/>
-                <w:b/>
-                <w:sz w:val="28"/>
-                <w:szCs w:val="32"/>
-              </w:rPr>
-              <w:t>Kramam</w:t>
-            </w:r>
-            <w:proofErr w:type="spellEnd"/>
+              <w:t xml:space="preserve"> – Kramam</w:t>
+            </w:r>
           </w:p>
           <w:p>
             <w:pPr>
@@ -1729,45 +2005,14 @@
                 <w:szCs w:val="32"/>
               </w:rPr>
             </w:pPr>
-            <w:proofErr w:type="spellStart"/>
-            <w:r>
-              <w:rPr>
-                <w:rFonts w:cs="Arial"/>
-                <w:b/>
-                <w:sz w:val="28"/>
-                <w:szCs w:val="32"/>
-              </w:rPr>
-              <w:t>Krama</w:t>
-            </w:r>
-            <w:proofErr w:type="spellEnd"/>
-            <w:r>
-              <w:rPr>
-                <w:rFonts w:cs="Arial"/>
-                <w:b/>
-                <w:sz w:val="28"/>
-                <w:szCs w:val="32"/>
-              </w:rPr>
-              <w:t xml:space="preserve"> </w:t>
-            </w:r>
-            <w:proofErr w:type="spellStart"/>
-            <w:r>
-              <w:rPr>
-                <w:rFonts w:cs="Arial"/>
-                <w:b/>
-                <w:sz w:val="28"/>
-                <w:szCs w:val="32"/>
-              </w:rPr>
-              <w:t>Vaakyam</w:t>
-            </w:r>
-            <w:proofErr w:type="spellEnd"/>
-            <w:r>
-              <w:rPr>
-                <w:rFonts w:cs="Arial"/>
-                <w:b/>
-                <w:sz w:val="28"/>
-                <w:szCs w:val="32"/>
-              </w:rPr>
-              <w:t xml:space="preserve"> No.– </w:t>
+            <w:r>
+              <w:rPr>
+                <w:rFonts w:cs="Arial"/>
+                <w:b/>
+                <w:sz w:val="28"/>
+                <w:szCs w:val="32"/>
+              </w:rPr>
+              <w:t xml:space="preserve">Krama Vaakyam No.– </w:t>
             </w:r>
             <w:r>
               <w:rPr>
@@ -1794,25 +2039,14 @@
                 <w:szCs w:val="36"/>
               </w:rPr>
             </w:pPr>
-            <w:proofErr w:type="spellStart"/>
-            <w:r>
-              <w:rPr>
-                <w:rFonts w:cs="Arial"/>
-                <w:b/>
-                <w:sz w:val="28"/>
-                <w:szCs w:val="32"/>
-              </w:rPr>
-              <w:t>Panchaati</w:t>
-            </w:r>
-            <w:proofErr w:type="spellEnd"/>
-            <w:r>
-              <w:rPr>
-                <w:rFonts w:cs="Arial"/>
-                <w:b/>
-                <w:sz w:val="28"/>
-                <w:szCs w:val="32"/>
-              </w:rPr>
-              <w:t xml:space="preserve"> No</w:t>
+            <w:r>
+              <w:rPr>
+                <w:rFonts w:cs="Arial"/>
+                <w:b/>
+                <w:sz w:val="28"/>
+                <w:szCs w:val="32"/>
+              </w:rPr>
+              <w:t>Panchaati No</w:t>
             </w:r>
             <w:r>
               <w:rPr>
@@ -1860,42 +2094,8 @@
                 <w:szCs w:val="40"/>
                 <w:lang w:val="en-IN" w:eastAsia="en-IN" w:bidi="ml-IN"/>
               </w:rPr>
-              <w:t>¥</w:t>
-            </w:r>
-            <w:proofErr w:type="spellStart"/>
-            <w:r>
-              <w:rPr>
-                <w:rFonts w:ascii="BRH Malayalam Extra" w:eastAsia="Times New Roman" w:hAnsi="BRH Malayalam Extra" w:cs="BRH Malayalam Extra"/>
-                <w:color w:val="000000"/>
-                <w:sz w:val="40"/>
-                <w:szCs w:val="40"/>
-                <w:lang w:val="en-IN" w:eastAsia="en-IN" w:bidi="ml-IN"/>
-              </w:rPr>
-              <w:t>RõxZy</w:t>
-            </w:r>
-            <w:proofErr w:type="spellEnd"/>
-            <w:r>
-              <w:rPr>
-                <w:rFonts w:ascii="BRH Malayalam Extra" w:eastAsia="Times New Roman" w:hAnsi="BRH Malayalam Extra" w:cs="BRH Malayalam Extra"/>
-                <w:color w:val="000000"/>
-                <w:sz w:val="40"/>
-                <w:szCs w:val="40"/>
-                <w:lang w:val="en-IN" w:eastAsia="en-IN" w:bidi="ml-IN"/>
-              </w:rPr>
-              <w:t>—</w:t>
-            </w:r>
-            <w:proofErr w:type="spellStart"/>
-            <w:r>
-              <w:rPr>
-                <w:rFonts w:ascii="BRH Malayalam Extra" w:eastAsia="Times New Roman" w:hAnsi="BRH Malayalam Extra" w:cs="BRH Malayalam Extra"/>
-                <w:color w:val="000000"/>
-                <w:sz w:val="40"/>
-                <w:szCs w:val="40"/>
-                <w:lang w:val="en-IN" w:eastAsia="en-IN" w:bidi="ml-IN"/>
-              </w:rPr>
-              <w:t>kyöÉx</w:t>
-            </w:r>
-            <w:proofErr w:type="spellEnd"/>
+              <w:t>¥RõxZy—kyöÉx</w:t>
+            </w:r>
             <w:r>
               <w:rPr>
                 <w:rFonts w:ascii="BRH Malayalam Extra" w:eastAsia="Times New Roman" w:hAnsi="BRH Malayalam Extra" w:cs="BRH Malayalam Extra"/>
@@ -1961,7 +2161,6 @@
               </w:rPr>
               <w:t>–</w:t>
             </w:r>
-            <w:proofErr w:type="spellStart"/>
             <w:r>
               <w:rPr>
                 <w:rFonts w:ascii="BRH Malayalam Extra" w:eastAsia="Times New Roman" w:hAnsi="BRH Malayalam Extra" w:cs="BRH Malayalam Extra"/>
@@ -1972,49 +2171,26 @@
               </w:rPr>
               <w:t>öÉx</w:t>
             </w:r>
-            <w:proofErr w:type="spellEnd"/>
-            <w:r>
-              <w:rPr>
-                <w:rFonts w:ascii="BRH Malayalam Extra" w:eastAsia="Times New Roman" w:hAnsi="BRH Malayalam Extra" w:cs="BRH Malayalam Extra"/>
-                <w:b/>
-                <w:color w:val="000000"/>
-                <w:sz w:val="32"/>
-                <w:szCs w:val="40"/>
-                <w:lang w:val="en-IN" w:eastAsia="en-IN" w:bidi="ml-IN"/>
-              </w:rPr>
-              <w:t>–</w:t>
-            </w:r>
-            <w:r>
-              <w:rPr>
-                <w:rFonts w:ascii="BRH Malayalam Extra" w:eastAsia="Times New Roman" w:hAnsi="BRH Malayalam Extra" w:cs="BRH Malayalam Extra"/>
-                <w:color w:val="000000"/>
-                <w:sz w:val="40"/>
-                <w:szCs w:val="40"/>
-                <w:lang w:val="en-IN" w:eastAsia="en-IN" w:bidi="ml-IN"/>
-              </w:rPr>
-              <w:t xml:space="preserve">²z </w:t>
-            </w:r>
-            <w:proofErr w:type="spellStart"/>
-            <w:r>
-              <w:rPr>
-                <w:rFonts w:ascii="BRH Malayalam Extra" w:eastAsia="Times New Roman" w:hAnsi="BRH Malayalam Extra" w:cs="BRH Malayalam Extra"/>
-                <w:color w:val="000000"/>
-                <w:sz w:val="40"/>
-                <w:szCs w:val="40"/>
-                <w:lang w:val="en-IN" w:eastAsia="en-IN" w:bidi="ml-IN"/>
-              </w:rPr>
-              <w:t>jZ</w:t>
-            </w:r>
-            <w:proofErr w:type="spellEnd"/>
-            <w:r>
-              <w:rPr>
-                <w:rFonts w:ascii="BRH Malayalam Extra" w:eastAsia="Times New Roman" w:hAnsi="BRH Malayalam Extra" w:cs="BRH Malayalam Extra"/>
-                <w:color w:val="000000"/>
-                <w:sz w:val="40"/>
-                <w:szCs w:val="40"/>
-                <w:lang w:val="en-IN" w:eastAsia="en-IN" w:bidi="ml-IN"/>
-              </w:rPr>
-              <w:t>§ |</w:t>
+            <w:r>
+              <w:rPr>
+                <w:rFonts w:ascii="BRH Malayalam Extra" w:eastAsia="Times New Roman" w:hAnsi="BRH Malayalam Extra" w:cs="BRH Malayalam Extra"/>
+                <w:b/>
+                <w:color w:val="000000"/>
+                <w:sz w:val="32"/>
+                <w:szCs w:val="40"/>
+                <w:lang w:val="en-IN" w:eastAsia="en-IN" w:bidi="ml-IN"/>
+              </w:rPr>
+              <w:t>–</w:t>
+            </w:r>
+            <w:r>
+              <w:rPr>
+                <w:rFonts w:ascii="BRH Malayalam Extra" w:eastAsia="Times New Roman" w:hAnsi="BRH Malayalam Extra" w:cs="BRH Malayalam Extra"/>
+                <w:color w:val="000000"/>
+                <w:sz w:val="40"/>
+                <w:szCs w:val="40"/>
+                <w:lang w:val="en-IN" w:eastAsia="en-IN" w:bidi="ml-IN"/>
+              </w:rPr>
+              <w:t>²z jZ§ |</w:t>
             </w:r>
           </w:p>
         </w:tc>
@@ -2045,42 +2221,8 @@
                 <w:szCs w:val="40"/>
                 <w:lang w:val="en-IN" w:eastAsia="en-IN" w:bidi="ml-IN"/>
               </w:rPr>
-              <w:t>¥</w:t>
-            </w:r>
-            <w:proofErr w:type="spellStart"/>
-            <w:r>
-              <w:rPr>
-                <w:rFonts w:ascii="BRH Malayalam Extra" w:eastAsia="Times New Roman" w:hAnsi="BRH Malayalam Extra" w:cs="BRH Malayalam Extra"/>
-                <w:color w:val="000000"/>
-                <w:sz w:val="40"/>
-                <w:szCs w:val="40"/>
-                <w:lang w:val="en-IN" w:eastAsia="en-IN" w:bidi="ml-IN"/>
-              </w:rPr>
-              <w:t>RõxZy</w:t>
-            </w:r>
-            <w:proofErr w:type="spellEnd"/>
-            <w:r>
-              <w:rPr>
-                <w:rFonts w:ascii="BRH Malayalam Extra" w:eastAsia="Times New Roman" w:hAnsi="BRH Malayalam Extra" w:cs="BRH Malayalam Extra"/>
-                <w:color w:val="000000"/>
-                <w:sz w:val="40"/>
-                <w:szCs w:val="40"/>
-                <w:lang w:val="en-IN" w:eastAsia="en-IN" w:bidi="ml-IN"/>
-              </w:rPr>
-              <w:t>—</w:t>
-            </w:r>
-            <w:proofErr w:type="spellStart"/>
-            <w:r>
-              <w:rPr>
-                <w:rFonts w:ascii="BRH Malayalam Extra" w:eastAsia="Times New Roman" w:hAnsi="BRH Malayalam Extra" w:cs="BRH Malayalam Extra"/>
-                <w:color w:val="000000"/>
-                <w:sz w:val="40"/>
-                <w:szCs w:val="40"/>
-                <w:lang w:val="en-IN" w:eastAsia="en-IN" w:bidi="ml-IN"/>
-              </w:rPr>
-              <w:t>kyöÉx</w:t>
-            </w:r>
-            <w:proofErr w:type="spellEnd"/>
+              <w:t>¥RõxZy—kyöÉx</w:t>
+            </w:r>
             <w:r>
               <w:rPr>
                 <w:rFonts w:ascii="BRH Malayalam Extra" w:eastAsia="Times New Roman" w:hAnsi="BRH Malayalam Extra" w:cs="BRH Malayalam Extra"/>
@@ -2146,7 +2288,6 @@
               </w:rPr>
               <w:t>–</w:t>
             </w:r>
-            <w:proofErr w:type="spellStart"/>
             <w:r>
               <w:rPr>
                 <w:rFonts w:ascii="BRH Malayalam Extra" w:eastAsia="Times New Roman" w:hAnsi="BRH Malayalam Extra" w:cs="BRH Malayalam Extra"/>
@@ -2157,52 +2298,27 @@
               </w:rPr>
               <w:t>öÉx</w:t>
             </w:r>
-            <w:proofErr w:type="spellEnd"/>
-            <w:r>
-              <w:rPr>
-                <w:rFonts w:ascii="BRH Malayalam Extra" w:eastAsia="Times New Roman" w:hAnsi="BRH Malayalam Extra" w:cs="BRH Malayalam Extra"/>
-                <w:b/>
-                <w:color w:val="000000"/>
-                <w:sz w:val="32"/>
-                <w:szCs w:val="40"/>
-                <w:lang w:val="en-IN" w:eastAsia="en-IN" w:bidi="ml-IN"/>
-              </w:rPr>
-              <w:t>–</w:t>
-            </w:r>
-            <w:r>
-              <w:rPr>
-                <w:rFonts w:ascii="BRH Malayalam Extra" w:eastAsia="Times New Roman" w:hAnsi="BRH Malayalam Extra" w:cs="BRH Malayalam Extra"/>
-                <w:color w:val="000000"/>
-                <w:sz w:val="40"/>
-                <w:szCs w:val="40"/>
-                <w:lang w:val="en-IN" w:eastAsia="en-IN" w:bidi="ml-IN"/>
-              </w:rPr>
-              <w:t xml:space="preserve">²z </w:t>
-            </w:r>
-            <w:proofErr w:type="spellStart"/>
-            <w:r>
-              <w:rPr>
-                <w:rFonts w:ascii="BRH Malayalam Extra" w:eastAsia="Times New Roman" w:hAnsi="BRH Malayalam Extra" w:cs="BRH Malayalam Extra"/>
-                <w:color w:val="000000"/>
-                <w:sz w:val="40"/>
-                <w:szCs w:val="40"/>
-                <w:lang w:val="en-IN" w:eastAsia="en-IN" w:bidi="ml-IN"/>
-              </w:rPr>
-              <w:t>jZ</w:t>
-            </w:r>
-            <w:proofErr w:type="spellEnd"/>
-            <w:r>
-              <w:rPr>
-                <w:rFonts w:ascii="BRH Malayalam Extra" w:eastAsia="Times New Roman" w:hAnsi="BRH Malayalam Extra" w:cs="BRH Malayalam Extra"/>
-                <w:color w:val="000000"/>
-                <w:sz w:val="40"/>
-                <w:szCs w:val="40"/>
-                <w:lang w:val="en-IN" w:eastAsia="en-IN" w:bidi="ml-IN"/>
-              </w:rPr>
-              <w:t>§ |</w:t>
-            </w:r>
-            <w:bookmarkStart w:id="0" w:name="_GoBack"/>
-            <w:bookmarkEnd w:id="0"/>
+            <w:r>
+              <w:rPr>
+                <w:rFonts w:ascii="BRH Malayalam Extra" w:eastAsia="Times New Roman" w:hAnsi="BRH Malayalam Extra" w:cs="BRH Malayalam Extra"/>
+                <w:b/>
+                <w:color w:val="000000"/>
+                <w:sz w:val="32"/>
+                <w:szCs w:val="40"/>
+                <w:lang w:val="en-IN" w:eastAsia="en-IN" w:bidi="ml-IN"/>
+              </w:rPr>
+              <w:t>–</w:t>
+            </w:r>
+            <w:r>
+              <w:rPr>
+                <w:rFonts w:ascii="BRH Malayalam Extra" w:eastAsia="Times New Roman" w:hAnsi="BRH Malayalam Extra" w:cs="BRH Malayalam Extra"/>
+                <w:color w:val="000000"/>
+                <w:sz w:val="40"/>
+                <w:szCs w:val="40"/>
+                <w:lang w:val="en-IN" w:eastAsia="en-IN" w:bidi="ml-IN"/>
+              </w:rPr>
+              <w:t>²z jZ§ |</w:t>
+            </w:r>
           </w:p>
           <w:p>
             <w:pPr>
@@ -2249,20 +2365,8 @@
                 <w:sz w:val="28"/>
                 <w:szCs w:val="32"/>
               </w:rPr>
-              <w:lastRenderedPageBreak/>
-              <w:t xml:space="preserve">T.S.6.5.4.1 – </w:t>
-            </w:r>
-            <w:proofErr w:type="spellStart"/>
-            <w:r>
-              <w:rPr>
-                <w:rFonts w:cs="Arial"/>
-                <w:b/>
-                <w:sz w:val="28"/>
-                <w:szCs w:val="32"/>
-              </w:rPr>
-              <w:t>Kramam</w:t>
-            </w:r>
-            <w:proofErr w:type="spellEnd"/>
+              <w:t>T.S.6.5.4.1 – Kramam</w:t>
+            </w:r>
           </w:p>
           <w:p>
             <w:pPr>
@@ -2282,45 +2386,14 @@
                 <w:szCs w:val="32"/>
               </w:rPr>
             </w:pPr>
-            <w:proofErr w:type="spellStart"/>
-            <w:r>
-              <w:rPr>
-                <w:rFonts w:cs="Arial"/>
-                <w:b/>
-                <w:sz w:val="28"/>
-                <w:szCs w:val="32"/>
-              </w:rPr>
-              <w:t>Krama</w:t>
-            </w:r>
-            <w:proofErr w:type="spellEnd"/>
-            <w:r>
-              <w:rPr>
-                <w:rFonts w:cs="Arial"/>
-                <w:b/>
-                <w:sz w:val="28"/>
-                <w:szCs w:val="32"/>
-              </w:rPr>
-              <w:t xml:space="preserve"> </w:t>
-            </w:r>
-            <w:proofErr w:type="spellStart"/>
-            <w:r>
-              <w:rPr>
-                <w:rFonts w:cs="Arial"/>
-                <w:b/>
-                <w:sz w:val="28"/>
-                <w:szCs w:val="32"/>
-              </w:rPr>
-              <w:t>Vaakyam</w:t>
-            </w:r>
-            <w:proofErr w:type="spellEnd"/>
-            <w:r>
-              <w:rPr>
-                <w:rFonts w:cs="Arial"/>
-                <w:b/>
-                <w:sz w:val="28"/>
-                <w:szCs w:val="32"/>
-              </w:rPr>
-              <w:t xml:space="preserve"> No.– 38</w:t>
+            <w:r>
+              <w:rPr>
+                <w:rFonts w:cs="Arial"/>
+                <w:b/>
+                <w:sz w:val="28"/>
+                <w:szCs w:val="32"/>
+              </w:rPr>
+              <w:t>Krama Vaakyam No.– 38</w:t>
             </w:r>
           </w:p>
           <w:p>
@@ -2341,25 +2414,14 @@
                 <w:szCs w:val="32"/>
               </w:rPr>
             </w:pPr>
-            <w:proofErr w:type="spellStart"/>
-            <w:r>
-              <w:rPr>
-                <w:rFonts w:cs="Arial"/>
-                <w:b/>
-                <w:sz w:val="28"/>
-                <w:szCs w:val="32"/>
-              </w:rPr>
-              <w:t>Panchaati</w:t>
-            </w:r>
-            <w:proofErr w:type="spellEnd"/>
-            <w:r>
-              <w:rPr>
-                <w:rFonts w:cs="Arial"/>
-                <w:b/>
-                <w:sz w:val="28"/>
-                <w:szCs w:val="32"/>
-              </w:rPr>
-              <w:t xml:space="preserve"> No</w:t>
+            <w:r>
+              <w:rPr>
+                <w:rFonts w:cs="Arial"/>
+                <w:b/>
+                <w:sz w:val="28"/>
+                <w:szCs w:val="32"/>
+              </w:rPr>
+              <w:t>Panchaati No</w:t>
             </w:r>
             <w:r>
               <w:rPr>
@@ -2416,7 +2478,6 @@
               </w:rPr>
               <w:t>–</w:t>
             </w:r>
-            <w:proofErr w:type="spellStart"/>
             <w:r>
               <w:rPr>
                 <w:rFonts w:ascii="BRH Malayalam Extra" w:eastAsia="Times New Roman" w:hAnsi="BRH Malayalam Extra" w:cs="BRH Malayalam Extra"/>
@@ -2427,7 +2488,6 @@
               </w:rPr>
               <w:t>öÉx</w:t>
             </w:r>
-            <w:proofErr w:type="spellEnd"/>
             <w:r>
               <w:rPr>
                 <w:rFonts w:ascii="BRH Malayalam Extra" w:eastAsia="Times New Roman" w:hAnsi="BRH Malayalam Extra" w:cs="BRH Malayalam Extra"/>
@@ -2460,7 +2520,6 @@
               </w:rPr>
               <w:t>–</w:t>
             </w:r>
-            <w:proofErr w:type="spellStart"/>
             <w:r>
               <w:rPr>
                 <w:rFonts w:ascii="BRH Malayalam Extra" w:eastAsia="Times New Roman" w:hAnsi="BRH Malayalam Extra" w:cs="BRH Malayalam Extra"/>
@@ -2480,19 +2539,7 @@
                 <w:highlight w:val="yellow"/>
                 <w:lang w:val="en-IN" w:eastAsia="en-IN" w:bidi="ml-IN"/>
               </w:rPr>
-              <w:t>¥Zõ</w:t>
-            </w:r>
-            <w:proofErr w:type="spellEnd"/>
-            <w:r>
-              <w:rPr>
-                <w:rFonts w:ascii="BRH Malayalam Extra" w:eastAsia="Times New Roman" w:hAnsi="BRH Malayalam Extra" w:cs="BRH Malayalam Extra"/>
-                <w:color w:val="000000"/>
-                <w:sz w:val="40"/>
-                <w:szCs w:val="40"/>
-                <w:highlight w:val="yellow"/>
-                <w:lang w:val="en-IN" w:eastAsia="en-IN" w:bidi="ml-IN"/>
-              </w:rPr>
-              <w:t>˜</w:t>
+              <w:t>¥Zõ˜</w:t>
             </w:r>
             <w:r>
               <w:rPr>
@@ -2542,7 +2589,6 @@
               </w:rPr>
               <w:t>–</w:t>
             </w:r>
-            <w:proofErr w:type="spellStart"/>
             <w:r>
               <w:rPr>
                 <w:rFonts w:ascii="BRH Malayalam Extra" w:eastAsia="Times New Roman" w:hAnsi="BRH Malayalam Extra" w:cs="BRH Malayalam Extra"/>
@@ -2553,7 +2599,6 @@
               </w:rPr>
               <w:t>öÉx</w:t>
             </w:r>
-            <w:proofErr w:type="spellEnd"/>
             <w:r>
               <w:rPr>
                 <w:rFonts w:ascii="BRH Malayalam Extra" w:eastAsia="Times New Roman" w:hAnsi="BRH Malayalam Extra" w:cs="BRH Malayalam Extra"/>
@@ -2586,7 +2631,6 @@
               </w:rPr>
               <w:t>–</w:t>
             </w:r>
-            <w:proofErr w:type="spellStart"/>
             <w:r>
               <w:rPr>
                 <w:rFonts w:ascii="BRH Malayalam Extra" w:eastAsia="Times New Roman" w:hAnsi="BRH Malayalam Extra" w:cs="BRH Malayalam Extra"/>
@@ -2606,19 +2650,7 @@
                 <w:highlight w:val="green"/>
                 <w:lang w:val="en-IN" w:eastAsia="en-IN" w:bidi="ml-IN"/>
               </w:rPr>
-              <w:t>¥Z</w:t>
-            </w:r>
-            <w:proofErr w:type="spellEnd"/>
-            <w:r>
-              <w:rPr>
-                <w:rFonts w:ascii="BRH Malayalam Extra" w:eastAsia="Times New Roman" w:hAnsi="BRH Malayalam Extra" w:cs="BRH Malayalam Extra"/>
-                <w:color w:val="000000"/>
-                <w:sz w:val="40"/>
-                <w:szCs w:val="40"/>
-                <w:highlight w:val="green"/>
-                <w:lang w:val="en-IN" w:eastAsia="en-IN" w:bidi="ml-IN"/>
-              </w:rPr>
-              <w:t>˜</w:t>
+              <w:t>¥Z˜</w:t>
             </w:r>
             <w:r>
               <w:rPr>
@@ -2666,19 +2698,8 @@
                 <w:sz w:val="28"/>
                 <w:szCs w:val="32"/>
               </w:rPr>
-              <w:t xml:space="preserve">T.S.6.5.4.2 – </w:t>
-            </w:r>
-            <w:proofErr w:type="spellStart"/>
-            <w:r>
-              <w:rPr>
-                <w:rFonts w:cs="Arial"/>
-                <w:b/>
-                <w:sz w:val="28"/>
-                <w:szCs w:val="32"/>
-              </w:rPr>
-              <w:t>Kramam</w:t>
-            </w:r>
-            <w:proofErr w:type="spellEnd"/>
+              <w:t>T.S.6.5.4.2 – Kramam</w:t>
+            </w:r>
           </w:p>
           <w:p>
             <w:pPr>
@@ -2698,45 +2719,14 @@
                 <w:szCs w:val="32"/>
               </w:rPr>
             </w:pPr>
-            <w:proofErr w:type="spellStart"/>
-            <w:r>
-              <w:rPr>
-                <w:rFonts w:cs="Arial"/>
-                <w:b/>
-                <w:sz w:val="28"/>
-                <w:szCs w:val="32"/>
-              </w:rPr>
-              <w:t>Krama</w:t>
-            </w:r>
-            <w:proofErr w:type="spellEnd"/>
-            <w:r>
-              <w:rPr>
-                <w:rFonts w:cs="Arial"/>
-                <w:b/>
-                <w:sz w:val="28"/>
-                <w:szCs w:val="32"/>
-              </w:rPr>
-              <w:t xml:space="preserve"> </w:t>
-            </w:r>
-            <w:proofErr w:type="spellStart"/>
-            <w:r>
-              <w:rPr>
-                <w:rFonts w:cs="Arial"/>
-                <w:b/>
-                <w:sz w:val="28"/>
-                <w:szCs w:val="32"/>
-              </w:rPr>
-              <w:t>Vaakyam</w:t>
-            </w:r>
-            <w:proofErr w:type="spellEnd"/>
-            <w:r>
-              <w:rPr>
-                <w:rFonts w:cs="Arial"/>
-                <w:b/>
-                <w:sz w:val="28"/>
-                <w:szCs w:val="32"/>
-              </w:rPr>
-              <w:t xml:space="preserve"> No.– 2</w:t>
+            <w:r>
+              <w:rPr>
+                <w:rFonts w:cs="Arial"/>
+                <w:b/>
+                <w:sz w:val="28"/>
+                <w:szCs w:val="32"/>
+              </w:rPr>
+              <w:t>Krama Vaakyam No.– 2</w:t>
             </w:r>
           </w:p>
           <w:p>
@@ -2757,25 +2747,14 @@
                 <w:szCs w:val="32"/>
               </w:rPr>
             </w:pPr>
-            <w:proofErr w:type="spellStart"/>
-            <w:r>
-              <w:rPr>
-                <w:rFonts w:cs="Arial"/>
-                <w:b/>
-                <w:sz w:val="28"/>
-                <w:szCs w:val="32"/>
-              </w:rPr>
-              <w:t>Panchaati</w:t>
-            </w:r>
-            <w:proofErr w:type="spellEnd"/>
-            <w:r>
-              <w:rPr>
-                <w:rFonts w:cs="Arial"/>
-                <w:b/>
-                <w:sz w:val="28"/>
-                <w:szCs w:val="32"/>
-              </w:rPr>
-              <w:t xml:space="preserve"> No</w:t>
+            <w:r>
+              <w:rPr>
+                <w:rFonts w:cs="Arial"/>
+                <w:b/>
+                <w:sz w:val="28"/>
+                <w:szCs w:val="32"/>
+              </w:rPr>
+              <w:t>Panchaati No</w:t>
             </w:r>
             <w:r>
               <w:rPr>
@@ -2811,29 +2790,49 @@
                 <w:lang w:val="en-IN" w:eastAsia="en-IN" w:bidi="ml-IN"/>
               </w:rPr>
             </w:pPr>
-            <w:proofErr w:type="spellStart"/>
-            <w:r>
-              <w:rPr>
-                <w:rFonts w:ascii="BRH Malayalam Extra" w:eastAsia="Times New Roman" w:hAnsi="BRH Malayalam Extra" w:cs="BRH Malayalam Extra"/>
-                <w:color w:val="000000"/>
-                <w:sz w:val="40"/>
-                <w:szCs w:val="40"/>
-                <w:lang w:val="en-IN" w:eastAsia="en-IN" w:bidi="ml-IN"/>
-              </w:rPr>
-              <w:t>sªpx˜J</w:t>
-            </w:r>
-            <w:proofErr w:type="spellEnd"/>
-            <w:r>
-              <w:rPr>
-                <w:rFonts w:ascii="BRH Malayalam Extra" w:eastAsia="Times New Roman" w:hAnsi="BRH Malayalam Extra" w:cs="BRH Malayalam Extra"/>
-                <w:color w:val="000000"/>
-                <w:sz w:val="40"/>
-                <w:szCs w:val="40"/>
-                <w:lang w:val="en-IN" w:eastAsia="en-IN" w:bidi="ml-IN"/>
-              </w:rPr>
-              <w:t xml:space="preserve"> </w:t>
-            </w:r>
-            <w:proofErr w:type="spellStart"/>
+            <w:r>
+              <w:rPr>
+                <w:rFonts w:ascii="BRH Malayalam Extra" w:eastAsia="Times New Roman" w:hAnsi="BRH Malayalam Extra" w:cs="BRH Malayalam Extra"/>
+                <w:color w:val="000000"/>
+                <w:sz w:val="40"/>
+                <w:szCs w:val="40"/>
+                <w:lang w:val="en-IN" w:eastAsia="en-IN" w:bidi="ml-IN"/>
+              </w:rPr>
+              <w:t>sªpx˜J öe</w:t>
+            </w:r>
+            <w:r>
+              <w:rPr>
+                <w:rFonts w:ascii="BRH Malayalam Extra" w:eastAsia="Times New Roman" w:hAnsi="BRH Malayalam Extra" w:cs="BRH Malayalam Extra"/>
+                <w:b/>
+                <w:color w:val="000000"/>
+                <w:sz w:val="32"/>
+                <w:szCs w:val="40"/>
+                <w:lang w:val="en-IN" w:eastAsia="en-IN" w:bidi="ml-IN"/>
+              </w:rPr>
+              <w:t>–</w:t>
+            </w:r>
+            <w:r>
+              <w:rPr>
+                <w:rFonts w:ascii="BRH Malayalam Extra" w:eastAsia="Times New Roman" w:hAnsi="BRH Malayalam Extra" w:cs="BRH Malayalam Extra"/>
+                <w:color w:val="000000"/>
+                <w:sz w:val="40"/>
+                <w:szCs w:val="40"/>
+                <w:lang w:val="en-IN" w:eastAsia="en-IN" w:bidi="ml-IN"/>
+              </w:rPr>
+              <w:t xml:space="preserve">RxJ | </w:t>
+            </w:r>
+          </w:p>
+          <w:p>
+            <w:pPr>
+              <w:spacing w:before="0" w:line="240" w:lineRule="auto"/>
+              <w:rPr>
+                <w:rFonts w:ascii="BRH Malayalam Extra" w:eastAsia="Times New Roman" w:hAnsi="BRH Malayalam Extra" w:cs="BRH Malayalam Extra"/>
+                <w:color w:val="000000"/>
+                <w:sz w:val="40"/>
+                <w:szCs w:val="40"/>
+                <w:lang w:val="en-IN" w:eastAsia="en-IN" w:bidi="ml-IN"/>
+              </w:rPr>
+            </w:pPr>
             <w:r>
               <w:rPr>
                 <w:rFonts w:ascii="BRH Malayalam Extra" w:eastAsia="Times New Roman" w:hAnsi="BRH Malayalam Extra" w:cs="BRH Malayalam Extra"/>
@@ -2844,64 +2843,6 @@
               </w:rPr>
               <w:t>öe</w:t>
             </w:r>
-            <w:proofErr w:type="spellEnd"/>
-            <w:r>
-              <w:rPr>
-                <w:rFonts w:ascii="BRH Malayalam Extra" w:eastAsia="Times New Roman" w:hAnsi="BRH Malayalam Extra" w:cs="BRH Malayalam Extra"/>
-                <w:b/>
-                <w:color w:val="000000"/>
-                <w:sz w:val="32"/>
-                <w:szCs w:val="40"/>
-                <w:lang w:val="en-IN" w:eastAsia="en-IN" w:bidi="ml-IN"/>
-              </w:rPr>
-              <w:t>–</w:t>
-            </w:r>
-            <w:proofErr w:type="spellStart"/>
-            <w:r>
-              <w:rPr>
-                <w:rFonts w:ascii="BRH Malayalam Extra" w:eastAsia="Times New Roman" w:hAnsi="BRH Malayalam Extra" w:cs="BRH Malayalam Extra"/>
-                <w:color w:val="000000"/>
-                <w:sz w:val="40"/>
-                <w:szCs w:val="40"/>
-                <w:lang w:val="en-IN" w:eastAsia="en-IN" w:bidi="ml-IN"/>
-              </w:rPr>
-              <w:t>RxJ</w:t>
-            </w:r>
-            <w:proofErr w:type="spellEnd"/>
-            <w:r>
-              <w:rPr>
-                <w:rFonts w:ascii="BRH Malayalam Extra" w:eastAsia="Times New Roman" w:hAnsi="BRH Malayalam Extra" w:cs="BRH Malayalam Extra"/>
-                <w:color w:val="000000"/>
-                <w:sz w:val="40"/>
-                <w:szCs w:val="40"/>
-                <w:lang w:val="en-IN" w:eastAsia="en-IN" w:bidi="ml-IN"/>
-              </w:rPr>
-              <w:t xml:space="preserve"> | </w:t>
-            </w:r>
-          </w:p>
-          <w:p>
-            <w:pPr>
-              <w:spacing w:before="0" w:line="240" w:lineRule="auto"/>
-              <w:rPr>
-                <w:rFonts w:ascii="BRH Malayalam Extra" w:eastAsia="Times New Roman" w:hAnsi="BRH Malayalam Extra" w:cs="BRH Malayalam Extra"/>
-                <w:color w:val="000000"/>
-                <w:sz w:val="40"/>
-                <w:szCs w:val="40"/>
-                <w:lang w:val="en-IN" w:eastAsia="en-IN" w:bidi="ml-IN"/>
-              </w:rPr>
-            </w:pPr>
-            <w:proofErr w:type="spellStart"/>
-            <w:r>
-              <w:rPr>
-                <w:rFonts w:ascii="BRH Malayalam Extra" w:eastAsia="Times New Roman" w:hAnsi="BRH Malayalam Extra" w:cs="BRH Malayalam Extra"/>
-                <w:color w:val="000000"/>
-                <w:sz w:val="40"/>
-                <w:szCs w:val="40"/>
-                <w:lang w:val="en-IN" w:eastAsia="en-IN" w:bidi="ml-IN"/>
-              </w:rPr>
-              <w:t>öe</w:t>
-            </w:r>
-            <w:proofErr w:type="spellEnd"/>
             <w:r>
               <w:rPr>
                 <w:rFonts w:ascii="BRH Malayalam Extra" w:eastAsia="Times New Roman" w:hAnsi="BRH Malayalam Extra" w:cs="BRH Malayalam Extra"/>
@@ -2932,52 +2873,28 @@
                 <w:szCs w:val="40"/>
                 <w:lang w:val="en-IN" w:eastAsia="en-IN" w:bidi="ml-IN"/>
               </w:rPr>
-              <w:t xml:space="preserve"> </w:t>
-            </w:r>
-            <w:proofErr w:type="spellStart"/>
-            <w:r>
-              <w:rPr>
-                <w:rFonts w:ascii="BRH Malayalam Extra" w:eastAsia="Times New Roman" w:hAnsi="BRH Malayalam Extra" w:cs="BRH Malayalam Extra"/>
-                <w:color w:val="000000"/>
-                <w:sz w:val="40"/>
-                <w:szCs w:val="40"/>
-                <w:lang w:val="en-IN" w:eastAsia="en-IN" w:bidi="ml-IN"/>
-              </w:rPr>
-              <w:t>öe</w:t>
-            </w:r>
-            <w:proofErr w:type="spellEnd"/>
-            <w:r>
-              <w:rPr>
-                <w:rFonts w:ascii="BRH Malayalam Extra" w:eastAsia="Times New Roman" w:hAnsi="BRH Malayalam Extra" w:cs="BRH Malayalam Extra"/>
-                <w:b/>
-                <w:color w:val="000000"/>
-                <w:sz w:val="32"/>
-                <w:szCs w:val="40"/>
-                <w:lang w:val="en-IN" w:eastAsia="en-IN" w:bidi="ml-IN"/>
-              </w:rPr>
-              <w:t>–</w:t>
-            </w:r>
-            <w:proofErr w:type="spellStart"/>
-            <w:r>
-              <w:rPr>
-                <w:rFonts w:ascii="BRH Malayalam Extra" w:eastAsia="Times New Roman" w:hAnsi="BRH Malayalam Extra" w:cs="BRH Malayalam Extra"/>
-                <w:color w:val="000000"/>
-                <w:sz w:val="40"/>
-                <w:szCs w:val="40"/>
-                <w:lang w:val="en-IN" w:eastAsia="en-IN" w:bidi="ml-IN"/>
-              </w:rPr>
-              <w:t>ZõO§O</w:t>
-            </w:r>
-            <w:proofErr w:type="spellEnd"/>
-            <w:r>
-              <w:rPr>
-                <w:rFonts w:ascii="BRH Malayalam Extra" w:eastAsia="Times New Roman" w:hAnsi="BRH Malayalam Extra" w:cs="BRH Malayalam Extra"/>
-                <w:color w:val="000000"/>
-                <w:sz w:val="40"/>
-                <w:szCs w:val="40"/>
-                <w:lang w:val="en-IN" w:eastAsia="en-IN" w:bidi="ml-IN"/>
-              </w:rPr>
-              <w:t>§ |</w:t>
+              <w:t xml:space="preserve"> öe</w:t>
+            </w:r>
+            <w:r>
+              <w:rPr>
+                <w:rFonts w:ascii="BRH Malayalam Extra" w:eastAsia="Times New Roman" w:hAnsi="BRH Malayalam Extra" w:cs="BRH Malayalam Extra"/>
+                <w:b/>
+                <w:color w:val="000000"/>
+                <w:sz w:val="32"/>
+                <w:szCs w:val="40"/>
+                <w:lang w:val="en-IN" w:eastAsia="en-IN" w:bidi="ml-IN"/>
+              </w:rPr>
+              <w:t>–</w:t>
+            </w:r>
+            <w:r>
+              <w:rPr>
+                <w:rFonts w:ascii="BRH Malayalam Extra" w:eastAsia="Times New Roman" w:hAnsi="BRH Malayalam Extra" w:cs="BRH Malayalam Extra"/>
+                <w:color w:val="000000"/>
+                <w:sz w:val="40"/>
+                <w:szCs w:val="40"/>
+                <w:lang w:val="en-IN" w:eastAsia="en-IN" w:bidi="ml-IN"/>
+              </w:rPr>
+              <w:t>ZõO§O§ |</w:t>
             </w:r>
           </w:p>
         </w:tc>
@@ -2996,29 +2913,49 @@
                 <w:lang w:val="en-IN" w:eastAsia="en-IN" w:bidi="ml-IN"/>
               </w:rPr>
             </w:pPr>
-            <w:proofErr w:type="spellStart"/>
-            <w:r>
-              <w:rPr>
-                <w:rFonts w:ascii="BRH Malayalam Extra" w:eastAsia="Times New Roman" w:hAnsi="BRH Malayalam Extra" w:cs="BRH Malayalam Extra"/>
-                <w:color w:val="000000"/>
-                <w:sz w:val="40"/>
-                <w:szCs w:val="40"/>
-                <w:lang w:val="en-IN" w:eastAsia="en-IN" w:bidi="ml-IN"/>
-              </w:rPr>
-              <w:t>sªpx˜J</w:t>
-            </w:r>
-            <w:proofErr w:type="spellEnd"/>
-            <w:r>
-              <w:rPr>
-                <w:rFonts w:ascii="BRH Malayalam Extra" w:eastAsia="Times New Roman" w:hAnsi="BRH Malayalam Extra" w:cs="BRH Malayalam Extra"/>
-                <w:color w:val="000000"/>
-                <w:sz w:val="40"/>
-                <w:szCs w:val="40"/>
-                <w:lang w:val="en-IN" w:eastAsia="en-IN" w:bidi="ml-IN"/>
-              </w:rPr>
-              <w:t xml:space="preserve"> </w:t>
-            </w:r>
-            <w:proofErr w:type="spellStart"/>
+            <w:r>
+              <w:rPr>
+                <w:rFonts w:ascii="BRH Malayalam Extra" w:eastAsia="Times New Roman" w:hAnsi="BRH Malayalam Extra" w:cs="BRH Malayalam Extra"/>
+                <w:color w:val="000000"/>
+                <w:sz w:val="40"/>
+                <w:szCs w:val="40"/>
+                <w:lang w:val="en-IN" w:eastAsia="en-IN" w:bidi="ml-IN"/>
+              </w:rPr>
+              <w:t>sªpx˜J öe</w:t>
+            </w:r>
+            <w:r>
+              <w:rPr>
+                <w:rFonts w:ascii="BRH Malayalam Extra" w:eastAsia="Times New Roman" w:hAnsi="BRH Malayalam Extra" w:cs="BRH Malayalam Extra"/>
+                <w:b/>
+                <w:color w:val="000000"/>
+                <w:sz w:val="32"/>
+                <w:szCs w:val="40"/>
+                <w:lang w:val="en-IN" w:eastAsia="en-IN" w:bidi="ml-IN"/>
+              </w:rPr>
+              <w:t>–</w:t>
+            </w:r>
+            <w:r>
+              <w:rPr>
+                <w:rFonts w:ascii="BRH Malayalam Extra" w:eastAsia="Times New Roman" w:hAnsi="BRH Malayalam Extra" w:cs="BRH Malayalam Extra"/>
+                <w:color w:val="000000"/>
+                <w:sz w:val="40"/>
+                <w:szCs w:val="40"/>
+                <w:lang w:val="en-IN" w:eastAsia="en-IN" w:bidi="ml-IN"/>
+              </w:rPr>
+              <w:t xml:space="preserve">RxJ | </w:t>
+            </w:r>
+          </w:p>
+          <w:p>
+            <w:pPr>
+              <w:spacing w:before="0" w:line="240" w:lineRule="auto"/>
+              <w:rPr>
+                <w:rFonts w:ascii="BRH Malayalam Extra" w:eastAsia="Times New Roman" w:hAnsi="BRH Malayalam Extra" w:cs="BRH Malayalam Extra"/>
+                <w:color w:val="000000"/>
+                <w:sz w:val="40"/>
+                <w:szCs w:val="40"/>
+                <w:lang w:val="en-IN" w:eastAsia="en-IN" w:bidi="ml-IN"/>
+              </w:rPr>
+            </w:pPr>
             <w:r>
               <w:rPr>
                 <w:rFonts w:ascii="BRH Malayalam Extra" w:eastAsia="Times New Roman" w:hAnsi="BRH Malayalam Extra" w:cs="BRH Malayalam Extra"/>
@@ -3029,142 +2966,58 @@
               </w:rPr>
               <w:t>öe</w:t>
             </w:r>
-            <w:proofErr w:type="spellEnd"/>
-            <w:r>
-              <w:rPr>
-                <w:rFonts w:ascii="BRH Malayalam Extra" w:eastAsia="Times New Roman" w:hAnsi="BRH Malayalam Extra" w:cs="BRH Malayalam Extra"/>
-                <w:b/>
-                <w:color w:val="000000"/>
-                <w:sz w:val="32"/>
-                <w:szCs w:val="40"/>
-                <w:lang w:val="en-IN" w:eastAsia="en-IN" w:bidi="ml-IN"/>
-              </w:rPr>
-              <w:t>–</w:t>
-            </w:r>
-            <w:proofErr w:type="spellStart"/>
-            <w:r>
-              <w:rPr>
-                <w:rFonts w:ascii="BRH Malayalam Extra" w:eastAsia="Times New Roman" w:hAnsi="BRH Malayalam Extra" w:cs="BRH Malayalam Extra"/>
-                <w:color w:val="000000"/>
-                <w:sz w:val="40"/>
-                <w:szCs w:val="40"/>
+            <w:r>
+              <w:rPr>
+                <w:rFonts w:ascii="BRH Malayalam Extra" w:eastAsia="Times New Roman" w:hAnsi="BRH Malayalam Extra" w:cs="BRH Malayalam Extra"/>
+                <w:b/>
+                <w:color w:val="000000"/>
+                <w:sz w:val="32"/>
+                <w:szCs w:val="40"/>
+                <w:lang w:val="en-IN" w:eastAsia="en-IN" w:bidi="ml-IN"/>
+              </w:rPr>
+              <w:t>–</w:t>
+            </w:r>
+            <w:r>
+              <w:rPr>
+                <w:rFonts w:ascii="BRH Malayalam Extra" w:eastAsia="Times New Roman" w:hAnsi="BRH Malayalam Extra" w:cs="BRH Malayalam Extra"/>
+                <w:color w:val="000000"/>
+                <w:sz w:val="40"/>
+                <w:szCs w:val="40"/>
+                <w:highlight w:val="green"/>
                 <w:lang w:val="en-IN" w:eastAsia="en-IN" w:bidi="ml-IN"/>
               </w:rPr>
               <w:t>RxJ</w:t>
             </w:r>
-            <w:proofErr w:type="spellEnd"/>
-            <w:r>
-              <w:rPr>
-                <w:rFonts w:ascii="BRH Malayalam Extra" w:eastAsia="Times New Roman" w:hAnsi="BRH Malayalam Extra" w:cs="BRH Malayalam Extra"/>
-                <w:color w:val="000000"/>
-                <w:sz w:val="40"/>
-                <w:szCs w:val="40"/>
-                <w:lang w:val="en-IN" w:eastAsia="en-IN" w:bidi="ml-IN"/>
-              </w:rPr>
-              <w:t xml:space="preserve"> | </w:t>
-            </w:r>
-          </w:p>
-          <w:p>
-            <w:pPr>
-              <w:spacing w:before="0" w:line="240" w:lineRule="auto"/>
-              <w:rPr>
-                <w:rFonts w:ascii="BRH Malayalam Extra" w:eastAsia="Times New Roman" w:hAnsi="BRH Malayalam Extra" w:cs="BRH Malayalam Extra"/>
-                <w:color w:val="000000"/>
-                <w:sz w:val="40"/>
-                <w:szCs w:val="40"/>
-                <w:lang w:val="en-IN" w:eastAsia="en-IN" w:bidi="ml-IN"/>
-              </w:rPr>
-            </w:pPr>
-            <w:proofErr w:type="spellStart"/>
-            <w:r>
-              <w:rPr>
-                <w:rFonts w:ascii="BRH Malayalam Extra" w:eastAsia="Times New Roman" w:hAnsi="BRH Malayalam Extra" w:cs="BRH Malayalam Extra"/>
-                <w:color w:val="000000"/>
-                <w:sz w:val="40"/>
-                <w:szCs w:val="40"/>
-                <w:lang w:val="en-IN" w:eastAsia="en-IN" w:bidi="ml-IN"/>
-              </w:rPr>
-              <w:t>öe</w:t>
-            </w:r>
-            <w:proofErr w:type="spellEnd"/>
-            <w:r>
-              <w:rPr>
-                <w:rFonts w:ascii="BRH Malayalam Extra" w:eastAsia="Times New Roman" w:hAnsi="BRH Malayalam Extra" w:cs="BRH Malayalam Extra"/>
-                <w:b/>
-                <w:color w:val="000000"/>
-                <w:sz w:val="32"/>
-                <w:szCs w:val="40"/>
-                <w:lang w:val="en-IN" w:eastAsia="en-IN" w:bidi="ml-IN"/>
-              </w:rPr>
-              <w:t>–</w:t>
-            </w:r>
-            <w:proofErr w:type="spellStart"/>
-            <w:r>
-              <w:rPr>
-                <w:rFonts w:ascii="BRH Malayalam Extra" w:eastAsia="Times New Roman" w:hAnsi="BRH Malayalam Extra" w:cs="BRH Malayalam Extra"/>
-                <w:color w:val="000000"/>
-                <w:sz w:val="40"/>
-                <w:szCs w:val="40"/>
-                <w:highlight w:val="green"/>
-                <w:lang w:val="en-IN" w:eastAsia="en-IN" w:bidi="ml-IN"/>
-              </w:rPr>
-              <w:t>RxJ</w:t>
-            </w:r>
-            <w:proofErr w:type="spellEnd"/>
-            <w:r>
-              <w:rPr>
-                <w:rFonts w:ascii="BRH Malayalam Extra" w:eastAsia="Times New Roman" w:hAnsi="BRH Malayalam Extra" w:cs="BRH Malayalam Extra"/>
-                <w:color w:val="000000"/>
-                <w:sz w:val="40"/>
-                <w:szCs w:val="40"/>
-                <w:lang w:val="en-IN" w:eastAsia="en-IN" w:bidi="ml-IN"/>
-              </w:rPr>
-              <w:t xml:space="preserve"> </w:t>
-            </w:r>
-            <w:proofErr w:type="spellStart"/>
-            <w:r>
-              <w:rPr>
-                <w:rFonts w:ascii="BRH Malayalam Extra" w:eastAsia="Times New Roman" w:hAnsi="BRH Malayalam Extra" w:cs="BRH Malayalam Extra"/>
-                <w:color w:val="000000"/>
-                <w:sz w:val="40"/>
-                <w:szCs w:val="40"/>
-                <w:lang w:val="en-IN" w:eastAsia="en-IN" w:bidi="ml-IN"/>
-              </w:rPr>
-              <w:t>öe</w:t>
-            </w:r>
-            <w:proofErr w:type="spellEnd"/>
-            <w:r>
-              <w:rPr>
-                <w:rFonts w:ascii="BRH Malayalam Extra" w:eastAsia="Times New Roman" w:hAnsi="BRH Malayalam Extra" w:cs="BRH Malayalam Extra"/>
-                <w:b/>
-                <w:color w:val="000000"/>
-                <w:sz w:val="32"/>
-                <w:szCs w:val="40"/>
-                <w:lang w:val="en-IN" w:eastAsia="en-IN" w:bidi="ml-IN"/>
-              </w:rPr>
-              <w:t>–</w:t>
-            </w:r>
-            <w:proofErr w:type="spellStart"/>
-            <w:r>
-              <w:rPr>
-                <w:rFonts w:ascii="BRH Malayalam Extra" w:eastAsia="Times New Roman" w:hAnsi="BRH Malayalam Extra" w:cs="BRH Malayalam Extra"/>
-                <w:color w:val="000000"/>
-                <w:sz w:val="40"/>
-                <w:szCs w:val="40"/>
-                <w:lang w:val="en-IN" w:eastAsia="en-IN" w:bidi="ml-IN"/>
-              </w:rPr>
-              <w:t>ZõO§O</w:t>
-            </w:r>
-            <w:proofErr w:type="spellEnd"/>
-            <w:r>
-              <w:rPr>
-                <w:rFonts w:ascii="BRH Malayalam Extra" w:eastAsia="Times New Roman" w:hAnsi="BRH Malayalam Extra" w:cs="BRH Malayalam Extra"/>
-                <w:color w:val="000000"/>
-                <w:sz w:val="40"/>
-                <w:szCs w:val="40"/>
-                <w:lang w:val="en-IN" w:eastAsia="en-IN" w:bidi="ml-IN"/>
-              </w:rPr>
-              <w:t>§ |</w:t>
+            <w:r>
+              <w:rPr>
+                <w:rFonts w:ascii="BRH Malayalam Extra" w:eastAsia="Times New Roman" w:hAnsi="BRH Malayalam Extra" w:cs="BRH Malayalam Extra"/>
+                <w:color w:val="000000"/>
+                <w:sz w:val="40"/>
+                <w:szCs w:val="40"/>
+                <w:lang w:val="en-IN" w:eastAsia="en-IN" w:bidi="ml-IN"/>
+              </w:rPr>
+              <w:t xml:space="preserve"> öe</w:t>
+            </w:r>
+            <w:r>
+              <w:rPr>
+                <w:rFonts w:ascii="BRH Malayalam Extra" w:eastAsia="Times New Roman" w:hAnsi="BRH Malayalam Extra" w:cs="BRH Malayalam Extra"/>
+                <w:b/>
+                <w:color w:val="000000"/>
+                <w:sz w:val="32"/>
+                <w:szCs w:val="40"/>
+                <w:lang w:val="en-IN" w:eastAsia="en-IN" w:bidi="ml-IN"/>
+              </w:rPr>
+              <w:t>–</w:t>
+            </w:r>
+            <w:r>
+              <w:rPr>
+                <w:rFonts w:ascii="BRH Malayalam Extra" w:eastAsia="Times New Roman" w:hAnsi="BRH Malayalam Extra" w:cs="BRH Malayalam Extra"/>
+                <w:color w:val="000000"/>
+                <w:sz w:val="40"/>
+                <w:szCs w:val="40"/>
+                <w:lang w:val="en-IN" w:eastAsia="en-IN" w:bidi="ml-IN"/>
+              </w:rPr>
+              <w:t>ZõO§O§ |</w:t>
             </w:r>
           </w:p>
         </w:tc>
@@ -3202,19 +3055,8 @@
                 <w:sz w:val="28"/>
                 <w:szCs w:val="32"/>
               </w:rPr>
-              <w:t xml:space="preserve">T.S.6.5.6.5 – </w:t>
-            </w:r>
-            <w:proofErr w:type="spellStart"/>
-            <w:r>
-              <w:rPr>
-                <w:rFonts w:cs="Arial"/>
-                <w:b/>
-                <w:sz w:val="28"/>
-                <w:szCs w:val="32"/>
-              </w:rPr>
-              <w:t>Kramam</w:t>
-            </w:r>
-            <w:proofErr w:type="spellEnd"/>
+              <w:t>T.S.6.5.6.5 – Kramam</w:t>
+            </w:r>
           </w:p>
           <w:p>
             <w:pPr>
@@ -3234,45 +3076,14 @@
                 <w:szCs w:val="32"/>
               </w:rPr>
             </w:pPr>
-            <w:proofErr w:type="spellStart"/>
-            <w:r>
-              <w:rPr>
-                <w:rFonts w:cs="Arial"/>
-                <w:b/>
-                <w:sz w:val="28"/>
-                <w:szCs w:val="32"/>
-              </w:rPr>
-              <w:t>Krama</w:t>
-            </w:r>
-            <w:proofErr w:type="spellEnd"/>
-            <w:r>
-              <w:rPr>
-                <w:rFonts w:cs="Arial"/>
-                <w:b/>
-                <w:sz w:val="28"/>
-                <w:szCs w:val="32"/>
-              </w:rPr>
-              <w:t xml:space="preserve"> </w:t>
-            </w:r>
-            <w:proofErr w:type="spellStart"/>
-            <w:r>
-              <w:rPr>
-                <w:rFonts w:cs="Arial"/>
-                <w:b/>
-                <w:sz w:val="28"/>
-                <w:szCs w:val="32"/>
-              </w:rPr>
-              <w:t>Vaakyam</w:t>
-            </w:r>
-            <w:proofErr w:type="spellEnd"/>
-            <w:r>
-              <w:rPr>
-                <w:rFonts w:cs="Arial"/>
-                <w:b/>
-                <w:sz w:val="28"/>
-                <w:szCs w:val="32"/>
-              </w:rPr>
-              <w:t xml:space="preserve"> No.– 50</w:t>
+            <w:r>
+              <w:rPr>
+                <w:rFonts w:cs="Arial"/>
+                <w:b/>
+                <w:sz w:val="28"/>
+                <w:szCs w:val="32"/>
+              </w:rPr>
+              <w:t>Krama Vaakyam No.– 50</w:t>
             </w:r>
           </w:p>
           <w:p>
@@ -3293,25 +3104,14 @@
                 <w:szCs w:val="32"/>
               </w:rPr>
             </w:pPr>
-            <w:proofErr w:type="spellStart"/>
-            <w:r>
-              <w:rPr>
-                <w:rFonts w:cs="Arial"/>
-                <w:b/>
-                <w:sz w:val="28"/>
-                <w:szCs w:val="32"/>
-              </w:rPr>
-              <w:t>Panchaati</w:t>
-            </w:r>
-            <w:proofErr w:type="spellEnd"/>
-            <w:r>
-              <w:rPr>
-                <w:rFonts w:cs="Arial"/>
-                <w:b/>
-                <w:sz w:val="28"/>
-                <w:szCs w:val="32"/>
-              </w:rPr>
-              <w:t xml:space="preserve"> No</w:t>
+            <w:r>
+              <w:rPr>
+                <w:rFonts w:cs="Arial"/>
+                <w:b/>
+                <w:sz w:val="28"/>
+                <w:szCs w:val="32"/>
+              </w:rPr>
+              <w:t>Panchaati No</w:t>
             </w:r>
             <w:r>
               <w:rPr>
@@ -3347,7 +3147,6 @@
                 <w:lang w:val="en-IN" w:eastAsia="en-IN" w:bidi="ml-IN"/>
               </w:rPr>
             </w:pPr>
-            <w:proofErr w:type="spellStart"/>
             <w:r>
               <w:rPr>
                 <w:rFonts w:ascii="BRH Malayalam Extra" w:eastAsia="Times New Roman" w:hAnsi="BRH Malayalam Extra" w:cs="BRH Malayalam Extra"/>
@@ -3358,19 +3157,17 @@
               </w:rPr>
               <w:t>öe</w:t>
             </w:r>
-            <w:proofErr w:type="spellEnd"/>
-            <w:r>
-              <w:rPr>
-                <w:rFonts w:ascii="BRH Malayalam Extra" w:eastAsia="Times New Roman" w:hAnsi="BRH Malayalam Extra" w:cs="BRH Malayalam Extra"/>
-                <w:b/>
-                <w:color w:val="000000"/>
-                <w:sz w:val="32"/>
-                <w:szCs w:val="40"/>
-                <w:lang w:val="en-IN" w:eastAsia="en-IN" w:bidi="ml-IN"/>
-              </w:rPr>
-              <w:t>–</w:t>
-            </w:r>
-            <w:proofErr w:type="spellStart"/>
+            <w:r>
+              <w:rPr>
+                <w:rFonts w:ascii="BRH Malayalam Extra" w:eastAsia="Times New Roman" w:hAnsi="BRH Malayalam Extra" w:cs="BRH Malayalam Extra"/>
+                <w:b/>
+                <w:color w:val="000000"/>
+                <w:sz w:val="32"/>
+                <w:szCs w:val="40"/>
+                <w:lang w:val="en-IN" w:eastAsia="en-IN" w:bidi="ml-IN"/>
+              </w:rPr>
+              <w:t>–</w:t>
+            </w:r>
             <w:r>
               <w:rPr>
                 <w:rFonts w:ascii="BRH Malayalam Extra" w:eastAsia="Times New Roman" w:hAnsi="BRH Malayalam Extra" w:cs="BRH Malayalam Extra"/>
@@ -3381,51 +3178,26 @@
               </w:rPr>
               <w:t>sÜ¥É</w:t>
             </w:r>
-            <w:proofErr w:type="spellEnd"/>
-            <w:r>
-              <w:rPr>
-                <w:rFonts w:ascii="BRH Malayalam Extra" w:eastAsia="Times New Roman" w:hAnsi="BRH Malayalam Extra" w:cs="BRH Malayalam Extra"/>
-                <w:b/>
-                <w:color w:val="000000"/>
-                <w:sz w:val="32"/>
-                <w:szCs w:val="40"/>
-                <w:lang w:val="en-IN" w:eastAsia="en-IN" w:bidi="ml-IN"/>
-              </w:rPr>
-              <w:t>–</w:t>
-            </w:r>
-            <w:r>
-              <w:rPr>
-                <w:rFonts w:ascii="BRH Malayalam Extra" w:eastAsia="Times New Roman" w:hAnsi="BRH Malayalam Extra" w:cs="BRH Malayalam Extra"/>
-                <w:color w:val="000000"/>
-                <w:sz w:val="40"/>
-                <w:szCs w:val="40"/>
-                <w:lang w:val="en-IN" w:eastAsia="en-IN" w:bidi="ml-IN"/>
-              </w:rPr>
-              <w:t xml:space="preserve">b§ </w:t>
-            </w:r>
-            <w:proofErr w:type="spellStart"/>
-            <w:proofErr w:type="gramStart"/>
-            <w:r>
-              <w:rPr>
-                <w:rFonts w:ascii="BRH Malayalam Extra" w:eastAsia="Times New Roman" w:hAnsi="BRH Malayalam Extra" w:cs="BRH Malayalam Extra"/>
-                <w:color w:val="000000"/>
-                <w:sz w:val="40"/>
-                <w:szCs w:val="40"/>
-                <w:lang w:val="en-IN" w:eastAsia="en-IN" w:bidi="ml-IN"/>
-              </w:rPr>
-              <w:t>pª.r</w:t>
-            </w:r>
-            <w:proofErr w:type="spellEnd"/>
-            <w:proofErr w:type="gramEnd"/>
-            <w:r>
-              <w:rPr>
-                <w:rFonts w:ascii="BRH Malayalam Extra" w:eastAsia="Times New Roman" w:hAnsi="BRH Malayalam Extra" w:cs="BRH Malayalam Extra"/>
-                <w:color w:val="000000"/>
-                <w:sz w:val="40"/>
-                <w:szCs w:val="40"/>
-                <w:lang w:val="en-IN" w:eastAsia="en-IN" w:bidi="ml-IN"/>
-              </w:rPr>
-              <w:t xml:space="preserve">¡—KJ | </w:t>
+            <w:r>
+              <w:rPr>
+                <w:rFonts w:ascii="BRH Malayalam Extra" w:eastAsia="Times New Roman" w:hAnsi="BRH Malayalam Extra" w:cs="BRH Malayalam Extra"/>
+                <w:b/>
+                <w:color w:val="000000"/>
+                <w:sz w:val="32"/>
+                <w:szCs w:val="40"/>
+                <w:lang w:val="en-IN" w:eastAsia="en-IN" w:bidi="ml-IN"/>
+              </w:rPr>
+              <w:t>–</w:t>
+            </w:r>
+            <w:r>
+              <w:rPr>
+                <w:rFonts w:ascii="BRH Malayalam Extra" w:eastAsia="Times New Roman" w:hAnsi="BRH Malayalam Extra" w:cs="BRH Malayalam Extra"/>
+                <w:color w:val="000000"/>
+                <w:sz w:val="40"/>
+                <w:szCs w:val="40"/>
+                <w:lang w:val="en-IN" w:eastAsia="en-IN" w:bidi="ml-IN"/>
+              </w:rPr>
+              <w:t xml:space="preserve">b§ pª.r¡—KJ | </w:t>
             </w:r>
           </w:p>
           <w:p>
@@ -3439,7 +3211,6 @@
                 <w:lang w:val="en-IN" w:eastAsia="en-IN" w:bidi="ml-IN"/>
               </w:rPr>
             </w:pPr>
-            <w:proofErr w:type="spellStart"/>
             <w:r>
               <w:rPr>
                 <w:rFonts w:ascii="BRH Malayalam Extra" w:eastAsia="Times New Roman" w:hAnsi="BRH Malayalam Extra" w:cs="BRH Malayalam Extra"/>
@@ -3450,19 +3221,17 @@
               </w:rPr>
               <w:t>öe</w:t>
             </w:r>
-            <w:proofErr w:type="spellEnd"/>
-            <w:r>
-              <w:rPr>
-                <w:rFonts w:ascii="BRH Malayalam Extra" w:eastAsia="Times New Roman" w:hAnsi="BRH Malayalam Extra" w:cs="BRH Malayalam Extra"/>
-                <w:b/>
-                <w:color w:val="000000"/>
-                <w:sz w:val="32"/>
-                <w:szCs w:val="40"/>
-                <w:lang w:val="en-IN" w:eastAsia="en-IN" w:bidi="ml-IN"/>
-              </w:rPr>
-              <w:t>–</w:t>
-            </w:r>
-            <w:proofErr w:type="spellStart"/>
+            <w:r>
+              <w:rPr>
+                <w:rFonts w:ascii="BRH Malayalam Extra" w:eastAsia="Times New Roman" w:hAnsi="BRH Malayalam Extra" w:cs="BRH Malayalam Extra"/>
+                <w:b/>
+                <w:color w:val="000000"/>
+                <w:sz w:val="32"/>
+                <w:szCs w:val="40"/>
+                <w:lang w:val="en-IN" w:eastAsia="en-IN" w:bidi="ml-IN"/>
+              </w:rPr>
+              <w:t>–</w:t>
+            </w:r>
             <w:r>
               <w:rPr>
                 <w:rFonts w:ascii="BRH Malayalam Extra" w:eastAsia="Times New Roman" w:hAnsi="BRH Malayalam Extra" w:cs="BRH Malayalam Extra"/>
@@ -3473,50 +3242,26 @@
               </w:rPr>
               <w:t>sÜ¥É</w:t>
             </w:r>
-            <w:proofErr w:type="spellEnd"/>
-            <w:r>
-              <w:rPr>
-                <w:rFonts w:ascii="BRH Malayalam Extra" w:eastAsia="Times New Roman" w:hAnsi="BRH Malayalam Extra" w:cs="BRH Malayalam Extra"/>
-                <w:b/>
-                <w:color w:val="000000"/>
-                <w:sz w:val="32"/>
-                <w:szCs w:val="40"/>
-                <w:lang w:val="en-IN" w:eastAsia="en-IN" w:bidi="ml-IN"/>
-              </w:rPr>
-              <w:t>–</w:t>
-            </w:r>
-            <w:proofErr w:type="spellStart"/>
-            <w:r>
-              <w:rPr>
-                <w:rFonts w:ascii="BRH Malayalam Extra" w:eastAsia="Times New Roman" w:hAnsi="BRH Malayalam Extra" w:cs="BRH Malayalam Extra"/>
-                <w:color w:val="000000"/>
-                <w:sz w:val="40"/>
-                <w:szCs w:val="40"/>
-                <w:lang w:val="en-IN" w:eastAsia="en-IN" w:bidi="ml-IN"/>
-              </w:rPr>
-              <w:t>byZy</w:t>
-            </w:r>
-            <w:proofErr w:type="spellEnd"/>
-            <w:r>
-              <w:rPr>
-                <w:rFonts w:ascii="BRH Malayalam Extra" w:eastAsia="Times New Roman" w:hAnsi="BRH Malayalam Extra" w:cs="BRH Malayalam Extra"/>
-                <w:color w:val="000000"/>
-                <w:sz w:val="40"/>
-                <w:szCs w:val="40"/>
-                <w:lang w:val="en-IN" w:eastAsia="en-IN" w:bidi="ml-IN"/>
-              </w:rPr>
-              <w:t xml:space="preserve">— </w:t>
-            </w:r>
-            <w:proofErr w:type="spellStart"/>
-            <w:r>
-              <w:rPr>
-                <w:rFonts w:ascii="BRH Malayalam Extra" w:eastAsia="Times New Roman" w:hAnsi="BRH Malayalam Extra" w:cs="BRH Malayalam Extra"/>
-                <w:color w:val="000000"/>
-                <w:sz w:val="40"/>
-                <w:szCs w:val="40"/>
-                <w:lang w:val="en-IN" w:eastAsia="en-IN" w:bidi="ml-IN"/>
-              </w:rPr>
-              <w:t>öe-sÜ¥É˜</w:t>
+            <w:r>
+              <w:rPr>
+                <w:rFonts w:ascii="BRH Malayalam Extra" w:eastAsia="Times New Roman" w:hAnsi="BRH Malayalam Extra" w:cs="BRH Malayalam Extra"/>
+                <w:b/>
+                <w:color w:val="000000"/>
+                <w:sz w:val="32"/>
+                <w:szCs w:val="40"/>
+                <w:lang w:val="en-IN" w:eastAsia="en-IN" w:bidi="ml-IN"/>
+              </w:rPr>
+              <w:t>–</w:t>
+            </w:r>
+            <w:r>
+              <w:rPr>
+                <w:rFonts w:ascii="BRH Malayalam Extra" w:eastAsia="Times New Roman" w:hAnsi="BRH Malayalam Extra" w:cs="BRH Malayalam Extra"/>
+                <w:color w:val="000000"/>
+                <w:sz w:val="40"/>
+                <w:szCs w:val="40"/>
+                <w:lang w:val="en-IN" w:eastAsia="en-IN" w:bidi="ml-IN"/>
+              </w:rPr>
+              <w:t>byZy— öe-sÜ¥É˜</w:t>
             </w:r>
             <w:r>
               <w:rPr>
@@ -3529,7 +3274,6 @@
               </w:rPr>
               <w:t>Z</w:t>
             </w:r>
-            <w:proofErr w:type="spellEnd"/>
             <w:r>
               <w:rPr>
                 <w:rFonts w:ascii="BRH Malayalam Extra" w:eastAsia="Times New Roman" w:hAnsi="BRH Malayalam Extra" w:cs="BRH Malayalam Extra"/>
@@ -3557,7 +3301,6 @@
                 <w:lang w:val="en-IN" w:eastAsia="en-IN" w:bidi="ml-IN"/>
               </w:rPr>
             </w:pPr>
-            <w:proofErr w:type="spellStart"/>
             <w:r>
               <w:rPr>
                 <w:rFonts w:ascii="BRH Malayalam Extra" w:eastAsia="Times New Roman" w:hAnsi="BRH Malayalam Extra" w:cs="BRH Malayalam Extra"/>
@@ -3568,19 +3311,17 @@
               </w:rPr>
               <w:t>öe</w:t>
             </w:r>
-            <w:proofErr w:type="spellEnd"/>
-            <w:r>
-              <w:rPr>
-                <w:rFonts w:ascii="BRH Malayalam Extra" w:eastAsia="Times New Roman" w:hAnsi="BRH Malayalam Extra" w:cs="BRH Malayalam Extra"/>
-                <w:b/>
-                <w:color w:val="000000"/>
-                <w:sz w:val="32"/>
-                <w:szCs w:val="40"/>
-                <w:lang w:val="en-IN" w:eastAsia="en-IN" w:bidi="ml-IN"/>
-              </w:rPr>
-              <w:t>–</w:t>
-            </w:r>
-            <w:proofErr w:type="spellStart"/>
+            <w:r>
+              <w:rPr>
+                <w:rFonts w:ascii="BRH Malayalam Extra" w:eastAsia="Times New Roman" w:hAnsi="BRH Malayalam Extra" w:cs="BRH Malayalam Extra"/>
+                <w:b/>
+                <w:color w:val="000000"/>
+                <w:sz w:val="32"/>
+                <w:szCs w:val="40"/>
+                <w:lang w:val="en-IN" w:eastAsia="en-IN" w:bidi="ml-IN"/>
+              </w:rPr>
+              <w:t>–</w:t>
+            </w:r>
             <w:r>
               <w:rPr>
                 <w:rFonts w:ascii="BRH Malayalam Extra" w:eastAsia="Times New Roman" w:hAnsi="BRH Malayalam Extra" w:cs="BRH Malayalam Extra"/>
@@ -3591,51 +3332,26 @@
               </w:rPr>
               <w:t>sÜ¥É</w:t>
             </w:r>
-            <w:proofErr w:type="spellEnd"/>
-            <w:r>
-              <w:rPr>
-                <w:rFonts w:ascii="BRH Malayalam Extra" w:eastAsia="Times New Roman" w:hAnsi="BRH Malayalam Extra" w:cs="BRH Malayalam Extra"/>
-                <w:b/>
-                <w:color w:val="000000"/>
-                <w:sz w:val="32"/>
-                <w:szCs w:val="40"/>
-                <w:lang w:val="en-IN" w:eastAsia="en-IN" w:bidi="ml-IN"/>
-              </w:rPr>
-              <w:t>–</w:t>
-            </w:r>
-            <w:r>
-              <w:rPr>
-                <w:rFonts w:ascii="BRH Malayalam Extra" w:eastAsia="Times New Roman" w:hAnsi="BRH Malayalam Extra" w:cs="BRH Malayalam Extra"/>
-                <w:color w:val="000000"/>
-                <w:sz w:val="40"/>
-                <w:szCs w:val="40"/>
-                <w:lang w:val="en-IN" w:eastAsia="en-IN" w:bidi="ml-IN"/>
-              </w:rPr>
-              <w:t xml:space="preserve">b§ </w:t>
-            </w:r>
-            <w:proofErr w:type="spellStart"/>
-            <w:proofErr w:type="gramStart"/>
-            <w:r>
-              <w:rPr>
-                <w:rFonts w:ascii="BRH Malayalam Extra" w:eastAsia="Times New Roman" w:hAnsi="BRH Malayalam Extra" w:cs="BRH Malayalam Extra"/>
-                <w:color w:val="000000"/>
-                <w:sz w:val="40"/>
-                <w:szCs w:val="40"/>
-                <w:lang w:val="en-IN" w:eastAsia="en-IN" w:bidi="ml-IN"/>
-              </w:rPr>
-              <w:t>pª.r</w:t>
-            </w:r>
-            <w:proofErr w:type="spellEnd"/>
-            <w:proofErr w:type="gramEnd"/>
-            <w:r>
-              <w:rPr>
-                <w:rFonts w:ascii="BRH Malayalam Extra" w:eastAsia="Times New Roman" w:hAnsi="BRH Malayalam Extra" w:cs="BRH Malayalam Extra"/>
-                <w:color w:val="000000"/>
-                <w:sz w:val="40"/>
-                <w:szCs w:val="40"/>
-                <w:lang w:val="en-IN" w:eastAsia="en-IN" w:bidi="ml-IN"/>
-              </w:rPr>
-              <w:t xml:space="preserve">¡—KJ | </w:t>
+            <w:r>
+              <w:rPr>
+                <w:rFonts w:ascii="BRH Malayalam Extra" w:eastAsia="Times New Roman" w:hAnsi="BRH Malayalam Extra" w:cs="BRH Malayalam Extra"/>
+                <w:b/>
+                <w:color w:val="000000"/>
+                <w:sz w:val="32"/>
+                <w:szCs w:val="40"/>
+                <w:lang w:val="en-IN" w:eastAsia="en-IN" w:bidi="ml-IN"/>
+              </w:rPr>
+              <w:t>–</w:t>
+            </w:r>
+            <w:r>
+              <w:rPr>
+                <w:rFonts w:ascii="BRH Malayalam Extra" w:eastAsia="Times New Roman" w:hAnsi="BRH Malayalam Extra" w:cs="BRH Malayalam Extra"/>
+                <w:color w:val="000000"/>
+                <w:sz w:val="40"/>
+                <w:szCs w:val="40"/>
+                <w:lang w:val="en-IN" w:eastAsia="en-IN" w:bidi="ml-IN"/>
+              </w:rPr>
+              <w:t xml:space="preserve">b§ pª.r¡—KJ | </w:t>
             </w:r>
           </w:p>
           <w:p>
@@ -3649,7 +3365,6 @@
                 <w:lang w:val="en-IN" w:eastAsia="en-IN" w:bidi="ml-IN"/>
               </w:rPr>
             </w:pPr>
-            <w:proofErr w:type="spellStart"/>
             <w:r>
               <w:rPr>
                 <w:rFonts w:ascii="BRH Malayalam Extra" w:eastAsia="Times New Roman" w:hAnsi="BRH Malayalam Extra" w:cs="BRH Malayalam Extra"/>
@@ -3660,19 +3375,17 @@
               </w:rPr>
               <w:t>öe</w:t>
             </w:r>
-            <w:proofErr w:type="spellEnd"/>
-            <w:r>
-              <w:rPr>
-                <w:rFonts w:ascii="BRH Malayalam Extra" w:eastAsia="Times New Roman" w:hAnsi="BRH Malayalam Extra" w:cs="BRH Malayalam Extra"/>
-                <w:b/>
-                <w:color w:val="000000"/>
-                <w:sz w:val="32"/>
-                <w:szCs w:val="40"/>
-                <w:lang w:val="en-IN" w:eastAsia="en-IN" w:bidi="ml-IN"/>
-              </w:rPr>
-              <w:t>–</w:t>
-            </w:r>
-            <w:proofErr w:type="spellStart"/>
+            <w:r>
+              <w:rPr>
+                <w:rFonts w:ascii="BRH Malayalam Extra" w:eastAsia="Times New Roman" w:hAnsi="BRH Malayalam Extra" w:cs="BRH Malayalam Extra"/>
+                <w:b/>
+                <w:color w:val="000000"/>
+                <w:sz w:val="32"/>
+                <w:szCs w:val="40"/>
+                <w:lang w:val="en-IN" w:eastAsia="en-IN" w:bidi="ml-IN"/>
+              </w:rPr>
+              <w:t>–</w:t>
+            </w:r>
             <w:r>
               <w:rPr>
                 <w:rFonts w:ascii="BRH Malayalam Extra" w:eastAsia="Times New Roman" w:hAnsi="BRH Malayalam Extra" w:cs="BRH Malayalam Extra"/>
@@ -3683,50 +3396,26 @@
               </w:rPr>
               <w:t>sÜ¥É</w:t>
             </w:r>
-            <w:proofErr w:type="spellEnd"/>
-            <w:r>
-              <w:rPr>
-                <w:rFonts w:ascii="BRH Malayalam Extra" w:eastAsia="Times New Roman" w:hAnsi="BRH Malayalam Extra" w:cs="BRH Malayalam Extra"/>
-                <w:b/>
-                <w:color w:val="000000"/>
-                <w:sz w:val="32"/>
-                <w:szCs w:val="40"/>
-                <w:lang w:val="en-IN" w:eastAsia="en-IN" w:bidi="ml-IN"/>
-              </w:rPr>
-              <w:t>–</w:t>
-            </w:r>
-            <w:proofErr w:type="spellStart"/>
-            <w:r>
-              <w:rPr>
-                <w:rFonts w:ascii="BRH Malayalam Extra" w:eastAsia="Times New Roman" w:hAnsi="BRH Malayalam Extra" w:cs="BRH Malayalam Extra"/>
-                <w:color w:val="000000"/>
-                <w:sz w:val="40"/>
-                <w:szCs w:val="40"/>
-                <w:lang w:val="en-IN" w:eastAsia="en-IN" w:bidi="ml-IN"/>
-              </w:rPr>
-              <w:t>byZy</w:t>
-            </w:r>
-            <w:proofErr w:type="spellEnd"/>
-            <w:r>
-              <w:rPr>
-                <w:rFonts w:ascii="BRH Malayalam Extra" w:eastAsia="Times New Roman" w:hAnsi="BRH Malayalam Extra" w:cs="BRH Malayalam Extra"/>
-                <w:color w:val="000000"/>
-                <w:sz w:val="40"/>
-                <w:szCs w:val="40"/>
-                <w:lang w:val="en-IN" w:eastAsia="en-IN" w:bidi="ml-IN"/>
-              </w:rPr>
-              <w:t xml:space="preserve">— </w:t>
-            </w:r>
-            <w:proofErr w:type="spellStart"/>
-            <w:r>
-              <w:rPr>
-                <w:rFonts w:ascii="BRH Malayalam Extra" w:eastAsia="Times New Roman" w:hAnsi="BRH Malayalam Extra" w:cs="BRH Malayalam Extra"/>
-                <w:color w:val="000000"/>
-                <w:sz w:val="40"/>
-                <w:szCs w:val="40"/>
-                <w:lang w:val="en-IN" w:eastAsia="en-IN" w:bidi="ml-IN"/>
-              </w:rPr>
-              <w:t>öe-sÜ¥É˜</w:t>
+            <w:r>
+              <w:rPr>
+                <w:rFonts w:ascii="BRH Malayalam Extra" w:eastAsia="Times New Roman" w:hAnsi="BRH Malayalam Extra" w:cs="BRH Malayalam Extra"/>
+                <w:b/>
+                <w:color w:val="000000"/>
+                <w:sz w:val="32"/>
+                <w:szCs w:val="40"/>
+                <w:lang w:val="en-IN" w:eastAsia="en-IN" w:bidi="ml-IN"/>
+              </w:rPr>
+              <w:t>–</w:t>
+            </w:r>
+            <w:r>
+              <w:rPr>
+                <w:rFonts w:ascii="BRH Malayalam Extra" w:eastAsia="Times New Roman" w:hAnsi="BRH Malayalam Extra" w:cs="BRH Malayalam Extra"/>
+                <w:color w:val="000000"/>
+                <w:sz w:val="40"/>
+                <w:szCs w:val="40"/>
+                <w:lang w:val="en-IN" w:eastAsia="en-IN" w:bidi="ml-IN"/>
+              </w:rPr>
+              <w:t>byZy— öe-sÜ¥É˜</w:t>
             </w:r>
             <w:r>
               <w:rPr>
@@ -3737,19 +3426,7 @@
                 <w:highlight w:val="green"/>
                 <w:lang w:val="en-IN" w:eastAsia="en-IN" w:bidi="ml-IN"/>
               </w:rPr>
-              <w:t>Z</w:t>
-            </w:r>
-            <w:proofErr w:type="spellEnd"/>
-            <w:r>
-              <w:rPr>
-                <w:rFonts w:ascii="BRH Malayalam Extra" w:eastAsia="Times New Roman" w:hAnsi="BRH Malayalam Extra" w:cs="BRH Malayalam Extra"/>
-                <w:color w:val="000000"/>
-                <w:sz w:val="40"/>
-                <w:szCs w:val="40"/>
-                <w:highlight w:val="green"/>
-                <w:lang w:val="en-IN" w:eastAsia="en-IN" w:bidi="ml-IN"/>
-              </w:rPr>
-              <w:t>§</w:t>
+              <w:t>Z§</w:t>
             </w:r>
             <w:r>
               <w:rPr>
@@ -3797,19 +3474,9 @@
                 <w:sz w:val="28"/>
                 <w:szCs w:val="32"/>
               </w:rPr>
-              <w:t xml:space="preserve">T.S.6.5.7.1 – </w:t>
-            </w:r>
-            <w:proofErr w:type="spellStart"/>
-            <w:r>
-              <w:rPr>
-                <w:rFonts w:cs="Arial"/>
-                <w:b/>
-                <w:sz w:val="28"/>
-                <w:szCs w:val="32"/>
-              </w:rPr>
-              <w:t>Kramam</w:t>
-            </w:r>
-            <w:proofErr w:type="spellEnd"/>
+              <w:lastRenderedPageBreak/>
+              <w:t>T.S.6.5.7.1 – Kramam</w:t>
+            </w:r>
           </w:p>
           <w:p>
             <w:pPr>
@@ -3829,45 +3496,14 @@
                 <w:szCs w:val="32"/>
               </w:rPr>
             </w:pPr>
-            <w:proofErr w:type="spellStart"/>
-            <w:r>
-              <w:rPr>
-                <w:rFonts w:cs="Arial"/>
-                <w:b/>
-                <w:sz w:val="28"/>
-                <w:szCs w:val="32"/>
-              </w:rPr>
-              <w:t>Krama</w:t>
-            </w:r>
-            <w:proofErr w:type="spellEnd"/>
-            <w:r>
-              <w:rPr>
-                <w:rFonts w:cs="Arial"/>
-                <w:b/>
-                <w:sz w:val="28"/>
-                <w:szCs w:val="32"/>
-              </w:rPr>
-              <w:t xml:space="preserve"> </w:t>
-            </w:r>
-            <w:proofErr w:type="spellStart"/>
-            <w:r>
-              <w:rPr>
-                <w:rFonts w:cs="Arial"/>
-                <w:b/>
-                <w:sz w:val="28"/>
-                <w:szCs w:val="32"/>
-              </w:rPr>
-              <w:t>Vaakyam</w:t>
-            </w:r>
-            <w:proofErr w:type="spellEnd"/>
-            <w:r>
-              <w:rPr>
-                <w:rFonts w:cs="Arial"/>
-                <w:b/>
-                <w:sz w:val="28"/>
-                <w:szCs w:val="32"/>
-              </w:rPr>
-              <w:t xml:space="preserve"> No.– 4</w:t>
+            <w:r>
+              <w:rPr>
+                <w:rFonts w:cs="Arial"/>
+                <w:b/>
+                <w:sz w:val="28"/>
+                <w:szCs w:val="32"/>
+              </w:rPr>
+              <w:t>Krama Vaakyam No.– 4</w:t>
             </w:r>
           </w:p>
           <w:p>
@@ -3888,25 +3524,14 @@
                 <w:szCs w:val="32"/>
               </w:rPr>
             </w:pPr>
-            <w:proofErr w:type="spellStart"/>
-            <w:r>
-              <w:rPr>
-                <w:rFonts w:cs="Arial"/>
-                <w:b/>
-                <w:sz w:val="28"/>
-                <w:szCs w:val="32"/>
-              </w:rPr>
-              <w:t>Panchaati</w:t>
-            </w:r>
-            <w:proofErr w:type="spellEnd"/>
-            <w:r>
-              <w:rPr>
-                <w:rFonts w:cs="Arial"/>
-                <w:b/>
-                <w:sz w:val="28"/>
-                <w:szCs w:val="32"/>
-              </w:rPr>
-              <w:t xml:space="preserve"> No</w:t>
+            <w:r>
+              <w:rPr>
+                <w:rFonts w:cs="Arial"/>
+                <w:b/>
+                <w:sz w:val="28"/>
+                <w:szCs w:val="32"/>
+              </w:rPr>
+              <w:t>Panchaati No</w:t>
             </w:r>
             <w:r>
               <w:rPr>
@@ -3942,7 +3567,6 @@
                 <w:lang w:val="en-IN" w:eastAsia="en-IN" w:bidi="ml-IN"/>
               </w:rPr>
             </w:pPr>
-            <w:proofErr w:type="spellStart"/>
             <w:r>
               <w:rPr>
                 <w:rFonts w:ascii="BRH Malayalam Extra" w:eastAsia="Times New Roman" w:hAnsi="BRH Malayalam Extra" w:cs="BRH Malayalam Extra"/>
@@ -3953,19 +3577,17 @@
               </w:rPr>
               <w:t>sx</w:t>
             </w:r>
-            <w:proofErr w:type="spellEnd"/>
-            <w:r>
-              <w:rPr>
-                <w:rFonts w:ascii="BRH Malayalam Extra" w:eastAsia="Times New Roman" w:hAnsi="BRH Malayalam Extra" w:cs="BRH Malayalam Extra"/>
-                <w:b/>
-                <w:color w:val="000000"/>
-                <w:sz w:val="32"/>
-                <w:szCs w:val="40"/>
-                <w:lang w:val="en-IN" w:eastAsia="en-IN" w:bidi="ml-IN"/>
-              </w:rPr>
-              <w:t>–</w:t>
-            </w:r>
-            <w:proofErr w:type="spellStart"/>
+            <w:r>
+              <w:rPr>
+                <w:rFonts w:ascii="BRH Malayalam Extra" w:eastAsia="Times New Roman" w:hAnsi="BRH Malayalam Extra" w:cs="BRH Malayalam Extra"/>
+                <w:b/>
+                <w:color w:val="000000"/>
+                <w:sz w:val="32"/>
+                <w:szCs w:val="40"/>
+                <w:lang w:val="en-IN" w:eastAsia="en-IN" w:bidi="ml-IN"/>
+              </w:rPr>
+              <w:t>–</w:t>
+            </w:r>
             <w:r>
               <w:rPr>
                 <w:rFonts w:ascii="BRH Malayalam Extra" w:eastAsia="Times New Roman" w:hAnsi="BRH Malayalam Extra" w:cs="BRH Malayalam Extra"/>
@@ -3976,19 +3598,17 @@
               </w:rPr>
               <w:t>py</w:t>
             </w:r>
-            <w:proofErr w:type="spellEnd"/>
-            <w:r>
-              <w:rPr>
-                <w:rFonts w:ascii="BRH Malayalam Extra" w:eastAsia="Times New Roman" w:hAnsi="BRH Malayalam Extra" w:cs="BRH Malayalam Extra"/>
-                <w:b/>
-                <w:color w:val="000000"/>
-                <w:sz w:val="32"/>
-                <w:szCs w:val="40"/>
-                <w:lang w:val="en-IN" w:eastAsia="en-IN" w:bidi="ml-IN"/>
-              </w:rPr>
-              <w:t>–</w:t>
-            </w:r>
-            <w:proofErr w:type="spellStart"/>
+            <w:r>
+              <w:rPr>
+                <w:rFonts w:ascii="BRH Malayalam Extra" w:eastAsia="Times New Roman" w:hAnsi="BRH Malayalam Extra" w:cs="BRH Malayalam Extra"/>
+                <w:b/>
+                <w:color w:val="000000"/>
+                <w:sz w:val="32"/>
+                <w:szCs w:val="40"/>
+                <w:lang w:val="en-IN" w:eastAsia="en-IN" w:bidi="ml-IN"/>
+              </w:rPr>
+              <w:t>–</w:t>
+            </w:r>
             <w:r>
               <w:rPr>
                 <w:rFonts w:ascii="BRH Malayalam Extra" w:eastAsia="Times New Roman" w:hAnsi="BRH Malayalam Extra" w:cs="BRH Malayalam Extra"/>
@@ -3999,39 +3619,26 @@
               </w:rPr>
               <w:t>öZix˜öMj</w:t>
             </w:r>
-            <w:proofErr w:type="spellEnd"/>
-            <w:r>
-              <w:rPr>
-                <w:rFonts w:ascii="BRH Malayalam Extra" w:eastAsia="Times New Roman" w:hAnsi="BRH Malayalam Extra" w:cs="BRH Malayalam Extra"/>
-                <w:b/>
-                <w:color w:val="000000"/>
-                <w:sz w:val="32"/>
-                <w:szCs w:val="40"/>
-                <w:lang w:val="en-IN" w:eastAsia="en-IN" w:bidi="ml-IN"/>
-              </w:rPr>
-              <w:t>–</w:t>
-            </w:r>
-            <w:proofErr w:type="spellStart"/>
-            <w:r>
-              <w:rPr>
-                <w:rFonts w:ascii="BRH Malayalam Extra" w:eastAsia="Times New Roman" w:hAnsi="BRH Malayalam Extra" w:cs="BRH Malayalam Extra"/>
-                <w:color w:val="000000"/>
-                <w:sz w:val="40"/>
-                <w:szCs w:val="40"/>
-                <w:lang w:val="en-IN" w:eastAsia="en-IN" w:bidi="ml-IN"/>
-              </w:rPr>
-              <w:t>YxZ</w:t>
-            </w:r>
-            <w:proofErr w:type="spellEnd"/>
-            <w:r>
-              <w:rPr>
-                <w:rFonts w:ascii="BRH Malayalam Extra" w:eastAsia="Times New Roman" w:hAnsi="BRH Malayalam Extra" w:cs="BRH Malayalam Extra"/>
-                <w:color w:val="000000"/>
-                <w:sz w:val="40"/>
-                <w:szCs w:val="40"/>
-                <w:lang w:val="en-IN" w:eastAsia="en-IN" w:bidi="ml-IN"/>
-              </w:rPr>
-              <w:t xml:space="preserve">§ | </w:t>
+            <w:r>
+              <w:rPr>
+                <w:rFonts w:ascii="BRH Malayalam Extra" w:eastAsia="Times New Roman" w:hAnsi="BRH Malayalam Extra" w:cs="BRH Malayalam Extra"/>
+                <w:b/>
+                <w:color w:val="000000"/>
+                <w:sz w:val="32"/>
+                <w:szCs w:val="40"/>
+                <w:lang w:val="en-IN" w:eastAsia="en-IN" w:bidi="ml-IN"/>
+              </w:rPr>
+              <w:t>–</w:t>
+            </w:r>
+            <w:r>
+              <w:rPr>
+                <w:rFonts w:ascii="BRH Malayalam Extra" w:eastAsia="Times New Roman" w:hAnsi="BRH Malayalam Extra" w:cs="BRH Malayalam Extra"/>
+                <w:color w:val="000000"/>
+                <w:sz w:val="40"/>
+                <w:szCs w:val="40"/>
+                <w:lang w:val="en-IN" w:eastAsia="en-IN" w:bidi="ml-IN"/>
+              </w:rPr>
+              <w:t xml:space="preserve">YxZ§ | </w:t>
             </w:r>
           </w:p>
           <w:p>
@@ -4066,7 +3673,6 @@
               </w:rPr>
               <w:t>–</w:t>
             </w:r>
-            <w:proofErr w:type="spellStart"/>
             <w:r>
               <w:rPr>
                 <w:rFonts w:ascii="BRH Malayalam Extra" w:eastAsia="Times New Roman" w:hAnsi="BRH Malayalam Extra" w:cs="BRH Malayalam Extra"/>
@@ -4077,19 +3683,17 @@
               </w:rPr>
               <w:t>öM</w:t>
             </w:r>
-            <w:proofErr w:type="spellEnd"/>
-            <w:r>
-              <w:rPr>
-                <w:rFonts w:ascii="BRH Malayalam Extra" w:eastAsia="Times New Roman" w:hAnsi="BRH Malayalam Extra" w:cs="BRH Malayalam Extra"/>
-                <w:b/>
-                <w:color w:val="000000"/>
-                <w:sz w:val="32"/>
-                <w:szCs w:val="40"/>
-                <w:lang w:val="en-IN" w:eastAsia="en-IN" w:bidi="ml-IN"/>
-              </w:rPr>
-              <w:t>–</w:t>
-            </w:r>
-            <w:proofErr w:type="spellStart"/>
+            <w:r>
+              <w:rPr>
+                <w:rFonts w:ascii="BRH Malayalam Extra" w:eastAsia="Times New Roman" w:hAnsi="BRH Malayalam Extra" w:cs="BRH Malayalam Extra"/>
+                <w:b/>
+                <w:color w:val="000000"/>
+                <w:sz w:val="32"/>
+                <w:szCs w:val="40"/>
+                <w:lang w:val="en-IN" w:eastAsia="en-IN" w:bidi="ml-IN"/>
+              </w:rPr>
+              <w:t>–</w:t>
+            </w:r>
             <w:r>
               <w:rPr>
                 <w:rFonts w:ascii="BRH Malayalam Extra" w:eastAsia="Times New Roman" w:hAnsi="BRH Malayalam Extra" w:cs="BRH Malayalam Extra"/>
@@ -4109,40 +3713,7 @@
                 <w:szCs w:val="40"/>
                 <w:lang w:val="en-IN" w:eastAsia="en-IN" w:bidi="ml-IN"/>
               </w:rPr>
-              <w:t>Yxb</w:t>
-            </w:r>
-            <w:proofErr w:type="spellEnd"/>
-            <w:r>
-              <w:rPr>
-                <w:rFonts w:ascii="BRH Malayalam Extra" w:eastAsia="Times New Roman" w:hAnsi="BRH Malayalam Extra" w:cs="BRH Malayalam Extra"/>
-                <w:color w:val="000000"/>
-                <w:sz w:val="40"/>
-                <w:szCs w:val="40"/>
-                <w:lang w:val="en-IN" w:eastAsia="en-IN" w:bidi="ml-IN"/>
-              </w:rPr>
-              <w:t>§ M£—</w:t>
-            </w:r>
-            <w:proofErr w:type="spellStart"/>
-            <w:r>
-              <w:rPr>
-                <w:rFonts w:ascii="BRH Malayalam Extra" w:eastAsia="Times New Roman" w:hAnsi="BRH Malayalam Extra" w:cs="BRH Malayalam Extra"/>
-                <w:color w:val="000000"/>
-                <w:sz w:val="40"/>
-                <w:szCs w:val="40"/>
-                <w:lang w:val="en-IN" w:eastAsia="en-IN" w:bidi="ml-IN"/>
-              </w:rPr>
-              <w:t>t§YxZy</w:t>
-            </w:r>
-            <w:proofErr w:type="spellEnd"/>
-            <w:r>
-              <w:rPr>
-                <w:rFonts w:ascii="BRH Malayalam Extra" w:eastAsia="Times New Roman" w:hAnsi="BRH Malayalam Extra" w:cs="BRH Malayalam Extra"/>
-                <w:color w:val="000000"/>
-                <w:sz w:val="40"/>
-                <w:szCs w:val="40"/>
-                <w:lang w:val="en-IN" w:eastAsia="en-IN" w:bidi="ml-IN"/>
-              </w:rPr>
-              <w:t xml:space="preserve"> |</w:t>
+              <w:t>Yxb§ M£—t§YxZy |</w:t>
             </w:r>
           </w:p>
         </w:tc>
@@ -4161,7 +3732,6 @@
                 <w:lang w:val="en-IN" w:eastAsia="en-IN" w:bidi="ml-IN"/>
               </w:rPr>
             </w:pPr>
-            <w:proofErr w:type="spellStart"/>
             <w:r>
               <w:rPr>
                 <w:rFonts w:ascii="BRH Malayalam Extra" w:eastAsia="Times New Roman" w:hAnsi="BRH Malayalam Extra" w:cs="BRH Malayalam Extra"/>
@@ -4172,19 +3742,17 @@
               </w:rPr>
               <w:t>sx</w:t>
             </w:r>
-            <w:proofErr w:type="spellEnd"/>
-            <w:r>
-              <w:rPr>
-                <w:rFonts w:ascii="BRH Malayalam Extra" w:eastAsia="Times New Roman" w:hAnsi="BRH Malayalam Extra" w:cs="BRH Malayalam Extra"/>
-                <w:b/>
-                <w:color w:val="000000"/>
-                <w:sz w:val="32"/>
-                <w:szCs w:val="40"/>
-                <w:lang w:val="en-IN" w:eastAsia="en-IN" w:bidi="ml-IN"/>
-              </w:rPr>
-              <w:t>–</w:t>
-            </w:r>
-            <w:proofErr w:type="spellStart"/>
+            <w:r>
+              <w:rPr>
+                <w:rFonts w:ascii="BRH Malayalam Extra" w:eastAsia="Times New Roman" w:hAnsi="BRH Malayalam Extra" w:cs="BRH Malayalam Extra"/>
+                <w:b/>
+                <w:color w:val="000000"/>
+                <w:sz w:val="32"/>
+                <w:szCs w:val="40"/>
+                <w:lang w:val="en-IN" w:eastAsia="en-IN" w:bidi="ml-IN"/>
+              </w:rPr>
+              <w:t>–</w:t>
+            </w:r>
             <w:r>
               <w:rPr>
                 <w:rFonts w:ascii="BRH Malayalam Extra" w:eastAsia="Times New Roman" w:hAnsi="BRH Malayalam Extra" w:cs="BRH Malayalam Extra"/>
@@ -4195,19 +3763,17 @@
               </w:rPr>
               <w:t>py</w:t>
             </w:r>
-            <w:proofErr w:type="spellEnd"/>
-            <w:r>
-              <w:rPr>
-                <w:rFonts w:ascii="BRH Malayalam Extra" w:eastAsia="Times New Roman" w:hAnsi="BRH Malayalam Extra" w:cs="BRH Malayalam Extra"/>
-                <w:b/>
-                <w:color w:val="000000"/>
-                <w:sz w:val="32"/>
-                <w:szCs w:val="40"/>
-                <w:lang w:val="en-IN" w:eastAsia="en-IN" w:bidi="ml-IN"/>
-              </w:rPr>
-              <w:t>–</w:t>
-            </w:r>
-            <w:proofErr w:type="spellStart"/>
+            <w:r>
+              <w:rPr>
+                <w:rFonts w:ascii="BRH Malayalam Extra" w:eastAsia="Times New Roman" w:hAnsi="BRH Malayalam Extra" w:cs="BRH Malayalam Extra"/>
+                <w:b/>
+                <w:color w:val="000000"/>
+                <w:sz w:val="32"/>
+                <w:szCs w:val="40"/>
+                <w:lang w:val="en-IN" w:eastAsia="en-IN" w:bidi="ml-IN"/>
+              </w:rPr>
+              <w:t>–</w:t>
+            </w:r>
             <w:r>
               <w:rPr>
                 <w:rFonts w:ascii="BRH Malayalam Extra" w:eastAsia="Times New Roman" w:hAnsi="BRH Malayalam Extra" w:cs="BRH Malayalam Extra"/>
@@ -4218,39 +3784,26 @@
               </w:rPr>
               <w:t>öZix˜öMj</w:t>
             </w:r>
-            <w:proofErr w:type="spellEnd"/>
-            <w:r>
-              <w:rPr>
-                <w:rFonts w:ascii="BRH Malayalam Extra" w:eastAsia="Times New Roman" w:hAnsi="BRH Malayalam Extra" w:cs="BRH Malayalam Extra"/>
-                <w:b/>
-                <w:color w:val="000000"/>
-                <w:sz w:val="32"/>
-                <w:szCs w:val="40"/>
-                <w:lang w:val="en-IN" w:eastAsia="en-IN" w:bidi="ml-IN"/>
-              </w:rPr>
-              <w:t>–</w:t>
-            </w:r>
-            <w:proofErr w:type="spellStart"/>
-            <w:r>
-              <w:rPr>
-                <w:rFonts w:ascii="BRH Malayalam Extra" w:eastAsia="Times New Roman" w:hAnsi="BRH Malayalam Extra" w:cs="BRH Malayalam Extra"/>
-                <w:color w:val="000000"/>
-                <w:sz w:val="40"/>
-                <w:szCs w:val="40"/>
-                <w:lang w:val="en-IN" w:eastAsia="en-IN" w:bidi="ml-IN"/>
-              </w:rPr>
-              <w:t>YxZ</w:t>
-            </w:r>
-            <w:proofErr w:type="spellEnd"/>
-            <w:r>
-              <w:rPr>
-                <w:rFonts w:ascii="BRH Malayalam Extra" w:eastAsia="Times New Roman" w:hAnsi="BRH Malayalam Extra" w:cs="BRH Malayalam Extra"/>
-                <w:color w:val="000000"/>
-                <w:sz w:val="40"/>
-                <w:szCs w:val="40"/>
-                <w:lang w:val="en-IN" w:eastAsia="en-IN" w:bidi="ml-IN"/>
-              </w:rPr>
-              <w:t xml:space="preserve">§ | </w:t>
+            <w:r>
+              <w:rPr>
+                <w:rFonts w:ascii="BRH Malayalam Extra" w:eastAsia="Times New Roman" w:hAnsi="BRH Malayalam Extra" w:cs="BRH Malayalam Extra"/>
+                <w:b/>
+                <w:color w:val="000000"/>
+                <w:sz w:val="32"/>
+                <w:szCs w:val="40"/>
+                <w:lang w:val="en-IN" w:eastAsia="en-IN" w:bidi="ml-IN"/>
+              </w:rPr>
+              <w:t>–</w:t>
+            </w:r>
+            <w:r>
+              <w:rPr>
+                <w:rFonts w:ascii="BRH Malayalam Extra" w:eastAsia="Times New Roman" w:hAnsi="BRH Malayalam Extra" w:cs="BRH Malayalam Extra"/>
+                <w:color w:val="000000"/>
+                <w:sz w:val="40"/>
+                <w:szCs w:val="40"/>
+                <w:lang w:val="en-IN" w:eastAsia="en-IN" w:bidi="ml-IN"/>
+              </w:rPr>
+              <w:t xml:space="preserve">YxZ§ | </w:t>
             </w:r>
           </w:p>
           <w:p>
@@ -4285,7 +3838,6 @@
               </w:rPr>
               <w:t>–</w:t>
             </w:r>
-            <w:proofErr w:type="spellStart"/>
             <w:r>
               <w:rPr>
                 <w:rFonts w:ascii="BRH Malayalam Extra" w:eastAsia="Times New Roman" w:hAnsi="BRH Malayalam Extra" w:cs="BRH Malayalam Extra"/>
@@ -4296,7 +3848,6 @@
               </w:rPr>
               <w:t>öM</w:t>
             </w:r>
-            <w:proofErr w:type="spellEnd"/>
             <w:r>
               <w:rPr>
                 <w:rFonts w:ascii="BRH Malayalam Extra" w:eastAsia="Times New Roman" w:hAnsi="BRH Malayalam Extra" w:cs="BRH Malayalam Extra"/>
@@ -4330,49 +3881,15 @@
               </w:rPr>
               <w:t>–</w:t>
             </w:r>
-            <w:proofErr w:type="spellStart"/>
-            <w:r>
-              <w:rPr>
-                <w:rFonts w:ascii="BRH Malayalam Extra" w:eastAsia="Times New Roman" w:hAnsi="BRH Malayalam Extra" w:cs="BRH Malayalam Extra"/>
-                <w:color w:val="000000"/>
-                <w:sz w:val="40"/>
-                <w:szCs w:val="40"/>
-                <w:lang w:val="en-IN" w:eastAsia="en-IN" w:bidi="ml-IN"/>
-              </w:rPr>
-              <w:t>Yxb</w:t>
-            </w:r>
-            <w:proofErr w:type="spellEnd"/>
-            <w:r>
-              <w:rPr>
-                <w:rFonts w:ascii="BRH Malayalam Extra" w:eastAsia="Times New Roman" w:hAnsi="BRH Malayalam Extra" w:cs="BRH Malayalam Extra"/>
-                <w:color w:val="000000"/>
-                <w:sz w:val="40"/>
-                <w:szCs w:val="40"/>
-                <w:lang w:val="en-IN" w:eastAsia="en-IN" w:bidi="ml-IN"/>
-              </w:rPr>
-              <w:t>§ M£—</w:t>
-            </w:r>
-            <w:proofErr w:type="spellStart"/>
-            <w:r>
-              <w:rPr>
-                <w:rFonts w:ascii="BRH Malayalam Extra" w:eastAsia="Times New Roman" w:hAnsi="BRH Malayalam Extra" w:cs="BRH Malayalam Extra"/>
-                <w:color w:val="000000"/>
-                <w:sz w:val="40"/>
-                <w:szCs w:val="40"/>
-                <w:lang w:val="en-IN" w:eastAsia="en-IN" w:bidi="ml-IN"/>
-              </w:rPr>
-              <w:t>t§YxZy</w:t>
-            </w:r>
-            <w:proofErr w:type="spellEnd"/>
-            <w:r>
-              <w:rPr>
-                <w:rFonts w:ascii="BRH Malayalam Extra" w:eastAsia="Times New Roman" w:hAnsi="BRH Malayalam Extra" w:cs="BRH Malayalam Extra"/>
-                <w:color w:val="000000"/>
-                <w:sz w:val="40"/>
-                <w:szCs w:val="40"/>
-                <w:lang w:val="en-IN" w:eastAsia="en-IN" w:bidi="ml-IN"/>
-              </w:rPr>
-              <w:t xml:space="preserve"> |</w:t>
+            <w:r>
+              <w:rPr>
+                <w:rFonts w:ascii="BRH Malayalam Extra" w:eastAsia="Times New Roman" w:hAnsi="BRH Malayalam Extra" w:cs="BRH Malayalam Extra"/>
+                <w:color w:val="000000"/>
+                <w:sz w:val="40"/>
+                <w:szCs w:val="40"/>
+                <w:lang w:val="en-IN" w:eastAsia="en-IN" w:bidi="ml-IN"/>
+              </w:rPr>
+              <w:t>Yxb§ M£—t§YxZy |</w:t>
             </w:r>
           </w:p>
         </w:tc>
@@ -4410,19 +3927,8 @@
                 <w:sz w:val="28"/>
                 <w:szCs w:val="32"/>
               </w:rPr>
-              <w:t xml:space="preserve">T.S.6.5.7.2 – </w:t>
-            </w:r>
-            <w:proofErr w:type="spellStart"/>
-            <w:r>
-              <w:rPr>
-                <w:rFonts w:cs="Arial"/>
-                <w:b/>
-                <w:sz w:val="28"/>
-                <w:szCs w:val="32"/>
-              </w:rPr>
-              <w:t>Kramam</w:t>
-            </w:r>
-            <w:proofErr w:type="spellEnd"/>
+              <w:t>T.S.6.5.7.2 – Kramam</w:t>
+            </w:r>
           </w:p>
           <w:p>
             <w:pPr>
@@ -4442,45 +3948,14 @@
                 <w:szCs w:val="32"/>
               </w:rPr>
             </w:pPr>
-            <w:proofErr w:type="spellStart"/>
-            <w:r>
-              <w:rPr>
-                <w:rFonts w:cs="Arial"/>
-                <w:b/>
-                <w:sz w:val="28"/>
-                <w:szCs w:val="32"/>
-              </w:rPr>
-              <w:t>Krama</w:t>
-            </w:r>
-            <w:proofErr w:type="spellEnd"/>
-            <w:r>
-              <w:rPr>
-                <w:rFonts w:cs="Arial"/>
-                <w:b/>
-                <w:sz w:val="28"/>
-                <w:szCs w:val="32"/>
-              </w:rPr>
-              <w:t xml:space="preserve"> </w:t>
-            </w:r>
-            <w:proofErr w:type="spellStart"/>
-            <w:r>
-              <w:rPr>
-                <w:rFonts w:cs="Arial"/>
-                <w:b/>
-                <w:sz w:val="28"/>
-                <w:szCs w:val="32"/>
-              </w:rPr>
-              <w:t>Vaakyam</w:t>
-            </w:r>
-            <w:proofErr w:type="spellEnd"/>
-            <w:r>
-              <w:rPr>
-                <w:rFonts w:cs="Arial"/>
-                <w:b/>
-                <w:sz w:val="28"/>
-                <w:szCs w:val="32"/>
-              </w:rPr>
-              <w:t xml:space="preserve"> No.– 31</w:t>
+            <w:r>
+              <w:rPr>
+                <w:rFonts w:cs="Arial"/>
+                <w:b/>
+                <w:sz w:val="28"/>
+                <w:szCs w:val="32"/>
+              </w:rPr>
+              <w:t>Krama Vaakyam No.– 31</w:t>
             </w:r>
           </w:p>
           <w:p>
@@ -4501,25 +3976,14 @@
                 <w:szCs w:val="32"/>
               </w:rPr>
             </w:pPr>
-            <w:proofErr w:type="spellStart"/>
-            <w:r>
-              <w:rPr>
-                <w:rFonts w:cs="Arial"/>
-                <w:b/>
-                <w:sz w:val="28"/>
-                <w:szCs w:val="32"/>
-              </w:rPr>
-              <w:t>Panchaati</w:t>
-            </w:r>
-            <w:proofErr w:type="spellEnd"/>
-            <w:r>
-              <w:rPr>
-                <w:rFonts w:cs="Arial"/>
-                <w:b/>
-                <w:sz w:val="28"/>
-                <w:szCs w:val="32"/>
-              </w:rPr>
-              <w:t xml:space="preserve"> No</w:t>
+            <w:r>
+              <w:rPr>
+                <w:rFonts w:cs="Arial"/>
+                <w:b/>
+                <w:sz w:val="28"/>
+                <w:szCs w:val="32"/>
+              </w:rPr>
+              <w:t>Panchaati No</w:t>
             </w:r>
             <w:r>
               <w:rPr>
@@ -4555,49 +4019,15 @@
                 <w:lang w:val="en-IN" w:eastAsia="en-IN" w:bidi="ml-IN"/>
               </w:rPr>
             </w:pPr>
-            <w:proofErr w:type="spellStart"/>
-            <w:r>
-              <w:rPr>
-                <w:rFonts w:ascii="BRH Malayalam Extra" w:eastAsia="Times New Roman" w:hAnsi="BRH Malayalam Extra" w:cs="BRH Malayalam Extra"/>
-                <w:color w:val="000000"/>
-                <w:sz w:val="40"/>
-                <w:szCs w:val="40"/>
-                <w:lang w:val="en-IN" w:eastAsia="en-IN" w:bidi="ml-IN"/>
-              </w:rPr>
-              <w:t>Dbõ</w:t>
-            </w:r>
-            <w:proofErr w:type="spellEnd"/>
-            <w:r>
-              <w:rPr>
-                <w:rFonts w:ascii="BRH Malayalam Extra" w:eastAsia="Times New Roman" w:hAnsi="BRH Malayalam Extra" w:cs="BRH Malayalam Extra"/>
-                <w:color w:val="000000"/>
-                <w:sz w:val="40"/>
-                <w:szCs w:val="40"/>
-                <w:lang w:val="en-IN" w:eastAsia="en-IN" w:bidi="ml-IN"/>
-              </w:rPr>
-              <w:t>—¤¤</w:t>
-            </w:r>
-            <w:proofErr w:type="spellStart"/>
-            <w:r>
-              <w:rPr>
-                <w:rFonts w:ascii="BRH Malayalam Extra" w:eastAsia="Times New Roman" w:hAnsi="BRH Malayalam Extra" w:cs="BRH Malayalam Extra"/>
-                <w:color w:val="000000"/>
-                <w:sz w:val="40"/>
-                <w:szCs w:val="40"/>
-                <w:lang w:val="en-IN" w:eastAsia="en-IN" w:bidi="ml-IN"/>
-              </w:rPr>
-              <w:t>Zõ</w:t>
-            </w:r>
-            <w:proofErr w:type="spellEnd"/>
-            <w:r>
-              <w:rPr>
-                <w:rFonts w:ascii="BRH Malayalam Extra" w:eastAsia="Times New Roman" w:hAnsi="BRH Malayalam Extra" w:cs="BRH Malayalam Extra"/>
-                <w:color w:val="000000"/>
-                <w:sz w:val="40"/>
-                <w:szCs w:val="40"/>
-                <w:lang w:val="en-IN" w:eastAsia="en-IN" w:bidi="ml-IN"/>
-              </w:rPr>
-              <w:t xml:space="preserve"> </w:t>
+            <w:r>
+              <w:rPr>
+                <w:rFonts w:ascii="BRH Malayalam Extra" w:eastAsia="Times New Roman" w:hAnsi="BRH Malayalam Extra" w:cs="BRH Malayalam Extra"/>
+                <w:color w:val="000000"/>
+                <w:sz w:val="40"/>
+                <w:szCs w:val="40"/>
+                <w:lang w:val="en-IN" w:eastAsia="en-IN" w:bidi="ml-IN"/>
+              </w:rPr>
+              <w:t xml:space="preserve">Dbõ—¤¤Zõ </w:t>
             </w:r>
           </w:p>
           <w:p>
@@ -4611,7 +4041,6 @@
                 <w:lang w:val="en-IN" w:eastAsia="en-IN" w:bidi="ml-IN"/>
               </w:rPr>
             </w:pPr>
-            <w:proofErr w:type="spellStart"/>
             <w:r>
               <w:rPr>
                 <w:rFonts w:ascii="BRH Malayalam Extra" w:eastAsia="Times New Roman" w:hAnsi="BRH Malayalam Extra" w:cs="BRH Malayalam Extra"/>
@@ -4633,49 +4062,26 @@
               </w:rPr>
               <w:t>öex</w:t>
             </w:r>
-            <w:proofErr w:type="spellEnd"/>
-            <w:r>
-              <w:rPr>
-                <w:rFonts w:ascii="BRH Malayalam Extra" w:eastAsia="Times New Roman" w:hAnsi="BRH Malayalam Extra" w:cs="BRH Malayalam Extra"/>
-                <w:b/>
-                <w:color w:val="000000"/>
-                <w:sz w:val="32"/>
-                <w:szCs w:val="40"/>
-                <w:lang w:val="en-IN" w:eastAsia="en-IN" w:bidi="ml-IN"/>
-              </w:rPr>
-              <w:t>–</w:t>
-            </w:r>
-            <w:r>
-              <w:rPr>
-                <w:rFonts w:ascii="BRH Malayalam Extra" w:eastAsia="Times New Roman" w:hAnsi="BRH Malayalam Extra" w:cs="BRH Malayalam Extra"/>
-                <w:color w:val="000000"/>
-                <w:sz w:val="40"/>
-                <w:szCs w:val="40"/>
-                <w:lang w:val="en-IN" w:eastAsia="en-IN" w:bidi="ml-IN"/>
-              </w:rPr>
-              <w:t>¥</w:t>
-            </w:r>
-            <w:proofErr w:type="spellStart"/>
-            <w:r>
-              <w:rPr>
-                <w:rFonts w:ascii="BRH Malayalam Extra" w:eastAsia="Times New Roman" w:hAnsi="BRH Malayalam Extra" w:cs="BRH Malayalam Extra"/>
-                <w:color w:val="000000"/>
-                <w:sz w:val="40"/>
-                <w:szCs w:val="40"/>
-                <w:lang w:val="en-IN" w:eastAsia="en-IN" w:bidi="ml-IN"/>
-              </w:rPr>
-              <w:t>öZY</w:t>
-            </w:r>
-            <w:proofErr w:type="spellEnd"/>
-            <w:r>
-              <w:rPr>
-                <w:rFonts w:ascii="BRH Malayalam Extra" w:eastAsia="Times New Roman" w:hAnsi="BRH Malayalam Extra" w:cs="BRH Malayalam Extra"/>
-                <w:color w:val="000000"/>
-                <w:sz w:val="40"/>
-                <w:szCs w:val="40"/>
-                <w:lang w:val="en-IN" w:eastAsia="en-IN" w:bidi="ml-IN"/>
-              </w:rPr>
-              <w:t>— |</w:t>
+            <w:r>
+              <w:rPr>
+                <w:rFonts w:ascii="BRH Malayalam Extra" w:eastAsia="Times New Roman" w:hAnsi="BRH Malayalam Extra" w:cs="BRH Malayalam Extra"/>
+                <w:b/>
+                <w:color w:val="000000"/>
+                <w:sz w:val="32"/>
+                <w:szCs w:val="40"/>
+                <w:lang w:val="en-IN" w:eastAsia="en-IN" w:bidi="ml-IN"/>
+              </w:rPr>
+              <w:t>–</w:t>
+            </w:r>
+            <w:r>
+              <w:rPr>
+                <w:rFonts w:ascii="BRH Malayalam Extra" w:eastAsia="Times New Roman" w:hAnsi="BRH Malayalam Extra" w:cs="BRH Malayalam Extra"/>
+                <w:color w:val="000000"/>
+                <w:sz w:val="40"/>
+                <w:szCs w:val="40"/>
+                <w:lang w:val="en-IN" w:eastAsia="en-IN" w:bidi="ml-IN"/>
+              </w:rPr>
+              <w:t>¥öZY— |</w:t>
             </w:r>
           </w:p>
         </w:tc>
@@ -4694,40 +4100,70 @@
                 <w:lang w:val="en-IN" w:eastAsia="en-IN" w:bidi="ml-IN"/>
               </w:rPr>
             </w:pPr>
-            <w:proofErr w:type="spellStart"/>
-            <w:r>
-              <w:rPr>
-                <w:rFonts w:ascii="BRH Malayalam Extra" w:eastAsia="Times New Roman" w:hAnsi="BRH Malayalam Extra" w:cs="BRH Malayalam Extra"/>
-                <w:color w:val="000000"/>
-                <w:sz w:val="40"/>
-                <w:szCs w:val="40"/>
-                <w:lang w:val="en-IN" w:eastAsia="en-IN" w:bidi="ml-IN"/>
-              </w:rPr>
-              <w:t>Dbõ</w:t>
-            </w:r>
-            <w:proofErr w:type="spellEnd"/>
-            <w:r>
-              <w:rPr>
-                <w:rFonts w:ascii="BRH Malayalam Extra" w:eastAsia="Times New Roman" w:hAnsi="BRH Malayalam Extra" w:cs="BRH Malayalam Extra"/>
-                <w:color w:val="000000"/>
-                <w:sz w:val="40"/>
-                <w:szCs w:val="40"/>
-                <w:lang w:val="en-IN" w:eastAsia="en-IN" w:bidi="ml-IN"/>
-              </w:rPr>
-              <w:t>—¤¤</w:t>
-            </w:r>
-            <w:proofErr w:type="spellStart"/>
-            <w:r>
-              <w:rPr>
-                <w:rFonts w:ascii="BRH Malayalam Extra" w:eastAsia="Times New Roman" w:hAnsi="BRH Malayalam Extra" w:cs="BRH Malayalam Extra"/>
-                <w:color w:val="000000"/>
-                <w:sz w:val="40"/>
-                <w:szCs w:val="40"/>
-                <w:lang w:val="en-IN" w:eastAsia="en-IN" w:bidi="ml-IN"/>
-              </w:rPr>
-              <w:t>Zõ</w:t>
-            </w:r>
-            <w:proofErr w:type="spellEnd"/>
+            <w:r>
+              <w:rPr>
+                <w:rFonts w:ascii="BRH Malayalam Extra" w:eastAsia="Times New Roman" w:hAnsi="BRH Malayalam Extra" w:cs="BRH Malayalam Extra"/>
+                <w:color w:val="000000"/>
+                <w:sz w:val="40"/>
+                <w:szCs w:val="40"/>
+                <w:lang w:val="en-IN" w:eastAsia="en-IN" w:bidi="ml-IN"/>
+              </w:rPr>
+              <w:t xml:space="preserve">Dbõ—¤¤Zõ </w:t>
+            </w:r>
+          </w:p>
+          <w:p>
+            <w:pPr>
+              <w:spacing w:before="0" w:line="240" w:lineRule="auto"/>
+              <w:rPr>
+                <w:rFonts w:ascii="BRH Malayalam Extra" w:eastAsia="Times New Roman" w:hAnsi="BRH Malayalam Extra" w:cs="BRH Malayalam Extra"/>
+                <w:color w:val="000000"/>
+                <w:sz w:val="40"/>
+                <w:szCs w:val="40"/>
+                <w:lang w:val="en-IN" w:eastAsia="en-IN" w:bidi="ml-IN"/>
+              </w:rPr>
+            </w:pPr>
+            <w:r>
+              <w:rPr>
+                <w:rFonts w:ascii="BRH Malayalam Extra" w:eastAsia="Times New Roman" w:hAnsi="BRH Malayalam Extra" w:cs="BRH Malayalam Extra"/>
+                <w:color w:val="000000"/>
+                <w:sz w:val="40"/>
+                <w:szCs w:val="40"/>
+                <w:lang w:val="en-IN" w:eastAsia="en-IN" w:bidi="ml-IN"/>
+              </w:rPr>
+              <w:t>spyZ£</w:t>
+            </w:r>
+            <w:r>
+              <w:rPr>
+                <w:rFonts w:ascii="BRH Malayalam Extra" w:eastAsia="Times New Roman" w:hAnsi="BRH Malayalam Extra" w:cs="BRH Malayalam Extra"/>
+                <w:color w:val="000000"/>
+                <w:sz w:val="40"/>
+                <w:szCs w:val="40"/>
+                <w:highlight w:val="green"/>
+                <w:lang w:val="en-IN" w:eastAsia="en-IN" w:bidi="ml-IN"/>
+              </w:rPr>
+              <w:t>ex</w:t>
+            </w:r>
+            <w:r>
+              <w:rPr>
+                <w:rFonts w:ascii="BRH Malayalam Extra" w:eastAsia="Times New Roman" w:hAnsi="BRH Malayalam Extra" w:cs="BRH Malayalam Extra"/>
+                <w:b/>
+                <w:color w:val="000000"/>
+                <w:sz w:val="32"/>
+                <w:szCs w:val="40"/>
+                <w:lang w:val="en-IN" w:eastAsia="en-IN" w:bidi="ml-IN"/>
+              </w:rPr>
+              <w:t>–</w:t>
+            </w:r>
+            <w:r>
+              <w:rPr>
+                <w:rFonts w:ascii="BRH Malayalam Extra" w:eastAsia="Times New Roman" w:hAnsi="BRH Malayalam Extra" w:cs="BRH Malayalam Extra"/>
+                <w:color w:val="000000"/>
+                <w:sz w:val="40"/>
+                <w:szCs w:val="40"/>
+                <w:lang w:val="en-IN" w:eastAsia="en-IN" w:bidi="ml-IN"/>
+              </w:rPr>
+              <w:t>¥öZY— |</w:t>
+            </w:r>
             <w:r>
               <w:rPr>
                 <w:rFonts w:ascii="BRH Malayalam Extra" w:eastAsia="Times New Roman" w:hAnsi="BRH Malayalam Extra" w:cs="BRH Malayalam Extra"/>
@@ -4738,83 +4174,12 @@
               </w:rPr>
               <w:t xml:space="preserve"> </w:t>
             </w:r>
-          </w:p>
-          <w:p>
-            <w:pPr>
-              <w:spacing w:before="0" w:line="240" w:lineRule="auto"/>
-              <w:rPr>
-                <w:rFonts w:ascii="BRH Malayalam Extra" w:eastAsia="Times New Roman" w:hAnsi="BRH Malayalam Extra" w:cs="BRH Malayalam Extra"/>
-                <w:color w:val="000000"/>
-                <w:sz w:val="40"/>
-                <w:szCs w:val="40"/>
-                <w:lang w:val="en-IN" w:eastAsia="en-IN" w:bidi="ml-IN"/>
-              </w:rPr>
-            </w:pPr>
-            <w:proofErr w:type="spellStart"/>
-            <w:r>
-              <w:rPr>
-                <w:rFonts w:ascii="BRH Malayalam Extra" w:eastAsia="Times New Roman" w:hAnsi="BRH Malayalam Extra" w:cs="BRH Malayalam Extra"/>
-                <w:color w:val="000000"/>
-                <w:sz w:val="40"/>
-                <w:szCs w:val="40"/>
-                <w:lang w:val="en-IN" w:eastAsia="en-IN" w:bidi="ml-IN"/>
-              </w:rPr>
-              <w:t>spyZ£</w:t>
-            </w:r>
-            <w:r>
-              <w:rPr>
-                <w:rFonts w:ascii="BRH Malayalam Extra" w:eastAsia="Times New Roman" w:hAnsi="BRH Malayalam Extra" w:cs="BRH Malayalam Extra"/>
-                <w:color w:val="000000"/>
-                <w:sz w:val="40"/>
-                <w:szCs w:val="40"/>
-                <w:highlight w:val="green"/>
-                <w:lang w:val="en-IN" w:eastAsia="en-IN" w:bidi="ml-IN"/>
-              </w:rPr>
-              <w:t>ex</w:t>
-            </w:r>
-            <w:proofErr w:type="spellEnd"/>
-            <w:r>
-              <w:rPr>
-                <w:rFonts w:ascii="BRH Malayalam Extra" w:eastAsia="Times New Roman" w:hAnsi="BRH Malayalam Extra" w:cs="BRH Malayalam Extra"/>
-                <w:b/>
-                <w:color w:val="000000"/>
-                <w:sz w:val="32"/>
-                <w:szCs w:val="40"/>
-                <w:lang w:val="en-IN" w:eastAsia="en-IN" w:bidi="ml-IN"/>
-              </w:rPr>
-              <w:t>–</w:t>
-            </w:r>
-            <w:r>
-              <w:rPr>
-                <w:rFonts w:ascii="BRH Malayalam Extra" w:eastAsia="Times New Roman" w:hAnsi="BRH Malayalam Extra" w:cs="BRH Malayalam Extra"/>
-                <w:color w:val="000000"/>
-                <w:sz w:val="40"/>
-                <w:szCs w:val="40"/>
-                <w:lang w:val="en-IN" w:eastAsia="en-IN" w:bidi="ml-IN"/>
-              </w:rPr>
-              <w:t>¥</w:t>
-            </w:r>
-            <w:proofErr w:type="spellStart"/>
-            <w:r>
-              <w:rPr>
-                <w:rFonts w:ascii="BRH Malayalam Extra" w:eastAsia="Times New Roman" w:hAnsi="BRH Malayalam Extra" w:cs="BRH Malayalam Extra"/>
-                <w:color w:val="000000"/>
-                <w:sz w:val="40"/>
-                <w:szCs w:val="40"/>
-                <w:lang w:val="en-IN" w:eastAsia="en-IN" w:bidi="ml-IN"/>
-              </w:rPr>
-              <w:t>öZY</w:t>
-            </w:r>
-            <w:proofErr w:type="spellEnd"/>
-            <w:r>
-              <w:rPr>
-                <w:rFonts w:ascii="BRH Malayalam Extra" w:eastAsia="Times New Roman" w:hAnsi="BRH Malayalam Extra" w:cs="BRH Malayalam Extra"/>
-                <w:color w:val="000000"/>
-                <w:sz w:val="40"/>
-                <w:szCs w:val="40"/>
-                <w:lang w:val="en-IN" w:eastAsia="en-IN" w:bidi="ml-IN"/>
-              </w:rPr>
-              <w:t>— |</w:t>
+            <w:r>
+              <w:rPr>
+                <w:b/>
+                <w:bCs/>
+              </w:rPr>
+              <w:t>(it is</w:t>
             </w:r>
             <w:r>
               <w:rPr>
@@ -4831,40 +4196,7 @@
                 <w:b/>
                 <w:bCs/>
               </w:rPr>
-              <w:t>(it is</w:t>
-            </w:r>
-            <w:r>
-              <w:rPr>
-                <w:rFonts w:ascii="BRH Malayalam Extra" w:eastAsia="Times New Roman" w:hAnsi="BRH Malayalam Extra" w:cs="BRH Malayalam Extra"/>
-                <w:color w:val="000000"/>
-                <w:sz w:val="40"/>
-                <w:szCs w:val="40"/>
-                <w:lang w:val="en-IN" w:eastAsia="en-IN" w:bidi="ml-IN"/>
-              </w:rPr>
-              <w:t xml:space="preserve"> </w:t>
-            </w:r>
-            <w:r>
-              <w:rPr>
-                <w:b/>
-                <w:bCs/>
-              </w:rPr>
-              <w:t>“</w:t>
-            </w:r>
-            <w:proofErr w:type="spellStart"/>
-            <w:r>
-              <w:rPr>
-                <w:b/>
-                <w:bCs/>
-              </w:rPr>
-              <w:t>pA</w:t>
-            </w:r>
-            <w:proofErr w:type="spellEnd"/>
-            <w:r>
-              <w:rPr>
-                <w:b/>
-                <w:bCs/>
-              </w:rPr>
-              <w:t>”</w:t>
+              <w:t>“pA”</w:t>
             </w:r>
             <w:r>
               <w:rPr>
@@ -4909,19 +4241,8 @@
                 <w:sz w:val="28"/>
                 <w:szCs w:val="32"/>
               </w:rPr>
-              <w:t xml:space="preserve">T.S.6.5.7.2 – </w:t>
-            </w:r>
-            <w:proofErr w:type="spellStart"/>
-            <w:r>
-              <w:rPr>
-                <w:rFonts w:cs="Arial"/>
-                <w:b/>
-                <w:sz w:val="28"/>
-                <w:szCs w:val="32"/>
-              </w:rPr>
-              <w:t>Kramam</w:t>
-            </w:r>
-            <w:proofErr w:type="spellEnd"/>
+              <w:t>T.S.6.5.7.2 – Kramam</w:t>
+            </w:r>
           </w:p>
           <w:p>
             <w:pPr>
@@ -4941,45 +4262,14 @@
                 <w:szCs w:val="32"/>
               </w:rPr>
             </w:pPr>
-            <w:proofErr w:type="spellStart"/>
-            <w:r>
-              <w:rPr>
-                <w:rFonts w:cs="Arial"/>
-                <w:b/>
-                <w:sz w:val="28"/>
-                <w:szCs w:val="32"/>
-              </w:rPr>
-              <w:t>Krama</w:t>
-            </w:r>
-            <w:proofErr w:type="spellEnd"/>
-            <w:r>
-              <w:rPr>
-                <w:rFonts w:cs="Arial"/>
-                <w:b/>
-                <w:sz w:val="28"/>
-                <w:szCs w:val="32"/>
-              </w:rPr>
-              <w:t xml:space="preserve"> </w:t>
-            </w:r>
-            <w:proofErr w:type="spellStart"/>
-            <w:r>
-              <w:rPr>
-                <w:rFonts w:cs="Arial"/>
-                <w:b/>
-                <w:sz w:val="28"/>
-                <w:szCs w:val="32"/>
-              </w:rPr>
-              <w:t>Vaakyam</w:t>
-            </w:r>
-            <w:proofErr w:type="spellEnd"/>
-            <w:r>
-              <w:rPr>
-                <w:rFonts w:cs="Arial"/>
-                <w:b/>
-                <w:sz w:val="28"/>
-                <w:szCs w:val="32"/>
-              </w:rPr>
-              <w:t xml:space="preserve"> No.– 3</w:t>
+            <w:r>
+              <w:rPr>
+                <w:rFonts w:cs="Arial"/>
+                <w:b/>
+                <w:sz w:val="28"/>
+                <w:szCs w:val="32"/>
+              </w:rPr>
+              <w:t>Krama Vaakyam No.– 3</w:t>
             </w:r>
             <w:r>
               <w:rPr>
@@ -5009,25 +4299,14 @@
                 <w:szCs w:val="32"/>
               </w:rPr>
             </w:pPr>
-            <w:proofErr w:type="spellStart"/>
-            <w:r>
-              <w:rPr>
-                <w:rFonts w:cs="Arial"/>
-                <w:b/>
-                <w:sz w:val="28"/>
-                <w:szCs w:val="32"/>
-              </w:rPr>
-              <w:t>Panchaati</w:t>
-            </w:r>
-            <w:proofErr w:type="spellEnd"/>
-            <w:r>
-              <w:rPr>
-                <w:rFonts w:cs="Arial"/>
-                <w:b/>
-                <w:sz w:val="28"/>
-                <w:szCs w:val="32"/>
-              </w:rPr>
-              <w:t xml:space="preserve"> No</w:t>
+            <w:r>
+              <w:rPr>
+                <w:rFonts w:cs="Arial"/>
+                <w:b/>
+                <w:sz w:val="28"/>
+                <w:szCs w:val="32"/>
+              </w:rPr>
+              <w:t>Panchaati No</w:t>
             </w:r>
             <w:r>
               <w:rPr>
@@ -5088,7 +4367,6 @@
               </w:rPr>
               <w:t>–</w:t>
             </w:r>
-            <w:proofErr w:type="spellStart"/>
             <w:r>
               <w:rPr>
                 <w:rFonts w:ascii="BRH Malayalam Extra" w:eastAsia="Times New Roman" w:hAnsi="BRH Malayalam Extra" w:cs="BRH Malayalam Extra"/>
@@ -5099,7 +4377,6 @@
               </w:rPr>
               <w:t>py</w:t>
             </w:r>
-            <w:proofErr w:type="spellEnd"/>
             <w:r>
               <w:rPr>
                 <w:rFonts w:ascii="BRH Malayalam Extra" w:eastAsia="Times New Roman" w:hAnsi="BRH Malayalam Extra" w:cs="BRH Malayalam Extra"/>
@@ -5132,7 +4409,6 @@
               </w:rPr>
               <w:t>–</w:t>
             </w:r>
-            <w:proofErr w:type="spellStart"/>
             <w:r>
               <w:rPr>
                 <w:rFonts w:ascii="BRH Malayalam Extra" w:eastAsia="Times New Roman" w:hAnsi="BRH Malayalam Extra" w:cs="BRH Malayalam Extra"/>
@@ -5144,94 +4420,47 @@
               </w:rPr>
               <w:t>öex</w:t>
             </w:r>
-            <w:proofErr w:type="spellEnd"/>
-            <w:r>
-              <w:rPr>
-                <w:rFonts w:ascii="BRH Malayalam Extra" w:eastAsia="Times New Roman" w:hAnsi="BRH Malayalam Extra" w:cs="BRH Malayalam Extra"/>
-                <w:b/>
-                <w:color w:val="000000"/>
-                <w:sz w:val="32"/>
-                <w:szCs w:val="40"/>
-                <w:lang w:val="en-IN" w:eastAsia="en-IN" w:bidi="ml-IN"/>
-              </w:rPr>
-              <w:t>–</w:t>
-            </w:r>
-            <w:r>
-              <w:rPr>
-                <w:rFonts w:ascii="BRH Malayalam Extra" w:eastAsia="Times New Roman" w:hAnsi="BRH Malayalam Extra" w:cs="BRH Malayalam Extra"/>
-                <w:color w:val="000000"/>
-                <w:sz w:val="40"/>
-                <w:szCs w:val="40"/>
-                <w:lang w:val="en-IN" w:eastAsia="en-IN" w:bidi="ml-IN"/>
-              </w:rPr>
-              <w:t>¥</w:t>
-            </w:r>
-            <w:proofErr w:type="spellStart"/>
-            <w:r>
-              <w:rPr>
-                <w:rFonts w:ascii="BRH Malayalam Extra" w:eastAsia="Times New Roman" w:hAnsi="BRH Malayalam Extra" w:cs="BRH Malayalam Extra"/>
-                <w:color w:val="000000"/>
-                <w:sz w:val="40"/>
-                <w:szCs w:val="40"/>
-                <w:lang w:val="en-IN" w:eastAsia="en-IN" w:bidi="ml-IN"/>
-              </w:rPr>
-              <w:t>öZY</w:t>
-            </w:r>
-            <w:proofErr w:type="spellEnd"/>
-            <w:r>
-              <w:rPr>
-                <w:rFonts w:ascii="BRH Malayalam Extra" w:eastAsia="Times New Roman" w:hAnsi="BRH Malayalam Extra" w:cs="BRH Malayalam Extra"/>
-                <w:color w:val="000000"/>
-                <w:sz w:val="40"/>
-                <w:szCs w:val="40"/>
-                <w:lang w:val="en-IN" w:eastAsia="en-IN" w:bidi="ml-IN"/>
-              </w:rPr>
-              <w:t>— ¤¤</w:t>
-            </w:r>
-            <w:proofErr w:type="spellStart"/>
-            <w:r>
-              <w:rPr>
-                <w:rFonts w:ascii="BRH Malayalam Extra" w:eastAsia="Times New Roman" w:hAnsi="BRH Malayalam Extra" w:cs="BRH Malayalam Extra"/>
-                <w:color w:val="000000"/>
-                <w:sz w:val="40"/>
-                <w:szCs w:val="40"/>
-                <w:lang w:val="en-IN" w:eastAsia="en-IN" w:bidi="ml-IN"/>
-              </w:rPr>
-              <w:t>pqû¥b</w:t>
-            </w:r>
-            <w:proofErr w:type="spellEnd"/>
-            <w:r>
-              <w:rPr>
-                <w:rFonts w:ascii="BRH Malayalam Extra" w:eastAsia="Times New Roman" w:hAnsi="BRH Malayalam Extra" w:cs="BRH Malayalam Extra"/>
-                <w:b/>
-                <w:color w:val="000000"/>
-                <w:sz w:val="32"/>
-                <w:szCs w:val="40"/>
-                <w:lang w:val="en-IN" w:eastAsia="en-IN" w:bidi="ml-IN"/>
-              </w:rPr>
-              <w:t>–</w:t>
-            </w:r>
-            <w:proofErr w:type="spellStart"/>
-            <w:r>
-              <w:rPr>
-                <w:rFonts w:ascii="BRH Malayalam Extra" w:eastAsia="Times New Roman" w:hAnsi="BRH Malayalam Extra" w:cs="BRH Malayalam Extra"/>
-                <w:color w:val="000000"/>
-                <w:sz w:val="40"/>
-                <w:szCs w:val="40"/>
-                <w:lang w:val="en-IN" w:eastAsia="en-IN" w:bidi="ml-IN"/>
-              </w:rPr>
-              <w:t>pI</w:t>
-            </w:r>
-            <w:proofErr w:type="spellEnd"/>
-            <w:r>
-              <w:rPr>
-                <w:rFonts w:ascii="BRH Malayalam Extra" w:eastAsia="Times New Roman" w:hAnsi="BRH Malayalam Extra" w:cs="BRH Malayalam Extra"/>
-                <w:color w:val="000000"/>
-                <w:sz w:val="40"/>
-                <w:szCs w:val="40"/>
-                <w:lang w:val="en-IN" w:eastAsia="en-IN" w:bidi="ml-IN"/>
-              </w:rPr>
-              <w:t xml:space="preserve"> | </w:t>
+            <w:r>
+              <w:rPr>
+                <w:rFonts w:ascii="BRH Malayalam Extra" w:eastAsia="Times New Roman" w:hAnsi="BRH Malayalam Extra" w:cs="BRH Malayalam Extra"/>
+                <w:b/>
+                <w:color w:val="000000"/>
+                <w:sz w:val="32"/>
+                <w:szCs w:val="40"/>
+                <w:lang w:val="en-IN" w:eastAsia="en-IN" w:bidi="ml-IN"/>
+              </w:rPr>
+              <w:t>–</w:t>
+            </w:r>
+            <w:r>
+              <w:rPr>
+                <w:rFonts w:ascii="BRH Malayalam Extra" w:eastAsia="Times New Roman" w:hAnsi="BRH Malayalam Extra" w:cs="BRH Malayalam Extra"/>
+                <w:color w:val="000000"/>
+                <w:sz w:val="40"/>
+                <w:szCs w:val="40"/>
+                <w:lang w:val="en-IN" w:eastAsia="en-IN" w:bidi="ml-IN"/>
+              </w:rPr>
+              <w:t>¥öZY— ¤¤pqû¥b</w:t>
+            </w:r>
+            <w:r>
+              <w:rPr>
+                <w:rFonts w:ascii="BRH Malayalam Extra" w:eastAsia="Times New Roman" w:hAnsi="BRH Malayalam Extra" w:cs="BRH Malayalam Extra"/>
+                <w:b/>
+                <w:color w:val="000000"/>
+                <w:sz w:val="32"/>
+                <w:szCs w:val="40"/>
+                <w:lang w:val="en-IN" w:eastAsia="en-IN" w:bidi="ml-IN"/>
+              </w:rPr>
+              <w:t>–</w:t>
+            </w:r>
+            <w:r>
+              <w:rPr>
+                <w:rFonts w:ascii="BRH Malayalam Extra" w:eastAsia="Times New Roman" w:hAnsi="BRH Malayalam Extra" w:cs="BRH Malayalam Extra"/>
+                <w:color w:val="000000"/>
+                <w:sz w:val="40"/>
+                <w:szCs w:val="40"/>
+                <w:lang w:val="en-IN" w:eastAsia="en-IN" w:bidi="ml-IN"/>
+              </w:rPr>
+              <w:t xml:space="preserve">pI | </w:t>
             </w:r>
           </w:p>
           <w:p>
@@ -5253,7 +4482,6 @@
                 <w:szCs w:val="40"/>
                 <w:lang w:val="en-IN" w:eastAsia="en-IN" w:bidi="ml-IN"/>
               </w:rPr>
-              <w:lastRenderedPageBreak/>
               <w:t>s</w:t>
             </w:r>
             <w:r>
@@ -5267,7 +4495,6 @@
               </w:rPr>
               <w:t>–</w:t>
             </w:r>
-            <w:proofErr w:type="spellStart"/>
             <w:r>
               <w:rPr>
                 <w:rFonts w:ascii="BRH Malayalam Extra" w:eastAsia="Times New Roman" w:hAnsi="BRH Malayalam Extra" w:cs="BRH Malayalam Extra"/>
@@ -5278,7 +4505,6 @@
               </w:rPr>
               <w:t>py</w:t>
             </w:r>
-            <w:proofErr w:type="spellEnd"/>
             <w:r>
               <w:rPr>
                 <w:rFonts w:ascii="BRH Malayalam Extra" w:eastAsia="Times New Roman" w:hAnsi="BRH Malayalam Extra" w:cs="BRH Malayalam Extra"/>
@@ -5323,7 +4549,6 @@
               </w:rPr>
               <w:t>–</w:t>
             </w:r>
-            <w:proofErr w:type="spellStart"/>
             <w:r>
               <w:rPr>
                 <w:rFonts w:ascii="BRH Malayalam Extra" w:eastAsia="Times New Roman" w:hAnsi="BRH Malayalam Extra" w:cs="BRH Malayalam Extra"/>
@@ -5335,73 +4560,27 @@
               </w:rPr>
               <w:t>öex</w:t>
             </w:r>
-            <w:proofErr w:type="spellEnd"/>
-            <w:r>
-              <w:rPr>
-                <w:rFonts w:ascii="BRH Malayalam Extra" w:eastAsia="Times New Roman" w:hAnsi="BRH Malayalam Extra" w:cs="BRH Malayalam Extra"/>
-                <w:b/>
-                <w:color w:val="000000"/>
-                <w:sz w:val="32"/>
-                <w:szCs w:val="40"/>
-                <w:lang w:val="en-IN" w:eastAsia="en-IN" w:bidi="ml-IN"/>
-              </w:rPr>
-              <w:t>–</w:t>
-            </w:r>
-            <w:r>
-              <w:rPr>
-                <w:rFonts w:ascii="BRH Malayalam Extra" w:eastAsia="Times New Roman" w:hAnsi="BRH Malayalam Extra" w:cs="BRH Malayalam Extra"/>
-                <w:color w:val="000000"/>
-                <w:sz w:val="40"/>
-                <w:szCs w:val="40"/>
-                <w:lang w:val="en-IN" w:eastAsia="en-IN" w:bidi="ml-IN"/>
-              </w:rPr>
-              <w:t>¥</w:t>
-            </w:r>
-            <w:proofErr w:type="spellStart"/>
-            <w:r>
-              <w:rPr>
-                <w:rFonts w:ascii="BRH Malayalam Extra" w:eastAsia="Times New Roman" w:hAnsi="BRH Malayalam Extra" w:cs="BRH Malayalam Extra"/>
-                <w:color w:val="000000"/>
-                <w:sz w:val="40"/>
-                <w:szCs w:val="40"/>
-                <w:lang w:val="en-IN" w:eastAsia="en-IN" w:bidi="ml-IN"/>
-              </w:rPr>
-              <w:t>öZ¥YZy</w:t>
-            </w:r>
-            <w:proofErr w:type="spellEnd"/>
-            <w:r>
-              <w:rPr>
-                <w:rFonts w:ascii="BRH Malayalam Extra" w:eastAsia="Times New Roman" w:hAnsi="BRH Malayalam Extra" w:cs="BRH Malayalam Extra"/>
-                <w:color w:val="000000"/>
-                <w:sz w:val="40"/>
-                <w:szCs w:val="40"/>
-                <w:lang w:val="en-IN" w:eastAsia="en-IN" w:bidi="ml-IN"/>
-              </w:rPr>
-              <w:t xml:space="preserve">— </w:t>
-            </w:r>
-            <w:proofErr w:type="spellStart"/>
-            <w:r>
-              <w:rPr>
-                <w:rFonts w:ascii="BRH Malayalam Extra" w:eastAsia="Times New Roman" w:hAnsi="BRH Malayalam Extra" w:cs="BRH Malayalam Extra"/>
-                <w:color w:val="000000"/>
-                <w:sz w:val="40"/>
-                <w:szCs w:val="40"/>
-                <w:lang w:val="en-IN" w:eastAsia="en-IN" w:bidi="ml-IN"/>
-              </w:rPr>
-              <w:t>spyZ</w:t>
-            </w:r>
-            <w:proofErr w:type="spellEnd"/>
-            <w:r>
-              <w:rPr>
-                <w:rFonts w:ascii="BRH Malayalam Extra" w:eastAsia="Times New Roman" w:hAnsi="BRH Malayalam Extra" w:cs="BRH Malayalam Extra"/>
-                <w:color w:val="000000"/>
-                <w:sz w:val="40"/>
-                <w:szCs w:val="40"/>
-                <w:lang w:val="en-IN" w:eastAsia="en-IN" w:bidi="ml-IN"/>
-              </w:rPr>
-              <w:t xml:space="preserve">£ - </w:t>
-            </w:r>
-            <w:proofErr w:type="spellStart"/>
+            <w:r>
+              <w:rPr>
+                <w:rFonts w:ascii="BRH Malayalam Extra" w:eastAsia="Times New Roman" w:hAnsi="BRH Malayalam Extra" w:cs="BRH Malayalam Extra"/>
+                <w:b/>
+                <w:color w:val="000000"/>
+                <w:sz w:val="32"/>
+                <w:szCs w:val="40"/>
+                <w:lang w:val="en-IN" w:eastAsia="en-IN" w:bidi="ml-IN"/>
+              </w:rPr>
+              <w:t>–</w:t>
+            </w:r>
+            <w:r>
+              <w:rPr>
+                <w:rFonts w:ascii="BRH Malayalam Extra" w:eastAsia="Times New Roman" w:hAnsi="BRH Malayalam Extra" w:cs="BRH Malayalam Extra"/>
+                <w:color w:val="000000"/>
+                <w:sz w:val="40"/>
+                <w:szCs w:val="40"/>
+                <w:lang w:val="en-IN" w:eastAsia="en-IN" w:bidi="ml-IN"/>
+              </w:rPr>
+              <w:t xml:space="preserve">¥öZ¥YZy— spyZ£ - </w:t>
+            </w:r>
             <w:r>
               <w:rPr>
                 <w:rFonts w:ascii="BRH Malayalam Extra" w:eastAsia="Times New Roman" w:hAnsi="BRH Malayalam Extra" w:cs="BRH Malayalam Extra"/>
@@ -5413,7 +4592,6 @@
               </w:rPr>
               <w:t>öex</w:t>
             </w:r>
-            <w:proofErr w:type="spellEnd"/>
             <w:r>
               <w:rPr>
                 <w:rFonts w:ascii="BRH Malayalam Extra" w:eastAsia="Times New Roman" w:hAnsi="BRH Malayalam Extra" w:cs="BRH Malayalam Extra"/>
@@ -5434,29 +4612,7 @@
                 <w:szCs w:val="40"/>
                 <w:lang w:val="en-IN" w:eastAsia="en-IN" w:bidi="ml-IN"/>
               </w:rPr>
-              <w:t>¥</w:t>
-            </w:r>
-            <w:proofErr w:type="spellStart"/>
-            <w:r>
-              <w:rPr>
-                <w:rFonts w:ascii="BRH Malayalam Extra" w:eastAsia="Times New Roman" w:hAnsi="BRH Malayalam Extra" w:cs="BRH Malayalam Extra"/>
-                <w:color w:val="000000"/>
-                <w:sz w:val="40"/>
-                <w:szCs w:val="40"/>
-                <w:lang w:val="en-IN" w:eastAsia="en-IN" w:bidi="ml-IN"/>
-              </w:rPr>
-              <w:t>öZY</w:t>
-            </w:r>
-            <w:proofErr w:type="spellEnd"/>
-            <w:r>
-              <w:rPr>
-                <w:rFonts w:ascii="BRH Malayalam Extra" w:eastAsia="Times New Roman" w:hAnsi="BRH Malayalam Extra" w:cs="BRH Malayalam Extra"/>
-                <w:color w:val="000000"/>
-                <w:sz w:val="40"/>
-                <w:szCs w:val="40"/>
-                <w:lang w:val="en-IN" w:eastAsia="en-IN" w:bidi="ml-IN"/>
-              </w:rPr>
-              <w:t>— |</w:t>
+              <w:t>¥öZY— |</w:t>
             </w:r>
           </w:p>
         </w:tc>
@@ -5487,7 +4643,6 @@
                 <w:szCs w:val="40"/>
                 <w:lang w:val="en-IN" w:eastAsia="en-IN" w:bidi="ml-IN"/>
               </w:rPr>
-              <w:lastRenderedPageBreak/>
               <w:t>s</w:t>
             </w:r>
             <w:r>
@@ -5501,7 +4656,6 @@
               </w:rPr>
               <w:t>–</w:t>
             </w:r>
-            <w:proofErr w:type="spellStart"/>
             <w:r>
               <w:rPr>
                 <w:rFonts w:ascii="BRH Malayalam Extra" w:eastAsia="Times New Roman" w:hAnsi="BRH Malayalam Extra" w:cs="BRH Malayalam Extra"/>
@@ -5512,7 +4666,6 @@
               </w:rPr>
               <w:t>py</w:t>
             </w:r>
-            <w:proofErr w:type="spellEnd"/>
             <w:r>
               <w:rPr>
                 <w:rFonts w:ascii="BRH Malayalam Extra" w:eastAsia="Times New Roman" w:hAnsi="BRH Malayalam Extra" w:cs="BRH Malayalam Extra"/>
@@ -5576,29 +4729,7 @@
                 <w:szCs w:val="40"/>
                 <w:lang w:val="en-IN" w:eastAsia="en-IN" w:bidi="ml-IN"/>
               </w:rPr>
-              <w:t>¥</w:t>
-            </w:r>
-            <w:proofErr w:type="spellStart"/>
-            <w:r>
-              <w:rPr>
-                <w:rFonts w:ascii="BRH Malayalam Extra" w:eastAsia="Times New Roman" w:hAnsi="BRH Malayalam Extra" w:cs="BRH Malayalam Extra"/>
-                <w:color w:val="000000"/>
-                <w:sz w:val="40"/>
-                <w:szCs w:val="40"/>
-                <w:lang w:val="en-IN" w:eastAsia="en-IN" w:bidi="ml-IN"/>
-              </w:rPr>
-              <w:t>öZY</w:t>
-            </w:r>
-            <w:proofErr w:type="spellEnd"/>
-            <w:r>
-              <w:rPr>
-                <w:rFonts w:ascii="BRH Malayalam Extra" w:eastAsia="Times New Roman" w:hAnsi="BRH Malayalam Extra" w:cs="BRH Malayalam Extra"/>
-                <w:color w:val="000000"/>
-                <w:sz w:val="40"/>
-                <w:szCs w:val="40"/>
-                <w:lang w:val="en-IN" w:eastAsia="en-IN" w:bidi="ml-IN"/>
-              </w:rPr>
-              <w:t xml:space="preserve">— </w:t>
+              <w:t xml:space="preserve">¥öZY— </w:t>
             </w:r>
           </w:p>
           <w:p>
@@ -5624,52 +4755,28 @@
                 <w:szCs w:val="40"/>
                 <w:lang w:val="en-IN" w:eastAsia="en-IN" w:bidi="ml-IN"/>
               </w:rPr>
-              <w:t>¤¤</w:t>
-            </w:r>
-            <w:proofErr w:type="spellStart"/>
-            <w:r>
-              <w:rPr>
-                <w:rFonts w:ascii="BRH Malayalam Extra" w:eastAsia="Times New Roman" w:hAnsi="BRH Malayalam Extra" w:cs="BRH Malayalam Extra"/>
-                <w:color w:val="000000"/>
-                <w:sz w:val="40"/>
-                <w:szCs w:val="40"/>
-                <w:lang w:val="en-IN" w:eastAsia="en-IN" w:bidi="ml-IN"/>
-              </w:rPr>
-              <w:t>pqû¥b</w:t>
-            </w:r>
-            <w:proofErr w:type="spellEnd"/>
-            <w:r>
-              <w:rPr>
-                <w:rFonts w:ascii="BRH Malayalam Extra" w:eastAsia="Times New Roman" w:hAnsi="BRH Malayalam Extra" w:cs="BRH Malayalam Extra"/>
-                <w:b/>
-                <w:color w:val="000000"/>
-                <w:sz w:val="32"/>
-                <w:szCs w:val="40"/>
-                <w:lang w:val="en-IN" w:eastAsia="en-IN" w:bidi="ml-IN"/>
-              </w:rPr>
-              <w:t>–</w:t>
-            </w:r>
-            <w:proofErr w:type="spellStart"/>
-            <w:r>
-              <w:rPr>
-                <w:rFonts w:ascii="BRH Malayalam Extra" w:eastAsia="Times New Roman" w:hAnsi="BRH Malayalam Extra" w:cs="BRH Malayalam Extra"/>
-                <w:color w:val="000000"/>
-                <w:sz w:val="40"/>
-                <w:szCs w:val="40"/>
-                <w:lang w:val="en-IN" w:eastAsia="en-IN" w:bidi="ml-IN"/>
-              </w:rPr>
-              <w:t>pI</w:t>
-            </w:r>
-            <w:proofErr w:type="spellEnd"/>
-            <w:r>
-              <w:rPr>
-                <w:rFonts w:ascii="BRH Malayalam Extra" w:eastAsia="Times New Roman" w:hAnsi="BRH Malayalam Extra" w:cs="BRH Malayalam Extra"/>
-                <w:color w:val="000000"/>
-                <w:sz w:val="40"/>
-                <w:szCs w:val="40"/>
-                <w:lang w:val="en-IN" w:eastAsia="en-IN" w:bidi="ml-IN"/>
-              </w:rPr>
-              <w:t xml:space="preserve"> | </w:t>
+              <w:t>¤¤pqû¥b</w:t>
+            </w:r>
+            <w:r>
+              <w:rPr>
+                <w:rFonts w:ascii="BRH Malayalam Extra" w:eastAsia="Times New Roman" w:hAnsi="BRH Malayalam Extra" w:cs="BRH Malayalam Extra"/>
+                <w:b/>
+                <w:color w:val="000000"/>
+                <w:sz w:val="32"/>
+                <w:szCs w:val="40"/>
+                <w:lang w:val="en-IN" w:eastAsia="en-IN" w:bidi="ml-IN"/>
+              </w:rPr>
+              <w:t>–</w:t>
+            </w:r>
+            <w:r>
+              <w:rPr>
+                <w:rFonts w:ascii="BRH Malayalam Extra" w:eastAsia="Times New Roman" w:hAnsi="BRH Malayalam Extra" w:cs="BRH Malayalam Extra"/>
+                <w:color w:val="000000"/>
+                <w:sz w:val="40"/>
+                <w:szCs w:val="40"/>
+                <w:lang w:val="en-IN" w:eastAsia="en-IN" w:bidi="ml-IN"/>
+              </w:rPr>
+              <w:t xml:space="preserve">pI | </w:t>
             </w:r>
           </w:p>
           <w:p>
@@ -5691,7 +4798,6 @@
                 <w:szCs w:val="40"/>
                 <w:lang w:val="en-IN" w:eastAsia="en-IN" w:bidi="ml-IN"/>
               </w:rPr>
-              <w:lastRenderedPageBreak/>
               <w:t>s</w:t>
             </w:r>
             <w:r>
@@ -5705,7 +4811,6 @@
               </w:rPr>
               <w:t>–</w:t>
             </w:r>
-            <w:proofErr w:type="spellStart"/>
             <w:r>
               <w:rPr>
                 <w:rFonts w:ascii="BRH Malayalam Extra" w:eastAsia="Times New Roman" w:hAnsi="BRH Malayalam Extra" w:cs="BRH Malayalam Extra"/>
@@ -5716,7 +4821,6 @@
               </w:rPr>
               <w:t>py</w:t>
             </w:r>
-            <w:proofErr w:type="spellEnd"/>
             <w:r>
               <w:rPr>
                 <w:rFonts w:ascii="BRH Malayalam Extra" w:eastAsia="Times New Roman" w:hAnsi="BRH Malayalam Extra" w:cs="BRH Malayalam Extra"/>
@@ -5779,51 +4883,7 @@
                 <w:szCs w:val="40"/>
                 <w:lang w:val="en-IN" w:eastAsia="en-IN" w:bidi="ml-IN"/>
               </w:rPr>
-              <w:t>¥</w:t>
-            </w:r>
-            <w:proofErr w:type="spellStart"/>
-            <w:r>
-              <w:rPr>
-                <w:rFonts w:ascii="BRH Malayalam Extra" w:eastAsia="Times New Roman" w:hAnsi="BRH Malayalam Extra" w:cs="BRH Malayalam Extra"/>
-                <w:color w:val="000000"/>
-                <w:sz w:val="40"/>
-                <w:szCs w:val="40"/>
-                <w:lang w:val="en-IN" w:eastAsia="en-IN" w:bidi="ml-IN"/>
-              </w:rPr>
-              <w:t>öZ¥YZy</w:t>
-            </w:r>
-            <w:proofErr w:type="spellEnd"/>
-            <w:r>
-              <w:rPr>
-                <w:rFonts w:ascii="BRH Malayalam Extra" w:eastAsia="Times New Roman" w:hAnsi="BRH Malayalam Extra" w:cs="BRH Malayalam Extra"/>
-                <w:color w:val="000000"/>
-                <w:sz w:val="40"/>
-                <w:szCs w:val="40"/>
-                <w:lang w:val="en-IN" w:eastAsia="en-IN" w:bidi="ml-IN"/>
-              </w:rPr>
-              <w:t xml:space="preserve">— </w:t>
-            </w:r>
-            <w:proofErr w:type="spellStart"/>
-            <w:r>
-              <w:rPr>
-                <w:rFonts w:ascii="BRH Malayalam Extra" w:eastAsia="Times New Roman" w:hAnsi="BRH Malayalam Extra" w:cs="BRH Malayalam Extra"/>
-                <w:color w:val="000000"/>
-                <w:sz w:val="40"/>
-                <w:szCs w:val="40"/>
-                <w:lang w:val="en-IN" w:eastAsia="en-IN" w:bidi="ml-IN"/>
-              </w:rPr>
-              <w:t>spyZ</w:t>
-            </w:r>
-            <w:proofErr w:type="spellEnd"/>
-            <w:r>
-              <w:rPr>
-                <w:rFonts w:ascii="BRH Malayalam Extra" w:eastAsia="Times New Roman" w:hAnsi="BRH Malayalam Extra" w:cs="BRH Malayalam Extra"/>
-                <w:color w:val="000000"/>
-                <w:sz w:val="40"/>
-                <w:szCs w:val="40"/>
-                <w:lang w:val="en-IN" w:eastAsia="en-IN" w:bidi="ml-IN"/>
-              </w:rPr>
-              <w:t xml:space="preserve">£ - </w:t>
+              <w:t xml:space="preserve">¥öZ¥YZy— spyZ£ - </w:t>
             </w:r>
             <w:r>
               <w:rPr>
@@ -5856,29 +4916,7 @@
                 <w:szCs w:val="40"/>
                 <w:lang w:val="en-IN" w:eastAsia="en-IN" w:bidi="ml-IN"/>
               </w:rPr>
-              <w:t>¥</w:t>
-            </w:r>
-            <w:proofErr w:type="spellStart"/>
-            <w:r>
-              <w:rPr>
-                <w:rFonts w:ascii="BRH Malayalam Extra" w:eastAsia="Times New Roman" w:hAnsi="BRH Malayalam Extra" w:cs="BRH Malayalam Extra"/>
-                <w:color w:val="000000"/>
-                <w:sz w:val="40"/>
-                <w:szCs w:val="40"/>
-                <w:lang w:val="en-IN" w:eastAsia="en-IN" w:bidi="ml-IN"/>
-              </w:rPr>
-              <w:t>öZY</w:t>
-            </w:r>
-            <w:proofErr w:type="spellEnd"/>
-            <w:r>
-              <w:rPr>
-                <w:rFonts w:ascii="BRH Malayalam Extra" w:eastAsia="Times New Roman" w:hAnsi="BRH Malayalam Extra" w:cs="BRH Malayalam Extra"/>
-                <w:color w:val="000000"/>
-                <w:sz w:val="40"/>
-                <w:szCs w:val="40"/>
-                <w:lang w:val="en-IN" w:eastAsia="en-IN" w:bidi="ml-IN"/>
-              </w:rPr>
-              <w:t>— |</w:t>
+              <w:t>¥öZY— |</w:t>
             </w:r>
             <w:r>
               <w:rPr>
@@ -5912,23 +4950,7 @@
                 <w:b/>
                 <w:bCs/>
               </w:rPr>
-              <w:t>“</w:t>
-            </w:r>
-            <w:proofErr w:type="spellStart"/>
-            <w:r>
-              <w:rPr>
-                <w:b/>
-                <w:bCs/>
-              </w:rPr>
-              <w:t>pA</w:t>
-            </w:r>
-            <w:proofErr w:type="spellEnd"/>
-            <w:r>
-              <w:rPr>
-                <w:b/>
-                <w:bCs/>
-              </w:rPr>
-              <w:t>”</w:t>
+              <w:t>“pA”</w:t>
             </w:r>
             <w:r>
               <w:rPr>
@@ -5973,20 +4995,8 @@
                 <w:sz w:val="28"/>
                 <w:szCs w:val="32"/>
               </w:rPr>
-              <w:lastRenderedPageBreak/>
-              <w:t xml:space="preserve">T.S.6.5.7.3 – </w:t>
-            </w:r>
-            <w:proofErr w:type="spellStart"/>
-            <w:r>
-              <w:rPr>
-                <w:rFonts w:cs="Arial"/>
-                <w:b/>
-                <w:sz w:val="28"/>
-                <w:szCs w:val="32"/>
-              </w:rPr>
-              <w:t>Kramam</w:t>
-            </w:r>
-            <w:proofErr w:type="spellEnd"/>
+              <w:t>T.S.6.5.7.3 – Kramam</w:t>
+            </w:r>
           </w:p>
           <w:p>
             <w:pPr>
@@ -6006,45 +5016,14 @@
                 <w:szCs w:val="32"/>
               </w:rPr>
             </w:pPr>
-            <w:proofErr w:type="spellStart"/>
-            <w:r>
-              <w:rPr>
-                <w:rFonts w:cs="Arial"/>
-                <w:b/>
-                <w:sz w:val="28"/>
-                <w:szCs w:val="32"/>
-              </w:rPr>
-              <w:t>Krama</w:t>
-            </w:r>
-            <w:proofErr w:type="spellEnd"/>
-            <w:r>
-              <w:rPr>
-                <w:rFonts w:cs="Arial"/>
-                <w:b/>
-                <w:sz w:val="28"/>
-                <w:szCs w:val="32"/>
-              </w:rPr>
-              <w:t xml:space="preserve"> </w:t>
-            </w:r>
-            <w:proofErr w:type="spellStart"/>
-            <w:r>
-              <w:rPr>
-                <w:rFonts w:cs="Arial"/>
-                <w:b/>
-                <w:sz w:val="28"/>
-                <w:szCs w:val="32"/>
-              </w:rPr>
-              <w:t>Vaakyam</w:t>
-            </w:r>
-            <w:proofErr w:type="spellEnd"/>
-            <w:r>
-              <w:rPr>
-                <w:rFonts w:cs="Arial"/>
-                <w:b/>
-                <w:sz w:val="28"/>
-                <w:szCs w:val="32"/>
-              </w:rPr>
-              <w:t xml:space="preserve"> No.– 47</w:t>
+            <w:r>
+              <w:rPr>
+                <w:rFonts w:cs="Arial"/>
+                <w:b/>
+                <w:sz w:val="28"/>
+                <w:szCs w:val="32"/>
+              </w:rPr>
+              <w:t>Krama Vaakyam No.– 47</w:t>
             </w:r>
           </w:p>
           <w:p>
@@ -6062,25 +5041,14 @@
                 <w:szCs w:val="36"/>
               </w:rPr>
             </w:pPr>
-            <w:proofErr w:type="spellStart"/>
-            <w:r>
-              <w:rPr>
-                <w:rFonts w:cs="Arial"/>
-                <w:b/>
-                <w:sz w:val="28"/>
-                <w:szCs w:val="32"/>
-              </w:rPr>
-              <w:t>Panchaati</w:t>
-            </w:r>
-            <w:proofErr w:type="spellEnd"/>
-            <w:r>
-              <w:rPr>
-                <w:rFonts w:cs="Arial"/>
-                <w:b/>
-                <w:sz w:val="28"/>
-                <w:szCs w:val="32"/>
-              </w:rPr>
-              <w:t xml:space="preserve"> No</w:t>
+            <w:r>
+              <w:rPr>
+                <w:rFonts w:cs="Arial"/>
+                <w:b/>
+                <w:sz w:val="28"/>
+                <w:szCs w:val="32"/>
+              </w:rPr>
+              <w:t>Panchaati No</w:t>
             </w:r>
             <w:r>
               <w:rPr>
@@ -6187,29 +5155,7 @@
                 <w:szCs w:val="40"/>
                 <w:lang w:val="en-IN" w:eastAsia="en-IN" w:bidi="ml-IN"/>
               </w:rPr>
-              <w:t>¥</w:t>
-            </w:r>
-            <w:proofErr w:type="spellStart"/>
-            <w:r>
-              <w:rPr>
-                <w:rFonts w:ascii="BRH Malayalam Extra" w:eastAsia="Times New Roman" w:hAnsi="BRH Malayalam Extra" w:cs="BRH Malayalam Extra"/>
-                <w:color w:val="000000"/>
-                <w:sz w:val="40"/>
-                <w:szCs w:val="40"/>
-                <w:lang w:val="en-IN" w:eastAsia="en-IN" w:bidi="ml-IN"/>
-              </w:rPr>
-              <w:t>phõ</w:t>
-            </w:r>
-            <w:proofErr w:type="spellEnd"/>
-            <w:r>
-              <w:rPr>
-                <w:rFonts w:ascii="BRH Malayalam Extra" w:eastAsia="Times New Roman" w:hAnsi="BRH Malayalam Extra" w:cs="BRH Malayalam Extra"/>
-                <w:color w:val="000000"/>
-                <w:sz w:val="40"/>
-                <w:szCs w:val="40"/>
-                <w:lang w:val="en-IN" w:eastAsia="en-IN" w:bidi="ml-IN"/>
-              </w:rPr>
-              <w:t xml:space="preserve">—J | </w:t>
+              <w:t xml:space="preserve">¥phõ—J | </w:t>
             </w:r>
           </w:p>
           <w:p>
@@ -6244,7 +5190,6 @@
               </w:rPr>
               <w:t>–</w:t>
             </w:r>
-            <w:proofErr w:type="spellStart"/>
             <w:r>
               <w:rPr>
                 <w:rFonts w:ascii="BRH Malayalam Extra" w:eastAsia="Times New Roman" w:hAnsi="BRH Malayalam Extra" w:cs="BRH Malayalam Extra"/>
@@ -6264,18 +5209,7 @@
                 <w:szCs w:val="40"/>
                 <w:lang w:val="en-IN" w:eastAsia="en-IN" w:bidi="ml-IN"/>
               </w:rPr>
-              <w:t>hõ</w:t>
-            </w:r>
-            <w:proofErr w:type="spellEnd"/>
-            <w:r>
-              <w:rPr>
-                <w:rFonts w:ascii="BRH Malayalam Extra" w:eastAsia="Times New Roman" w:hAnsi="BRH Malayalam Extra" w:cs="BRH Malayalam Extra"/>
-                <w:color w:val="000000"/>
-                <w:sz w:val="40"/>
-                <w:szCs w:val="40"/>
-                <w:lang w:val="en-IN" w:eastAsia="en-IN" w:bidi="ml-IN"/>
-              </w:rPr>
-              <w:t>— G</w:t>
+              <w:t>hõ— G</w:t>
             </w:r>
             <w:r>
               <w:rPr>
@@ -6386,29 +5320,7 @@
                 <w:szCs w:val="40"/>
                 <w:lang w:val="en-IN" w:eastAsia="en-IN" w:bidi="ml-IN"/>
               </w:rPr>
-              <w:t>¥</w:t>
-            </w:r>
-            <w:proofErr w:type="spellStart"/>
-            <w:r>
-              <w:rPr>
-                <w:rFonts w:ascii="BRH Malayalam Extra" w:eastAsia="Times New Roman" w:hAnsi="BRH Malayalam Extra" w:cs="BRH Malayalam Extra"/>
-                <w:color w:val="000000"/>
-                <w:sz w:val="40"/>
-                <w:szCs w:val="40"/>
-                <w:lang w:val="en-IN" w:eastAsia="en-IN" w:bidi="ml-IN"/>
-              </w:rPr>
-              <w:t>phõ</w:t>
-            </w:r>
-            <w:proofErr w:type="spellEnd"/>
-            <w:r>
-              <w:rPr>
-                <w:rFonts w:ascii="BRH Malayalam Extra" w:eastAsia="Times New Roman" w:hAnsi="BRH Malayalam Extra" w:cs="BRH Malayalam Extra"/>
-                <w:color w:val="000000"/>
-                <w:sz w:val="40"/>
-                <w:szCs w:val="40"/>
-                <w:lang w:val="en-IN" w:eastAsia="en-IN" w:bidi="ml-IN"/>
-              </w:rPr>
-              <w:t xml:space="preserve">—J | </w:t>
+              <w:t xml:space="preserve">¥phõ—J | </w:t>
             </w:r>
           </w:p>
           <w:p>
@@ -6456,40 +5368,17 @@
                 <w:highlight w:val="green"/>
                 <w:lang w:val="en-IN" w:eastAsia="en-IN" w:bidi="ml-IN"/>
               </w:rPr>
-              <w:t>¥</w:t>
-            </w:r>
-            <w:proofErr w:type="spellStart"/>
-            <w:r>
-              <w:rPr>
-                <w:rFonts w:ascii="BRH Malayalam Extra" w:eastAsia="Times New Roman" w:hAnsi="BRH Malayalam Extra" w:cs="BRH Malayalam Extra"/>
-                <w:color w:val="000000"/>
-                <w:sz w:val="40"/>
-                <w:szCs w:val="40"/>
-                <w:highlight w:val="green"/>
-                <w:lang w:val="en-IN" w:eastAsia="en-IN" w:bidi="ml-IN"/>
-              </w:rPr>
-              <w:t>p</w:t>
-            </w:r>
-            <w:r>
-              <w:rPr>
-                <w:rFonts w:ascii="BRH Malayalam Extra" w:eastAsia="Times New Roman" w:hAnsi="BRH Malayalam Extra" w:cs="BRH Malayalam Extra"/>
-                <w:color w:val="000000"/>
-                <w:sz w:val="40"/>
-                <w:szCs w:val="40"/>
-                <w:lang w:val="en-IN" w:eastAsia="en-IN" w:bidi="ml-IN"/>
-              </w:rPr>
-              <w:t>hõ</w:t>
-            </w:r>
-            <w:proofErr w:type="spellEnd"/>
-            <w:r>
-              <w:rPr>
-                <w:rFonts w:ascii="BRH Malayalam Extra" w:eastAsia="Times New Roman" w:hAnsi="BRH Malayalam Extra" w:cs="BRH Malayalam Extra"/>
-                <w:color w:val="000000"/>
-                <w:sz w:val="40"/>
-                <w:szCs w:val="40"/>
-                <w:lang w:val="en-IN" w:eastAsia="en-IN" w:bidi="ml-IN"/>
-              </w:rPr>
-              <w:t>— G</w:t>
+              <w:t>¥p</w:t>
+            </w:r>
+            <w:r>
+              <w:rPr>
+                <w:rFonts w:ascii="BRH Malayalam Extra" w:eastAsia="Times New Roman" w:hAnsi="BRH Malayalam Extra" w:cs="BRH Malayalam Extra"/>
+                <w:color w:val="000000"/>
+                <w:sz w:val="40"/>
+                <w:szCs w:val="40"/>
+                <w:lang w:val="en-IN" w:eastAsia="en-IN" w:bidi="ml-IN"/>
+              </w:rPr>
+              <w:t>hõ— G</w:t>
             </w:r>
             <w:r>
               <w:rPr>
@@ -6548,19 +5437,8 @@
                 <w:sz w:val="28"/>
                 <w:szCs w:val="32"/>
               </w:rPr>
-              <w:t xml:space="preserve">T.S.6.5.8.1 – </w:t>
-            </w:r>
-            <w:proofErr w:type="spellStart"/>
-            <w:r>
-              <w:rPr>
-                <w:rFonts w:cs="Arial"/>
-                <w:b/>
-                <w:sz w:val="28"/>
-                <w:szCs w:val="32"/>
-              </w:rPr>
-              <w:t>Kramam</w:t>
-            </w:r>
-            <w:proofErr w:type="spellEnd"/>
+              <w:t>T.S.6.5.8.1 – Kramam</w:t>
+            </w:r>
           </w:p>
           <w:p>
             <w:pPr>
@@ -6580,45 +5458,14 @@
                 <w:szCs w:val="32"/>
               </w:rPr>
             </w:pPr>
-            <w:proofErr w:type="spellStart"/>
-            <w:r>
-              <w:rPr>
-                <w:rFonts w:cs="Arial"/>
-                <w:b/>
-                <w:sz w:val="28"/>
-                <w:szCs w:val="32"/>
-              </w:rPr>
-              <w:t>Krama</w:t>
-            </w:r>
-            <w:proofErr w:type="spellEnd"/>
-            <w:r>
-              <w:rPr>
-                <w:rFonts w:cs="Arial"/>
-                <w:b/>
-                <w:sz w:val="28"/>
-                <w:szCs w:val="32"/>
-              </w:rPr>
-              <w:t xml:space="preserve"> </w:t>
-            </w:r>
-            <w:proofErr w:type="spellStart"/>
-            <w:r>
-              <w:rPr>
-                <w:rFonts w:cs="Arial"/>
-                <w:b/>
-                <w:sz w:val="28"/>
-                <w:szCs w:val="32"/>
-              </w:rPr>
-              <w:t>Vaakyam</w:t>
-            </w:r>
-            <w:proofErr w:type="spellEnd"/>
-            <w:r>
-              <w:rPr>
-                <w:rFonts w:cs="Arial"/>
-                <w:b/>
-                <w:sz w:val="28"/>
-                <w:szCs w:val="32"/>
-              </w:rPr>
-              <w:t xml:space="preserve"> No.– 18</w:t>
+            <w:r>
+              <w:rPr>
+                <w:rFonts w:cs="Arial"/>
+                <w:b/>
+                <w:sz w:val="28"/>
+                <w:szCs w:val="32"/>
+              </w:rPr>
+              <w:t>Krama Vaakyam No.– 18</w:t>
             </w:r>
           </w:p>
           <w:p>
@@ -6636,25 +5483,14 @@
                 <w:szCs w:val="36"/>
               </w:rPr>
             </w:pPr>
-            <w:proofErr w:type="spellStart"/>
-            <w:r>
-              <w:rPr>
-                <w:rFonts w:cs="Arial"/>
-                <w:b/>
-                <w:sz w:val="28"/>
-                <w:szCs w:val="32"/>
-              </w:rPr>
-              <w:t>Panchaati</w:t>
-            </w:r>
-            <w:proofErr w:type="spellEnd"/>
-            <w:r>
-              <w:rPr>
-                <w:rFonts w:cs="Arial"/>
-                <w:b/>
-                <w:sz w:val="28"/>
-                <w:szCs w:val="32"/>
-              </w:rPr>
-              <w:t xml:space="preserve"> No</w:t>
+            <w:r>
+              <w:rPr>
+                <w:rFonts w:cs="Arial"/>
+                <w:b/>
+                <w:sz w:val="28"/>
+                <w:szCs w:val="32"/>
+              </w:rPr>
+              <w:t>Panchaati No</w:t>
             </w:r>
             <w:r>
               <w:rPr>
@@ -6719,9 +5555,19 @@
                 <w:szCs w:val="40"/>
                 <w:lang w:val="en-IN" w:eastAsia="en-IN" w:bidi="ml-IN"/>
               </w:rPr>
-              <w:t>¥</w:t>
-            </w:r>
-            <w:proofErr w:type="spellStart"/>
+              <w:t>¥tõ¥Z˜ öex</w:t>
+            </w:r>
+            <w:r>
+              <w:rPr>
+                <w:rFonts w:ascii="BRH Malayalam Extra" w:eastAsia="Times New Roman" w:hAnsi="BRH Malayalam Extra" w:cs="BRH Malayalam Extra"/>
+                <w:b/>
+                <w:color w:val="000000"/>
+                <w:sz w:val="28"/>
+                <w:szCs w:val="40"/>
+                <w:lang w:val="en-IN" w:eastAsia="en-IN" w:bidi="ml-IN"/>
+              </w:rPr>
+              <w:t>–</w:t>
+            </w:r>
             <w:r>
               <w:rPr>
                 <w:rFonts w:ascii="BRH Malayalam Extra" w:eastAsia="Times New Roman" w:hAnsi="BRH Malayalam Extra" w:cs="BRH Malayalam Extra"/>
@@ -6730,9 +5576,19 @@
                 <w:szCs w:val="40"/>
                 <w:lang w:val="en-IN" w:eastAsia="en-IN" w:bidi="ml-IN"/>
               </w:rPr>
-              <w:t>tõ¥Z</w:t>
-            </w:r>
-            <w:proofErr w:type="spellEnd"/>
+              <w:t xml:space="preserve">YI | </w:t>
+            </w:r>
+          </w:p>
+          <w:p>
+            <w:pPr>
+              <w:spacing w:before="0" w:line="240" w:lineRule="auto"/>
+              <w:rPr>
+                <w:rFonts w:ascii="BRH Devanagari Extra" w:hAnsi="BRH Devanagari Extra" w:cs="BRH Devanagari Extra"/>
+                <w:color w:val="000000"/>
+                <w:sz w:val="40"/>
+                <w:szCs w:val="40"/>
+              </w:rPr>
+            </w:pPr>
             <w:r>
               <w:rPr>
                 <w:rFonts w:ascii="BRH Malayalam Extra" w:eastAsia="Times New Roman" w:hAnsi="BRH Malayalam Extra" w:cs="BRH Malayalam Extra"/>
@@ -6741,9 +5597,19 @@
                 <w:szCs w:val="40"/>
                 <w:lang w:val="en-IN" w:eastAsia="en-IN" w:bidi="ml-IN"/>
               </w:rPr>
-              <w:t xml:space="preserve">˜ </w:t>
-            </w:r>
-            <w:proofErr w:type="spellStart"/>
+              <w:t>M£</w:t>
+            </w:r>
+            <w:r>
+              <w:rPr>
+                <w:rFonts w:ascii="BRH Malayalam Extra" w:eastAsia="Times New Roman" w:hAnsi="BRH Malayalam Extra" w:cs="BRH Malayalam Extra"/>
+                <w:b/>
+                <w:color w:val="000000"/>
+                <w:sz w:val="28"/>
+                <w:szCs w:val="40"/>
+                <w:lang w:val="en-IN" w:eastAsia="en-IN" w:bidi="ml-IN"/>
+              </w:rPr>
+              <w:t>–</w:t>
+            </w:r>
             <w:r>
               <w:rPr>
                 <w:rFonts w:ascii="BRH Malayalam Extra" w:eastAsia="Times New Roman" w:hAnsi="BRH Malayalam Extra" w:cs="BRH Malayalam Extra"/>
@@ -6752,19 +5618,7 @@
                 <w:szCs w:val="40"/>
                 <w:lang w:val="en-IN" w:eastAsia="en-IN" w:bidi="ml-IN"/>
               </w:rPr>
-              <w:t>öex</w:t>
-            </w:r>
-            <w:proofErr w:type="spellEnd"/>
-            <w:r>
-              <w:rPr>
-                <w:rFonts w:ascii="BRH Malayalam Extra" w:eastAsia="Times New Roman" w:hAnsi="BRH Malayalam Extra" w:cs="BRH Malayalam Extra"/>
-                <w:b/>
-                <w:color w:val="000000"/>
-                <w:sz w:val="28"/>
-                <w:szCs w:val="40"/>
-                <w:lang w:val="en-IN" w:eastAsia="en-IN" w:bidi="ml-IN"/>
-              </w:rPr>
-              <w:t>–</w:t>
+              <w:t>¥tõ</w:t>
             </w:r>
             <w:r>
               <w:rPr>
@@ -6772,21 +5626,22 @@
                 <w:color w:val="000000"/>
                 <w:sz w:val="36"/>
                 <w:szCs w:val="40"/>
-                <w:lang w:val="en-IN" w:eastAsia="en-IN" w:bidi="ml-IN"/>
-              </w:rPr>
-              <w:t xml:space="preserve">YI | </w:t>
-            </w:r>
-          </w:p>
-          <w:p>
-            <w:pPr>
-              <w:spacing w:before="0" w:line="240" w:lineRule="auto"/>
-              <w:rPr>
-                <w:rFonts w:ascii="BRH Devanagari Extra" w:hAnsi="BRH Devanagari Extra" w:cs="BRH Devanagari Extra"/>
-                <w:color w:val="000000"/>
-                <w:sz w:val="40"/>
-                <w:szCs w:val="40"/>
-              </w:rPr>
-            </w:pPr>
+                <w:highlight w:val="yellow"/>
+                <w:lang w:val="en-IN" w:eastAsia="en-IN" w:bidi="ml-IN"/>
+              </w:rPr>
+              <w:t>¥Zõ</w:t>
+            </w:r>
+            <w:r>
+              <w:rPr>
+                <w:rFonts w:ascii="BRH Malayalam Extra" w:eastAsia="Times New Roman" w:hAnsi="BRH Malayalam Extra" w:cs="BRH Malayalam Extra"/>
+                <w:b/>
+                <w:color w:val="000000"/>
+                <w:sz w:val="28"/>
+                <w:szCs w:val="40"/>
+                <w:lang w:val="en-IN" w:eastAsia="en-IN" w:bidi="ml-IN"/>
+              </w:rPr>
+              <w:t>–</w:t>
+            </w:r>
             <w:r>
               <w:rPr>
                 <w:rFonts w:ascii="BRH Malayalam Extra" w:eastAsia="Times New Roman" w:hAnsi="BRH Malayalam Extra" w:cs="BRH Malayalam Extra"/>
@@ -6795,7 +5650,7 @@
                 <w:szCs w:val="40"/>
                 <w:lang w:val="en-IN" w:eastAsia="en-IN" w:bidi="ml-IN"/>
               </w:rPr>
-              <w:t>M£</w:t>
+              <w:t xml:space="preserve"> CZy— M£</w:t>
             </w:r>
             <w:r>
               <w:rPr>
@@ -6816,116 +5671,7 @@
                 <w:szCs w:val="40"/>
                 <w:lang w:val="en-IN" w:eastAsia="en-IN" w:bidi="ml-IN"/>
               </w:rPr>
-              <w:t>¥</w:t>
-            </w:r>
-            <w:proofErr w:type="spellStart"/>
-            <w:r>
-              <w:rPr>
-                <w:rFonts w:ascii="BRH Malayalam Extra" w:eastAsia="Times New Roman" w:hAnsi="BRH Malayalam Extra" w:cs="BRH Malayalam Extra"/>
-                <w:color w:val="000000"/>
-                <w:sz w:val="36"/>
-                <w:szCs w:val="40"/>
-                <w:lang w:val="en-IN" w:eastAsia="en-IN" w:bidi="ml-IN"/>
-              </w:rPr>
-              <w:t>tõ</w:t>
-            </w:r>
-            <w:r>
-              <w:rPr>
-                <w:rFonts w:ascii="BRH Malayalam Extra" w:eastAsia="Times New Roman" w:hAnsi="BRH Malayalam Extra" w:cs="BRH Malayalam Extra"/>
-                <w:color w:val="000000"/>
-                <w:sz w:val="36"/>
-                <w:szCs w:val="40"/>
-                <w:highlight w:val="yellow"/>
-                <w:lang w:val="en-IN" w:eastAsia="en-IN" w:bidi="ml-IN"/>
-              </w:rPr>
-              <w:t>¥Zõ</w:t>
-            </w:r>
-            <w:proofErr w:type="spellEnd"/>
-            <w:r>
-              <w:rPr>
-                <w:rFonts w:ascii="BRH Malayalam Extra" w:eastAsia="Times New Roman" w:hAnsi="BRH Malayalam Extra" w:cs="BRH Malayalam Extra"/>
-                <w:b/>
-                <w:color w:val="000000"/>
-                <w:sz w:val="28"/>
-                <w:szCs w:val="40"/>
-                <w:lang w:val="en-IN" w:eastAsia="en-IN" w:bidi="ml-IN"/>
-              </w:rPr>
-              <w:t>–</w:t>
-            </w:r>
-            <w:r>
-              <w:rPr>
-                <w:rFonts w:ascii="BRH Malayalam Extra" w:eastAsia="Times New Roman" w:hAnsi="BRH Malayalam Extra" w:cs="BRH Malayalam Extra"/>
-                <w:color w:val="000000"/>
-                <w:sz w:val="36"/>
-                <w:szCs w:val="40"/>
-                <w:lang w:val="en-IN" w:eastAsia="en-IN" w:bidi="ml-IN"/>
-              </w:rPr>
-              <w:t xml:space="preserve"> </w:t>
-            </w:r>
-            <w:proofErr w:type="spellStart"/>
-            <w:r>
-              <w:rPr>
-                <w:rFonts w:ascii="BRH Malayalam Extra" w:eastAsia="Times New Roman" w:hAnsi="BRH Malayalam Extra" w:cs="BRH Malayalam Extra"/>
-                <w:color w:val="000000"/>
-                <w:sz w:val="36"/>
-                <w:szCs w:val="40"/>
-                <w:lang w:val="en-IN" w:eastAsia="en-IN" w:bidi="ml-IN"/>
-              </w:rPr>
-              <w:t>CZy</w:t>
-            </w:r>
-            <w:proofErr w:type="spellEnd"/>
-            <w:r>
-              <w:rPr>
-                <w:rFonts w:ascii="BRH Malayalam Extra" w:eastAsia="Times New Roman" w:hAnsi="BRH Malayalam Extra" w:cs="BRH Malayalam Extra"/>
-                <w:color w:val="000000"/>
-                <w:sz w:val="36"/>
-                <w:szCs w:val="40"/>
-                <w:lang w:val="en-IN" w:eastAsia="en-IN" w:bidi="ml-IN"/>
-              </w:rPr>
-              <w:t>— M£</w:t>
-            </w:r>
-            <w:r>
-              <w:rPr>
-                <w:rFonts w:ascii="BRH Malayalam Extra" w:eastAsia="Times New Roman" w:hAnsi="BRH Malayalam Extra" w:cs="BRH Malayalam Extra"/>
-                <w:b/>
-                <w:color w:val="000000"/>
-                <w:sz w:val="28"/>
-                <w:szCs w:val="40"/>
-                <w:lang w:val="en-IN" w:eastAsia="en-IN" w:bidi="ml-IN"/>
-              </w:rPr>
-              <w:t>–</w:t>
-            </w:r>
-            <w:r>
-              <w:rPr>
-                <w:rFonts w:ascii="BRH Malayalam Extra" w:eastAsia="Times New Roman" w:hAnsi="BRH Malayalam Extra" w:cs="BRH Malayalam Extra"/>
-                <w:color w:val="000000"/>
-                <w:sz w:val="36"/>
-                <w:szCs w:val="40"/>
-                <w:lang w:val="en-IN" w:eastAsia="en-IN" w:bidi="ml-IN"/>
-              </w:rPr>
-              <w:t>¥</w:t>
-            </w:r>
-            <w:proofErr w:type="spellStart"/>
-            <w:r>
-              <w:rPr>
-                <w:rFonts w:ascii="BRH Malayalam Extra" w:eastAsia="Times New Roman" w:hAnsi="BRH Malayalam Extra" w:cs="BRH Malayalam Extra"/>
-                <w:color w:val="000000"/>
-                <w:sz w:val="36"/>
-                <w:szCs w:val="40"/>
-                <w:lang w:val="en-IN" w:eastAsia="en-IN" w:bidi="ml-IN"/>
-              </w:rPr>
-              <w:t>tõ¥Z</w:t>
-            </w:r>
-            <w:proofErr w:type="spellEnd"/>
-            <w:r>
-              <w:rPr>
-                <w:rFonts w:ascii="BRH Malayalam Extra" w:eastAsia="Times New Roman" w:hAnsi="BRH Malayalam Extra" w:cs="BRH Malayalam Extra"/>
-                <w:color w:val="000000"/>
-                <w:sz w:val="36"/>
-                <w:szCs w:val="40"/>
-                <w:lang w:val="en-IN" w:eastAsia="en-IN" w:bidi="ml-IN"/>
-              </w:rPr>
-              <w:t>˜ |</w:t>
+              <w:t>¥tõ¥Z˜ |</w:t>
             </w:r>
           </w:p>
         </w:tc>
@@ -6973,42 +5719,8 @@
                 <w:szCs w:val="40"/>
                 <w:lang w:val="en-IN" w:eastAsia="en-IN" w:bidi="ml-IN"/>
               </w:rPr>
-              <w:t>¥</w:t>
-            </w:r>
-            <w:proofErr w:type="spellStart"/>
-            <w:r>
-              <w:rPr>
-                <w:rFonts w:ascii="BRH Malayalam Extra" w:eastAsia="Times New Roman" w:hAnsi="BRH Malayalam Extra" w:cs="BRH Malayalam Extra"/>
-                <w:color w:val="000000"/>
-                <w:sz w:val="36"/>
-                <w:szCs w:val="40"/>
-                <w:lang w:val="en-IN" w:eastAsia="en-IN" w:bidi="ml-IN"/>
-              </w:rPr>
-              <w:t>tõ¥Z</w:t>
-            </w:r>
-            <w:proofErr w:type="spellEnd"/>
-            <w:r>
-              <w:rPr>
-                <w:rFonts w:ascii="BRH Malayalam Extra" w:eastAsia="Times New Roman" w:hAnsi="BRH Malayalam Extra" w:cs="BRH Malayalam Extra"/>
-                <w:color w:val="000000"/>
-                <w:sz w:val="36"/>
-                <w:szCs w:val="40"/>
-                <w:lang w:val="en-IN" w:eastAsia="en-IN" w:bidi="ml-IN"/>
-              </w:rPr>
-              <w:t xml:space="preserve">˜ </w:t>
-            </w:r>
-            <w:proofErr w:type="spellStart"/>
-            <w:r>
-              <w:rPr>
-                <w:rFonts w:ascii="BRH Malayalam Extra" w:eastAsia="Times New Roman" w:hAnsi="BRH Malayalam Extra" w:cs="BRH Malayalam Extra"/>
-                <w:color w:val="000000"/>
-                <w:sz w:val="36"/>
-                <w:szCs w:val="40"/>
-                <w:lang w:val="en-IN" w:eastAsia="en-IN" w:bidi="ml-IN"/>
-              </w:rPr>
-              <w:t>öex</w:t>
-            </w:r>
-            <w:proofErr w:type="spellEnd"/>
+              <w:t>¥tõ¥Z˜ öex</w:t>
+            </w:r>
             <w:r>
               <w:rPr>
                 <w:rFonts w:ascii="BRH Malayalam Extra" w:eastAsia="Times New Roman" w:hAnsi="BRH Malayalam Extra" w:cs="BRH Malayalam Extra"/>
@@ -7074,18 +5786,30 @@
                 <w:szCs w:val="40"/>
                 <w:lang w:val="en-IN" w:eastAsia="en-IN" w:bidi="ml-IN"/>
               </w:rPr>
-              <w:t>¥</w:t>
-            </w:r>
-            <w:proofErr w:type="spellStart"/>
+              <w:t>¥tõ</w:t>
+            </w:r>
             <w:r>
               <w:rPr>
                 <w:rFonts w:ascii="BRH Malayalam Extra" w:eastAsia="Times New Roman" w:hAnsi="BRH Malayalam Extra" w:cs="BRH Malayalam Extra"/>
                 <w:color w:val="000000"/>
                 <w:sz w:val="36"/>
                 <w:szCs w:val="40"/>
-                <w:lang w:val="en-IN" w:eastAsia="en-IN" w:bidi="ml-IN"/>
-              </w:rPr>
-              <w:t>tõ</w:t>
+                <w:highlight w:val="green"/>
+                <w:lang w:val="en-IN" w:eastAsia="en-IN" w:bidi="ml-IN"/>
+              </w:rPr>
+              <w:t>¥Z</w:t>
+            </w:r>
+            <w:r>
+              <w:rPr>
+                <w:rFonts w:ascii="BRH Malayalam Extra" w:eastAsia="Times New Roman" w:hAnsi="BRH Malayalam Extra" w:cs="BRH Malayalam Extra"/>
+                <w:b/>
+                <w:color w:val="000000"/>
+                <w:sz w:val="28"/>
+                <w:szCs w:val="40"/>
+                <w:highlight w:val="green"/>
+                <w:lang w:val="en-IN" w:eastAsia="en-IN" w:bidi="ml-IN"/>
+              </w:rPr>
+              <w:t>–</w:t>
             </w:r>
             <w:r>
               <w:rPr>
@@ -7093,20 +5817,17 @@
                 <w:color w:val="000000"/>
                 <w:sz w:val="36"/>
                 <w:szCs w:val="40"/>
-                <w:highlight w:val="green"/>
-                <w:lang w:val="en-IN" w:eastAsia="en-IN" w:bidi="ml-IN"/>
-              </w:rPr>
-              <w:t>¥Z</w:t>
-            </w:r>
-            <w:proofErr w:type="spellEnd"/>
-            <w:r>
-              <w:rPr>
-                <w:rFonts w:ascii="BRH Malayalam Extra" w:eastAsia="Times New Roman" w:hAnsi="BRH Malayalam Extra" w:cs="BRH Malayalam Extra"/>
-                <w:b/>
-                <w:color w:val="000000"/>
-                <w:sz w:val="28"/>
-                <w:szCs w:val="40"/>
-                <w:highlight w:val="green"/>
+                <w:lang w:val="en-IN" w:eastAsia="en-IN" w:bidi="ml-IN"/>
+              </w:rPr>
+              <w:t xml:space="preserve"> CZy— M£</w:t>
+            </w:r>
+            <w:r>
+              <w:rPr>
+                <w:rFonts w:ascii="BRH Malayalam Extra" w:eastAsia="Times New Roman" w:hAnsi="BRH Malayalam Extra" w:cs="BRH Malayalam Extra"/>
+                <w:b/>
+                <w:color w:val="000000"/>
+                <w:sz w:val="28"/>
+                <w:szCs w:val="40"/>
                 <w:lang w:val="en-IN" w:eastAsia="en-IN" w:bidi="ml-IN"/>
               </w:rPr>
               <w:t>–</w:t>
@@ -7119,72 +5840,7 @@
                 <w:szCs w:val="40"/>
                 <w:lang w:val="en-IN" w:eastAsia="en-IN" w:bidi="ml-IN"/>
               </w:rPr>
-              <w:t xml:space="preserve"> </w:t>
-            </w:r>
-            <w:proofErr w:type="spellStart"/>
-            <w:r>
-              <w:rPr>
-                <w:rFonts w:ascii="BRH Malayalam Extra" w:eastAsia="Times New Roman" w:hAnsi="BRH Malayalam Extra" w:cs="BRH Malayalam Extra"/>
-                <w:color w:val="000000"/>
-                <w:sz w:val="36"/>
-                <w:szCs w:val="40"/>
-                <w:lang w:val="en-IN" w:eastAsia="en-IN" w:bidi="ml-IN"/>
-              </w:rPr>
-              <w:t>CZy</w:t>
-            </w:r>
-            <w:proofErr w:type="spellEnd"/>
-            <w:r>
-              <w:rPr>
-                <w:rFonts w:ascii="BRH Malayalam Extra" w:eastAsia="Times New Roman" w:hAnsi="BRH Malayalam Extra" w:cs="BRH Malayalam Extra"/>
-                <w:color w:val="000000"/>
-                <w:sz w:val="36"/>
-                <w:szCs w:val="40"/>
-                <w:lang w:val="en-IN" w:eastAsia="en-IN" w:bidi="ml-IN"/>
-              </w:rPr>
-              <w:t>— M£</w:t>
-            </w:r>
-            <w:r>
-              <w:rPr>
-                <w:rFonts w:ascii="BRH Malayalam Extra" w:eastAsia="Times New Roman" w:hAnsi="BRH Malayalam Extra" w:cs="BRH Malayalam Extra"/>
-                <w:b/>
-                <w:color w:val="000000"/>
-                <w:sz w:val="28"/>
-                <w:szCs w:val="40"/>
-                <w:lang w:val="en-IN" w:eastAsia="en-IN" w:bidi="ml-IN"/>
-              </w:rPr>
-              <w:t>–</w:t>
-            </w:r>
-            <w:r>
-              <w:rPr>
-                <w:rFonts w:ascii="BRH Malayalam Extra" w:eastAsia="Times New Roman" w:hAnsi="BRH Malayalam Extra" w:cs="BRH Malayalam Extra"/>
-                <w:color w:val="000000"/>
-                <w:sz w:val="36"/>
-                <w:szCs w:val="40"/>
-                <w:lang w:val="en-IN" w:eastAsia="en-IN" w:bidi="ml-IN"/>
-              </w:rPr>
-              <w:t>¥</w:t>
-            </w:r>
-            <w:proofErr w:type="spellStart"/>
-            <w:r>
-              <w:rPr>
-                <w:rFonts w:ascii="BRH Malayalam Extra" w:eastAsia="Times New Roman" w:hAnsi="BRH Malayalam Extra" w:cs="BRH Malayalam Extra"/>
-                <w:color w:val="000000"/>
-                <w:sz w:val="36"/>
-                <w:szCs w:val="40"/>
-                <w:lang w:val="en-IN" w:eastAsia="en-IN" w:bidi="ml-IN"/>
-              </w:rPr>
-              <w:t>tõ¥Z</w:t>
-            </w:r>
-            <w:proofErr w:type="spellEnd"/>
-            <w:r>
-              <w:rPr>
-                <w:rFonts w:ascii="BRH Malayalam Extra" w:eastAsia="Times New Roman" w:hAnsi="BRH Malayalam Extra" w:cs="BRH Malayalam Extra"/>
-                <w:color w:val="000000"/>
-                <w:sz w:val="36"/>
-                <w:szCs w:val="40"/>
-                <w:lang w:val="en-IN" w:eastAsia="en-IN" w:bidi="ml-IN"/>
-              </w:rPr>
-              <w:t>˜ |</w:t>
+              <w:t>¥tõ¥Z˜ |</w:t>
             </w:r>
           </w:p>
         </w:tc>
@@ -7222,19 +5878,9 @@
                 <w:sz w:val="28"/>
                 <w:szCs w:val="32"/>
               </w:rPr>
-              <w:t xml:space="preserve">T.S.6.5.8.2 – </w:t>
-            </w:r>
-            <w:proofErr w:type="spellStart"/>
-            <w:r>
-              <w:rPr>
-                <w:rFonts w:cs="Arial"/>
-                <w:b/>
-                <w:sz w:val="28"/>
-                <w:szCs w:val="32"/>
-              </w:rPr>
-              <w:t>Kramam</w:t>
-            </w:r>
-            <w:proofErr w:type="spellEnd"/>
+              <w:lastRenderedPageBreak/>
+              <w:t>T.S.6.5.8.2 – Kramam</w:t>
+            </w:r>
           </w:p>
           <w:p>
             <w:pPr>
@@ -7254,45 +5900,14 @@
                 <w:szCs w:val="32"/>
               </w:rPr>
             </w:pPr>
-            <w:proofErr w:type="spellStart"/>
-            <w:r>
-              <w:rPr>
-                <w:rFonts w:cs="Arial"/>
-                <w:b/>
-                <w:sz w:val="28"/>
-                <w:szCs w:val="32"/>
-              </w:rPr>
-              <w:t>Krama</w:t>
-            </w:r>
-            <w:proofErr w:type="spellEnd"/>
-            <w:r>
-              <w:rPr>
-                <w:rFonts w:cs="Arial"/>
-                <w:b/>
-                <w:sz w:val="28"/>
-                <w:szCs w:val="32"/>
-              </w:rPr>
-              <w:t xml:space="preserve"> </w:t>
-            </w:r>
-            <w:proofErr w:type="spellStart"/>
-            <w:r>
-              <w:rPr>
-                <w:rFonts w:cs="Arial"/>
-                <w:b/>
-                <w:sz w:val="28"/>
-                <w:szCs w:val="32"/>
-              </w:rPr>
-              <w:t>Vaakyam</w:t>
-            </w:r>
-            <w:proofErr w:type="spellEnd"/>
-            <w:r>
-              <w:rPr>
-                <w:rFonts w:cs="Arial"/>
-                <w:b/>
-                <w:sz w:val="28"/>
-                <w:szCs w:val="32"/>
-              </w:rPr>
-              <w:t xml:space="preserve"> No.– 21</w:t>
+            <w:r>
+              <w:rPr>
+                <w:rFonts w:cs="Arial"/>
+                <w:b/>
+                <w:sz w:val="28"/>
+                <w:szCs w:val="32"/>
+              </w:rPr>
+              <w:t>Krama Vaakyam No.– 21</w:t>
             </w:r>
           </w:p>
           <w:p>
@@ -7313,25 +5928,14 @@
                 <w:szCs w:val="32"/>
               </w:rPr>
             </w:pPr>
-            <w:proofErr w:type="spellStart"/>
-            <w:r>
-              <w:rPr>
-                <w:rFonts w:cs="Arial"/>
-                <w:b/>
-                <w:sz w:val="28"/>
-                <w:szCs w:val="32"/>
-              </w:rPr>
-              <w:t>Panchaati</w:t>
-            </w:r>
-            <w:proofErr w:type="spellEnd"/>
-            <w:r>
-              <w:rPr>
-                <w:rFonts w:cs="Arial"/>
-                <w:b/>
-                <w:sz w:val="28"/>
-                <w:szCs w:val="32"/>
-              </w:rPr>
-              <w:t xml:space="preserve"> No</w:t>
+            <w:r>
+              <w:rPr>
+                <w:rFonts w:cs="Arial"/>
+                <w:b/>
+                <w:sz w:val="28"/>
+                <w:szCs w:val="32"/>
+              </w:rPr>
+              <w:t>Panchaati No</w:t>
             </w:r>
             <w:r>
               <w:rPr>
@@ -7417,40 +6021,7 @@
                 <w:szCs w:val="40"/>
                 <w:lang w:val="en-IN" w:eastAsia="en-IN" w:bidi="ml-IN"/>
               </w:rPr>
-              <w:t>ª</w:t>
-            </w:r>
-            <w:proofErr w:type="spellStart"/>
-            <w:r>
-              <w:rPr>
-                <w:rFonts w:ascii="BRH Malayalam Extra" w:eastAsia="Times New Roman" w:hAnsi="BRH Malayalam Extra" w:cs="BRH Malayalam Extra"/>
-                <w:color w:val="000000"/>
-                <w:sz w:val="40"/>
-                <w:szCs w:val="40"/>
-                <w:lang w:val="en-IN" w:eastAsia="en-IN" w:bidi="ml-IN"/>
-              </w:rPr>
-              <w:t>MiyZy</w:t>
-            </w:r>
-            <w:proofErr w:type="spellEnd"/>
-            <w:r>
-              <w:rPr>
-                <w:rFonts w:ascii="BRH Malayalam Extra" w:eastAsia="Times New Roman" w:hAnsi="BRH Malayalam Extra" w:cs="BRH Malayalam Extra"/>
-                <w:color w:val="000000"/>
-                <w:sz w:val="40"/>
-                <w:szCs w:val="40"/>
-                <w:lang w:val="en-IN" w:eastAsia="en-IN" w:bidi="ml-IN"/>
-              </w:rPr>
-              <w:t xml:space="preserve">— </w:t>
-            </w:r>
-            <w:proofErr w:type="spellStart"/>
-            <w:r>
-              <w:rPr>
-                <w:rFonts w:ascii="BRH Malayalam Extra" w:eastAsia="Times New Roman" w:hAnsi="BRH Malayalam Extra" w:cs="BRH Malayalam Extra"/>
-                <w:color w:val="000000"/>
-                <w:sz w:val="40"/>
-                <w:szCs w:val="40"/>
-                <w:lang w:val="en-IN" w:eastAsia="en-IN" w:bidi="ml-IN"/>
-              </w:rPr>
-              <w:t>s</w:t>
+              <w:t>ªMiyZy— s</w:t>
             </w:r>
             <w:r>
               <w:rPr>
@@ -7463,7 +6034,6 @@
               </w:rPr>
               <w:t>¡p</w:t>
             </w:r>
-            <w:proofErr w:type="spellEnd"/>
             <w:r>
               <w:rPr>
                 <w:rFonts w:ascii="BRH Malayalam Extra" w:eastAsia="Times New Roman" w:hAnsi="BRH Malayalam Extra" w:cs="BRH Malayalam Extra"/>
@@ -7541,31 +6111,8 @@
                 <w:szCs w:val="40"/>
                 <w:lang w:val="en-IN" w:eastAsia="en-IN" w:bidi="ml-IN"/>
               </w:rPr>
-              <w:t>ª</w:t>
-            </w:r>
-            <w:proofErr w:type="spellStart"/>
-            <w:r>
-              <w:rPr>
-                <w:rFonts w:ascii="BRH Malayalam Extra" w:eastAsia="Times New Roman" w:hAnsi="BRH Malayalam Extra" w:cs="BRH Malayalam Extra"/>
-                <w:color w:val="000000"/>
-                <w:sz w:val="40"/>
-                <w:szCs w:val="40"/>
-                <w:lang w:val="en-IN" w:eastAsia="en-IN" w:bidi="ml-IN"/>
-              </w:rPr>
-              <w:t>MiyZy</w:t>
-            </w:r>
-            <w:proofErr w:type="spellEnd"/>
-            <w:r>
-              <w:rPr>
-                <w:rFonts w:ascii="BRH Malayalam Extra" w:eastAsia="Times New Roman" w:hAnsi="BRH Malayalam Extra" w:cs="BRH Malayalam Extra"/>
-                <w:color w:val="000000"/>
-                <w:sz w:val="40"/>
-                <w:szCs w:val="40"/>
-                <w:lang w:val="en-IN" w:eastAsia="en-IN" w:bidi="ml-IN"/>
-              </w:rPr>
-              <w:t xml:space="preserve">— </w:t>
-            </w:r>
-            <w:proofErr w:type="spellStart"/>
+              <w:t xml:space="preserve">ªMiyZy— </w:t>
+            </w:r>
             <w:r>
               <w:rPr>
                 <w:rFonts w:ascii="BRH Malayalam Extra" w:eastAsia="Times New Roman" w:hAnsi="BRH Malayalam Extra" w:cs="BRH Malayalam Extra"/>
@@ -7587,7 +6134,6 @@
               </w:rPr>
               <w:t>pJ</w:t>
             </w:r>
-            <w:proofErr w:type="spellEnd"/>
             <w:r>
               <w:rPr>
                 <w:rFonts w:ascii="BRH Malayalam Extra" w:eastAsia="Times New Roman" w:hAnsi="BRH Malayalam Extra" w:cs="BRH Malayalam Extra"/>
@@ -7652,19 +6198,8 @@
                 <w:sz w:val="28"/>
                 <w:szCs w:val="32"/>
               </w:rPr>
-              <w:t xml:space="preserve"> – </w:t>
-            </w:r>
-            <w:proofErr w:type="spellStart"/>
-            <w:r>
-              <w:rPr>
-                <w:rFonts w:cs="Arial"/>
-                <w:b/>
-                <w:sz w:val="28"/>
-                <w:szCs w:val="32"/>
-              </w:rPr>
-              <w:t>Kramam</w:t>
-            </w:r>
-            <w:proofErr w:type="spellEnd"/>
+              <w:t xml:space="preserve"> – Kramam</w:t>
+            </w:r>
           </w:p>
           <w:p>
             <w:pPr>
@@ -7683,41 +6218,13 @@
                 <w:szCs w:val="32"/>
               </w:rPr>
             </w:pPr>
-            <w:proofErr w:type="spellStart"/>
-            <w:r>
-              <w:rPr>
-                <w:rFonts w:cs="Arial"/>
-                <w:b/>
-                <w:szCs w:val="32"/>
-              </w:rPr>
-              <w:t>Krama</w:t>
-            </w:r>
-            <w:proofErr w:type="spellEnd"/>
-            <w:r>
-              <w:rPr>
-                <w:rFonts w:cs="Arial"/>
-                <w:b/>
-                <w:szCs w:val="32"/>
-              </w:rPr>
-              <w:t xml:space="preserve"> </w:t>
-            </w:r>
-            <w:proofErr w:type="spellStart"/>
-            <w:r>
-              <w:rPr>
-                <w:rFonts w:cs="Arial"/>
-                <w:b/>
-                <w:szCs w:val="32"/>
-              </w:rPr>
-              <w:t>Vaakyam</w:t>
-            </w:r>
-            <w:proofErr w:type="spellEnd"/>
-            <w:r>
-              <w:rPr>
-                <w:rFonts w:cs="Arial"/>
-                <w:b/>
-                <w:szCs w:val="32"/>
-              </w:rPr>
-              <w:t xml:space="preserve"> No.– </w:t>
+            <w:r>
+              <w:rPr>
+                <w:rFonts w:cs="Arial"/>
+                <w:b/>
+                <w:szCs w:val="32"/>
+              </w:rPr>
+              <w:t xml:space="preserve">Krama Vaakyam No.– </w:t>
             </w:r>
             <w:r>
               <w:rPr>
@@ -7762,25 +6269,14 @@
                 <w:szCs w:val="32"/>
               </w:rPr>
             </w:pPr>
-            <w:proofErr w:type="spellStart"/>
-            <w:r>
-              <w:rPr>
-                <w:rFonts w:cs="Arial"/>
-                <w:b/>
-                <w:sz w:val="28"/>
-                <w:szCs w:val="32"/>
-              </w:rPr>
-              <w:t>Panchaati</w:t>
-            </w:r>
-            <w:proofErr w:type="spellEnd"/>
-            <w:r>
-              <w:rPr>
-                <w:rFonts w:cs="Arial"/>
-                <w:b/>
-                <w:sz w:val="28"/>
-                <w:szCs w:val="32"/>
-              </w:rPr>
-              <w:t xml:space="preserve"> No</w:t>
+            <w:r>
+              <w:rPr>
+                <w:rFonts w:cs="Arial"/>
+                <w:b/>
+                <w:sz w:val="28"/>
+                <w:szCs w:val="32"/>
+              </w:rPr>
+              <w:t>Panchaati No</w:t>
             </w:r>
             <w:r>
               <w:rPr>
@@ -7888,7 +6384,6 @@
               </w:rPr>
               <w:t>–</w:t>
             </w:r>
-            <w:proofErr w:type="spellStart"/>
             <w:r>
               <w:rPr>
                 <w:rFonts w:ascii="BRH Malayalam Extra" w:eastAsia="Times New Roman" w:hAnsi="BRH Malayalam Extra" w:cs="BRH Malayalam Extra"/>
@@ -7898,9 +6393,18 @@
                 <w:highlight w:val="yellow"/>
                 <w:lang w:val="en-IN" w:eastAsia="en-IN" w:bidi="ml-IN"/>
               </w:rPr>
-              <w:t>Zz¥Éx</w:t>
-            </w:r>
-            <w:proofErr w:type="spellEnd"/>
+              <w:t>Zz¥Éx˜</w:t>
+            </w:r>
+            <w:r>
+              <w:rPr>
+                <w:rFonts w:ascii="BRH Malayalam Extra" w:eastAsia="Times New Roman" w:hAnsi="BRH Malayalam Extra" w:cs="BRH Malayalam Extra"/>
+                <w:color w:val="000000"/>
+                <w:sz w:val="40"/>
+                <w:szCs w:val="40"/>
+                <w:lang w:val="en-IN" w:eastAsia="en-IN" w:bidi="ml-IN"/>
+              </w:rPr>
+              <w:t xml:space="preserve"> | </w:t>
+            </w:r>
             <w:r>
               <w:rPr>
                 <w:rFonts w:ascii="BRH Malayalam Extra" w:eastAsia="Times New Roman" w:hAnsi="BRH Malayalam Extra" w:cs="BRH Malayalam Extra"/>
@@ -7910,19 +6414,61 @@
                 <w:highlight w:val="yellow"/>
                 <w:lang w:val="en-IN" w:eastAsia="en-IN" w:bidi="ml-IN"/>
               </w:rPr>
-              <w:t>˜</w:t>
-            </w:r>
-            <w:r>
-              <w:rPr>
-                <w:rFonts w:ascii="BRH Malayalam Extra" w:eastAsia="Times New Roman" w:hAnsi="BRH Malayalam Extra" w:cs="BRH Malayalam Extra"/>
-                <w:color w:val="000000"/>
-                <w:sz w:val="40"/>
-                <w:szCs w:val="40"/>
-                <w:lang w:val="en-IN" w:eastAsia="en-IN" w:bidi="ml-IN"/>
-              </w:rPr>
-              <w:t xml:space="preserve"> | </w:t>
-            </w:r>
-            <w:proofErr w:type="spellStart"/>
+              <w:t>C</w:t>
+            </w:r>
+            <w:r>
+              <w:rPr>
+                <w:rFonts w:ascii="BRH Malayalam Extra" w:eastAsia="Times New Roman" w:hAnsi="BRH Malayalam Extra" w:cs="BRH Malayalam Extra"/>
+                <w:color w:val="000000"/>
+                <w:sz w:val="40"/>
+                <w:szCs w:val="40"/>
+                <w:lang w:val="en-IN" w:eastAsia="en-IN" w:bidi="ml-IN"/>
+              </w:rPr>
+              <w:t>¥Éx</w:t>
+            </w:r>
+            <w:r>
+              <w:rPr>
+                <w:rFonts w:ascii="BRH Malayalam Extra" w:eastAsia="Times New Roman" w:hAnsi="BRH Malayalam Extra" w:cs="BRH Malayalam Extra"/>
+                <w:b/>
+                <w:color w:val="000000"/>
+                <w:sz w:val="32"/>
+                <w:szCs w:val="40"/>
+                <w:lang w:val="en-IN" w:eastAsia="en-IN" w:bidi="ml-IN"/>
+              </w:rPr>
+              <w:t>–</w:t>
+            </w:r>
+            <w:r>
+              <w:rPr>
+                <w:rFonts w:ascii="BRH Malayalam Extra" w:eastAsia="Times New Roman" w:hAnsi="BRH Malayalam Extra" w:cs="BRH Malayalam Extra"/>
+                <w:color w:val="000000"/>
+                <w:sz w:val="40"/>
+                <w:szCs w:val="40"/>
+                <w:lang w:val="en-IN" w:eastAsia="en-IN" w:bidi="ml-IN"/>
+              </w:rPr>
+              <w:t xml:space="preserve"> </w:t>
+            </w:r>
+          </w:p>
+          <w:p>
+            <w:pPr>
+              <w:spacing w:before="0" w:line="240" w:lineRule="auto"/>
+              <w:rPr>
+                <w:rFonts w:ascii="BRH Malayalam Extra" w:eastAsia="Times New Roman" w:hAnsi="BRH Malayalam Extra" w:cs="BRH Malayalam Extra"/>
+                <w:color w:val="000000"/>
+                <w:sz w:val="40"/>
+                <w:szCs w:val="40"/>
+                <w:lang w:val="en-IN" w:eastAsia="en-IN" w:bidi="ml-IN"/>
+              </w:rPr>
+            </w:pPr>
+            <w:r>
+              <w:rPr>
+                <w:rFonts w:ascii="BRH Malayalam Extra" w:eastAsia="Times New Roman" w:hAnsi="BRH Malayalam Extra" w:cs="BRH Malayalam Extra"/>
+                <w:color w:val="000000"/>
+                <w:sz w:val="40"/>
+                <w:szCs w:val="40"/>
+                <w:lang w:val="en-IN" w:eastAsia="en-IN" w:bidi="ml-IN"/>
+              </w:rPr>
+              <w:t xml:space="preserve">CZy— | </w:t>
+            </w:r>
             <w:r>
               <w:rPr>
                 <w:rFonts w:ascii="BRH Malayalam Extra" w:eastAsia="Times New Roman" w:hAnsi="BRH Malayalam Extra" w:cs="BRH Malayalam Extra"/>
@@ -7944,127 +6490,26 @@
               </w:rPr>
               <w:t>¥Éx</w:t>
             </w:r>
-            <w:proofErr w:type="spellEnd"/>
-            <w:r>
-              <w:rPr>
-                <w:rFonts w:ascii="BRH Malayalam Extra" w:eastAsia="Times New Roman" w:hAnsi="BRH Malayalam Extra" w:cs="BRH Malayalam Extra"/>
-                <w:b/>
-                <w:color w:val="000000"/>
-                <w:sz w:val="32"/>
-                <w:szCs w:val="40"/>
-                <w:lang w:val="en-IN" w:eastAsia="en-IN" w:bidi="ml-IN"/>
-              </w:rPr>
-              <w:t>–</w:t>
-            </w:r>
-            <w:r>
-              <w:rPr>
-                <w:rFonts w:ascii="BRH Malayalam Extra" w:eastAsia="Times New Roman" w:hAnsi="BRH Malayalam Extra" w:cs="BRH Malayalam Extra"/>
-                <w:color w:val="000000"/>
-                <w:sz w:val="40"/>
-                <w:szCs w:val="40"/>
-                <w:lang w:val="en-IN" w:eastAsia="en-IN" w:bidi="ml-IN"/>
-              </w:rPr>
-              <w:t xml:space="preserve"> </w:t>
-            </w:r>
-          </w:p>
-          <w:p>
-            <w:pPr>
-              <w:spacing w:before="0" w:line="240" w:lineRule="auto"/>
-              <w:rPr>
-                <w:rFonts w:ascii="BRH Malayalam Extra" w:eastAsia="Times New Roman" w:hAnsi="BRH Malayalam Extra" w:cs="BRH Malayalam Extra"/>
-                <w:color w:val="000000"/>
-                <w:sz w:val="40"/>
-                <w:szCs w:val="40"/>
-                <w:lang w:val="en-IN" w:eastAsia="en-IN" w:bidi="ml-IN"/>
-              </w:rPr>
-            </w:pPr>
-            <w:proofErr w:type="spellStart"/>
-            <w:r>
-              <w:rPr>
-                <w:rFonts w:ascii="BRH Malayalam Extra" w:eastAsia="Times New Roman" w:hAnsi="BRH Malayalam Extra" w:cs="BRH Malayalam Extra"/>
-                <w:color w:val="000000"/>
-                <w:sz w:val="40"/>
-                <w:szCs w:val="40"/>
-                <w:lang w:val="en-IN" w:eastAsia="en-IN" w:bidi="ml-IN"/>
-              </w:rPr>
-              <w:t>CZy</w:t>
-            </w:r>
-            <w:proofErr w:type="spellEnd"/>
-            <w:r>
-              <w:rPr>
-                <w:rFonts w:ascii="BRH Malayalam Extra" w:eastAsia="Times New Roman" w:hAnsi="BRH Malayalam Extra" w:cs="BRH Malayalam Extra"/>
-                <w:color w:val="000000"/>
-                <w:sz w:val="40"/>
-                <w:szCs w:val="40"/>
-                <w:lang w:val="en-IN" w:eastAsia="en-IN" w:bidi="ml-IN"/>
-              </w:rPr>
-              <w:t xml:space="preserve">— | </w:t>
-            </w:r>
-            <w:proofErr w:type="spellStart"/>
-            <w:r>
-              <w:rPr>
-                <w:rFonts w:ascii="BRH Malayalam Extra" w:eastAsia="Times New Roman" w:hAnsi="BRH Malayalam Extra" w:cs="BRH Malayalam Extra"/>
-                <w:color w:val="000000"/>
-                <w:sz w:val="40"/>
-                <w:szCs w:val="40"/>
-                <w:highlight w:val="yellow"/>
-                <w:lang w:val="en-IN" w:eastAsia="en-IN" w:bidi="ml-IN"/>
-              </w:rPr>
-              <w:t>C</w:t>
-            </w:r>
-            <w:r>
-              <w:rPr>
-                <w:rFonts w:ascii="BRH Malayalam Extra" w:eastAsia="Times New Roman" w:hAnsi="BRH Malayalam Extra" w:cs="BRH Malayalam Extra"/>
-                <w:color w:val="000000"/>
-                <w:sz w:val="40"/>
-                <w:szCs w:val="40"/>
-                <w:lang w:val="en-IN" w:eastAsia="en-IN" w:bidi="ml-IN"/>
-              </w:rPr>
-              <w:t>¥Éx</w:t>
-            </w:r>
-            <w:proofErr w:type="spellEnd"/>
-            <w:r>
-              <w:rPr>
-                <w:rFonts w:ascii="BRH Malayalam Extra" w:eastAsia="Times New Roman" w:hAnsi="BRH Malayalam Extra" w:cs="BRH Malayalam Extra"/>
-                <w:b/>
-                <w:color w:val="000000"/>
-                <w:sz w:val="32"/>
-                <w:szCs w:val="40"/>
-                <w:lang w:val="en-IN" w:eastAsia="en-IN" w:bidi="ml-IN"/>
-              </w:rPr>
-              <w:t>–</w:t>
-            </w:r>
-            <w:r>
-              <w:rPr>
-                <w:rFonts w:ascii="BRH Malayalam Extra" w:eastAsia="Times New Roman" w:hAnsi="BRH Malayalam Extra" w:cs="BRH Malayalam Extra"/>
-                <w:color w:val="000000"/>
-                <w:sz w:val="40"/>
-                <w:szCs w:val="40"/>
-                <w:lang w:val="en-IN" w:eastAsia="en-IN" w:bidi="ml-IN"/>
-              </w:rPr>
-              <w:t xml:space="preserve"> </w:t>
-            </w:r>
-            <w:proofErr w:type="spellStart"/>
-            <w:r>
-              <w:rPr>
-                <w:rFonts w:ascii="BRH Malayalam Extra" w:eastAsia="Times New Roman" w:hAnsi="BRH Malayalam Extra" w:cs="BRH Malayalam Extra"/>
-                <w:color w:val="000000"/>
-                <w:sz w:val="40"/>
-                <w:szCs w:val="40"/>
-                <w:lang w:val="en-IN" w:eastAsia="en-IN" w:bidi="ml-IN"/>
-              </w:rPr>
-              <w:t>CZz¥Éx</w:t>
-            </w:r>
-            <w:proofErr w:type="spellEnd"/>
-            <w:r>
-              <w:rPr>
-                <w:rFonts w:ascii="BRH Malayalam Extra" w:eastAsia="Times New Roman" w:hAnsi="BRH Malayalam Extra" w:cs="BRH Malayalam Extra"/>
-                <w:color w:val="000000"/>
-                <w:sz w:val="40"/>
-                <w:szCs w:val="40"/>
-                <w:lang w:val="en-IN" w:eastAsia="en-IN" w:bidi="ml-IN"/>
-              </w:rPr>
-              <w:t>˜ |</w:t>
+            <w:r>
+              <w:rPr>
+                <w:rFonts w:ascii="BRH Malayalam Extra" w:eastAsia="Times New Roman" w:hAnsi="BRH Malayalam Extra" w:cs="BRH Malayalam Extra"/>
+                <w:b/>
+                <w:color w:val="000000"/>
+                <w:sz w:val="32"/>
+                <w:szCs w:val="40"/>
+                <w:lang w:val="en-IN" w:eastAsia="en-IN" w:bidi="ml-IN"/>
+              </w:rPr>
+              <w:t>–</w:t>
+            </w:r>
+            <w:r>
+              <w:rPr>
+                <w:rFonts w:ascii="BRH Malayalam Extra" w:eastAsia="Times New Roman" w:hAnsi="BRH Malayalam Extra" w:cs="BRH Malayalam Extra"/>
+                <w:color w:val="000000"/>
+                <w:sz w:val="40"/>
+                <w:szCs w:val="40"/>
+                <w:lang w:val="en-IN" w:eastAsia="en-IN" w:bidi="ml-IN"/>
+              </w:rPr>
+              <w:t xml:space="preserve"> CZz¥Éx˜ |</w:t>
             </w:r>
           </w:p>
         </w:tc>
@@ -8146,7 +6591,6 @@
               </w:rPr>
               <w:t>–</w:t>
             </w:r>
-            <w:proofErr w:type="spellStart"/>
             <w:r>
               <w:rPr>
                 <w:rFonts w:ascii="BRH Malayalam Extra" w:eastAsia="Times New Roman" w:hAnsi="BRH Malayalam Extra" w:cs="BRH Malayalam Extra"/>
@@ -8158,7 +6602,6 @@
               </w:rPr>
               <w:t>Zz</w:t>
             </w:r>
-            <w:proofErr w:type="spellEnd"/>
             <w:r>
               <w:rPr>
                 <w:rFonts w:ascii="BRH Malayalam Extra" w:eastAsia="Times New Roman" w:hAnsi="BRH Malayalam Extra" w:cs="BRH Malayalam Extra"/>
@@ -8180,9 +6623,29 @@
                 <w:highlight w:val="green"/>
                 <w:lang w:val="en-IN" w:eastAsia="en-IN" w:bidi="ml-IN"/>
               </w:rPr>
-              <w:t>¥</w:t>
-            </w:r>
-            <w:proofErr w:type="spellStart"/>
+              <w:t>¥Éx</w:t>
+            </w:r>
+            <w:r>
+              <w:rPr>
+                <w:rFonts w:ascii="BRH Malayalam Extra" w:eastAsia="Times New Roman" w:hAnsi="BRH Malayalam Extra" w:cs="BRH Malayalam Extra"/>
+                <w:b/>
+                <w:color w:val="000000"/>
+                <w:sz w:val="32"/>
+                <w:szCs w:val="40"/>
+                <w:lang w:val="en-IN" w:eastAsia="en-IN" w:bidi="ml-IN"/>
+              </w:rPr>
+              <w:t>–</w:t>
+            </w:r>
+            <w:r>
+              <w:rPr>
+                <w:rFonts w:ascii="BRH Malayalam Extra" w:eastAsia="Times New Roman" w:hAnsi="BRH Malayalam Extra" w:cs="BRH Malayalam Extra"/>
+                <w:color w:val="000000"/>
+                <w:sz w:val="40"/>
+                <w:szCs w:val="40"/>
+                <w:lang w:val="en-IN" w:eastAsia="en-IN" w:bidi="ml-IN"/>
+              </w:rPr>
+              <w:t xml:space="preserve"> | </w:t>
+            </w:r>
             <w:r>
               <w:rPr>
                 <w:rFonts w:ascii="BRH Malayalam Extra" w:eastAsia="Times New Roman" w:hAnsi="BRH Malayalam Extra" w:cs="BRH Malayalam Extra"/>
@@ -8192,39 +6655,82 @@
                 <w:highlight w:val="green"/>
                 <w:lang w:val="en-IN" w:eastAsia="en-IN" w:bidi="ml-IN"/>
               </w:rPr>
-              <w:t>Éx</w:t>
-            </w:r>
-            <w:proofErr w:type="spellEnd"/>
-            <w:r>
-              <w:rPr>
-                <w:rFonts w:ascii="BRH Malayalam Extra" w:eastAsia="Times New Roman" w:hAnsi="BRH Malayalam Extra" w:cs="BRH Malayalam Extra"/>
-                <w:b/>
-                <w:color w:val="000000"/>
-                <w:sz w:val="32"/>
-                <w:szCs w:val="40"/>
-                <w:lang w:val="en-IN" w:eastAsia="en-IN" w:bidi="ml-IN"/>
-              </w:rPr>
-              <w:t>–</w:t>
-            </w:r>
-            <w:r>
-              <w:rPr>
-                <w:rFonts w:ascii="BRH Malayalam Extra" w:eastAsia="Times New Roman" w:hAnsi="BRH Malayalam Extra" w:cs="BRH Malayalam Extra"/>
-                <w:color w:val="000000"/>
-                <w:sz w:val="40"/>
-                <w:szCs w:val="40"/>
-                <w:lang w:val="en-IN" w:eastAsia="en-IN" w:bidi="ml-IN"/>
-              </w:rPr>
-              <w:t xml:space="preserve"> | </w:t>
-            </w:r>
-            <w:r>
-              <w:rPr>
-                <w:rFonts w:ascii="BRH Malayalam Extra" w:eastAsia="Times New Roman" w:hAnsi="BRH Malayalam Extra" w:cs="BRH Malayalam Extra"/>
-                <w:color w:val="000000"/>
-                <w:sz w:val="40"/>
+              <w:t>C</w:t>
+            </w:r>
+            <w:r>
+              <w:rPr>
+                <w:rFonts w:ascii="BRH Malayalam Extra" w:eastAsia="Times New Roman" w:hAnsi="BRH Malayalam Extra" w:cs="BRH Malayalam Extra"/>
+                <w:b/>
+                <w:color w:val="000000"/>
+                <w:sz w:val="32"/>
                 <w:szCs w:val="40"/>
                 <w:highlight w:val="green"/>
                 <w:lang w:val="en-IN" w:eastAsia="en-IN" w:bidi="ml-IN"/>
               </w:rPr>
+              <w:t>–</w:t>
+            </w:r>
+            <w:r>
+              <w:rPr>
+                <w:rFonts w:ascii="BRH Malayalam Extra" w:eastAsia="Times New Roman" w:hAnsi="BRH Malayalam Extra" w:cs="BRH Malayalam Extra"/>
+                <w:color w:val="000000"/>
+                <w:sz w:val="40"/>
+                <w:szCs w:val="40"/>
+                <w:lang w:val="en-IN" w:eastAsia="en-IN" w:bidi="ml-IN"/>
+              </w:rPr>
+              <w:t>¥Éx</w:t>
+            </w:r>
+            <w:r>
+              <w:rPr>
+                <w:rFonts w:ascii="BRH Malayalam Extra" w:eastAsia="Times New Roman" w:hAnsi="BRH Malayalam Extra" w:cs="BRH Malayalam Extra"/>
+                <w:b/>
+                <w:color w:val="000000"/>
+                <w:sz w:val="32"/>
+                <w:szCs w:val="40"/>
+                <w:lang w:val="en-IN" w:eastAsia="en-IN" w:bidi="ml-IN"/>
+              </w:rPr>
+              <w:t>–</w:t>
+            </w:r>
+            <w:r>
+              <w:rPr>
+                <w:rFonts w:ascii="BRH Malayalam Extra" w:eastAsia="Times New Roman" w:hAnsi="BRH Malayalam Extra" w:cs="BRH Malayalam Extra"/>
+                <w:color w:val="000000"/>
+                <w:sz w:val="40"/>
+                <w:szCs w:val="40"/>
+                <w:lang w:val="en-IN" w:eastAsia="en-IN" w:bidi="ml-IN"/>
+              </w:rPr>
+              <w:t xml:space="preserve"> </w:t>
+            </w:r>
+          </w:p>
+          <w:p>
+            <w:pPr>
+              <w:spacing w:before="0" w:line="240" w:lineRule="auto"/>
+              <w:rPr>
+                <w:rFonts w:ascii="BRH Malayalam Extra" w:eastAsia="Times New Roman" w:hAnsi="BRH Malayalam Extra" w:cs="BRH Malayalam Extra"/>
+                <w:color w:val="000000"/>
+                <w:sz w:val="40"/>
+                <w:szCs w:val="40"/>
+                <w:lang w:val="en-IN" w:eastAsia="en-IN" w:bidi="ml-IN"/>
+              </w:rPr>
+            </w:pPr>
+            <w:r>
+              <w:rPr>
+                <w:rFonts w:ascii="BRH Malayalam Extra" w:eastAsia="Times New Roman" w:hAnsi="BRH Malayalam Extra" w:cs="BRH Malayalam Extra"/>
+                <w:color w:val="000000"/>
+                <w:sz w:val="40"/>
+                <w:szCs w:val="40"/>
+                <w:lang w:val="en-IN" w:eastAsia="en-IN" w:bidi="ml-IN"/>
+              </w:rPr>
+              <w:t xml:space="preserve">CZy— | </w:t>
+            </w:r>
+            <w:r>
+              <w:rPr>
+                <w:rFonts w:ascii="BRH Malayalam Extra" w:eastAsia="Times New Roman" w:hAnsi="BRH Malayalam Extra" w:cs="BRH Malayalam Extra"/>
+                <w:color w:val="000000"/>
+                <w:sz w:val="40"/>
+                <w:szCs w:val="40"/>
+                <w:highlight w:val="green"/>
+                <w:lang w:val="en-IN" w:eastAsia="en-IN" w:bidi="ml-IN"/>
+              </w:rPr>
               <w:t>C</w:t>
             </w:r>
             <w:r>
@@ -8234,174 +6740,40 @@
                 <w:color w:val="000000"/>
                 <w:sz w:val="32"/>
                 <w:szCs w:val="40"/>
-                <w:highlight w:val="green"/>
-                <w:lang w:val="en-IN" w:eastAsia="en-IN" w:bidi="ml-IN"/>
-              </w:rPr>
-              <w:t>–</w:t>
-            </w:r>
-            <w:r>
-              <w:rPr>
-                <w:rFonts w:ascii="BRH Malayalam Extra" w:eastAsia="Times New Roman" w:hAnsi="BRH Malayalam Extra" w:cs="BRH Malayalam Extra"/>
-                <w:color w:val="000000"/>
-                <w:sz w:val="40"/>
-                <w:szCs w:val="40"/>
-                <w:lang w:val="en-IN" w:eastAsia="en-IN" w:bidi="ml-IN"/>
-              </w:rPr>
-              <w:t>¥</w:t>
-            </w:r>
-            <w:proofErr w:type="spellStart"/>
-            <w:r>
-              <w:rPr>
-                <w:rFonts w:ascii="BRH Malayalam Extra" w:eastAsia="Times New Roman" w:hAnsi="BRH Malayalam Extra" w:cs="BRH Malayalam Extra"/>
-                <w:color w:val="000000"/>
-                <w:sz w:val="40"/>
-                <w:szCs w:val="40"/>
-                <w:lang w:val="en-IN" w:eastAsia="en-IN" w:bidi="ml-IN"/>
-              </w:rPr>
-              <w:t>Éx</w:t>
-            </w:r>
-            <w:proofErr w:type="spellEnd"/>
-            <w:r>
-              <w:rPr>
-                <w:rFonts w:ascii="BRH Malayalam Extra" w:eastAsia="Times New Roman" w:hAnsi="BRH Malayalam Extra" w:cs="BRH Malayalam Extra"/>
-                <w:b/>
-                <w:color w:val="000000"/>
-                <w:sz w:val="32"/>
-                <w:szCs w:val="40"/>
-                <w:lang w:val="en-IN" w:eastAsia="en-IN" w:bidi="ml-IN"/>
-              </w:rPr>
-              <w:t>–</w:t>
-            </w:r>
-            <w:r>
-              <w:rPr>
-                <w:rFonts w:ascii="BRH Malayalam Extra" w:eastAsia="Times New Roman" w:hAnsi="BRH Malayalam Extra" w:cs="BRH Malayalam Extra"/>
-                <w:color w:val="000000"/>
-                <w:sz w:val="40"/>
-                <w:szCs w:val="40"/>
-                <w:lang w:val="en-IN" w:eastAsia="en-IN" w:bidi="ml-IN"/>
-              </w:rPr>
-              <w:t xml:space="preserve"> </w:t>
-            </w:r>
-          </w:p>
-          <w:p>
-            <w:pPr>
-              <w:spacing w:before="0" w:line="240" w:lineRule="auto"/>
-              <w:rPr>
-                <w:rFonts w:ascii="BRH Malayalam Extra" w:eastAsia="Times New Roman" w:hAnsi="BRH Malayalam Extra" w:cs="BRH Malayalam Extra"/>
-                <w:color w:val="000000"/>
-                <w:sz w:val="40"/>
-                <w:szCs w:val="40"/>
-                <w:lang w:val="en-IN" w:eastAsia="en-IN" w:bidi="ml-IN"/>
-              </w:rPr>
-            </w:pPr>
-            <w:proofErr w:type="spellStart"/>
-            <w:r>
-              <w:rPr>
-                <w:rFonts w:ascii="BRH Malayalam Extra" w:eastAsia="Times New Roman" w:hAnsi="BRH Malayalam Extra" w:cs="BRH Malayalam Extra"/>
-                <w:color w:val="000000"/>
-                <w:sz w:val="40"/>
-                <w:szCs w:val="40"/>
-                <w:lang w:val="en-IN" w:eastAsia="en-IN" w:bidi="ml-IN"/>
-              </w:rPr>
-              <w:t>CZy</w:t>
-            </w:r>
-            <w:proofErr w:type="spellEnd"/>
-            <w:r>
-              <w:rPr>
-                <w:rFonts w:ascii="BRH Malayalam Extra" w:eastAsia="Times New Roman" w:hAnsi="BRH Malayalam Extra" w:cs="BRH Malayalam Extra"/>
-                <w:color w:val="000000"/>
-                <w:sz w:val="40"/>
-                <w:szCs w:val="40"/>
-                <w:lang w:val="en-IN" w:eastAsia="en-IN" w:bidi="ml-IN"/>
-              </w:rPr>
-              <w:t xml:space="preserve">— | </w:t>
-            </w:r>
-            <w:r>
-              <w:rPr>
-                <w:rFonts w:ascii="BRH Malayalam Extra" w:eastAsia="Times New Roman" w:hAnsi="BRH Malayalam Extra" w:cs="BRH Malayalam Extra"/>
-                <w:color w:val="000000"/>
-                <w:sz w:val="40"/>
-                <w:szCs w:val="40"/>
-                <w:highlight w:val="green"/>
-                <w:lang w:val="en-IN" w:eastAsia="en-IN" w:bidi="ml-IN"/>
-              </w:rPr>
-              <w:t>C</w:t>
-            </w:r>
-            <w:r>
-              <w:rPr>
-                <w:rFonts w:ascii="BRH Malayalam Extra" w:eastAsia="Times New Roman" w:hAnsi="BRH Malayalam Extra" w:cs="BRH Malayalam Extra"/>
-                <w:b/>
-                <w:color w:val="000000"/>
-                <w:sz w:val="32"/>
-                <w:szCs w:val="40"/>
-                <w:lang w:val="en-IN" w:eastAsia="en-IN" w:bidi="ml-IN"/>
-              </w:rPr>
-              <w:t>–</w:t>
-            </w:r>
-            <w:r>
-              <w:rPr>
-                <w:rFonts w:ascii="BRH Malayalam Extra" w:eastAsia="Times New Roman" w:hAnsi="BRH Malayalam Extra" w:cs="BRH Malayalam Extra"/>
-                <w:color w:val="000000"/>
-                <w:sz w:val="40"/>
-                <w:szCs w:val="40"/>
-                <w:lang w:val="en-IN" w:eastAsia="en-IN" w:bidi="ml-IN"/>
-              </w:rPr>
-              <w:t>¥</w:t>
-            </w:r>
-            <w:proofErr w:type="spellStart"/>
-            <w:r>
-              <w:rPr>
-                <w:rFonts w:ascii="BRH Malayalam Extra" w:eastAsia="Times New Roman" w:hAnsi="BRH Malayalam Extra" w:cs="BRH Malayalam Extra"/>
-                <w:color w:val="000000"/>
-                <w:sz w:val="40"/>
-                <w:szCs w:val="40"/>
-                <w:lang w:val="en-IN" w:eastAsia="en-IN" w:bidi="ml-IN"/>
-              </w:rPr>
-              <w:t>Éx</w:t>
-            </w:r>
-            <w:proofErr w:type="spellEnd"/>
-            <w:r>
-              <w:rPr>
-                <w:rFonts w:ascii="BRH Malayalam Extra" w:eastAsia="Times New Roman" w:hAnsi="BRH Malayalam Extra" w:cs="BRH Malayalam Extra"/>
-                <w:b/>
-                <w:color w:val="000000"/>
-                <w:sz w:val="32"/>
-                <w:szCs w:val="40"/>
-                <w:lang w:val="en-IN" w:eastAsia="en-IN" w:bidi="ml-IN"/>
-              </w:rPr>
-              <w:t>–</w:t>
-            </w:r>
-            <w:r>
-              <w:rPr>
-                <w:rFonts w:ascii="BRH Malayalam Extra" w:eastAsia="Times New Roman" w:hAnsi="BRH Malayalam Extra" w:cs="BRH Malayalam Extra"/>
-                <w:color w:val="000000"/>
-                <w:sz w:val="40"/>
-                <w:szCs w:val="40"/>
-                <w:lang w:val="en-IN" w:eastAsia="en-IN" w:bidi="ml-IN"/>
-              </w:rPr>
-              <w:t xml:space="preserve"> </w:t>
-            </w:r>
-            <w:proofErr w:type="spellStart"/>
-            <w:r>
-              <w:rPr>
-                <w:rFonts w:ascii="BRH Malayalam Extra" w:eastAsia="Times New Roman" w:hAnsi="BRH Malayalam Extra" w:cs="BRH Malayalam Extra"/>
-                <w:color w:val="000000"/>
-                <w:sz w:val="40"/>
-                <w:szCs w:val="40"/>
-                <w:lang w:val="en-IN" w:eastAsia="en-IN" w:bidi="ml-IN"/>
-              </w:rPr>
-              <w:t>CZz¥Éx</w:t>
-            </w:r>
-            <w:proofErr w:type="spellEnd"/>
-            <w:r>
-              <w:rPr>
-                <w:rFonts w:ascii="BRH Malayalam Extra" w:eastAsia="Times New Roman" w:hAnsi="BRH Malayalam Extra" w:cs="BRH Malayalam Extra"/>
-                <w:color w:val="000000"/>
-                <w:sz w:val="40"/>
-                <w:szCs w:val="40"/>
-                <w:lang w:val="en-IN" w:eastAsia="en-IN" w:bidi="ml-IN"/>
-              </w:rPr>
-              <w:t>˜ |</w:t>
+                <w:lang w:val="en-IN" w:eastAsia="en-IN" w:bidi="ml-IN"/>
+              </w:rPr>
+              <w:t>–</w:t>
+            </w:r>
+            <w:r>
+              <w:rPr>
+                <w:rFonts w:ascii="BRH Malayalam Extra" w:eastAsia="Times New Roman" w:hAnsi="BRH Malayalam Extra" w:cs="BRH Malayalam Extra"/>
+                <w:color w:val="000000"/>
+                <w:sz w:val="40"/>
+                <w:szCs w:val="40"/>
+                <w:lang w:val="en-IN" w:eastAsia="en-IN" w:bidi="ml-IN"/>
+              </w:rPr>
+              <w:t>¥Éx</w:t>
+            </w:r>
+            <w:r>
+              <w:rPr>
+                <w:rFonts w:ascii="BRH Malayalam Extra" w:eastAsia="Times New Roman" w:hAnsi="BRH Malayalam Extra" w:cs="BRH Malayalam Extra"/>
+                <w:b/>
+                <w:color w:val="000000"/>
+                <w:sz w:val="32"/>
+                <w:szCs w:val="40"/>
+                <w:lang w:val="en-IN" w:eastAsia="en-IN" w:bidi="ml-IN"/>
+              </w:rPr>
+              <w:t>–</w:t>
+            </w:r>
+            <w:r>
+              <w:rPr>
+                <w:rFonts w:ascii="BRH Malayalam Extra" w:eastAsia="Times New Roman" w:hAnsi="BRH Malayalam Extra" w:cs="BRH Malayalam Extra"/>
+                <w:color w:val="000000"/>
+                <w:sz w:val="40"/>
+                <w:szCs w:val="40"/>
+                <w:lang w:val="en-IN" w:eastAsia="en-IN" w:bidi="ml-IN"/>
+              </w:rPr>
+              <w:t xml:space="preserve"> CZz¥Éx˜ |</w:t>
             </w:r>
           </w:p>
         </w:tc>
@@ -8439,19 +6811,8 @@
                 <w:sz w:val="28"/>
                 <w:szCs w:val="32"/>
               </w:rPr>
-              <w:t xml:space="preserve">T.S.6.5.8.4 – </w:t>
-            </w:r>
-            <w:proofErr w:type="spellStart"/>
-            <w:r>
-              <w:rPr>
-                <w:rFonts w:cs="Arial"/>
-                <w:b/>
-                <w:sz w:val="28"/>
-                <w:szCs w:val="32"/>
-              </w:rPr>
-              <w:t>Kramam</w:t>
-            </w:r>
-            <w:proofErr w:type="spellEnd"/>
+              <w:t>T.S.6.5.8.4 – Kramam</w:t>
+            </w:r>
           </w:p>
           <w:p>
             <w:pPr>
@@ -8471,45 +6832,14 @@
                 <w:szCs w:val="32"/>
               </w:rPr>
             </w:pPr>
-            <w:proofErr w:type="spellStart"/>
-            <w:r>
-              <w:rPr>
-                <w:rFonts w:cs="Arial"/>
-                <w:b/>
-                <w:sz w:val="28"/>
-                <w:szCs w:val="32"/>
-              </w:rPr>
-              <w:t>Krama</w:t>
-            </w:r>
-            <w:proofErr w:type="spellEnd"/>
-            <w:r>
-              <w:rPr>
-                <w:rFonts w:cs="Arial"/>
-                <w:b/>
-                <w:sz w:val="28"/>
-                <w:szCs w:val="32"/>
-              </w:rPr>
-              <w:t xml:space="preserve"> </w:t>
-            </w:r>
-            <w:proofErr w:type="spellStart"/>
-            <w:r>
-              <w:rPr>
-                <w:rFonts w:cs="Arial"/>
-                <w:b/>
-                <w:sz w:val="28"/>
-                <w:szCs w:val="32"/>
-              </w:rPr>
-              <w:t>Vaakyam</w:t>
-            </w:r>
-            <w:proofErr w:type="spellEnd"/>
-            <w:r>
-              <w:rPr>
-                <w:rFonts w:cs="Arial"/>
-                <w:b/>
-                <w:sz w:val="28"/>
-                <w:szCs w:val="32"/>
-              </w:rPr>
-              <w:t xml:space="preserve"> No.– 11</w:t>
+            <w:r>
+              <w:rPr>
+                <w:rFonts w:cs="Arial"/>
+                <w:b/>
+                <w:sz w:val="28"/>
+                <w:szCs w:val="32"/>
+              </w:rPr>
+              <w:t>Krama Vaakyam No.– 11</w:t>
             </w:r>
           </w:p>
           <w:p>
@@ -8530,25 +6860,14 @@
                 <w:szCs w:val="32"/>
               </w:rPr>
             </w:pPr>
-            <w:proofErr w:type="spellStart"/>
-            <w:r>
-              <w:rPr>
-                <w:rFonts w:cs="Arial"/>
-                <w:b/>
-                <w:sz w:val="28"/>
-                <w:szCs w:val="32"/>
-              </w:rPr>
-              <w:t>Panchaati</w:t>
-            </w:r>
-            <w:proofErr w:type="spellEnd"/>
-            <w:r>
-              <w:rPr>
-                <w:rFonts w:cs="Arial"/>
-                <w:b/>
-                <w:sz w:val="28"/>
-                <w:szCs w:val="32"/>
-              </w:rPr>
-              <w:t xml:space="preserve"> No</w:t>
+            <w:r>
+              <w:rPr>
+                <w:rFonts w:cs="Arial"/>
+                <w:b/>
+                <w:sz w:val="28"/>
+                <w:szCs w:val="32"/>
+              </w:rPr>
+              <w:t>Panchaati No</w:t>
             </w:r>
             <w:r>
               <w:rPr>
@@ -8584,49 +6903,15 @@
                 <w:lang w:val="en-IN" w:eastAsia="en-IN" w:bidi="ml-IN"/>
               </w:rPr>
             </w:pPr>
-            <w:proofErr w:type="spellStart"/>
-            <w:r>
-              <w:rPr>
-                <w:rFonts w:ascii="BRH Malayalam Extra" w:eastAsia="Times New Roman" w:hAnsi="BRH Malayalam Extra" w:cs="BRH Malayalam Extra"/>
-                <w:color w:val="000000"/>
-                <w:sz w:val="40"/>
-                <w:szCs w:val="40"/>
-                <w:lang w:val="en-IN" w:eastAsia="en-IN" w:bidi="ml-IN"/>
-              </w:rPr>
-              <w:t>öe</w:t>
-            </w:r>
-            <w:proofErr w:type="spellEnd"/>
-            <w:r>
-              <w:rPr>
-                <w:rFonts w:ascii="BRH Malayalam Extra" w:eastAsia="Times New Roman" w:hAnsi="BRH Malayalam Extra" w:cs="BRH Malayalam Extra"/>
-                <w:color w:val="000000"/>
-                <w:sz w:val="40"/>
-                <w:szCs w:val="40"/>
-                <w:lang w:val="en-IN" w:eastAsia="en-IN" w:bidi="ml-IN"/>
-              </w:rPr>
-              <w:t xml:space="preserve"> R—</w:t>
-            </w:r>
-            <w:proofErr w:type="spellStart"/>
-            <w:r>
-              <w:rPr>
-                <w:rFonts w:ascii="BRH Malayalam Extra" w:eastAsia="Times New Roman" w:hAnsi="BRH Malayalam Extra" w:cs="BRH Malayalam Extra"/>
-                <w:color w:val="000000"/>
-                <w:sz w:val="40"/>
-                <w:szCs w:val="40"/>
-                <w:lang w:val="en-IN" w:eastAsia="en-IN" w:bidi="ml-IN"/>
-              </w:rPr>
-              <w:t>djZy</w:t>
-            </w:r>
-            <w:proofErr w:type="spellEnd"/>
-            <w:r>
-              <w:rPr>
-                <w:rFonts w:ascii="BRH Malayalam Extra" w:eastAsia="Times New Roman" w:hAnsi="BRH Malayalam Extra" w:cs="BRH Malayalam Extra"/>
-                <w:color w:val="000000"/>
-                <w:sz w:val="40"/>
-                <w:szCs w:val="40"/>
-                <w:lang w:val="en-IN" w:eastAsia="en-IN" w:bidi="ml-IN"/>
-              </w:rPr>
-              <w:t xml:space="preserve"> | </w:t>
+            <w:r>
+              <w:rPr>
+                <w:rFonts w:ascii="BRH Malayalam Extra" w:eastAsia="Times New Roman" w:hAnsi="BRH Malayalam Extra" w:cs="BRH Malayalam Extra"/>
+                <w:color w:val="000000"/>
+                <w:sz w:val="40"/>
+                <w:szCs w:val="40"/>
+                <w:lang w:val="en-IN" w:eastAsia="en-IN" w:bidi="ml-IN"/>
+              </w:rPr>
+              <w:t xml:space="preserve">öe R—djZy | </w:t>
             </w:r>
           </w:p>
           <w:p>
@@ -8764,49 +7049,15 @@
                 <w:lang w:val="en-IN" w:eastAsia="en-IN" w:bidi="ml-IN"/>
               </w:rPr>
             </w:pPr>
-            <w:proofErr w:type="spellStart"/>
-            <w:r>
-              <w:rPr>
-                <w:rFonts w:ascii="BRH Malayalam Extra" w:eastAsia="Times New Roman" w:hAnsi="BRH Malayalam Extra" w:cs="BRH Malayalam Extra"/>
-                <w:color w:val="000000"/>
-                <w:sz w:val="40"/>
-                <w:szCs w:val="40"/>
-                <w:lang w:val="en-IN" w:eastAsia="en-IN" w:bidi="ml-IN"/>
-              </w:rPr>
-              <w:t>öe</w:t>
-            </w:r>
-            <w:proofErr w:type="spellEnd"/>
-            <w:r>
-              <w:rPr>
-                <w:rFonts w:ascii="BRH Malayalam Extra" w:eastAsia="Times New Roman" w:hAnsi="BRH Malayalam Extra" w:cs="BRH Malayalam Extra"/>
-                <w:color w:val="000000"/>
-                <w:sz w:val="40"/>
-                <w:szCs w:val="40"/>
-                <w:lang w:val="en-IN" w:eastAsia="en-IN" w:bidi="ml-IN"/>
-              </w:rPr>
-              <w:t xml:space="preserve"> R—</w:t>
-            </w:r>
-            <w:proofErr w:type="spellStart"/>
-            <w:r>
-              <w:rPr>
-                <w:rFonts w:ascii="BRH Malayalam Extra" w:eastAsia="Times New Roman" w:hAnsi="BRH Malayalam Extra" w:cs="BRH Malayalam Extra"/>
-                <w:color w:val="000000"/>
-                <w:sz w:val="40"/>
-                <w:szCs w:val="40"/>
-                <w:lang w:val="en-IN" w:eastAsia="en-IN" w:bidi="ml-IN"/>
-              </w:rPr>
-              <w:t>djZy</w:t>
-            </w:r>
-            <w:proofErr w:type="spellEnd"/>
-            <w:r>
-              <w:rPr>
-                <w:rFonts w:ascii="BRH Malayalam Extra" w:eastAsia="Times New Roman" w:hAnsi="BRH Malayalam Extra" w:cs="BRH Malayalam Extra"/>
-                <w:color w:val="000000"/>
-                <w:sz w:val="40"/>
-                <w:szCs w:val="40"/>
-                <w:lang w:val="en-IN" w:eastAsia="en-IN" w:bidi="ml-IN"/>
-              </w:rPr>
-              <w:t xml:space="preserve"> | </w:t>
+            <w:r>
+              <w:rPr>
+                <w:rFonts w:ascii="BRH Malayalam Extra" w:eastAsia="Times New Roman" w:hAnsi="BRH Malayalam Extra" w:cs="BRH Malayalam Extra"/>
+                <w:color w:val="000000"/>
+                <w:sz w:val="40"/>
+                <w:szCs w:val="40"/>
+                <w:lang w:val="en-IN" w:eastAsia="en-IN" w:bidi="ml-IN"/>
+              </w:rPr>
+              <w:t xml:space="preserve">öe R—djZy | </w:t>
             </w:r>
           </w:p>
           <w:p>
@@ -9017,20 +7268,8 @@
                 <w:sz w:val="28"/>
                 <w:szCs w:val="32"/>
               </w:rPr>
-              <w:lastRenderedPageBreak/>
-              <w:t xml:space="preserve">T.S.6.5.8.5 – </w:t>
-            </w:r>
-            <w:proofErr w:type="spellStart"/>
-            <w:r>
-              <w:rPr>
-                <w:rFonts w:cs="Arial"/>
-                <w:b/>
-                <w:sz w:val="28"/>
-                <w:szCs w:val="32"/>
-              </w:rPr>
-              <w:t>Kramam</w:t>
-            </w:r>
-            <w:proofErr w:type="spellEnd"/>
+              <w:t>T.S.6.5.8.5 – Kramam</w:t>
+            </w:r>
           </w:p>
           <w:p>
             <w:pPr>
@@ -9049,41 +7288,13 @@
                 <w:szCs w:val="32"/>
               </w:rPr>
             </w:pPr>
-            <w:proofErr w:type="spellStart"/>
-            <w:r>
-              <w:rPr>
-                <w:rFonts w:cs="Arial"/>
-                <w:b/>
-                <w:szCs w:val="32"/>
-              </w:rPr>
-              <w:t>Krama</w:t>
-            </w:r>
-            <w:proofErr w:type="spellEnd"/>
-            <w:r>
-              <w:rPr>
-                <w:rFonts w:cs="Arial"/>
-                <w:b/>
-                <w:szCs w:val="32"/>
-              </w:rPr>
-              <w:t xml:space="preserve"> </w:t>
-            </w:r>
-            <w:proofErr w:type="spellStart"/>
-            <w:r>
-              <w:rPr>
-                <w:rFonts w:cs="Arial"/>
-                <w:b/>
-                <w:szCs w:val="32"/>
-              </w:rPr>
-              <w:t>Vaakyam</w:t>
-            </w:r>
-            <w:proofErr w:type="spellEnd"/>
-            <w:r>
-              <w:rPr>
-                <w:rFonts w:cs="Arial"/>
-                <w:b/>
-                <w:szCs w:val="32"/>
-              </w:rPr>
-              <w:t xml:space="preserve"> No.– 43 &amp; 44</w:t>
+            <w:r>
+              <w:rPr>
+                <w:rFonts w:cs="Arial"/>
+                <w:b/>
+                <w:szCs w:val="32"/>
+              </w:rPr>
+              <w:t>Krama Vaakyam No.– 43 &amp; 44</w:t>
             </w:r>
           </w:p>
           <w:p>
@@ -9104,25 +7315,14 @@
                 <w:szCs w:val="32"/>
               </w:rPr>
             </w:pPr>
-            <w:proofErr w:type="spellStart"/>
-            <w:r>
-              <w:rPr>
-                <w:rFonts w:cs="Arial"/>
-                <w:b/>
-                <w:sz w:val="28"/>
-                <w:szCs w:val="32"/>
-              </w:rPr>
-              <w:t>Panchaati</w:t>
-            </w:r>
-            <w:proofErr w:type="spellEnd"/>
-            <w:r>
-              <w:rPr>
-                <w:rFonts w:cs="Arial"/>
-                <w:b/>
-                <w:sz w:val="28"/>
-                <w:szCs w:val="32"/>
-              </w:rPr>
-              <w:t xml:space="preserve"> No</w:t>
+            <w:r>
+              <w:rPr>
+                <w:rFonts w:cs="Arial"/>
+                <w:b/>
+                <w:sz w:val="28"/>
+                <w:szCs w:val="32"/>
+              </w:rPr>
+              <w:t>Panchaati No</w:t>
             </w:r>
             <w:r>
               <w:rPr>
@@ -9159,16 +7359,16 @@
                 <w:color w:val="000000"/>
                 <w:sz w:val="40"/>
                 <w:szCs w:val="40"/>
-                <w:lang w:val="en-IN" w:eastAsia="en-IN" w:bidi="ml-IN"/>
-              </w:rPr>
-            </w:pPr>
-            <w:r>
-              <w:rPr>
-                <w:rFonts w:ascii="BRH Malayalam Extra" w:eastAsia="Times New Roman" w:hAnsi="BRH Malayalam Extra" w:cs="BRH Malayalam Extra"/>
-                <w:color w:val="000000"/>
-                <w:sz w:val="40"/>
-                <w:szCs w:val="40"/>
-                <w:lang w:val="en-IN" w:eastAsia="en-IN" w:bidi="ml-IN"/>
+                <w:lang w:val="it-IT" w:eastAsia="en-IN" w:bidi="ml-IN"/>
+              </w:rPr>
+            </w:pPr>
+            <w:r>
+              <w:rPr>
+                <w:rFonts w:ascii="BRH Malayalam Extra" w:eastAsia="Times New Roman" w:hAnsi="BRH Malayalam Extra" w:cs="BRH Malayalam Extra"/>
+                <w:color w:val="000000"/>
+                <w:sz w:val="40"/>
+                <w:szCs w:val="40"/>
+                <w:lang w:val="it-IT" w:eastAsia="en-IN" w:bidi="ml-IN"/>
               </w:rPr>
               <w:t>D</w:t>
             </w:r>
@@ -9179,17 +7379,17 @@
                 <w:color w:val="000000"/>
                 <w:sz w:val="32"/>
                 <w:szCs w:val="40"/>
-                <w:lang w:val="en-IN" w:eastAsia="en-IN" w:bidi="ml-IN"/>
-              </w:rPr>
-              <w:t>–</w:t>
-            </w:r>
-            <w:r>
-              <w:rPr>
-                <w:rFonts w:ascii="BRH Malayalam Extra" w:eastAsia="Times New Roman" w:hAnsi="BRH Malayalam Extra" w:cs="BRH Malayalam Extra"/>
-                <w:color w:val="000000"/>
-                <w:sz w:val="40"/>
-                <w:szCs w:val="40"/>
-                <w:lang w:val="en-IN" w:eastAsia="en-IN" w:bidi="ml-IN"/>
+                <w:lang w:val="it-IT" w:eastAsia="en-IN" w:bidi="ml-IN"/>
+              </w:rPr>
+              <w:t>–</w:t>
+            </w:r>
+            <w:r>
+              <w:rPr>
+                <w:rFonts w:ascii="BRH Malayalam Extra" w:eastAsia="Times New Roman" w:hAnsi="BRH Malayalam Extra" w:cs="BRH Malayalam Extra"/>
+                <w:color w:val="000000"/>
+                <w:sz w:val="40"/>
+                <w:szCs w:val="40"/>
+                <w:lang w:val="it-IT" w:eastAsia="en-IN" w:bidi="ml-IN"/>
               </w:rPr>
               <w:t>ex</w:t>
             </w:r>
@@ -9200,11 +7400,10 @@
                 <w:color w:val="000000"/>
                 <w:sz w:val="32"/>
                 <w:szCs w:val="40"/>
-                <w:lang w:val="en-IN" w:eastAsia="en-IN" w:bidi="ml-IN"/>
-              </w:rPr>
-              <w:t>–</w:t>
-            </w:r>
-            <w:proofErr w:type="spellStart"/>
+                <w:lang w:val="it-IT" w:eastAsia="en-IN" w:bidi="ml-IN"/>
+              </w:rPr>
+              <w:t>–</w:t>
+            </w:r>
             <w:r>
               <w:rPr>
                 <w:rFonts w:ascii="BRH Devanagari Extra" w:eastAsia="Times New Roman" w:hAnsi="BRH Devanagari Extra" w:cs="BRH Malayalam Extra"/>
@@ -9212,11 +7411,10 @@
                 <w:sz w:val="36"/>
                 <w:szCs w:val="40"/>
                 <w:highlight w:val="yellow"/>
-                <w:lang w:val="en-IN" w:eastAsia="en-IN" w:bidi="ml-IN"/>
+                <w:lang w:val="it-IT" w:eastAsia="en-IN" w:bidi="ml-IN"/>
               </w:rPr>
               <w:t>óè</w:t>
             </w:r>
-            <w:proofErr w:type="spellEnd"/>
             <w:r>
               <w:rPr>
                 <w:rFonts w:ascii="BRH Malayalam Extra" w:eastAsia="Times New Roman" w:hAnsi="BRH Malayalam Extra" w:cs="BRH Malayalam Extra"/>
@@ -9225,11 +7423,10 @@
                 <w:sz w:val="32"/>
                 <w:szCs w:val="40"/>
                 <w:highlight w:val="yellow"/>
-                <w:lang w:val="en-IN" w:eastAsia="en-IN" w:bidi="ml-IN"/>
-              </w:rPr>
-              <w:t>–</w:t>
-            </w:r>
-            <w:proofErr w:type="spellStart"/>
+                <w:lang w:val="it-IT" w:eastAsia="en-IN" w:bidi="ml-IN"/>
+              </w:rPr>
+              <w:t>–</w:t>
+            </w:r>
             <w:r>
               <w:rPr>
                 <w:rFonts w:ascii="BRH Malayalam Extra" w:eastAsia="Times New Roman" w:hAnsi="BRH Malayalam Extra" w:cs="BRH Malayalam Extra"/>
@@ -9237,18 +7434,17 @@
                 <w:sz w:val="40"/>
                 <w:szCs w:val="40"/>
                 <w:highlight w:val="yellow"/>
-                <w:lang w:val="en-IN" w:eastAsia="en-IN" w:bidi="ml-IN"/>
+                <w:lang w:val="it-IT" w:eastAsia="en-IN" w:bidi="ml-IN"/>
               </w:rPr>
               <w:t>qûd</w:t>
             </w:r>
-            <w:proofErr w:type="spellEnd"/>
-            <w:r>
-              <w:rPr>
-                <w:rFonts w:ascii="BRH Malayalam Extra" w:eastAsia="Times New Roman" w:hAnsi="BRH Malayalam Extra" w:cs="BRH Malayalam Extra"/>
-                <w:color w:val="000000"/>
-                <w:sz w:val="40"/>
-                <w:szCs w:val="40"/>
-                <w:lang w:val="en-IN" w:eastAsia="en-IN" w:bidi="ml-IN"/>
+            <w:r>
+              <w:rPr>
+                <w:rFonts w:ascii="BRH Malayalam Extra" w:eastAsia="Times New Roman" w:hAnsi="BRH Malayalam Extra" w:cs="BRH Malayalam Extra"/>
+                <w:color w:val="000000"/>
+                <w:sz w:val="40"/>
+                <w:szCs w:val="40"/>
+                <w:lang w:val="it-IT" w:eastAsia="en-IN" w:bidi="ml-IN"/>
               </w:rPr>
               <w:t>¡— |</w:t>
             </w:r>
@@ -9265,16 +7461,16 @@
                 <w:color w:val="000000"/>
                 <w:sz w:val="40"/>
                 <w:szCs w:val="40"/>
-                <w:lang w:val="en-IN" w:eastAsia="en-IN" w:bidi="ml-IN"/>
-              </w:rPr>
-            </w:pPr>
-            <w:r>
-              <w:rPr>
-                <w:rFonts w:ascii="BRH Malayalam Extra" w:eastAsia="Times New Roman" w:hAnsi="BRH Malayalam Extra" w:cs="BRH Malayalam Extra"/>
-                <w:color w:val="000000"/>
-                <w:sz w:val="40"/>
-                <w:szCs w:val="40"/>
-                <w:lang w:val="en-IN" w:eastAsia="en-IN" w:bidi="ml-IN"/>
+                <w:lang w:val="it-IT" w:eastAsia="en-IN" w:bidi="ml-IN"/>
+              </w:rPr>
+            </w:pPr>
+            <w:r>
+              <w:rPr>
+                <w:rFonts w:ascii="BRH Malayalam Extra" w:eastAsia="Times New Roman" w:hAnsi="BRH Malayalam Extra" w:cs="BRH Malayalam Extra"/>
+                <w:color w:val="000000"/>
+                <w:sz w:val="40"/>
+                <w:szCs w:val="40"/>
+                <w:lang w:val="it-IT" w:eastAsia="en-IN" w:bidi="ml-IN"/>
               </w:rPr>
               <w:t>D</w:t>
             </w:r>
@@ -9285,17 +7481,17 @@
                 <w:color w:val="000000"/>
                 <w:sz w:val="32"/>
                 <w:szCs w:val="40"/>
-                <w:lang w:val="en-IN" w:eastAsia="en-IN" w:bidi="ml-IN"/>
-              </w:rPr>
-              <w:t>–</w:t>
-            </w:r>
-            <w:r>
-              <w:rPr>
-                <w:rFonts w:ascii="BRH Malayalam Extra" w:eastAsia="Times New Roman" w:hAnsi="BRH Malayalam Extra" w:cs="BRH Malayalam Extra"/>
-                <w:color w:val="000000"/>
-                <w:sz w:val="40"/>
-                <w:szCs w:val="40"/>
-                <w:lang w:val="en-IN" w:eastAsia="en-IN" w:bidi="ml-IN"/>
+                <w:lang w:val="it-IT" w:eastAsia="en-IN" w:bidi="ml-IN"/>
+              </w:rPr>
+              <w:t>–</w:t>
+            </w:r>
+            <w:r>
+              <w:rPr>
+                <w:rFonts w:ascii="BRH Malayalam Extra" w:eastAsia="Times New Roman" w:hAnsi="BRH Malayalam Extra" w:cs="BRH Malayalam Extra"/>
+                <w:color w:val="000000"/>
+                <w:sz w:val="40"/>
+                <w:szCs w:val="40"/>
+                <w:lang w:val="it-IT" w:eastAsia="en-IN" w:bidi="ml-IN"/>
               </w:rPr>
               <w:t>ex</w:t>
             </w:r>
@@ -9307,11 +7503,10 @@
                 <w:sz w:val="32"/>
                 <w:szCs w:val="40"/>
                 <w:highlight w:val="yellow"/>
-                <w:lang w:val="en-IN" w:eastAsia="en-IN" w:bidi="ml-IN"/>
-              </w:rPr>
-              <w:t>–</w:t>
-            </w:r>
-            <w:proofErr w:type="spellStart"/>
+                <w:lang w:val="it-IT" w:eastAsia="en-IN" w:bidi="ml-IN"/>
+              </w:rPr>
+              <w:t>–</w:t>
+            </w:r>
             <w:r>
               <w:rPr>
                 <w:rFonts w:ascii="BRH Devanagari Extra" w:eastAsia="Times New Roman" w:hAnsi="BRH Devanagari Extra" w:cs="BRH Malayalam Extra"/>
@@ -9319,7 +7514,7 @@
                 <w:sz w:val="36"/>
                 <w:szCs w:val="40"/>
                 <w:highlight w:val="yellow"/>
-                <w:lang w:val="en-IN" w:eastAsia="en-IN" w:bidi="ml-IN"/>
+                <w:lang w:val="it-IT" w:eastAsia="en-IN" w:bidi="ml-IN"/>
               </w:rPr>
               <w:t>ó</w:t>
             </w:r>
@@ -9329,85 +7524,70 @@
                 <w:color w:val="000000"/>
                 <w:sz w:val="36"/>
                 <w:szCs w:val="40"/>
-                <w:lang w:val="en-IN" w:eastAsia="en-IN" w:bidi="ml-IN"/>
+                <w:lang w:val="it-IT" w:eastAsia="en-IN" w:bidi="ml-IN"/>
               </w:rPr>
               <w:t>è</w:t>
             </w:r>
-            <w:proofErr w:type="spellEnd"/>
-            <w:r>
-              <w:rPr>
-                <w:rFonts w:ascii="BRH Malayalam Extra" w:eastAsia="Times New Roman" w:hAnsi="BRH Malayalam Extra" w:cs="BRH Malayalam Extra"/>
-                <w:b/>
-                <w:color w:val="000000"/>
-                <w:sz w:val="32"/>
-                <w:szCs w:val="40"/>
-                <w:lang w:val="en-IN" w:eastAsia="en-IN" w:bidi="ml-IN"/>
-              </w:rPr>
-              <w:t>–</w:t>
-            </w:r>
-            <w:proofErr w:type="spellStart"/>
-            <w:r>
-              <w:rPr>
-                <w:rFonts w:ascii="BRH Malayalam Extra" w:eastAsia="Times New Roman" w:hAnsi="BRH Malayalam Extra" w:cs="BRH Malayalam Extra"/>
-                <w:color w:val="000000"/>
-                <w:sz w:val="40"/>
-                <w:szCs w:val="40"/>
-                <w:lang w:val="en-IN" w:eastAsia="en-IN" w:bidi="ml-IN"/>
-              </w:rPr>
-              <w:t>qûyZõ</w:t>
-            </w:r>
-            <w:proofErr w:type="spellEnd"/>
-            <w:r>
-              <w:rPr>
-                <w:rFonts w:ascii="BRH Malayalam Extra" w:eastAsia="Times New Roman" w:hAnsi="BRH Malayalam Extra" w:cs="BRH Malayalam Extra"/>
-                <w:color w:val="000000"/>
-                <w:sz w:val="40"/>
-                <w:szCs w:val="40"/>
-                <w:lang w:val="en-IN" w:eastAsia="en-IN" w:bidi="ml-IN"/>
-              </w:rPr>
-              <w:t>¡—e - A</w:t>
-            </w:r>
-            <w:r>
-              <w:rPr>
-                <w:rFonts w:ascii="BRH Malayalam Extra" w:eastAsia="Times New Roman" w:hAnsi="BRH Malayalam Extra" w:cs="BRH Malayalam Extra"/>
-                <w:b/>
-                <w:color w:val="000000"/>
-                <w:sz w:val="32"/>
-                <w:szCs w:val="40"/>
-                <w:lang w:val="en-IN" w:eastAsia="en-IN" w:bidi="ml-IN"/>
-              </w:rPr>
-              <w:t>–</w:t>
-            </w:r>
-            <w:proofErr w:type="spellStart"/>
+            <w:r>
+              <w:rPr>
+                <w:rFonts w:ascii="BRH Malayalam Extra" w:eastAsia="Times New Roman" w:hAnsi="BRH Malayalam Extra" w:cs="BRH Malayalam Extra"/>
+                <w:b/>
+                <w:color w:val="000000"/>
+                <w:sz w:val="32"/>
+                <w:szCs w:val="40"/>
+                <w:lang w:val="it-IT" w:eastAsia="en-IN" w:bidi="ml-IN"/>
+              </w:rPr>
+              <w:t>–</w:t>
+            </w:r>
+            <w:r>
+              <w:rPr>
+                <w:rFonts w:ascii="BRH Malayalam Extra" w:eastAsia="Times New Roman" w:hAnsi="BRH Malayalam Extra" w:cs="BRH Malayalam Extra"/>
+                <w:color w:val="000000"/>
+                <w:sz w:val="40"/>
+                <w:szCs w:val="40"/>
+                <w:lang w:val="it-IT" w:eastAsia="en-IN" w:bidi="ml-IN"/>
+              </w:rPr>
+              <w:t>qûyZõ¡—e - A</w:t>
+            </w:r>
+            <w:r>
+              <w:rPr>
+                <w:rFonts w:ascii="BRH Malayalam Extra" w:eastAsia="Times New Roman" w:hAnsi="BRH Malayalam Extra" w:cs="BRH Malayalam Extra"/>
+                <w:b/>
+                <w:color w:val="000000"/>
+                <w:sz w:val="32"/>
+                <w:szCs w:val="40"/>
+                <w:lang w:val="it-IT" w:eastAsia="en-IN" w:bidi="ml-IN"/>
+              </w:rPr>
+              <w:t>–</w:t>
+            </w:r>
             <w:r>
               <w:rPr>
                 <w:rFonts w:ascii="BRH Devanagari Extra" w:eastAsia="Times New Roman" w:hAnsi="BRH Devanagari Extra" w:cs="BRH Malayalam Extra"/>
                 <w:color w:val="000000"/>
                 <w:sz w:val="36"/>
                 <w:szCs w:val="40"/>
-                <w:lang w:val="en-IN" w:eastAsia="en-IN" w:bidi="ml-IN"/>
+                <w:lang w:val="it-IT" w:eastAsia="en-IN" w:bidi="ml-IN"/>
               </w:rPr>
               <w:t>óè</w:t>
             </w:r>
-            <w:proofErr w:type="spellEnd"/>
-            <w:r>
-              <w:rPr>
-                <w:rFonts w:ascii="BRH Malayalam Extra" w:eastAsia="Times New Roman" w:hAnsi="BRH Malayalam Extra" w:cs="BRH Malayalam Extra"/>
-                <w:b/>
-                <w:color w:val="000000"/>
-                <w:sz w:val="32"/>
-                <w:szCs w:val="40"/>
-                <w:lang w:val="en-IN" w:eastAsia="en-IN" w:bidi="ml-IN"/>
-              </w:rPr>
-              <w:t>–</w:t>
-            </w:r>
-            <w:r>
-              <w:rPr>
-                <w:rFonts w:ascii="BRH Malayalam Extra" w:eastAsia="Times New Roman" w:hAnsi="BRH Malayalam Extra" w:cs="BRH Malayalam Extra"/>
-                <w:color w:val="000000"/>
-                <w:sz w:val="40"/>
-                <w:szCs w:val="40"/>
-                <w:lang w:val="en-IN" w:eastAsia="en-IN" w:bidi="ml-IN"/>
+            <w:r>
+              <w:rPr>
+                <w:rFonts w:ascii="BRH Malayalam Extra" w:eastAsia="Times New Roman" w:hAnsi="BRH Malayalam Extra" w:cs="BRH Malayalam Extra"/>
+                <w:b/>
+                <w:color w:val="000000"/>
+                <w:sz w:val="32"/>
+                <w:szCs w:val="40"/>
+                <w:lang w:val="it-IT" w:eastAsia="en-IN" w:bidi="ml-IN"/>
+              </w:rPr>
+              <w:t>–</w:t>
+            </w:r>
+            <w:r>
+              <w:rPr>
+                <w:rFonts w:ascii="BRH Malayalam Extra" w:eastAsia="Times New Roman" w:hAnsi="BRH Malayalam Extra" w:cs="BRH Malayalam Extra"/>
+                <w:color w:val="000000"/>
+                <w:sz w:val="40"/>
+                <w:szCs w:val="40"/>
+                <w:lang w:val="it-IT" w:eastAsia="en-IN" w:bidi="ml-IN"/>
               </w:rPr>
               <w:t xml:space="preserve">q¡ | </w:t>
             </w:r>
@@ -9429,16 +7609,16 @@
                 <w:color w:val="000000"/>
                 <w:sz w:val="40"/>
                 <w:szCs w:val="40"/>
-                <w:lang w:val="en-IN" w:eastAsia="en-IN" w:bidi="ml-IN"/>
-              </w:rPr>
-            </w:pPr>
-            <w:r>
-              <w:rPr>
-                <w:rFonts w:ascii="BRH Malayalam Extra" w:eastAsia="Times New Roman" w:hAnsi="BRH Malayalam Extra" w:cs="BRH Malayalam Extra"/>
-                <w:color w:val="000000"/>
-                <w:sz w:val="40"/>
-                <w:szCs w:val="40"/>
-                <w:lang w:val="en-IN" w:eastAsia="en-IN" w:bidi="ml-IN"/>
+                <w:lang w:val="it-IT" w:eastAsia="en-IN" w:bidi="ml-IN"/>
+              </w:rPr>
+            </w:pPr>
+            <w:r>
+              <w:rPr>
+                <w:rFonts w:ascii="BRH Malayalam Extra" w:eastAsia="Times New Roman" w:hAnsi="BRH Malayalam Extra" w:cs="BRH Malayalam Extra"/>
+                <w:color w:val="000000"/>
+                <w:sz w:val="40"/>
+                <w:szCs w:val="40"/>
+                <w:lang w:val="it-IT" w:eastAsia="en-IN" w:bidi="ml-IN"/>
               </w:rPr>
               <w:t>D</w:t>
             </w:r>
@@ -9449,17 +7629,17 @@
                 <w:color w:val="000000"/>
                 <w:sz w:val="32"/>
                 <w:szCs w:val="40"/>
-                <w:lang w:val="en-IN" w:eastAsia="en-IN" w:bidi="ml-IN"/>
-              </w:rPr>
-              <w:t>–</w:t>
-            </w:r>
-            <w:r>
-              <w:rPr>
-                <w:rFonts w:ascii="BRH Malayalam Extra" w:eastAsia="Times New Roman" w:hAnsi="BRH Malayalam Extra" w:cs="BRH Malayalam Extra"/>
-                <w:color w:val="000000"/>
-                <w:sz w:val="40"/>
-                <w:szCs w:val="40"/>
-                <w:lang w:val="en-IN" w:eastAsia="en-IN" w:bidi="ml-IN"/>
+                <w:lang w:val="it-IT" w:eastAsia="en-IN" w:bidi="ml-IN"/>
+              </w:rPr>
+              <w:t>–</w:t>
+            </w:r>
+            <w:r>
+              <w:rPr>
+                <w:rFonts w:ascii="BRH Malayalam Extra" w:eastAsia="Times New Roman" w:hAnsi="BRH Malayalam Extra" w:cs="BRH Malayalam Extra"/>
+                <w:color w:val="000000"/>
+                <w:sz w:val="40"/>
+                <w:szCs w:val="40"/>
+                <w:lang w:val="it-IT" w:eastAsia="en-IN" w:bidi="ml-IN"/>
               </w:rPr>
               <w:t>ex</w:t>
             </w:r>
@@ -9470,7 +7650,7 @@
                 <w:color w:val="000000"/>
                 <w:sz w:val="32"/>
                 <w:szCs w:val="40"/>
-                <w:lang w:val="en-IN" w:eastAsia="en-IN" w:bidi="ml-IN"/>
+                <w:lang w:val="it-IT" w:eastAsia="en-IN" w:bidi="ml-IN"/>
               </w:rPr>
               <w:t>–</w:t>
             </w:r>
@@ -9480,6 +7660,7 @@
                 <w:sz w:val="36"/>
                 <w:szCs w:val="36"/>
                 <w:highlight w:val="green"/>
+                <w:lang w:val="it-IT"/>
               </w:rPr>
               <w:t>ò</w:t>
             </w:r>
@@ -9489,31 +7670,19 @@
                 <w:b/>
                 <w:sz w:val="32"/>
                 <w:szCs w:val="40"/>
-                <w:lang w:val="en-IN" w:eastAsia="en-IN" w:bidi="ml-IN"/>
-              </w:rPr>
-              <w:t>–</w:t>
-            </w:r>
-            <w:proofErr w:type="spellStart"/>
-            <w:r>
-              <w:rPr>
-                <w:rFonts w:ascii="BRH Malayalam Extra" w:eastAsia="Times New Roman" w:hAnsi="BRH Malayalam Extra" w:cs="BRH Malayalam Extra"/>
-                <w:color w:val="000000"/>
-                <w:sz w:val="40"/>
-                <w:szCs w:val="40"/>
-                <w:lang w:val="en-IN" w:eastAsia="en-IN" w:bidi="ml-IN"/>
-              </w:rPr>
-              <w:t>qûd</w:t>
-            </w:r>
-            <w:proofErr w:type="spellEnd"/>
-            <w:r>
-              <w:rPr>
-                <w:rFonts w:ascii="BRH Malayalam Extra" w:eastAsia="Times New Roman" w:hAnsi="BRH Malayalam Extra" w:cs="BRH Malayalam Extra"/>
-                <w:color w:val="000000"/>
-                <w:sz w:val="40"/>
-                <w:szCs w:val="40"/>
-                <w:lang w:val="en-IN" w:eastAsia="en-IN" w:bidi="ml-IN"/>
-              </w:rPr>
-              <w:t xml:space="preserve">¡— | </w:t>
+                <w:lang w:val="it-IT" w:eastAsia="en-IN" w:bidi="ml-IN"/>
+              </w:rPr>
+              <w:t>–</w:t>
+            </w:r>
+            <w:r>
+              <w:rPr>
+                <w:rFonts w:ascii="BRH Malayalam Extra" w:eastAsia="Times New Roman" w:hAnsi="BRH Malayalam Extra" w:cs="BRH Malayalam Extra"/>
+                <w:color w:val="000000"/>
+                <w:sz w:val="40"/>
+                <w:szCs w:val="40"/>
+                <w:lang w:val="it-IT" w:eastAsia="en-IN" w:bidi="ml-IN"/>
+              </w:rPr>
+              <w:t xml:space="preserve">qûd¡— | </w:t>
             </w:r>
           </w:p>
           <w:p>
@@ -9528,16 +7697,16 @@
                 <w:color w:val="000000"/>
                 <w:sz w:val="40"/>
                 <w:szCs w:val="40"/>
-                <w:lang w:val="en-IN" w:eastAsia="en-IN" w:bidi="ml-IN"/>
-              </w:rPr>
-            </w:pPr>
-            <w:r>
-              <w:rPr>
-                <w:rFonts w:ascii="BRH Malayalam Extra" w:eastAsia="Times New Roman" w:hAnsi="BRH Malayalam Extra" w:cs="BRH Malayalam Extra"/>
-                <w:color w:val="000000"/>
-                <w:sz w:val="40"/>
-                <w:szCs w:val="40"/>
-                <w:lang w:val="en-IN" w:eastAsia="en-IN" w:bidi="ml-IN"/>
+                <w:lang w:val="it-IT" w:eastAsia="en-IN" w:bidi="ml-IN"/>
+              </w:rPr>
+            </w:pPr>
+            <w:r>
+              <w:rPr>
+                <w:rFonts w:ascii="BRH Malayalam Extra" w:eastAsia="Times New Roman" w:hAnsi="BRH Malayalam Extra" w:cs="BRH Malayalam Extra"/>
+                <w:color w:val="000000"/>
+                <w:sz w:val="40"/>
+                <w:szCs w:val="40"/>
+                <w:lang w:val="it-IT" w:eastAsia="en-IN" w:bidi="ml-IN"/>
               </w:rPr>
               <w:t>D</w:t>
             </w:r>
@@ -9548,17 +7717,17 @@
                 <w:color w:val="000000"/>
                 <w:sz w:val="32"/>
                 <w:szCs w:val="40"/>
-                <w:lang w:val="en-IN" w:eastAsia="en-IN" w:bidi="ml-IN"/>
-              </w:rPr>
-              <w:t>–</w:t>
-            </w:r>
-            <w:r>
-              <w:rPr>
-                <w:rFonts w:ascii="BRH Malayalam Extra" w:eastAsia="Times New Roman" w:hAnsi="BRH Malayalam Extra" w:cs="BRH Malayalam Extra"/>
-                <w:color w:val="000000"/>
-                <w:sz w:val="40"/>
-                <w:szCs w:val="40"/>
-                <w:lang w:val="en-IN" w:eastAsia="en-IN" w:bidi="ml-IN"/>
+                <w:lang w:val="it-IT" w:eastAsia="en-IN" w:bidi="ml-IN"/>
+              </w:rPr>
+              <w:t>–</w:t>
+            </w:r>
+            <w:r>
+              <w:rPr>
+                <w:rFonts w:ascii="BRH Malayalam Extra" w:eastAsia="Times New Roman" w:hAnsi="BRH Malayalam Extra" w:cs="BRH Malayalam Extra"/>
+                <w:color w:val="000000"/>
+                <w:sz w:val="40"/>
+                <w:szCs w:val="40"/>
+                <w:lang w:val="it-IT" w:eastAsia="en-IN" w:bidi="ml-IN"/>
               </w:rPr>
               <w:t>ex</w:t>
             </w:r>
@@ -9570,7 +7739,7 @@
                 <w:sz w:val="32"/>
                 <w:szCs w:val="40"/>
                 <w:highlight w:val="yellow"/>
-                <w:lang w:val="en-IN" w:eastAsia="en-IN" w:bidi="ml-IN"/>
+                <w:lang w:val="it-IT" w:eastAsia="en-IN" w:bidi="ml-IN"/>
               </w:rPr>
               <w:t>–</w:t>
             </w:r>
@@ -9580,6 +7749,7 @@
                 <w:sz w:val="36"/>
                 <w:szCs w:val="36"/>
                 <w:highlight w:val="green"/>
+                <w:lang w:val="it-IT"/>
               </w:rPr>
               <w:t>ò</w:t>
             </w:r>
@@ -9591,73 +7761,59 @@
                 <w:sz w:val="32"/>
                 <w:szCs w:val="40"/>
                 <w:highlight w:val="green"/>
-                <w:lang w:val="en-IN" w:eastAsia="en-IN" w:bidi="ml-IN"/>
-              </w:rPr>
-              <w:t>–</w:t>
-            </w:r>
-            <w:proofErr w:type="spellStart"/>
-            <w:r>
-              <w:rPr>
-                <w:rFonts w:ascii="BRH Malayalam Extra" w:eastAsia="Times New Roman" w:hAnsi="BRH Malayalam Extra" w:cs="BRH Malayalam Extra"/>
-                <w:color w:val="000000"/>
-                <w:sz w:val="40"/>
-                <w:szCs w:val="40"/>
-                <w:lang w:val="en-IN" w:eastAsia="en-IN" w:bidi="ml-IN"/>
-              </w:rPr>
-              <w:t>qûyZõ</w:t>
-            </w:r>
-            <w:proofErr w:type="spellEnd"/>
-            <w:r>
-              <w:rPr>
-                <w:rFonts w:ascii="BRH Malayalam Extra" w:eastAsia="Times New Roman" w:hAnsi="BRH Malayalam Extra" w:cs="BRH Malayalam Extra"/>
-                <w:color w:val="000000"/>
-                <w:sz w:val="40"/>
-                <w:szCs w:val="40"/>
-                <w:lang w:val="en-IN" w:eastAsia="en-IN" w:bidi="ml-IN"/>
-              </w:rPr>
-              <w:t>¡—e - A</w:t>
-            </w:r>
-            <w:r>
-              <w:rPr>
-                <w:rFonts w:ascii="BRH Malayalam Extra" w:eastAsia="Times New Roman" w:hAnsi="BRH Malayalam Extra" w:cs="BRH Malayalam Extra"/>
-                <w:b/>
-                <w:color w:val="000000"/>
-                <w:sz w:val="32"/>
-                <w:szCs w:val="40"/>
-                <w:lang w:val="en-IN" w:eastAsia="en-IN" w:bidi="ml-IN"/>
-              </w:rPr>
-              <w:t>–</w:t>
-            </w:r>
-            <w:proofErr w:type="spellStart"/>
+                <w:lang w:val="it-IT" w:eastAsia="en-IN" w:bidi="ml-IN"/>
+              </w:rPr>
+              <w:t>–</w:t>
+            </w:r>
+            <w:r>
+              <w:rPr>
+                <w:rFonts w:ascii="BRH Malayalam Extra" w:eastAsia="Times New Roman" w:hAnsi="BRH Malayalam Extra" w:cs="BRH Malayalam Extra"/>
+                <w:color w:val="000000"/>
+                <w:sz w:val="40"/>
+                <w:szCs w:val="40"/>
+                <w:lang w:val="it-IT" w:eastAsia="en-IN" w:bidi="ml-IN"/>
+              </w:rPr>
+              <w:t>qûyZõ¡—e - A</w:t>
+            </w:r>
+            <w:r>
+              <w:rPr>
+                <w:rFonts w:ascii="BRH Malayalam Extra" w:eastAsia="Times New Roman" w:hAnsi="BRH Malayalam Extra" w:cs="BRH Malayalam Extra"/>
+                <w:b/>
+                <w:color w:val="000000"/>
+                <w:sz w:val="32"/>
+                <w:szCs w:val="40"/>
+                <w:lang w:val="it-IT" w:eastAsia="en-IN" w:bidi="ml-IN"/>
+              </w:rPr>
+              <w:t>–</w:t>
+            </w:r>
             <w:r>
               <w:rPr>
                 <w:rFonts w:ascii="BRH Devanagari Extra" w:eastAsia="Times New Roman" w:hAnsi="BRH Devanagari Extra" w:cs="BRH Malayalam Extra"/>
                 <w:color w:val="000000"/>
                 <w:sz w:val="36"/>
                 <w:szCs w:val="40"/>
-                <w:lang w:val="en-IN" w:eastAsia="en-IN" w:bidi="ml-IN"/>
+                <w:lang w:val="it-IT" w:eastAsia="en-IN" w:bidi="ml-IN"/>
               </w:rPr>
               <w:t>óè</w:t>
             </w:r>
-            <w:proofErr w:type="spellEnd"/>
-            <w:r>
-              <w:rPr>
-                <w:rFonts w:ascii="BRH Malayalam Extra" w:eastAsia="Times New Roman" w:hAnsi="BRH Malayalam Extra" w:cs="BRH Malayalam Extra"/>
-                <w:b/>
-                <w:color w:val="000000"/>
-                <w:sz w:val="32"/>
-                <w:szCs w:val="40"/>
-                <w:lang w:val="en-IN" w:eastAsia="en-IN" w:bidi="ml-IN"/>
-              </w:rPr>
-              <w:t>–</w:t>
-            </w:r>
-            <w:r>
-              <w:rPr>
-                <w:rFonts w:ascii="BRH Malayalam Extra" w:eastAsia="Times New Roman" w:hAnsi="BRH Malayalam Extra" w:cs="BRH Malayalam Extra"/>
-                <w:color w:val="000000"/>
-                <w:sz w:val="40"/>
-                <w:szCs w:val="40"/>
-                <w:lang w:val="en-IN" w:eastAsia="en-IN" w:bidi="ml-IN"/>
+            <w:r>
+              <w:rPr>
+                <w:rFonts w:ascii="BRH Malayalam Extra" w:eastAsia="Times New Roman" w:hAnsi="BRH Malayalam Extra" w:cs="BRH Malayalam Extra"/>
+                <w:b/>
+                <w:color w:val="000000"/>
+                <w:sz w:val="32"/>
+                <w:szCs w:val="40"/>
+                <w:lang w:val="it-IT" w:eastAsia="en-IN" w:bidi="ml-IN"/>
+              </w:rPr>
+              <w:t>–</w:t>
+            </w:r>
+            <w:r>
+              <w:rPr>
+                <w:rFonts w:ascii="BRH Malayalam Extra" w:eastAsia="Times New Roman" w:hAnsi="BRH Malayalam Extra" w:cs="BRH Malayalam Extra"/>
+                <w:color w:val="000000"/>
+                <w:sz w:val="40"/>
+                <w:szCs w:val="40"/>
+                <w:lang w:val="it-IT" w:eastAsia="en-IN" w:bidi="ml-IN"/>
               </w:rPr>
               <w:t xml:space="preserve">q¡ | </w:t>
             </w:r>
@@ -9697,19 +7853,8 @@
                 <w:sz w:val="28"/>
                 <w:szCs w:val="32"/>
               </w:rPr>
-              <w:t xml:space="preserve">T.S.6.5.9.4 – </w:t>
-            </w:r>
-            <w:proofErr w:type="spellStart"/>
-            <w:r>
-              <w:rPr>
-                <w:rFonts w:cs="Arial"/>
-                <w:b/>
-                <w:sz w:val="28"/>
-                <w:szCs w:val="32"/>
-              </w:rPr>
-              <w:t>Kramam</w:t>
-            </w:r>
-            <w:proofErr w:type="spellEnd"/>
+              <w:t>T.S.6.5.9.4 – Kramam</w:t>
+            </w:r>
           </w:p>
           <w:p>
             <w:pPr>
@@ -9728,41 +7873,13 @@
                 <w:szCs w:val="32"/>
               </w:rPr>
             </w:pPr>
-            <w:proofErr w:type="spellStart"/>
-            <w:r>
-              <w:rPr>
-                <w:rFonts w:cs="Arial"/>
-                <w:b/>
-                <w:szCs w:val="32"/>
-              </w:rPr>
-              <w:t>Krama</w:t>
-            </w:r>
-            <w:proofErr w:type="spellEnd"/>
-            <w:r>
-              <w:rPr>
-                <w:rFonts w:cs="Arial"/>
-                <w:b/>
-                <w:szCs w:val="32"/>
-              </w:rPr>
-              <w:t xml:space="preserve"> </w:t>
-            </w:r>
-            <w:proofErr w:type="spellStart"/>
-            <w:r>
-              <w:rPr>
-                <w:rFonts w:cs="Arial"/>
-                <w:b/>
-                <w:szCs w:val="32"/>
-              </w:rPr>
-              <w:t>Vaakyam</w:t>
-            </w:r>
-            <w:proofErr w:type="spellEnd"/>
-            <w:r>
-              <w:rPr>
-                <w:rFonts w:cs="Arial"/>
-                <w:b/>
-                <w:szCs w:val="32"/>
-              </w:rPr>
-              <w:t xml:space="preserve"> No.– 4 &amp; 5</w:t>
+            <w:r>
+              <w:rPr>
+                <w:rFonts w:cs="Arial"/>
+                <w:b/>
+                <w:szCs w:val="32"/>
+              </w:rPr>
+              <w:t>Krama Vaakyam No.– 4 &amp; 5</w:t>
             </w:r>
           </w:p>
           <w:p>
@@ -9783,25 +7900,14 @@
                 <w:szCs w:val="32"/>
               </w:rPr>
             </w:pPr>
-            <w:proofErr w:type="spellStart"/>
-            <w:r>
-              <w:rPr>
-                <w:rFonts w:cs="Arial"/>
-                <w:b/>
-                <w:sz w:val="28"/>
-                <w:szCs w:val="32"/>
-              </w:rPr>
-              <w:t>Panchaati</w:t>
-            </w:r>
-            <w:proofErr w:type="spellEnd"/>
-            <w:r>
-              <w:rPr>
-                <w:rFonts w:cs="Arial"/>
-                <w:b/>
-                <w:sz w:val="28"/>
-                <w:szCs w:val="32"/>
-              </w:rPr>
-              <w:t xml:space="preserve"> No</w:t>
+            <w:r>
+              <w:rPr>
+                <w:rFonts w:cs="Arial"/>
+                <w:b/>
+                <w:sz w:val="28"/>
+                <w:szCs w:val="32"/>
+              </w:rPr>
+              <w:t>Panchaati No</w:t>
             </w:r>
             <w:r>
               <w:rPr>
@@ -9859,20 +7965,8 @@
                 <w:szCs w:val="40"/>
                 <w:lang w:val="en-IN" w:eastAsia="en-IN" w:bidi="ml-IN"/>
               </w:rPr>
-              <w:t xml:space="preserve"> </w:t>
-            </w:r>
-            <w:proofErr w:type="spellStart"/>
-            <w:r>
-              <w:rPr>
-                <w:rFonts w:ascii="BRH Malayalam Extra" w:eastAsia="Times New Roman" w:hAnsi="BRH Malayalam Extra" w:cs="BRH Malayalam Extra"/>
-                <w:color w:val="000000"/>
-                <w:sz w:val="40"/>
-                <w:szCs w:val="40"/>
-                <w:lang w:val="en-IN" w:eastAsia="en-IN" w:bidi="ml-IN"/>
-              </w:rPr>
-              <w:t>Zy¥rçk</w:t>
-            </w:r>
-            <w:proofErr w:type="spellEnd"/>
+              <w:t xml:space="preserve"> Zy¥rçk</w:t>
+            </w:r>
             <w:r>
               <w:rPr>
                 <w:rFonts w:ascii="BRH Malayalam Extra" w:eastAsia="Times New Roman" w:hAnsi="BRH Malayalam Extra" w:cs="BRH Malayalam Extra"/>
@@ -9910,7 +8004,6 @@
                 <w:lang w:val="en-IN" w:eastAsia="en-IN" w:bidi="ml-IN"/>
               </w:rPr>
             </w:pPr>
-            <w:proofErr w:type="spellStart"/>
             <w:r>
               <w:rPr>
                 <w:rFonts w:ascii="BRH Malayalam Extra" w:eastAsia="Times New Roman" w:hAnsi="BRH Malayalam Extra" w:cs="BRH Malayalam Extra"/>
@@ -9921,40 +8014,27 @@
               </w:rPr>
               <w:t>Zy</w:t>
             </w:r>
-            <w:proofErr w:type="spellEnd"/>
-            <w:r>
-              <w:rPr>
-                <w:rFonts w:ascii="BRH Malayalam Extra" w:eastAsia="Times New Roman" w:hAnsi="BRH Malayalam Extra" w:cs="BRH Malayalam Extra"/>
-                <w:b/>
-                <w:color w:val="000000"/>
-                <w:sz w:val="32"/>
-                <w:szCs w:val="40"/>
-                <w:lang w:val="en-IN" w:eastAsia="en-IN" w:bidi="ml-IN"/>
-              </w:rPr>
-              <w:t>–</w:t>
-            </w:r>
-            <w:r>
-              <w:rPr>
-                <w:rFonts w:ascii="BRH Malayalam Extra" w:eastAsia="Times New Roman" w:hAnsi="BRH Malayalam Extra" w:cs="BRH Malayalam Extra"/>
-                <w:color w:val="000000"/>
-                <w:sz w:val="40"/>
-                <w:szCs w:val="40"/>
-                <w:lang w:val="en-IN" w:eastAsia="en-IN" w:bidi="ml-IN"/>
-              </w:rPr>
-              <w:t>¥</w:t>
-            </w:r>
-            <w:proofErr w:type="spellStart"/>
-            <w:r>
-              <w:rPr>
-                <w:rFonts w:ascii="BRH Malayalam Extra" w:eastAsia="Times New Roman" w:hAnsi="BRH Malayalam Extra" w:cs="BRH Malayalam Extra"/>
-                <w:color w:val="000000"/>
-                <w:sz w:val="40"/>
-                <w:szCs w:val="40"/>
-                <w:lang w:val="en-IN" w:eastAsia="en-IN" w:bidi="ml-IN"/>
-              </w:rPr>
-              <w:t>rç</w:t>
-            </w:r>
-            <w:proofErr w:type="spellEnd"/>
+            <w:r>
+              <w:rPr>
+                <w:rFonts w:ascii="BRH Malayalam Extra" w:eastAsia="Times New Roman" w:hAnsi="BRH Malayalam Extra" w:cs="BRH Malayalam Extra"/>
+                <w:b/>
+                <w:color w:val="000000"/>
+                <w:sz w:val="32"/>
+                <w:szCs w:val="40"/>
+                <w:lang w:val="en-IN" w:eastAsia="en-IN" w:bidi="ml-IN"/>
+              </w:rPr>
+              <w:t>–</w:t>
+            </w:r>
+            <w:r>
+              <w:rPr>
+                <w:rFonts w:ascii="BRH Malayalam Extra" w:eastAsia="Times New Roman" w:hAnsi="BRH Malayalam Extra" w:cs="BRH Malayalam Extra"/>
+                <w:color w:val="000000"/>
+                <w:sz w:val="40"/>
+                <w:szCs w:val="40"/>
+                <w:lang w:val="en-IN" w:eastAsia="en-IN" w:bidi="ml-IN"/>
+              </w:rPr>
+              <w:t>¥rç</w:t>
+            </w:r>
             <w:r>
               <w:rPr>
                 <w:rFonts w:ascii="BRH Malayalam Extra" w:eastAsia="Times New Roman" w:hAnsi="BRH Malayalam Extra" w:cs="BRH Malayalam Extra"/>
@@ -10029,29 +8109,7 @@
                 <w:szCs w:val="40"/>
                 <w:lang w:val="en-IN" w:eastAsia="en-IN" w:bidi="ml-IN"/>
               </w:rPr>
-              <w:t xml:space="preserve"> </w:t>
-            </w:r>
-            <w:proofErr w:type="spellStart"/>
-            <w:r>
-              <w:rPr>
-                <w:rFonts w:ascii="BRH Malayalam Extra" w:eastAsia="Times New Roman" w:hAnsi="BRH Malayalam Extra" w:cs="BRH Malayalam Extra"/>
-                <w:color w:val="000000"/>
-                <w:sz w:val="40"/>
-                <w:szCs w:val="40"/>
-                <w:lang w:val="en-IN" w:eastAsia="en-IN" w:bidi="ml-IN"/>
-              </w:rPr>
-              <w:t>jZ</w:t>
-            </w:r>
-            <w:proofErr w:type="spellEnd"/>
-            <w:r>
-              <w:rPr>
-                <w:rFonts w:ascii="BRH Malayalam Extra" w:eastAsia="Times New Roman" w:hAnsi="BRH Malayalam Extra" w:cs="BRH Malayalam Extra"/>
-                <w:color w:val="000000"/>
-                <w:sz w:val="40"/>
-                <w:szCs w:val="40"/>
-                <w:lang w:val="en-IN" w:eastAsia="en-IN" w:bidi="ml-IN"/>
-              </w:rPr>
-              <w:t>§ |</w:t>
+              <w:t xml:space="preserve"> jZ§ |</w:t>
             </w:r>
           </w:p>
         </w:tc>
@@ -10092,18 +8150,7 @@
                 <w:szCs w:val="40"/>
                 <w:lang w:val="en-IN" w:eastAsia="en-IN" w:bidi="ml-IN"/>
               </w:rPr>
-              <w:t xml:space="preserve"> </w:t>
-            </w:r>
-            <w:proofErr w:type="spellStart"/>
-            <w:r>
-              <w:rPr>
-                <w:rFonts w:ascii="BRH Malayalam Extra" w:eastAsia="Times New Roman" w:hAnsi="BRH Malayalam Extra" w:cs="BRH Malayalam Extra"/>
-                <w:color w:val="000000"/>
-                <w:sz w:val="40"/>
-                <w:szCs w:val="40"/>
-                <w:lang w:val="en-IN" w:eastAsia="en-IN" w:bidi="ml-IN"/>
-              </w:rPr>
-              <w:t>Zy¥rçk</w:t>
+              <w:t xml:space="preserve"> Zy¥rçk</w:t>
             </w:r>
             <w:r>
               <w:rPr>
@@ -10114,19 +8161,7 @@
                 <w:highlight w:val="green"/>
                 <w:lang w:val="en-IN" w:eastAsia="en-IN" w:bidi="ml-IN"/>
               </w:rPr>
-              <w:t>Ë</w:t>
-            </w:r>
-            <w:proofErr w:type="spellEnd"/>
-            <w:r>
-              <w:rPr>
-                <w:rFonts w:ascii="BRH Malayalam Extra" w:eastAsia="Times New Roman" w:hAnsi="BRH Malayalam Extra" w:cs="BRH Malayalam Extra"/>
-                <w:color w:val="000000"/>
-                <w:sz w:val="40"/>
-                <w:szCs w:val="40"/>
-                <w:highlight w:val="green"/>
-                <w:lang w:val="en-IN" w:eastAsia="en-IN" w:bidi="ml-IN"/>
-              </w:rPr>
-              <w:t>§</w:t>
+              <w:t>Ë§</w:t>
             </w:r>
             <w:r>
               <w:rPr>
@@ -10154,7 +8189,6 @@
                 <w:lang w:val="en-IN" w:eastAsia="en-IN" w:bidi="ml-IN"/>
               </w:rPr>
             </w:pPr>
-            <w:proofErr w:type="spellStart"/>
             <w:r>
               <w:rPr>
                 <w:rFonts w:ascii="BRH Malayalam Extra" w:eastAsia="Times New Roman" w:hAnsi="BRH Malayalam Extra" w:cs="BRH Malayalam Extra"/>
@@ -10165,40 +8199,27 @@
               </w:rPr>
               <w:t>Zy</w:t>
             </w:r>
-            <w:proofErr w:type="spellEnd"/>
-            <w:r>
-              <w:rPr>
-                <w:rFonts w:ascii="BRH Malayalam Extra" w:eastAsia="Times New Roman" w:hAnsi="BRH Malayalam Extra" w:cs="BRH Malayalam Extra"/>
-                <w:b/>
-                <w:color w:val="000000"/>
-                <w:sz w:val="32"/>
-                <w:szCs w:val="40"/>
-                <w:lang w:val="en-IN" w:eastAsia="en-IN" w:bidi="ml-IN"/>
-              </w:rPr>
-              <w:t>–</w:t>
-            </w:r>
-            <w:r>
-              <w:rPr>
-                <w:rFonts w:ascii="BRH Malayalam Extra" w:eastAsia="Times New Roman" w:hAnsi="BRH Malayalam Extra" w:cs="BRH Malayalam Extra"/>
-                <w:color w:val="000000"/>
-                <w:sz w:val="40"/>
-                <w:szCs w:val="40"/>
-                <w:lang w:val="en-IN" w:eastAsia="en-IN" w:bidi="ml-IN"/>
-              </w:rPr>
-              <w:t>¥</w:t>
-            </w:r>
-            <w:proofErr w:type="spellStart"/>
-            <w:r>
-              <w:rPr>
-                <w:rFonts w:ascii="BRH Malayalam Extra" w:eastAsia="Times New Roman" w:hAnsi="BRH Malayalam Extra" w:cs="BRH Malayalam Extra"/>
-                <w:color w:val="000000"/>
-                <w:sz w:val="40"/>
-                <w:szCs w:val="40"/>
-                <w:lang w:val="en-IN" w:eastAsia="en-IN" w:bidi="ml-IN"/>
-              </w:rPr>
-              <w:t>rç</w:t>
-            </w:r>
-            <w:proofErr w:type="spellEnd"/>
+            <w:r>
+              <w:rPr>
+                <w:rFonts w:ascii="BRH Malayalam Extra" w:eastAsia="Times New Roman" w:hAnsi="BRH Malayalam Extra" w:cs="BRH Malayalam Extra"/>
+                <w:b/>
+                <w:color w:val="000000"/>
+                <w:sz w:val="32"/>
+                <w:szCs w:val="40"/>
+                <w:lang w:val="en-IN" w:eastAsia="en-IN" w:bidi="ml-IN"/>
+              </w:rPr>
+              <w:t>–</w:t>
+            </w:r>
+            <w:r>
+              <w:rPr>
+                <w:rFonts w:ascii="BRH Malayalam Extra" w:eastAsia="Times New Roman" w:hAnsi="BRH Malayalam Extra" w:cs="BRH Malayalam Extra"/>
+                <w:color w:val="000000"/>
+                <w:sz w:val="40"/>
+                <w:szCs w:val="40"/>
+                <w:lang w:val="en-IN" w:eastAsia="en-IN" w:bidi="ml-IN"/>
+              </w:rPr>
+              <w:t>¥rç</w:t>
+            </w:r>
             <w:r>
               <w:rPr>
                 <w:rFonts w:ascii="BRH Malayalam Extra" w:eastAsia="Times New Roman" w:hAnsi="BRH Malayalam Extra" w:cs="BRH Malayalam Extra"/>
@@ -10273,29 +8294,7 @@
                 <w:szCs w:val="40"/>
                 <w:lang w:val="en-IN" w:eastAsia="en-IN" w:bidi="ml-IN"/>
               </w:rPr>
-              <w:t xml:space="preserve"> </w:t>
-            </w:r>
-            <w:proofErr w:type="spellStart"/>
-            <w:r>
-              <w:rPr>
-                <w:rFonts w:ascii="BRH Malayalam Extra" w:eastAsia="Times New Roman" w:hAnsi="BRH Malayalam Extra" w:cs="BRH Malayalam Extra"/>
-                <w:color w:val="000000"/>
-                <w:sz w:val="40"/>
-                <w:szCs w:val="40"/>
-                <w:lang w:val="en-IN" w:eastAsia="en-IN" w:bidi="ml-IN"/>
-              </w:rPr>
-              <w:t>jZ</w:t>
-            </w:r>
-            <w:proofErr w:type="spellEnd"/>
-            <w:r>
-              <w:rPr>
-                <w:rFonts w:ascii="BRH Malayalam Extra" w:eastAsia="Times New Roman" w:hAnsi="BRH Malayalam Extra" w:cs="BRH Malayalam Extra"/>
-                <w:color w:val="000000"/>
-                <w:sz w:val="40"/>
-                <w:szCs w:val="40"/>
-                <w:lang w:val="en-IN" w:eastAsia="en-IN" w:bidi="ml-IN"/>
-              </w:rPr>
-              <w:t>§ |</w:t>
+              <w:t xml:space="preserve"> jZ§ |</w:t>
             </w:r>
           </w:p>
         </w:tc>
@@ -10351,19 +8350,8 @@
                 <w:sz w:val="28"/>
                 <w:szCs w:val="32"/>
               </w:rPr>
-              <w:t xml:space="preserve">.4 – </w:t>
-            </w:r>
-            <w:proofErr w:type="spellStart"/>
-            <w:r>
-              <w:rPr>
-                <w:rFonts w:cs="Arial"/>
-                <w:b/>
-                <w:sz w:val="28"/>
-                <w:szCs w:val="32"/>
-              </w:rPr>
-              <w:t>Kramam</w:t>
-            </w:r>
-            <w:proofErr w:type="spellEnd"/>
+              <w:t>.4 – Kramam</w:t>
+            </w:r>
           </w:p>
           <w:p>
             <w:pPr>
@@ -10383,45 +8371,14 @@
                 <w:szCs w:val="32"/>
               </w:rPr>
             </w:pPr>
-            <w:proofErr w:type="spellStart"/>
-            <w:r>
-              <w:rPr>
-                <w:rFonts w:cs="Arial"/>
-                <w:b/>
-                <w:sz w:val="28"/>
-                <w:szCs w:val="32"/>
-              </w:rPr>
-              <w:t>Krama</w:t>
-            </w:r>
-            <w:proofErr w:type="spellEnd"/>
-            <w:r>
-              <w:rPr>
-                <w:rFonts w:cs="Arial"/>
-                <w:b/>
-                <w:sz w:val="28"/>
-                <w:szCs w:val="32"/>
-              </w:rPr>
-              <w:t xml:space="preserve"> </w:t>
-            </w:r>
-            <w:proofErr w:type="spellStart"/>
-            <w:r>
-              <w:rPr>
-                <w:rFonts w:cs="Arial"/>
-                <w:b/>
-                <w:sz w:val="28"/>
-                <w:szCs w:val="32"/>
-              </w:rPr>
-              <w:t>Vaakyam</w:t>
-            </w:r>
-            <w:proofErr w:type="spellEnd"/>
-            <w:r>
-              <w:rPr>
-                <w:rFonts w:cs="Arial"/>
-                <w:b/>
-                <w:sz w:val="28"/>
-                <w:szCs w:val="32"/>
-              </w:rPr>
-              <w:t xml:space="preserve"> No.– </w:t>
+            <w:r>
+              <w:rPr>
+                <w:rFonts w:cs="Arial"/>
+                <w:b/>
+                <w:sz w:val="28"/>
+                <w:szCs w:val="32"/>
+              </w:rPr>
+              <w:t xml:space="preserve">Krama Vaakyam No.– </w:t>
             </w:r>
             <w:r>
               <w:rPr>
@@ -10451,25 +8408,14 @@
                 <w:szCs w:val="32"/>
               </w:rPr>
             </w:pPr>
-            <w:proofErr w:type="spellStart"/>
-            <w:r>
-              <w:rPr>
-                <w:rFonts w:cs="Arial"/>
-                <w:b/>
-                <w:sz w:val="28"/>
-                <w:szCs w:val="32"/>
-              </w:rPr>
-              <w:t>Panchaati</w:t>
-            </w:r>
-            <w:proofErr w:type="spellEnd"/>
-            <w:r>
-              <w:rPr>
-                <w:rFonts w:cs="Arial"/>
-                <w:b/>
-                <w:sz w:val="28"/>
-                <w:szCs w:val="32"/>
-              </w:rPr>
-              <w:t xml:space="preserve"> No</w:t>
+            <w:r>
+              <w:rPr>
+                <w:rFonts w:cs="Arial"/>
+                <w:b/>
+                <w:sz w:val="28"/>
+                <w:szCs w:val="32"/>
+              </w:rPr>
+              <w:t>Panchaati No</w:t>
             </w:r>
             <w:r>
               <w:rPr>
@@ -10509,7 +8455,6 @@
                 <w:lang w:val="en-IN" w:eastAsia="en-IN" w:bidi="ml-IN"/>
               </w:rPr>
             </w:pPr>
-            <w:proofErr w:type="spellStart"/>
             <w:r>
               <w:rPr>
                 <w:rFonts w:ascii="BRH Malayalam Extra" w:eastAsia="Times New Roman" w:hAnsi="BRH Malayalam Extra" w:cs="BRH Malayalam Extra"/>
@@ -10531,19 +8476,17 @@
               </w:rPr>
               <w:t>d</w:t>
             </w:r>
-            <w:proofErr w:type="spellEnd"/>
-            <w:r>
-              <w:rPr>
-                <w:rFonts w:ascii="BRH Malayalam Extra" w:eastAsia="Times New Roman" w:hAnsi="BRH Malayalam Extra" w:cs="BRH Malayalam Extra"/>
-                <w:b/>
-                <w:color w:val="000000"/>
-                <w:sz w:val="32"/>
-                <w:szCs w:val="40"/>
-                <w:lang w:val="en-IN" w:eastAsia="en-IN" w:bidi="ml-IN"/>
-              </w:rPr>
-              <w:t>–</w:t>
-            </w:r>
-            <w:proofErr w:type="spellStart"/>
+            <w:r>
+              <w:rPr>
+                <w:rFonts w:ascii="BRH Malayalam Extra" w:eastAsia="Times New Roman" w:hAnsi="BRH Malayalam Extra" w:cs="BRH Malayalam Extra"/>
+                <w:b/>
+                <w:color w:val="000000"/>
+                <w:sz w:val="32"/>
+                <w:szCs w:val="40"/>
+                <w:lang w:val="en-IN" w:eastAsia="en-IN" w:bidi="ml-IN"/>
+              </w:rPr>
+              <w:t>–</w:t>
+            </w:r>
             <w:r>
               <w:rPr>
                 <w:rFonts w:ascii="BRH Devanagari Extra" w:eastAsia="Times New Roman" w:hAnsi="BRH Devanagari Extra" w:cs="BRH Malayalam Extra"/>
@@ -10554,49 +8497,26 @@
               </w:rPr>
               <w:t>óè</w:t>
             </w:r>
-            <w:proofErr w:type="spellEnd"/>
-            <w:r>
-              <w:rPr>
-                <w:rFonts w:ascii="BRH Malayalam Extra" w:eastAsia="Times New Roman" w:hAnsi="BRH Malayalam Extra" w:cs="BRH Malayalam Extra"/>
-                <w:b/>
-                <w:color w:val="000000"/>
-                <w:sz w:val="32"/>
-                <w:szCs w:val="40"/>
-                <w:lang w:val="en-IN" w:eastAsia="en-IN" w:bidi="ml-IN"/>
-              </w:rPr>
-              <w:t>–</w:t>
-            </w:r>
-            <w:r>
-              <w:rPr>
-                <w:rFonts w:ascii="BRH Malayalam Extra" w:eastAsia="Times New Roman" w:hAnsi="BRH Malayalam Extra" w:cs="BRH Malayalam Extra"/>
-                <w:color w:val="000000"/>
-                <w:sz w:val="40"/>
-                <w:szCs w:val="40"/>
-                <w:lang w:val="en-IN" w:eastAsia="en-IN" w:bidi="ml-IN"/>
-              </w:rPr>
-              <w:t xml:space="preserve"> ¥</w:t>
-            </w:r>
-            <w:proofErr w:type="spellStart"/>
-            <w:r>
-              <w:rPr>
-                <w:rFonts w:ascii="BRH Malayalam Extra" w:eastAsia="Times New Roman" w:hAnsi="BRH Malayalam Extra" w:cs="BRH Malayalam Extra"/>
-                <w:color w:val="000000"/>
-                <w:sz w:val="40"/>
-                <w:szCs w:val="40"/>
-                <w:lang w:val="en-IN" w:eastAsia="en-IN" w:bidi="ml-IN"/>
-              </w:rPr>
-              <w:t>sxi</w:t>
-            </w:r>
-            <w:proofErr w:type="spellEnd"/>
-            <w:r>
-              <w:rPr>
-                <w:rFonts w:ascii="BRH Malayalam Extra" w:eastAsia="Times New Roman" w:hAnsi="BRH Malayalam Extra" w:cs="BRH Malayalam Extra"/>
-                <w:color w:val="000000"/>
-                <w:sz w:val="40"/>
-                <w:szCs w:val="40"/>
-                <w:lang w:val="en-IN" w:eastAsia="en-IN" w:bidi="ml-IN"/>
-              </w:rPr>
-              <w:t>—J |</w:t>
+            <w:r>
+              <w:rPr>
+                <w:rFonts w:ascii="BRH Malayalam Extra" w:eastAsia="Times New Roman" w:hAnsi="BRH Malayalam Extra" w:cs="BRH Malayalam Extra"/>
+                <w:b/>
+                <w:color w:val="000000"/>
+                <w:sz w:val="32"/>
+                <w:szCs w:val="40"/>
+                <w:lang w:val="en-IN" w:eastAsia="en-IN" w:bidi="ml-IN"/>
+              </w:rPr>
+              <w:t>–</w:t>
+            </w:r>
+            <w:r>
+              <w:rPr>
+                <w:rFonts w:ascii="BRH Malayalam Extra" w:eastAsia="Times New Roman" w:hAnsi="BRH Malayalam Extra" w:cs="BRH Malayalam Extra"/>
+                <w:color w:val="000000"/>
+                <w:sz w:val="40"/>
+                <w:szCs w:val="40"/>
+                <w:lang w:val="en-IN" w:eastAsia="en-IN" w:bidi="ml-IN"/>
+              </w:rPr>
+              <w:t xml:space="preserve"> ¥sxi—J |</w:t>
             </w:r>
           </w:p>
         </w:tc>
@@ -10662,7 +8582,6 @@
               </w:rPr>
               <w:t>–</w:t>
             </w:r>
-            <w:proofErr w:type="spellStart"/>
             <w:r>
               <w:rPr>
                 <w:rFonts w:ascii="BRH Devanagari Extra" w:eastAsia="Times New Roman" w:hAnsi="BRH Devanagari Extra" w:cs="BRH Malayalam Extra"/>
@@ -10673,49 +8592,26 @@
               </w:rPr>
               <w:t>óè</w:t>
             </w:r>
-            <w:proofErr w:type="spellEnd"/>
-            <w:r>
-              <w:rPr>
-                <w:rFonts w:ascii="BRH Malayalam Extra" w:eastAsia="Times New Roman" w:hAnsi="BRH Malayalam Extra" w:cs="BRH Malayalam Extra"/>
-                <w:b/>
-                <w:color w:val="000000"/>
-                <w:sz w:val="32"/>
-                <w:szCs w:val="40"/>
-                <w:lang w:val="en-IN" w:eastAsia="en-IN" w:bidi="ml-IN"/>
-              </w:rPr>
-              <w:t>–</w:t>
-            </w:r>
-            <w:r>
-              <w:rPr>
-                <w:rFonts w:ascii="BRH Malayalam Extra" w:eastAsia="Times New Roman" w:hAnsi="BRH Malayalam Extra" w:cs="BRH Malayalam Extra"/>
-                <w:color w:val="000000"/>
-                <w:sz w:val="40"/>
-                <w:szCs w:val="40"/>
-                <w:lang w:val="en-IN" w:eastAsia="en-IN" w:bidi="ml-IN"/>
-              </w:rPr>
-              <w:t xml:space="preserve"> ¥</w:t>
-            </w:r>
-            <w:proofErr w:type="spellStart"/>
-            <w:r>
-              <w:rPr>
-                <w:rFonts w:ascii="BRH Malayalam Extra" w:eastAsia="Times New Roman" w:hAnsi="BRH Malayalam Extra" w:cs="BRH Malayalam Extra"/>
-                <w:color w:val="000000"/>
-                <w:sz w:val="40"/>
-                <w:szCs w:val="40"/>
-                <w:lang w:val="en-IN" w:eastAsia="en-IN" w:bidi="ml-IN"/>
-              </w:rPr>
-              <w:t>sxi</w:t>
-            </w:r>
-            <w:proofErr w:type="spellEnd"/>
-            <w:r>
-              <w:rPr>
-                <w:rFonts w:ascii="BRH Malayalam Extra" w:eastAsia="Times New Roman" w:hAnsi="BRH Malayalam Extra" w:cs="BRH Malayalam Extra"/>
-                <w:color w:val="000000"/>
-                <w:sz w:val="40"/>
-                <w:szCs w:val="40"/>
-                <w:lang w:val="en-IN" w:eastAsia="en-IN" w:bidi="ml-IN"/>
-              </w:rPr>
-              <w:t>—J |</w:t>
+            <w:r>
+              <w:rPr>
+                <w:rFonts w:ascii="BRH Malayalam Extra" w:eastAsia="Times New Roman" w:hAnsi="BRH Malayalam Extra" w:cs="BRH Malayalam Extra"/>
+                <w:b/>
+                <w:color w:val="000000"/>
+                <w:sz w:val="32"/>
+                <w:szCs w:val="40"/>
+                <w:lang w:val="en-IN" w:eastAsia="en-IN" w:bidi="ml-IN"/>
+              </w:rPr>
+              <w:t>–</w:t>
+            </w:r>
+            <w:r>
+              <w:rPr>
+                <w:rFonts w:ascii="BRH Malayalam Extra" w:eastAsia="Times New Roman" w:hAnsi="BRH Malayalam Extra" w:cs="BRH Malayalam Extra"/>
+                <w:color w:val="000000"/>
+                <w:sz w:val="40"/>
+                <w:szCs w:val="40"/>
+                <w:lang w:val="en-IN" w:eastAsia="en-IN" w:bidi="ml-IN"/>
+              </w:rPr>
+              <w:t xml:space="preserve"> ¥sxi—J |</w:t>
             </w:r>
           </w:p>
         </w:tc>
@@ -10747,29 +8643,7 @@
           <w:szCs w:val="40"/>
           <w:lang w:val="en-IN" w:eastAsia="en-IN"/>
         </w:rPr>
-        <w:t>"</w:t>
-      </w:r>
-      <w:proofErr w:type="spellStart"/>
-      <w:r>
-        <w:rPr>
-          <w:rFonts w:ascii="BRH Malayalam" w:hAnsi="BRH Malayalam" w:cs="BRH Malayalam"/>
-          <w:color w:val="000000"/>
-          <w:sz w:val="40"/>
-          <w:szCs w:val="40"/>
-          <w:lang w:val="en-IN" w:eastAsia="en-IN"/>
-        </w:rPr>
-        <w:t>qï</w:t>
-      </w:r>
-      <w:proofErr w:type="spellEnd"/>
-      <w:r>
-        <w:rPr>
-          <w:rFonts w:ascii="BRH Malayalam" w:hAnsi="BRH Malayalam" w:cs="BRH Malayalam"/>
-          <w:color w:val="000000"/>
-          <w:sz w:val="40"/>
-          <w:szCs w:val="40"/>
-          <w:lang w:val="en-IN" w:eastAsia="en-IN"/>
-        </w:rPr>
-        <w:t xml:space="preserve">" </w:t>
+        <w:t xml:space="preserve">"qï" </w:t>
       </w:r>
       <w:r>
         <w:rPr>
@@ -10777,16 +8651,7 @@
           <w:bCs/>
           <w:sz w:val="32"/>
         </w:rPr>
-        <w:t xml:space="preserve">replaced </w:t>
-      </w:r>
-      <w:proofErr w:type="gramStart"/>
-      <w:r>
-        <w:rPr>
-          <w:b/>
-          <w:bCs/>
-          <w:sz w:val="32"/>
-        </w:rPr>
-        <w:t>with</w:t>
+        <w:t>replaced with</w:t>
       </w:r>
       <w:r>
         <w:rPr>
@@ -10808,8 +8673,6 @@
         </w:rPr>
         <w:t>"</w:t>
       </w:r>
-      <w:proofErr w:type="spellStart"/>
-      <w:proofErr w:type="gramEnd"/>
       <w:r>
         <w:rPr>
           <w:rFonts w:ascii="BRH Malayalam" w:hAnsi="BRH Malayalam" w:cs="BRH Malayalam"/>
@@ -10821,7 +8684,6 @@
         </w:rPr>
         <w:t>q§T</w:t>
       </w:r>
-      <w:proofErr w:type="spellEnd"/>
       <w:r>
         <w:rPr>
           <w:rFonts w:ascii="BRH Malayalam" w:hAnsi="BRH Malayalam" w:cs="BRH Malayalam"/>
@@ -10872,9 +8734,9 @@
           <w:szCs w:val="32"/>
           <w:u w:val="single"/>
         </w:rPr>
+        <w:lastRenderedPageBreak/>
         <w:t xml:space="preserve">TS </w:t>
       </w:r>
-      <w:proofErr w:type="spellStart"/>
       <w:r>
         <w:rPr>
           <w:b/>
@@ -10885,7 +8747,6 @@
         </w:rPr>
         <w:t>Krama</w:t>
       </w:r>
-      <w:proofErr w:type="spellEnd"/>
       <w:r>
         <w:rPr>
           <w:b/>
@@ -10894,29 +8755,7 @@
           <w:szCs w:val="32"/>
           <w:u w:val="single"/>
         </w:rPr>
-        <w:t xml:space="preserve"> </w:t>
-      </w:r>
-      <w:proofErr w:type="spellStart"/>
-      <w:r>
-        <w:rPr>
-          <w:b/>
-          <w:bCs/>
-          <w:sz w:val="32"/>
-          <w:szCs w:val="32"/>
-          <w:u w:val="single"/>
-        </w:rPr>
-        <w:t>Paatam</w:t>
-      </w:r>
-      <w:proofErr w:type="spellEnd"/>
-      <w:r>
-        <w:rPr>
-          <w:b/>
-          <w:bCs/>
-          <w:sz w:val="32"/>
-          <w:szCs w:val="32"/>
-          <w:u w:val="single"/>
-        </w:rPr>
-        <w:t xml:space="preserve"> – TS </w:t>
+        <w:t xml:space="preserve"> Paatam – TS </w:t>
       </w:r>
       <w:r>
         <w:rPr>
@@ -11266,7 +9105,7 @@
 </file>
 
 <file path=word/endnotes.xml><?xml version="1.0" encoding="utf-8"?>
-<w:endnotes xmlns:wpc="http://schemas.microsoft.com/office/word/2010/wordprocessingCanvas" xmlns:cx="http://schemas.microsoft.com/office/drawing/2014/chartex" xmlns:cx1="http://schemas.microsoft.com/office/drawing/2015/9/8/chartex" xmlns:mc="http://schemas.openxmlformats.org/markup-compatibility/2006" xmlns:o="urn:schemas-microsoft-com:office:office" xmlns:r="http://schemas.openxmlformats.org/officeDocument/2006/relationships" xmlns:m="http://schemas.openxmlformats.org/officeDocument/2006/math" xmlns:v="urn:schemas-microsoft-com:vml" xmlns:wp14="http://schemas.microsoft.com/office/word/2010/wordprocessingDrawing" xmlns:wp="http://schemas.openxmlformats.org/drawingml/2006/wordprocessingDrawing" xmlns:w10="urn:schemas-microsoft-com:office:word" xmlns:w="http://schemas.openxmlformats.org/wordprocessingml/2006/main" xmlns:w14="http://schemas.microsoft.com/office/word/2010/wordml" xmlns:w15="http://schemas.microsoft.com/office/word/2012/wordml" xmlns:w16se="http://schemas.microsoft.com/office/word/2015/wordml/symex" xmlns:wpg="http://schemas.microsoft.com/office/word/2010/wordprocessingGroup" xmlns:wpi="http://schemas.microsoft.com/office/word/2010/wordprocessingInk" xmlns:wne="http://schemas.microsoft.com/office/word/2006/wordml" xmlns:wps="http://schemas.microsoft.com/office/word/2010/wordprocessingShape" mc:Ignorable="w14 w15 w16se wp14">
+<w:endnotes xmlns:wpc="http://schemas.microsoft.com/office/word/2010/wordprocessingCanvas" xmlns:cx="http://schemas.microsoft.com/office/drawing/2014/chartex" xmlns:cx1="http://schemas.microsoft.com/office/drawing/2015/9/8/chartex" xmlns:cx2="http://schemas.microsoft.com/office/drawing/2015/10/21/chartex" xmlns:cx3="http://schemas.microsoft.com/office/drawing/2016/5/9/chartex" xmlns:cx4="http://schemas.microsoft.com/office/drawing/2016/5/10/chartex" xmlns:cx5="http://schemas.microsoft.com/office/drawing/2016/5/11/chartex" xmlns:cx6="http://schemas.microsoft.com/office/drawing/2016/5/12/chartex" xmlns:cx7="http://schemas.microsoft.com/office/drawing/2016/5/13/chartex" xmlns:cx8="http://schemas.microsoft.com/office/drawing/2016/5/14/chartex" xmlns:mc="http://schemas.openxmlformats.org/markup-compatibility/2006" xmlns:aink="http://schemas.microsoft.com/office/drawing/2016/ink" xmlns:am3d="http://schemas.microsoft.com/office/drawing/2017/model3d" xmlns:o="urn:schemas-microsoft-com:office:office" xmlns:oel="http://schemas.microsoft.com/office/2019/extlst" xmlns:r="http://schemas.openxmlformats.org/officeDocument/2006/relationships" xmlns:m="http://schemas.openxmlformats.org/officeDocument/2006/math" xmlns:v="urn:schemas-microsoft-com:vml" xmlns:wp14="http://schemas.microsoft.com/office/word/2010/wordprocessingDrawing" xmlns:wp="http://schemas.openxmlformats.org/drawingml/2006/wordprocessingDrawing" xmlns:w10="urn:schemas-microsoft-com:office:word" xmlns:w="http://schemas.openxmlformats.org/wordprocessingml/2006/main" xmlns:w14="http://schemas.microsoft.com/office/word/2010/wordml" xmlns:w15="http://schemas.microsoft.com/office/word/2012/wordml" xmlns:w16cex="http://schemas.microsoft.com/office/word/2018/wordml/cex" xmlns:w16cid="http://schemas.microsoft.com/office/word/2016/wordml/cid" xmlns:w16="http://schemas.microsoft.com/office/word/2018/wordml" xmlns:w16du="http://schemas.microsoft.com/office/word/2023/wordml/word16du" xmlns:w16sdtdh="http://schemas.microsoft.com/office/word/2020/wordml/sdtdatahash" xmlns:w16sdtfl="http://schemas.microsoft.com/office/word/2024/wordml/sdtformatlock" xmlns:w16se="http://schemas.microsoft.com/office/word/2015/wordml/symex" xmlns:wpg="http://schemas.microsoft.com/office/word/2010/wordprocessingGroup" xmlns:wpi="http://schemas.microsoft.com/office/word/2010/wordprocessingInk" xmlns:wne="http://schemas.microsoft.com/office/word/2006/wordml" xmlns:wps="http://schemas.microsoft.com/office/word/2010/wordprocessingShape" mc:Ignorable="w14 w15 w16se w16cid w16 w16cex w16sdtdh w16sdtfl w16du wp14">
   <w:endnote w:type="separator" w:id="-1">
     <w:p>
       <w:pPr>
@@ -11291,7 +9130,7 @@
 </file>
 
 <file path=word/footer1.xml><?xml version="1.0" encoding="utf-8"?>
-<w:ftr xmlns:wpc="http://schemas.microsoft.com/office/word/2010/wordprocessingCanvas" xmlns:cx="http://schemas.microsoft.com/office/drawing/2014/chartex" xmlns:cx1="http://schemas.microsoft.com/office/drawing/2015/9/8/chartex" xmlns:mc="http://schemas.openxmlformats.org/markup-compatibility/2006" xmlns:o="urn:schemas-microsoft-com:office:office" xmlns:r="http://schemas.openxmlformats.org/officeDocument/2006/relationships" xmlns:m="http://schemas.openxmlformats.org/officeDocument/2006/math" xmlns:v="urn:schemas-microsoft-com:vml" xmlns:wp14="http://schemas.microsoft.com/office/word/2010/wordprocessingDrawing" xmlns:wp="http://schemas.openxmlformats.org/drawingml/2006/wordprocessingDrawing" xmlns:w10="urn:schemas-microsoft-com:office:word" xmlns:w="http://schemas.openxmlformats.org/wordprocessingml/2006/main" xmlns:w14="http://schemas.microsoft.com/office/word/2010/wordml" xmlns:w15="http://schemas.microsoft.com/office/word/2012/wordml" xmlns:w16se="http://schemas.microsoft.com/office/word/2015/wordml/symex" xmlns:wpg="http://schemas.microsoft.com/office/word/2010/wordprocessingGroup" xmlns:wpi="http://schemas.microsoft.com/office/word/2010/wordprocessingInk" xmlns:wne="http://schemas.microsoft.com/office/word/2006/wordml" xmlns:wps="http://schemas.microsoft.com/office/word/2010/wordprocessingShape" mc:Ignorable="w14 w15 w16se wp14">
+<w:ftr xmlns:wpc="http://schemas.microsoft.com/office/word/2010/wordprocessingCanvas" xmlns:cx="http://schemas.microsoft.com/office/drawing/2014/chartex" xmlns:cx1="http://schemas.microsoft.com/office/drawing/2015/9/8/chartex" xmlns:cx2="http://schemas.microsoft.com/office/drawing/2015/10/21/chartex" xmlns:cx3="http://schemas.microsoft.com/office/drawing/2016/5/9/chartex" xmlns:cx4="http://schemas.microsoft.com/office/drawing/2016/5/10/chartex" xmlns:cx5="http://schemas.microsoft.com/office/drawing/2016/5/11/chartex" xmlns:cx6="http://schemas.microsoft.com/office/drawing/2016/5/12/chartex" xmlns:cx7="http://schemas.microsoft.com/office/drawing/2016/5/13/chartex" xmlns:cx8="http://schemas.microsoft.com/office/drawing/2016/5/14/chartex" xmlns:mc="http://schemas.openxmlformats.org/markup-compatibility/2006" xmlns:aink="http://schemas.microsoft.com/office/drawing/2016/ink" xmlns:am3d="http://schemas.microsoft.com/office/drawing/2017/model3d" xmlns:o="urn:schemas-microsoft-com:office:office" xmlns:oel="http://schemas.microsoft.com/office/2019/extlst" xmlns:r="http://schemas.openxmlformats.org/officeDocument/2006/relationships" xmlns:m="http://schemas.openxmlformats.org/officeDocument/2006/math" xmlns:v="urn:schemas-microsoft-com:vml" xmlns:wp14="http://schemas.microsoft.com/office/word/2010/wordprocessingDrawing" xmlns:wp="http://schemas.openxmlformats.org/drawingml/2006/wordprocessingDrawing" xmlns:w10="urn:schemas-microsoft-com:office:word" xmlns:w="http://schemas.openxmlformats.org/wordprocessingml/2006/main" xmlns:w14="http://schemas.microsoft.com/office/word/2010/wordml" xmlns:w15="http://schemas.microsoft.com/office/word/2012/wordml" xmlns:w16cex="http://schemas.microsoft.com/office/word/2018/wordml/cex" xmlns:w16cid="http://schemas.microsoft.com/office/word/2016/wordml/cid" xmlns:w16="http://schemas.microsoft.com/office/word/2018/wordml" xmlns:w16du="http://schemas.microsoft.com/office/word/2023/wordml/word16du" xmlns:w16sdtdh="http://schemas.microsoft.com/office/word/2020/wordml/sdtdatahash" xmlns:w16sdtfl="http://schemas.microsoft.com/office/word/2024/wordml/sdtformatlock" xmlns:w16se="http://schemas.microsoft.com/office/word/2015/wordml/symex" xmlns:wpg="http://schemas.microsoft.com/office/word/2010/wordprocessingGroup" xmlns:wpi="http://schemas.microsoft.com/office/word/2010/wordprocessingInk" xmlns:wne="http://schemas.microsoft.com/office/word/2006/wordml" xmlns:wps="http://schemas.microsoft.com/office/word/2010/wordprocessingShape" mc:Ignorable="w14 w15 w16se w16cid w16 w16cex w16sdtdh w16sdtfl w16du wp14">
   <w:p>
     <w:pPr>
       <w:pBdr>
@@ -11473,7 +9312,7 @@
 </file>
 
 <file path=word/footer2.xml><?xml version="1.0" encoding="utf-8"?>
-<w:ftr xmlns:wpc="http://schemas.microsoft.com/office/word/2010/wordprocessingCanvas" xmlns:cx="http://schemas.microsoft.com/office/drawing/2014/chartex" xmlns:cx1="http://schemas.microsoft.com/office/drawing/2015/9/8/chartex" xmlns:mc="http://schemas.openxmlformats.org/markup-compatibility/2006" xmlns:o="urn:schemas-microsoft-com:office:office" xmlns:r="http://schemas.openxmlformats.org/officeDocument/2006/relationships" xmlns:m="http://schemas.openxmlformats.org/officeDocument/2006/math" xmlns:v="urn:schemas-microsoft-com:vml" xmlns:wp14="http://schemas.microsoft.com/office/word/2010/wordprocessingDrawing" xmlns:wp="http://schemas.openxmlformats.org/drawingml/2006/wordprocessingDrawing" xmlns:w10="urn:schemas-microsoft-com:office:word" xmlns:w="http://schemas.openxmlformats.org/wordprocessingml/2006/main" xmlns:w14="http://schemas.microsoft.com/office/word/2010/wordml" xmlns:w15="http://schemas.microsoft.com/office/word/2012/wordml" xmlns:w16se="http://schemas.microsoft.com/office/word/2015/wordml/symex" xmlns:wpg="http://schemas.microsoft.com/office/word/2010/wordprocessingGroup" xmlns:wpi="http://schemas.microsoft.com/office/word/2010/wordprocessingInk" xmlns:wne="http://schemas.microsoft.com/office/word/2006/wordml" xmlns:wps="http://schemas.microsoft.com/office/word/2010/wordprocessingShape" mc:Ignorable="w14 w15 w16se wp14">
+<w:ftr xmlns:wpc="http://schemas.microsoft.com/office/word/2010/wordprocessingCanvas" xmlns:cx="http://schemas.microsoft.com/office/drawing/2014/chartex" xmlns:cx1="http://schemas.microsoft.com/office/drawing/2015/9/8/chartex" xmlns:cx2="http://schemas.microsoft.com/office/drawing/2015/10/21/chartex" xmlns:cx3="http://schemas.microsoft.com/office/drawing/2016/5/9/chartex" xmlns:cx4="http://schemas.microsoft.com/office/drawing/2016/5/10/chartex" xmlns:cx5="http://schemas.microsoft.com/office/drawing/2016/5/11/chartex" xmlns:cx6="http://schemas.microsoft.com/office/drawing/2016/5/12/chartex" xmlns:cx7="http://schemas.microsoft.com/office/drawing/2016/5/13/chartex" xmlns:cx8="http://schemas.microsoft.com/office/drawing/2016/5/14/chartex" xmlns:mc="http://schemas.openxmlformats.org/markup-compatibility/2006" xmlns:aink="http://schemas.microsoft.com/office/drawing/2016/ink" xmlns:am3d="http://schemas.microsoft.com/office/drawing/2017/model3d" xmlns:o="urn:schemas-microsoft-com:office:office" xmlns:oel="http://schemas.microsoft.com/office/2019/extlst" xmlns:r="http://schemas.openxmlformats.org/officeDocument/2006/relationships" xmlns:m="http://schemas.openxmlformats.org/officeDocument/2006/math" xmlns:v="urn:schemas-microsoft-com:vml" xmlns:wp14="http://schemas.microsoft.com/office/word/2010/wordprocessingDrawing" xmlns:wp="http://schemas.openxmlformats.org/drawingml/2006/wordprocessingDrawing" xmlns:w10="urn:schemas-microsoft-com:office:word" xmlns:w="http://schemas.openxmlformats.org/wordprocessingml/2006/main" xmlns:w14="http://schemas.microsoft.com/office/word/2010/wordml" xmlns:w15="http://schemas.microsoft.com/office/word/2012/wordml" xmlns:w16cex="http://schemas.microsoft.com/office/word/2018/wordml/cex" xmlns:w16cid="http://schemas.microsoft.com/office/word/2016/wordml/cid" xmlns:w16="http://schemas.microsoft.com/office/word/2018/wordml" xmlns:w16du="http://schemas.microsoft.com/office/word/2023/wordml/word16du" xmlns:w16sdtdh="http://schemas.microsoft.com/office/word/2020/wordml/sdtdatahash" xmlns:w16sdtfl="http://schemas.microsoft.com/office/word/2024/wordml/sdtformatlock" xmlns:w16se="http://schemas.microsoft.com/office/word/2015/wordml/symex" xmlns:wpg="http://schemas.microsoft.com/office/word/2010/wordprocessingGroup" xmlns:wpi="http://schemas.microsoft.com/office/word/2010/wordprocessingInk" xmlns:wne="http://schemas.microsoft.com/office/word/2006/wordml" xmlns:wps="http://schemas.microsoft.com/office/word/2010/wordprocessingShape" mc:Ignorable="w14 w15 w16se w16cid w16 w16cex w16sdtdh w16sdtfl w16du wp14">
   <w:p>
     <w:pPr>
       <w:pBdr>
@@ -11676,7 +9515,7 @@
 </file>
 
 <file path=word/footnotes.xml><?xml version="1.0" encoding="utf-8"?>
-<w:footnotes xmlns:wpc="http://schemas.microsoft.com/office/word/2010/wordprocessingCanvas" xmlns:cx="http://schemas.microsoft.com/office/drawing/2014/chartex" xmlns:cx1="http://schemas.microsoft.com/office/drawing/2015/9/8/chartex" xmlns:mc="http://schemas.openxmlformats.org/markup-compatibility/2006" xmlns:o="urn:schemas-microsoft-com:office:office" xmlns:r="http://schemas.openxmlformats.org/officeDocument/2006/relationships" xmlns:m="http://schemas.openxmlformats.org/officeDocument/2006/math" xmlns:v="urn:schemas-microsoft-com:vml" xmlns:wp14="http://schemas.microsoft.com/office/word/2010/wordprocessingDrawing" xmlns:wp="http://schemas.openxmlformats.org/drawingml/2006/wordprocessingDrawing" xmlns:w10="urn:schemas-microsoft-com:office:word" xmlns:w="http://schemas.openxmlformats.org/wordprocessingml/2006/main" xmlns:w14="http://schemas.microsoft.com/office/word/2010/wordml" xmlns:w15="http://schemas.microsoft.com/office/word/2012/wordml" xmlns:w16se="http://schemas.microsoft.com/office/word/2015/wordml/symex" xmlns:wpg="http://schemas.microsoft.com/office/word/2010/wordprocessingGroup" xmlns:wpi="http://schemas.microsoft.com/office/word/2010/wordprocessingInk" xmlns:wne="http://schemas.microsoft.com/office/word/2006/wordml" xmlns:wps="http://schemas.microsoft.com/office/word/2010/wordprocessingShape" mc:Ignorable="w14 w15 w16se wp14">
+<w:footnotes xmlns:wpc="http://schemas.microsoft.com/office/word/2010/wordprocessingCanvas" xmlns:cx="http://schemas.microsoft.com/office/drawing/2014/chartex" xmlns:cx1="http://schemas.microsoft.com/office/drawing/2015/9/8/chartex" xmlns:cx2="http://schemas.microsoft.com/office/drawing/2015/10/21/chartex" xmlns:cx3="http://schemas.microsoft.com/office/drawing/2016/5/9/chartex" xmlns:cx4="http://schemas.microsoft.com/office/drawing/2016/5/10/chartex" xmlns:cx5="http://schemas.microsoft.com/office/drawing/2016/5/11/chartex" xmlns:cx6="http://schemas.microsoft.com/office/drawing/2016/5/12/chartex" xmlns:cx7="http://schemas.microsoft.com/office/drawing/2016/5/13/chartex" xmlns:cx8="http://schemas.microsoft.com/office/drawing/2016/5/14/chartex" xmlns:mc="http://schemas.openxmlformats.org/markup-compatibility/2006" xmlns:aink="http://schemas.microsoft.com/office/drawing/2016/ink" xmlns:am3d="http://schemas.microsoft.com/office/drawing/2017/model3d" xmlns:o="urn:schemas-microsoft-com:office:office" xmlns:oel="http://schemas.microsoft.com/office/2019/extlst" xmlns:r="http://schemas.openxmlformats.org/officeDocument/2006/relationships" xmlns:m="http://schemas.openxmlformats.org/officeDocument/2006/math" xmlns:v="urn:schemas-microsoft-com:vml" xmlns:wp14="http://schemas.microsoft.com/office/word/2010/wordprocessingDrawing" xmlns:wp="http://schemas.openxmlformats.org/drawingml/2006/wordprocessingDrawing" xmlns:w10="urn:schemas-microsoft-com:office:word" xmlns:w="http://schemas.openxmlformats.org/wordprocessingml/2006/main" xmlns:w14="http://schemas.microsoft.com/office/word/2010/wordml" xmlns:w15="http://schemas.microsoft.com/office/word/2012/wordml" xmlns:w16cex="http://schemas.microsoft.com/office/word/2018/wordml/cex" xmlns:w16cid="http://schemas.microsoft.com/office/word/2016/wordml/cid" xmlns:w16="http://schemas.microsoft.com/office/word/2018/wordml" xmlns:w16du="http://schemas.microsoft.com/office/word/2023/wordml/word16du" xmlns:w16sdtdh="http://schemas.microsoft.com/office/word/2020/wordml/sdtdatahash" xmlns:w16sdtfl="http://schemas.microsoft.com/office/word/2024/wordml/sdtformatlock" xmlns:w16se="http://schemas.microsoft.com/office/word/2015/wordml/symex" xmlns:wpg="http://schemas.microsoft.com/office/word/2010/wordprocessingGroup" xmlns:wpi="http://schemas.microsoft.com/office/word/2010/wordprocessingInk" xmlns:wne="http://schemas.microsoft.com/office/word/2006/wordml" xmlns:wps="http://schemas.microsoft.com/office/word/2010/wordprocessingShape" mc:Ignorable="w14 w15 w16se w16cid w16 w16cex w16sdtdh w16sdtfl w16du wp14">
   <w:footnote w:type="separator" w:id="-1">
     <w:p>
       <w:pPr>
@@ -11701,7 +9540,7 @@
 </file>
 
 <file path=word/header1.xml><?xml version="1.0" encoding="utf-8"?>
-<w:hdr xmlns:wpc="http://schemas.microsoft.com/office/word/2010/wordprocessingCanvas" xmlns:cx="http://schemas.microsoft.com/office/drawing/2014/chartex" xmlns:cx1="http://schemas.microsoft.com/office/drawing/2015/9/8/chartex" xmlns:mc="http://schemas.openxmlformats.org/markup-compatibility/2006" xmlns:o="urn:schemas-microsoft-com:office:office" xmlns:r="http://schemas.openxmlformats.org/officeDocument/2006/relationships" xmlns:m="http://schemas.openxmlformats.org/officeDocument/2006/math" xmlns:v="urn:schemas-microsoft-com:vml" xmlns:wp14="http://schemas.microsoft.com/office/word/2010/wordprocessingDrawing" xmlns:wp="http://schemas.openxmlformats.org/drawingml/2006/wordprocessingDrawing" xmlns:w10="urn:schemas-microsoft-com:office:word" xmlns:w="http://schemas.openxmlformats.org/wordprocessingml/2006/main" xmlns:w14="http://schemas.microsoft.com/office/word/2010/wordml" xmlns:w15="http://schemas.microsoft.com/office/word/2012/wordml" xmlns:w16se="http://schemas.microsoft.com/office/word/2015/wordml/symex" xmlns:wpg="http://schemas.microsoft.com/office/word/2010/wordprocessingGroup" xmlns:wpi="http://schemas.microsoft.com/office/word/2010/wordprocessingInk" xmlns:wne="http://schemas.microsoft.com/office/word/2006/wordml" xmlns:wps="http://schemas.microsoft.com/office/word/2010/wordprocessingShape" mc:Ignorable="w14 w15 w16se wp14">
+<w:hdr xmlns:wpc="http://schemas.microsoft.com/office/word/2010/wordprocessingCanvas" xmlns:cx="http://schemas.microsoft.com/office/drawing/2014/chartex" xmlns:cx1="http://schemas.microsoft.com/office/drawing/2015/9/8/chartex" xmlns:cx2="http://schemas.microsoft.com/office/drawing/2015/10/21/chartex" xmlns:cx3="http://schemas.microsoft.com/office/drawing/2016/5/9/chartex" xmlns:cx4="http://schemas.microsoft.com/office/drawing/2016/5/10/chartex" xmlns:cx5="http://schemas.microsoft.com/office/drawing/2016/5/11/chartex" xmlns:cx6="http://schemas.microsoft.com/office/drawing/2016/5/12/chartex" xmlns:cx7="http://schemas.microsoft.com/office/drawing/2016/5/13/chartex" xmlns:cx8="http://schemas.microsoft.com/office/drawing/2016/5/14/chartex" xmlns:mc="http://schemas.openxmlformats.org/markup-compatibility/2006" xmlns:aink="http://schemas.microsoft.com/office/drawing/2016/ink" xmlns:am3d="http://schemas.microsoft.com/office/drawing/2017/model3d" xmlns:o="urn:schemas-microsoft-com:office:office" xmlns:oel="http://schemas.microsoft.com/office/2019/extlst" xmlns:r="http://schemas.openxmlformats.org/officeDocument/2006/relationships" xmlns:m="http://schemas.openxmlformats.org/officeDocument/2006/math" xmlns:v="urn:schemas-microsoft-com:vml" xmlns:wp14="http://schemas.microsoft.com/office/word/2010/wordprocessingDrawing" xmlns:wp="http://schemas.openxmlformats.org/drawingml/2006/wordprocessingDrawing" xmlns:w10="urn:schemas-microsoft-com:office:word" xmlns:w="http://schemas.openxmlformats.org/wordprocessingml/2006/main" xmlns:w14="http://schemas.microsoft.com/office/word/2010/wordml" xmlns:w15="http://schemas.microsoft.com/office/word/2012/wordml" xmlns:w16cex="http://schemas.microsoft.com/office/word/2018/wordml/cex" xmlns:w16cid="http://schemas.microsoft.com/office/word/2016/wordml/cid" xmlns:w16="http://schemas.microsoft.com/office/word/2018/wordml" xmlns:w16du="http://schemas.microsoft.com/office/word/2023/wordml/word16du" xmlns:w16sdtdh="http://schemas.microsoft.com/office/word/2020/wordml/sdtdatahash" xmlns:w16sdtfl="http://schemas.microsoft.com/office/word/2024/wordml/sdtformatlock" xmlns:w16se="http://schemas.microsoft.com/office/word/2015/wordml/symex" xmlns:wpg="http://schemas.microsoft.com/office/word/2010/wordprocessingGroup" xmlns:wpi="http://schemas.microsoft.com/office/word/2010/wordprocessingInk" xmlns:wne="http://schemas.microsoft.com/office/word/2006/wordml" xmlns:wps="http://schemas.microsoft.com/office/word/2010/wordprocessingShape" mc:Ignorable="w14 w15 w16se w16cid w16 w16cex w16sdtdh w16sdtfl w16du wp14">
   <w:p>
     <w:pPr>
       <w:pStyle w:val="Header"/>
@@ -11714,7 +9553,7 @@
 </file>
 
 <file path=word/header2.xml><?xml version="1.0" encoding="utf-8"?>
-<w:hdr xmlns:wpc="http://schemas.microsoft.com/office/word/2010/wordprocessingCanvas" xmlns:cx="http://schemas.microsoft.com/office/drawing/2014/chartex" xmlns:cx1="http://schemas.microsoft.com/office/drawing/2015/9/8/chartex" xmlns:mc="http://schemas.openxmlformats.org/markup-compatibility/2006" xmlns:o="urn:schemas-microsoft-com:office:office" xmlns:r="http://schemas.openxmlformats.org/officeDocument/2006/relationships" xmlns:m="http://schemas.openxmlformats.org/officeDocument/2006/math" xmlns:v="urn:schemas-microsoft-com:vml" xmlns:wp14="http://schemas.microsoft.com/office/word/2010/wordprocessingDrawing" xmlns:wp="http://schemas.openxmlformats.org/drawingml/2006/wordprocessingDrawing" xmlns:w10="urn:schemas-microsoft-com:office:word" xmlns:w="http://schemas.openxmlformats.org/wordprocessingml/2006/main" xmlns:w14="http://schemas.microsoft.com/office/word/2010/wordml" xmlns:w15="http://schemas.microsoft.com/office/word/2012/wordml" xmlns:w16se="http://schemas.microsoft.com/office/word/2015/wordml/symex" xmlns:wpg="http://schemas.microsoft.com/office/word/2010/wordprocessingGroup" xmlns:wpi="http://schemas.microsoft.com/office/word/2010/wordprocessingInk" xmlns:wne="http://schemas.microsoft.com/office/word/2006/wordml" xmlns:wps="http://schemas.microsoft.com/office/word/2010/wordprocessingShape" mc:Ignorable="w14 w15 w16se wp14">
+<w:hdr xmlns:wpc="http://schemas.microsoft.com/office/word/2010/wordprocessingCanvas" xmlns:cx="http://schemas.microsoft.com/office/drawing/2014/chartex" xmlns:cx1="http://schemas.microsoft.com/office/drawing/2015/9/8/chartex" xmlns:cx2="http://schemas.microsoft.com/office/drawing/2015/10/21/chartex" xmlns:cx3="http://schemas.microsoft.com/office/drawing/2016/5/9/chartex" xmlns:cx4="http://schemas.microsoft.com/office/drawing/2016/5/10/chartex" xmlns:cx5="http://schemas.microsoft.com/office/drawing/2016/5/11/chartex" xmlns:cx6="http://schemas.microsoft.com/office/drawing/2016/5/12/chartex" xmlns:cx7="http://schemas.microsoft.com/office/drawing/2016/5/13/chartex" xmlns:cx8="http://schemas.microsoft.com/office/drawing/2016/5/14/chartex" xmlns:mc="http://schemas.openxmlformats.org/markup-compatibility/2006" xmlns:aink="http://schemas.microsoft.com/office/drawing/2016/ink" xmlns:am3d="http://schemas.microsoft.com/office/drawing/2017/model3d" xmlns:o="urn:schemas-microsoft-com:office:office" xmlns:oel="http://schemas.microsoft.com/office/2019/extlst" xmlns:r="http://schemas.openxmlformats.org/officeDocument/2006/relationships" xmlns:m="http://schemas.openxmlformats.org/officeDocument/2006/math" xmlns:v="urn:schemas-microsoft-com:vml" xmlns:wp14="http://schemas.microsoft.com/office/word/2010/wordprocessingDrawing" xmlns:wp="http://schemas.openxmlformats.org/drawingml/2006/wordprocessingDrawing" xmlns:w10="urn:schemas-microsoft-com:office:word" xmlns:w="http://schemas.openxmlformats.org/wordprocessingml/2006/main" xmlns:w14="http://schemas.microsoft.com/office/word/2010/wordml" xmlns:w15="http://schemas.microsoft.com/office/word/2012/wordml" xmlns:w16cex="http://schemas.microsoft.com/office/word/2018/wordml/cex" xmlns:w16cid="http://schemas.microsoft.com/office/word/2016/wordml/cid" xmlns:w16="http://schemas.microsoft.com/office/word/2018/wordml" xmlns:w16du="http://schemas.microsoft.com/office/word/2023/wordml/word16du" xmlns:w16sdtdh="http://schemas.microsoft.com/office/word/2020/wordml/sdtdatahash" xmlns:w16sdtfl="http://schemas.microsoft.com/office/word/2024/wordml/sdtformatlock" xmlns:w16se="http://schemas.microsoft.com/office/word/2015/wordml/symex" xmlns:wpg="http://schemas.microsoft.com/office/word/2010/wordprocessingGroup" xmlns:wpi="http://schemas.microsoft.com/office/word/2010/wordprocessingInk" xmlns:wne="http://schemas.microsoft.com/office/word/2006/wordml" xmlns:wps="http://schemas.microsoft.com/office/word/2010/wordprocessingShape" mc:Ignorable="w14 w15 w16se w16cid w16 w16cex w16sdtdh w16sdtfl w16du wp14">
   <w:p>
     <w:pPr>
       <w:pStyle w:val="Header"/>
@@ -11727,7 +9566,7 @@
 </file>
 
 <file path=word/styles.xml><?xml version="1.0" encoding="utf-8"?>
-<w:styles xmlns:mc="http://schemas.openxmlformats.org/markup-compatibility/2006" xmlns:r="http://schemas.openxmlformats.org/officeDocument/2006/relationships" xmlns:w="http://schemas.openxmlformats.org/wordprocessingml/2006/main" xmlns:w14="http://schemas.microsoft.com/office/word/2010/wordml" xmlns:w15="http://schemas.microsoft.com/office/word/2012/wordml" xmlns:w16se="http://schemas.microsoft.com/office/word/2015/wordml/symex" mc:Ignorable="w14 w15 w16se">
+<w:styles xmlns:mc="http://schemas.openxmlformats.org/markup-compatibility/2006" xmlns:r="http://schemas.openxmlformats.org/officeDocument/2006/relationships" xmlns:w="http://schemas.openxmlformats.org/wordprocessingml/2006/main" xmlns:w14="http://schemas.microsoft.com/office/word/2010/wordml" xmlns:w15="http://schemas.microsoft.com/office/word/2012/wordml" xmlns:w16cex="http://schemas.microsoft.com/office/word/2018/wordml/cex" xmlns:w16cid="http://schemas.microsoft.com/office/word/2016/wordml/cid" xmlns:w16="http://schemas.microsoft.com/office/word/2018/wordml" xmlns:w16du="http://schemas.microsoft.com/office/word/2023/wordml/word16du" xmlns:w16sdtdh="http://schemas.microsoft.com/office/word/2020/wordml/sdtdatahash" xmlns:w16sdtfl="http://schemas.microsoft.com/office/word/2024/wordml/sdtformatlock" xmlns:w16se="http://schemas.microsoft.com/office/word/2015/wordml/symex" mc:Ignorable="w14 w15 w16se w16cid w16 w16cex w16sdtdh w16sdtfl w16du">
   <w:docDefaults>
     <w:rPrDefault>
       <w:rPr>
@@ -11737,7 +9576,7 @@
     </w:rPrDefault>
     <w:pPrDefault/>
   </w:docDefaults>
-  <w:latentStyles w:defLockedState="0" w:defUIPriority="99" w:defSemiHidden="0" w:defUnhideWhenUsed="0" w:defQFormat="0" w:count="371">
+  <w:latentStyles w:defLockedState="0" w:defUIPriority="99" w:defSemiHidden="0" w:defUnhideWhenUsed="0" w:defQFormat="0" w:count="376">
     <w:lsdException w:name="Normal" w:uiPriority="0" w:qFormat="1"/>
     <w:lsdException w:name="heading 1" w:uiPriority="9" w:qFormat="1"/>
     <w:lsdException w:name="heading 2" w:semiHidden="1" w:uiPriority="9" w:unhideWhenUsed="1" w:qFormat="1"/>
@@ -12109,6 +9948,11 @@
     <w:lsdException w:name="List Table 5 Dark Accent 6" w:uiPriority="50"/>
     <w:lsdException w:name="List Table 6 Colorful Accent 6" w:uiPriority="51"/>
     <w:lsdException w:name="List Table 7 Colorful Accent 6" w:uiPriority="52"/>
+    <w:lsdException w:name="Mention" w:semiHidden="1" w:unhideWhenUsed="1"/>
+    <w:lsdException w:name="Smart Hyperlink" w:semiHidden="1" w:unhideWhenUsed="1"/>
+    <w:lsdException w:name="Hashtag" w:semiHidden="1" w:unhideWhenUsed="1"/>
+    <w:lsdException w:name="Unresolved Mention" w:semiHidden="1" w:unhideWhenUsed="1"/>
+    <w:lsdException w:name="Smart Link" w:semiHidden="1" w:unhideWhenUsed="1"/>
   </w:latentStyles>
   <w:style w:type="paragraph" w:default="1" w:styleId="Normal">
     <w:name w:val="Normal"/>
